--- a/IPE2/IPE2 - Primera evaluacion.docx
+++ b/IPE2/IPE2 - Primera evaluacion.docx
@@ -2,66 +2,1305 @@
 <file path=word/document.xml><?xml version="1.0" encoding="utf-8"?>
 <w:document xmlns:wpc="http://schemas.microsoft.com/office/word/2010/wordprocessingCanvas" xmlns:cx="http://schemas.microsoft.com/office/drawing/2014/chartex" xmlns:cx1="http://schemas.microsoft.com/office/drawing/2015/9/8/chartex" xmlns:cx2="http://schemas.microsoft.com/office/drawing/2015/10/21/chartex" xmlns:cx3="http://schemas.microsoft.com/office/drawing/2016/5/9/chartex" xmlns:cx4="http://schemas.microsoft.com/office/drawing/2016/5/10/chartex" xmlns:cx5="http://schemas.microsoft.com/office/drawing/2016/5/11/chartex" xmlns:cx6="http://schemas.microsoft.com/office/drawing/2016/5/12/chartex" xmlns:cx7="http://schemas.microsoft.com/office/drawing/2016/5/13/chartex" xmlns:cx8="http://schemas.microsoft.com/office/drawing/2016/5/14/chartex" xmlns:mc="http://schemas.openxmlformats.org/markup-compatibility/2006" xmlns:aink="http://schemas.microsoft.com/office/drawing/2016/ink" xmlns:am3d="http://schemas.microsoft.com/office/drawing/2017/model3d" xmlns:o="urn:schemas-microsoft-com:office:office" xmlns:oel="http://schemas.microsoft.com/office/2019/extlst" xmlns:r="http://schemas.openxmlformats.org/officeDocument/2006/relationships" xmlns:m="http://schemas.openxmlformats.org/officeDocument/2006/math" xmlns:v="urn:schemas-microsoft-com:vml" xmlns:wp14="http://schemas.microsoft.com/office/word/2010/wordprocessingDrawing" xmlns:wp="http://schemas.openxmlformats.org/drawingml/2006/wordprocessingDrawing" xmlns:w10="urn:schemas-microsoft-com:office:word" xmlns:w="http://schemas.openxmlformats.org/wordprocessingml/2006/main" xmlns:w14="http://schemas.microsoft.com/office/word/2010/wordml" xmlns:w15="http://schemas.microsoft.com/office/word/2012/wordml" xmlns:w16cex="http://schemas.microsoft.com/office/word/2018/wordml/cex" xmlns:w16cid="http://schemas.microsoft.com/office/word/2016/wordml/cid" xmlns:w16="http://schemas.microsoft.com/office/word/2018/wordml" xmlns:w16du="http://schemas.microsoft.com/office/word/2023/wordml/word16du" xmlns:w16sdtdh="http://schemas.microsoft.com/office/word/2020/wordml/sdtdatahash" xmlns:w16sdtfl="http://schemas.microsoft.com/office/word/2024/wordml/sdtformatlock" xmlns:w16se="http://schemas.microsoft.com/office/word/2015/wordml/symex" xmlns:wpg="http://schemas.microsoft.com/office/word/2010/wordprocessingGroup" xmlns:wpi="http://schemas.microsoft.com/office/word/2010/wordprocessingInk" xmlns:wne="http://schemas.microsoft.com/office/word/2006/wordml" xmlns:wps="http://schemas.microsoft.com/office/word/2010/wordprocessingShape" mc:Ignorable="w14 w15 w16se w16cid w16 w16cex w16sdtdh w16sdtfl w16du wp14">
   <w:body>
-    <w:p>
-      <w:pPr>
+    <w:sdt>
+      <w:sdtPr>
+        <w:id w:val="678707114"/>
+        <w:docPartObj>
+          <w:docPartGallery w:val="Cover Pages"/>
+          <w:docPartUnique/>
+        </w:docPartObj>
+      </w:sdtPr>
+      <w:sdtEndPr>
         <w:rPr>
           <w:rFonts w:ascii="Aptos" w:hAnsi="Aptos"/>
           <w:b/>
           <w:bCs/>
         </w:rPr>
-      </w:pPr>
-      <w:r>
+      </w:sdtEndPr>
+      <w:sdtContent>
+        <w:p>
+          <w:r>
+            <w:rPr>
+              <w:noProof/>
+            </w:rPr>
+            <mc:AlternateContent>
+              <mc:Choice Requires="wpg">
+                <w:drawing>
+                  <wp:anchor distT="0" distB="0" distL="114300" distR="114300" simplePos="0" relativeHeight="251659264" behindDoc="1" locked="0" layoutInCell="1" allowOverlap="1" wp14:anchorId="28E615CD" wp14:editId="1DDF2CDF">
+                    <wp:simplePos x="0" y="0"/>
+                    <wp:positionH relativeFrom="page">
+                      <wp:align>center</wp:align>
+                    </wp:positionH>
+                    <wp:positionV relativeFrom="page">
+                      <wp:align>center</wp:align>
+                    </wp:positionV>
+                    <wp:extent cx="6864824" cy="9123528"/>
+                    <wp:effectExtent l="0" t="0" r="2540" b="635"/>
+                    <wp:wrapNone/>
+                    <wp:docPr id="193" name="Grupo 198"/>
+                    <wp:cNvGraphicFramePr/>
+                    <a:graphic xmlns:a="http://schemas.openxmlformats.org/drawingml/2006/main">
+                      <a:graphicData uri="http://schemas.microsoft.com/office/word/2010/wordprocessingGroup">
+                        <wpg:wgp>
+                          <wpg:cNvGrpSpPr/>
+                          <wpg:grpSpPr>
+                            <a:xfrm>
+                              <a:off x="0" y="0"/>
+                              <a:ext cx="6864824" cy="9123528"/>
+                              <a:chOff x="0" y="0"/>
+                              <a:chExt cx="6864824" cy="9123528"/>
+                            </a:xfrm>
+                          </wpg:grpSpPr>
+                          <wps:wsp>
+                            <wps:cNvPr id="194" name="Rectángulo 194"/>
+                            <wps:cNvSpPr/>
+                            <wps:spPr>
+                              <a:xfrm>
+                                <a:off x="0" y="0"/>
+                                <a:ext cx="6858000" cy="1371600"/>
+                              </a:xfrm>
+                              <a:prstGeom prst="rect">
+                                <a:avLst/>
+                              </a:prstGeom>
+                              <a:solidFill>
+                                <a:schemeClr val="accent1"/>
+                              </a:solidFill>
+                              <a:ln>
+                                <a:noFill/>
+                              </a:ln>
+                            </wps:spPr>
+                            <wps:style>
+                              <a:lnRef idx="2">
+                                <a:schemeClr val="accent1">
+                                  <a:shade val="50000"/>
+                                </a:schemeClr>
+                              </a:lnRef>
+                              <a:fillRef idx="1">
+                                <a:schemeClr val="accent1"/>
+                              </a:fillRef>
+                              <a:effectRef idx="0">
+                                <a:schemeClr val="accent1"/>
+                              </a:effectRef>
+                              <a:fontRef idx="minor">
+                                <a:schemeClr val="lt1"/>
+                              </a:fontRef>
+                            </wps:style>
+                            <wps:bodyPr rot="0" spcFirstLastPara="0" vertOverflow="overflow" horzOverflow="overflow" vert="horz" wrap="square" lIns="91440" tIns="45720" rIns="91440" bIns="45720" numCol="1" spcCol="0" rtlCol="0" fromWordArt="0" anchor="ctr" anchorCtr="0" forceAA="0" compatLnSpc="1">
+                              <a:prstTxWarp prst="textNoShape">
+                                <a:avLst/>
+                              </a:prstTxWarp>
+                              <a:noAutofit/>
+                            </wps:bodyPr>
+                          </wps:wsp>
+                          <wps:wsp>
+                            <wps:cNvPr id="195" name="Rectángulo 195"/>
+                            <wps:cNvSpPr/>
+                            <wps:spPr>
+                              <a:xfrm>
+                                <a:off x="0" y="4094328"/>
+                                <a:ext cx="6858000" cy="5029200"/>
+                              </a:xfrm>
+                              <a:prstGeom prst="rect">
+                                <a:avLst/>
+                              </a:prstGeom>
+                              <a:solidFill>
+                                <a:schemeClr val="accent1"/>
+                              </a:solidFill>
+                              <a:ln>
+                                <a:noFill/>
+                              </a:ln>
+                            </wps:spPr>
+                            <wps:style>
+                              <a:lnRef idx="2">
+                                <a:schemeClr val="accent1">
+                                  <a:shade val="50000"/>
+                                </a:schemeClr>
+                              </a:lnRef>
+                              <a:fillRef idx="1">
+                                <a:schemeClr val="accent1"/>
+                              </a:fillRef>
+                              <a:effectRef idx="0">
+                                <a:schemeClr val="accent1"/>
+                              </a:effectRef>
+                              <a:fontRef idx="minor">
+                                <a:schemeClr val="lt1"/>
+                              </a:fontRef>
+                            </wps:style>
+                            <wps:txbx>
+                              <w:txbxContent>
+                                <w:sdt>
+                                  <w:sdtPr>
+                                    <w:rPr>
+                                      <w:color w:val="FFFFFF" w:themeColor="background1"/>
+                                    </w:rPr>
+                                    <w:alias w:val="Autor"/>
+                                    <w:tag w:val=""/>
+                                    <w:id w:val="945428907"/>
+                                    <w:dataBinding w:prefixMappings="xmlns:ns0='http://purl.org/dc/elements/1.1/' xmlns:ns1='http://schemas.openxmlformats.org/package/2006/metadata/core-properties' " w:xpath="/ns1:coreProperties[1]/ns0:creator[1]" w:storeItemID="{6C3C8BC8-F283-45AE-878A-BAB7291924A1}"/>
+                                    <w:text/>
+                                  </w:sdtPr>
+                                  <w:sdtContent>
+                                    <w:p>
+                                      <w:pPr>
+                                        <w:pStyle w:val="Sinespaciado"/>
+                                        <w:spacing w:before="120"/>
+                                        <w:jc w:val="center"/>
+                                        <w:rPr>
+                                          <w:color w:val="FFFFFF" w:themeColor="background1"/>
+                                        </w:rPr>
+                                      </w:pPr>
+                                      <w:r>
+                                        <w:rPr>
+                                          <w:color w:val="FFFFFF" w:themeColor="background1"/>
+                                        </w:rPr>
+                                        <w:t>YEHOR BURLACHENKO</w:t>
+                                      </w:r>
+                                    </w:p>
+                                  </w:sdtContent>
+                                </w:sdt>
+                                <w:p>
+                                  <w:pPr>
+                                    <w:pStyle w:val="Sinespaciado"/>
+                                    <w:spacing w:before="120"/>
+                                    <w:jc w:val="center"/>
+                                    <w:rPr>
+                                      <w:color w:val="FFFFFF" w:themeColor="background1"/>
+                                    </w:rPr>
+                                  </w:pPr>
+                                  <w:r>
+                                    <w:rPr>
+                                      <w:caps/>
+                                      <w:color w:val="FFFFFF" w:themeColor="background1"/>
+                                    </w:rPr>
+                                    <w:t>2DAM</w:t>
+                                  </w:r>
+                                </w:p>
+                              </w:txbxContent>
+                            </wps:txbx>
+                            <wps:bodyPr rot="0" spcFirstLastPara="0" vertOverflow="overflow" horzOverflow="overflow" vert="horz" wrap="square" lIns="457200" tIns="731520" rIns="457200" bIns="457200" numCol="1" spcCol="0" rtlCol="0" fromWordArt="0" anchor="b" anchorCtr="0" forceAA="0" compatLnSpc="1">
+                              <a:prstTxWarp prst="textNoShape">
+                                <a:avLst/>
+                              </a:prstTxWarp>
+                              <a:noAutofit/>
+                            </wps:bodyPr>
+                          </wps:wsp>
+                          <wps:wsp>
+                            <wps:cNvPr id="196" name="Cuadro de texto 196"/>
+                            <wps:cNvSpPr txBox="1"/>
+                            <wps:spPr>
+                              <a:xfrm>
+                                <a:off x="6824" y="1371600"/>
+                                <a:ext cx="6858000" cy="2722728"/>
+                              </a:xfrm>
+                              <a:prstGeom prst="rect">
+                                <a:avLst/>
+                              </a:prstGeom>
+                              <a:solidFill>
+                                <a:schemeClr val="bg1"/>
+                              </a:solidFill>
+                              <a:ln w="6350">
+                                <a:noFill/>
+                              </a:ln>
+                              <a:effectLst/>
+                            </wps:spPr>
+                            <wps:style>
+                              <a:lnRef idx="0">
+                                <a:schemeClr val="accent1"/>
+                              </a:lnRef>
+                              <a:fillRef idx="0">
+                                <a:schemeClr val="accent1"/>
+                              </a:fillRef>
+                              <a:effectRef idx="0">
+                                <a:schemeClr val="accent1"/>
+                              </a:effectRef>
+                              <a:fontRef idx="minor">
+                                <a:schemeClr val="dk1"/>
+                              </a:fontRef>
+                            </wps:style>
+                            <wps:txbx>
+                              <w:txbxContent>
+                                <w:sdt>
+                                  <w:sdtPr>
+                                    <w:rPr>
+                                      <w:rFonts w:asciiTheme="majorHAnsi" w:eastAsiaTheme="majorEastAsia" w:hAnsiTheme="majorHAnsi" w:cstheme="majorBidi"/>
+                                      <w:caps/>
+                                      <w:color w:val="156082" w:themeColor="accent1"/>
+                                      <w:sz w:val="72"/>
+                                      <w:szCs w:val="72"/>
+                                    </w:rPr>
+                                    <w:alias w:val="Título"/>
+                                    <w:tag w:val=""/>
+                                    <w:id w:val="-9991715"/>
+                                    <w:dataBinding w:prefixMappings="xmlns:ns0='http://purl.org/dc/elements/1.1/' xmlns:ns1='http://schemas.openxmlformats.org/package/2006/metadata/core-properties' " w:xpath="/ns1:coreProperties[1]/ns0:title[1]" w:storeItemID="{6C3C8BC8-F283-45AE-878A-BAB7291924A1}"/>
+                                    <w:text/>
+                                  </w:sdtPr>
+                                  <w:sdtContent>
+                                    <w:p>
+                                      <w:pPr>
+                                        <w:pStyle w:val="Sinespaciado"/>
+                                        <w:jc w:val="center"/>
+                                        <w:rPr>
+                                          <w:rFonts w:asciiTheme="majorHAnsi" w:eastAsiaTheme="majorEastAsia" w:hAnsiTheme="majorHAnsi" w:cstheme="majorBidi"/>
+                                          <w:caps/>
+                                          <w:color w:val="156082" w:themeColor="accent1"/>
+                                          <w:sz w:val="72"/>
+                                          <w:szCs w:val="72"/>
+                                        </w:rPr>
+                                      </w:pPr>
+                                      <w:r>
+                                        <w:rPr>
+                                          <w:rFonts w:asciiTheme="majorHAnsi" w:eastAsiaTheme="majorEastAsia" w:hAnsiTheme="majorHAnsi" w:cstheme="majorBidi"/>
+                                          <w:caps/>
+                                          <w:color w:val="156082" w:themeColor="accent1"/>
+                                          <w:sz w:val="72"/>
+                                          <w:szCs w:val="72"/>
+                                        </w:rPr>
+                                        <w:t>IPE2 – pRIMERA EVALUACI</w:t>
+                                      </w:r>
+                                      <w:r>
+                                        <w:rPr>
+                                          <w:rFonts w:asciiTheme="majorHAnsi" w:eastAsiaTheme="majorEastAsia" w:hAnsiTheme="majorHAnsi" w:cstheme="majorBidi"/>
+                                          <w:caps/>
+                                          <w:color w:val="156082" w:themeColor="accent1"/>
+                                          <w:sz w:val="72"/>
+                                          <w:szCs w:val="72"/>
+                                        </w:rPr>
+                                        <w:t>Ó</w:t>
+                                      </w:r>
+                                      <w:r>
+                                        <w:rPr>
+                                          <w:rFonts w:asciiTheme="majorHAnsi" w:eastAsiaTheme="majorEastAsia" w:hAnsiTheme="majorHAnsi" w:cstheme="majorBidi"/>
+                                          <w:caps/>
+                                          <w:color w:val="156082" w:themeColor="accent1"/>
+                                          <w:sz w:val="72"/>
+                                          <w:szCs w:val="72"/>
+                                        </w:rPr>
+                                        <w:t>N</w:t>
+                                      </w:r>
+                                    </w:p>
+                                  </w:sdtContent>
+                                </w:sdt>
+                              </w:txbxContent>
+                            </wps:txbx>
+                            <wps:bodyPr rot="0" spcFirstLastPara="0" vertOverflow="overflow" horzOverflow="overflow" vert="horz" wrap="square" lIns="457200" tIns="91440" rIns="457200" bIns="91440" numCol="1" spcCol="0" rtlCol="0" fromWordArt="0" anchor="ctr" anchorCtr="0" forceAA="0" compatLnSpc="1">
+                              <a:prstTxWarp prst="textNoShape">
+                                <a:avLst/>
+                              </a:prstTxWarp>
+                              <a:noAutofit/>
+                            </wps:bodyPr>
+                          </wps:wsp>
+                        </wpg:wgp>
+                      </a:graphicData>
+                    </a:graphic>
+                    <wp14:sizeRelH relativeFrom="page">
+                      <wp14:pctWidth>88200</wp14:pctWidth>
+                    </wp14:sizeRelH>
+                    <wp14:sizeRelV relativeFrom="page">
+                      <wp14:pctHeight>90900</wp14:pctHeight>
+                    </wp14:sizeRelV>
+                  </wp:anchor>
+                </w:drawing>
+              </mc:Choice>
+              <mc:Fallback>
+                <w:pict>
+                  <v:group w14:anchorId="28E615CD" id="Grupo 198" o:spid="_x0000_s1026" style="position:absolute;margin-left:0;margin-top:0;width:540.55pt;height:718.4pt;z-index:-251657216;mso-width-percent:882;mso-height-percent:909;mso-position-horizontal:center;mso-position-horizontal-relative:page;mso-position-vertical:center;mso-position-vertical-relative:page;mso-width-percent:882;mso-height-percent:909" coordsize="68648,91235" o:gfxdata="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">
+                    <v:rect id="Rectángulo 194" o:spid="_x0000_s1027" style="position:absolute;width:68580;height:13716;visibility:visible;mso-wrap-style:square;v-text-anchor:middle" o:gfxdata="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" fillcolor="#156082 [3204]" stroked="f" strokeweight="1.5pt"/>
+                    <v:rect id="Rectángulo 195" o:spid="_x0000_s1028" style="position:absolute;top:40943;width:68580;height:50292;visibility:visible;mso-wrap-style:square;v-text-anchor:bottom" o:gfxdata="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" fillcolor="#156082 [3204]" stroked="f" strokeweight="1.5pt">
+                      <v:textbox inset="36pt,57.6pt,36pt,36pt">
+                        <w:txbxContent>
+                          <w:sdt>
+                            <w:sdtPr>
+                              <w:rPr>
+                                <w:color w:val="FFFFFF" w:themeColor="background1"/>
+                              </w:rPr>
+                              <w:alias w:val="Autor"/>
+                              <w:tag w:val=""/>
+                              <w:id w:val="945428907"/>
+                              <w:dataBinding w:prefixMappings="xmlns:ns0='http://purl.org/dc/elements/1.1/' xmlns:ns1='http://schemas.openxmlformats.org/package/2006/metadata/core-properties' " w:xpath="/ns1:coreProperties[1]/ns0:creator[1]" w:storeItemID="{6C3C8BC8-F283-45AE-878A-BAB7291924A1}"/>
+                              <w:text/>
+                            </w:sdtPr>
+                            <w:sdtContent>
+                              <w:p>
+                                <w:pPr>
+                                  <w:pStyle w:val="Sinespaciado"/>
+                                  <w:spacing w:before="120"/>
+                                  <w:jc w:val="center"/>
+                                  <w:rPr>
+                                    <w:color w:val="FFFFFF" w:themeColor="background1"/>
+                                  </w:rPr>
+                                </w:pPr>
+                                <w:r>
+                                  <w:rPr>
+                                    <w:color w:val="FFFFFF" w:themeColor="background1"/>
+                                  </w:rPr>
+                                  <w:t>YEHOR BURLACHENKO</w:t>
+                                </w:r>
+                              </w:p>
+                            </w:sdtContent>
+                          </w:sdt>
+                          <w:p>
+                            <w:pPr>
+                              <w:pStyle w:val="Sinespaciado"/>
+                              <w:spacing w:before="120"/>
+                              <w:jc w:val="center"/>
+                              <w:rPr>
+                                <w:color w:val="FFFFFF" w:themeColor="background1"/>
+                              </w:rPr>
+                            </w:pPr>
+                            <w:r>
+                              <w:rPr>
+                                <w:caps/>
+                                <w:color w:val="FFFFFF" w:themeColor="background1"/>
+                              </w:rPr>
+                              <w:t>2DAM</w:t>
+                            </w:r>
+                          </w:p>
+                        </w:txbxContent>
+                      </v:textbox>
+                    </v:rect>
+                    <v:shapetype id="_x0000_t202" coordsize="21600,21600" o:spt="202" path="m,l,21600r21600,l21600,xe">
+                      <v:stroke joinstyle="miter"/>
+                      <v:path gradientshapeok="t" o:connecttype="rect"/>
+                    </v:shapetype>
+                    <v:shape id="Cuadro de texto 196" o:spid="_x0000_s1029" type="#_x0000_t202" style="position:absolute;left:68;top:13716;width:68580;height:27227;visibility:visible;mso-wrap-style:square;v-text-anchor:middle" o:gfxdata="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" fillcolor="white [3212]" stroked="f" strokeweight=".5pt">
+                      <v:textbox inset="36pt,7.2pt,36pt,7.2pt">
+                        <w:txbxContent>
+                          <w:sdt>
+                            <w:sdtPr>
+                              <w:rPr>
+                                <w:rFonts w:asciiTheme="majorHAnsi" w:eastAsiaTheme="majorEastAsia" w:hAnsiTheme="majorHAnsi" w:cstheme="majorBidi"/>
+                                <w:caps/>
+                                <w:color w:val="156082" w:themeColor="accent1"/>
+                                <w:sz w:val="72"/>
+                                <w:szCs w:val="72"/>
+                              </w:rPr>
+                              <w:alias w:val="Título"/>
+                              <w:tag w:val=""/>
+                              <w:id w:val="-9991715"/>
+                              <w:dataBinding w:prefixMappings="xmlns:ns0='http://purl.org/dc/elements/1.1/' xmlns:ns1='http://schemas.openxmlformats.org/package/2006/metadata/core-properties' " w:xpath="/ns1:coreProperties[1]/ns0:title[1]" w:storeItemID="{6C3C8BC8-F283-45AE-878A-BAB7291924A1}"/>
+                              <w:text/>
+                            </w:sdtPr>
+                            <w:sdtContent>
+                              <w:p>
+                                <w:pPr>
+                                  <w:pStyle w:val="Sinespaciado"/>
+                                  <w:jc w:val="center"/>
+                                  <w:rPr>
+                                    <w:rFonts w:asciiTheme="majorHAnsi" w:eastAsiaTheme="majorEastAsia" w:hAnsiTheme="majorHAnsi" w:cstheme="majorBidi"/>
+                                    <w:caps/>
+                                    <w:color w:val="156082" w:themeColor="accent1"/>
+                                    <w:sz w:val="72"/>
+                                    <w:szCs w:val="72"/>
+                                  </w:rPr>
+                                </w:pPr>
+                                <w:r>
+                                  <w:rPr>
+                                    <w:rFonts w:asciiTheme="majorHAnsi" w:eastAsiaTheme="majorEastAsia" w:hAnsiTheme="majorHAnsi" w:cstheme="majorBidi"/>
+                                    <w:caps/>
+                                    <w:color w:val="156082" w:themeColor="accent1"/>
+                                    <w:sz w:val="72"/>
+                                    <w:szCs w:val="72"/>
+                                  </w:rPr>
+                                  <w:t>IPE2 – pRIMERA EVALUACI</w:t>
+                                </w:r>
+                                <w:r>
+                                  <w:rPr>
+                                    <w:rFonts w:asciiTheme="majorHAnsi" w:eastAsiaTheme="majorEastAsia" w:hAnsiTheme="majorHAnsi" w:cstheme="majorBidi"/>
+                                    <w:caps/>
+                                    <w:color w:val="156082" w:themeColor="accent1"/>
+                                    <w:sz w:val="72"/>
+                                    <w:szCs w:val="72"/>
+                                  </w:rPr>
+                                  <w:t>Ó</w:t>
+                                </w:r>
+                                <w:r>
+                                  <w:rPr>
+                                    <w:rFonts w:asciiTheme="majorHAnsi" w:eastAsiaTheme="majorEastAsia" w:hAnsiTheme="majorHAnsi" w:cstheme="majorBidi"/>
+                                    <w:caps/>
+                                    <w:color w:val="156082" w:themeColor="accent1"/>
+                                    <w:sz w:val="72"/>
+                                    <w:szCs w:val="72"/>
+                                  </w:rPr>
+                                  <w:t>N</w:t>
+                                </w:r>
+                              </w:p>
+                            </w:sdtContent>
+                          </w:sdt>
+                        </w:txbxContent>
+                      </v:textbox>
+                    </v:shape>
+                    <w10:wrap anchorx="page" anchory="page"/>
+                  </v:group>
+                </w:pict>
+              </mc:Fallback>
+            </mc:AlternateContent>
+          </w:r>
+        </w:p>
+        <w:p>
+          <w:pPr>
+            <w:rPr>
+              <w:rFonts w:ascii="Aptos" w:hAnsi="Aptos"/>
+              <w:b/>
+              <w:bCs/>
+            </w:rPr>
+          </w:pPr>
+          <w:r>
+            <w:rPr>
+              <w:rFonts w:ascii="Aptos" w:hAnsi="Aptos"/>
+              <w:b/>
+              <w:bCs/>
+            </w:rPr>
+            <w:br w:type="page"/>
+          </w:r>
+        </w:p>
+      </w:sdtContent>
+    </w:sdt>
+    <w:sdt>
+      <w:sdtPr>
+        <w:rPr>
+          <w:rFonts w:asciiTheme="minorHAnsi" w:eastAsiaTheme="minorHAnsi" w:hAnsiTheme="minorHAnsi" w:cstheme="minorBidi"/>
+          <w:b w:val="0"/>
+          <w:color w:val="auto"/>
+          <w:kern w:val="2"/>
+          <w:sz w:val="24"/>
+          <w:szCs w:val="24"/>
+          <w:lang w:eastAsia="en-US"/>
+          <w14:ligatures w14:val="standardContextual"/>
+        </w:rPr>
+        <w:id w:val="-1835831822"/>
+        <w:docPartObj>
+          <w:docPartGallery w:val="Table of Contents"/>
+          <w:docPartUnique/>
+        </w:docPartObj>
+      </w:sdtPr>
+      <w:sdtEndPr>
+        <w:rPr>
+          <w:bCs/>
+        </w:rPr>
+      </w:sdtEndPr>
+      <w:sdtContent>
+        <w:p>
+          <w:pPr>
+            <w:pStyle w:val="TtuloTDC"/>
+            <w:jc w:val="center"/>
+            <w:rPr>
+              <w:rStyle w:val="Ttulo1Car"/>
+              <w:b/>
+              <w:bCs/>
+            </w:rPr>
+          </w:pPr>
+          <w:r>
+            <w:rPr>
+              <w:rStyle w:val="Ttulo1Car"/>
+              <w:b/>
+              <w:bCs/>
+            </w:rPr>
+            <w:t>INDICE</w:t>
+          </w:r>
+        </w:p>
+        <w:p>
+          <w:pPr>
+            <w:rPr>
+              <w:lang w:eastAsia="es-ES"/>
+            </w:rPr>
+          </w:pPr>
+        </w:p>
+        <w:p>
+          <w:pPr>
+            <w:pStyle w:val="TDC1"/>
+            <w:tabs>
+              <w:tab w:val="right" w:leader="dot" w:pos="8494"/>
+            </w:tabs>
+            <w:rPr>
+              <w:rFonts w:eastAsiaTheme="minorEastAsia"/>
+              <w:b/>
+              <w:bCs/>
+              <w:noProof/>
+              <w:lang w:eastAsia="es-ES"/>
+            </w:rPr>
+          </w:pPr>
+          <w:r>
+            <w:rPr>
+              <w:b/>
+              <w:bCs/>
+            </w:rPr>
+            <w:fldChar w:fldCharType="begin"/>
+          </w:r>
+          <w:r>
+            <w:rPr>
+              <w:b/>
+              <w:bCs/>
+            </w:rPr>
+            <w:instrText xml:space="preserve"> TOC \o "1-3" \h \z \u </w:instrText>
+          </w:r>
+          <w:r>
+            <w:rPr>
+              <w:b/>
+              <w:bCs/>
+            </w:rPr>
+            <w:fldChar w:fldCharType="separate"/>
+          </w:r>
+          <w:hyperlink w:anchor="_Toc213743643" w:history="1">
+            <w:r>
+              <w:rPr>
+                <w:rStyle w:val="Hipervnculo"/>
+                <w:b/>
+                <w:bCs/>
+                <w:noProof/>
+              </w:rPr>
+              <w:t>1. DENOMINACIÓN COMERCIAL DEL NEGOCIO.</w:t>
+            </w:r>
+            <w:r>
+              <w:rPr>
+                <w:b/>
+                <w:bCs/>
+                <w:noProof/>
+                <w:webHidden/>
+              </w:rPr>
+              <w:tab/>
+            </w:r>
+            <w:r>
+              <w:rPr>
+                <w:b/>
+                <w:bCs/>
+                <w:noProof/>
+                <w:webHidden/>
+              </w:rPr>
+              <w:fldChar w:fldCharType="begin"/>
+            </w:r>
+            <w:r>
+              <w:rPr>
+                <w:b/>
+                <w:bCs/>
+                <w:noProof/>
+                <w:webHidden/>
+              </w:rPr>
+              <w:instrText xml:space="preserve"> PAGEREF _Toc213743643 \h </w:instrText>
+            </w:r>
+            <w:r>
+              <w:rPr>
+                <w:b/>
+                <w:bCs/>
+                <w:noProof/>
+                <w:webHidden/>
+              </w:rPr>
+            </w:r>
+            <w:r>
+              <w:rPr>
+                <w:b/>
+                <w:bCs/>
+                <w:noProof/>
+                <w:webHidden/>
+              </w:rPr>
+              <w:fldChar w:fldCharType="separate"/>
+            </w:r>
+            <w:r>
+              <w:rPr>
+                <w:b/>
+                <w:bCs/>
+                <w:noProof/>
+                <w:webHidden/>
+              </w:rPr>
+              <w:t>2</w:t>
+            </w:r>
+            <w:r>
+              <w:rPr>
+                <w:b/>
+                <w:bCs/>
+                <w:noProof/>
+                <w:webHidden/>
+              </w:rPr>
+              <w:fldChar w:fldCharType="end"/>
+            </w:r>
+          </w:hyperlink>
+        </w:p>
+        <w:p>
+          <w:pPr>
+            <w:pStyle w:val="TDC1"/>
+            <w:tabs>
+              <w:tab w:val="right" w:leader="dot" w:pos="8494"/>
+            </w:tabs>
+            <w:rPr>
+              <w:rFonts w:eastAsiaTheme="minorEastAsia"/>
+              <w:b/>
+              <w:bCs/>
+              <w:noProof/>
+              <w:lang w:eastAsia="es-ES"/>
+            </w:rPr>
+          </w:pPr>
+          <w:hyperlink w:anchor="_Toc213743644" w:history="1">
+            <w:r>
+              <w:rPr>
+                <w:rStyle w:val="Hipervnculo"/>
+                <w:b/>
+                <w:bCs/>
+                <w:noProof/>
+              </w:rPr>
+              <w:t>2. LOGOTIPO</w:t>
+            </w:r>
+            <w:r>
+              <w:rPr>
+                <w:b/>
+                <w:bCs/>
+                <w:noProof/>
+                <w:webHidden/>
+              </w:rPr>
+              <w:tab/>
+            </w:r>
+            <w:r>
+              <w:rPr>
+                <w:b/>
+                <w:bCs/>
+                <w:noProof/>
+                <w:webHidden/>
+              </w:rPr>
+              <w:fldChar w:fldCharType="begin"/>
+            </w:r>
+            <w:r>
+              <w:rPr>
+                <w:b/>
+                <w:bCs/>
+                <w:noProof/>
+                <w:webHidden/>
+              </w:rPr>
+              <w:instrText xml:space="preserve"> PAGEREF _Toc213743644 \h </w:instrText>
+            </w:r>
+            <w:r>
+              <w:rPr>
+                <w:b/>
+                <w:bCs/>
+                <w:noProof/>
+                <w:webHidden/>
+              </w:rPr>
+            </w:r>
+            <w:r>
+              <w:rPr>
+                <w:b/>
+                <w:bCs/>
+                <w:noProof/>
+                <w:webHidden/>
+              </w:rPr>
+              <w:fldChar w:fldCharType="separate"/>
+            </w:r>
+            <w:r>
+              <w:rPr>
+                <w:b/>
+                <w:bCs/>
+                <w:noProof/>
+                <w:webHidden/>
+              </w:rPr>
+              <w:t>2</w:t>
+            </w:r>
+            <w:r>
+              <w:rPr>
+                <w:b/>
+                <w:bCs/>
+                <w:noProof/>
+                <w:webHidden/>
+              </w:rPr>
+              <w:fldChar w:fldCharType="end"/>
+            </w:r>
+          </w:hyperlink>
+        </w:p>
+        <w:p>
+          <w:pPr>
+            <w:pStyle w:val="TDC1"/>
+            <w:tabs>
+              <w:tab w:val="right" w:leader="dot" w:pos="8494"/>
+            </w:tabs>
+            <w:rPr>
+              <w:rFonts w:eastAsiaTheme="minorEastAsia"/>
+              <w:b/>
+              <w:bCs/>
+              <w:noProof/>
+              <w:lang w:eastAsia="es-ES"/>
+            </w:rPr>
+          </w:pPr>
+          <w:hyperlink w:anchor="_Toc213743645" w:history="1">
+            <w:r>
+              <w:rPr>
+                <w:rStyle w:val="Hipervnculo"/>
+                <w:b/>
+                <w:bCs/>
+                <w:noProof/>
+              </w:rPr>
+              <w:t>3. PRESENTACIÓN, DESCRIPCIÓN Y DEFENSA DE TU IDEA EMPRESARIAL.</w:t>
+            </w:r>
+            <w:r>
+              <w:rPr>
+                <w:b/>
+                <w:bCs/>
+                <w:noProof/>
+                <w:webHidden/>
+              </w:rPr>
+              <w:tab/>
+            </w:r>
+            <w:r>
+              <w:rPr>
+                <w:b/>
+                <w:bCs/>
+                <w:noProof/>
+                <w:webHidden/>
+              </w:rPr>
+              <w:fldChar w:fldCharType="begin"/>
+            </w:r>
+            <w:r>
+              <w:rPr>
+                <w:b/>
+                <w:bCs/>
+                <w:noProof/>
+                <w:webHidden/>
+              </w:rPr>
+              <w:instrText xml:space="preserve"> PAGEREF _Toc213743645 \h </w:instrText>
+            </w:r>
+            <w:r>
+              <w:rPr>
+                <w:b/>
+                <w:bCs/>
+                <w:noProof/>
+                <w:webHidden/>
+              </w:rPr>
+            </w:r>
+            <w:r>
+              <w:rPr>
+                <w:b/>
+                <w:bCs/>
+                <w:noProof/>
+                <w:webHidden/>
+              </w:rPr>
+              <w:fldChar w:fldCharType="separate"/>
+            </w:r>
+            <w:r>
+              <w:rPr>
+                <w:b/>
+                <w:bCs/>
+                <w:noProof/>
+                <w:webHidden/>
+              </w:rPr>
+              <w:t>2</w:t>
+            </w:r>
+            <w:r>
+              <w:rPr>
+                <w:b/>
+                <w:bCs/>
+                <w:noProof/>
+                <w:webHidden/>
+              </w:rPr>
+              <w:fldChar w:fldCharType="end"/>
+            </w:r>
+          </w:hyperlink>
+        </w:p>
+        <w:p>
+          <w:pPr>
+            <w:pStyle w:val="TDC1"/>
+            <w:tabs>
+              <w:tab w:val="right" w:leader="dot" w:pos="8494"/>
+            </w:tabs>
+            <w:rPr>
+              <w:rFonts w:eastAsiaTheme="minorEastAsia"/>
+              <w:b/>
+              <w:bCs/>
+              <w:noProof/>
+              <w:lang w:eastAsia="es-ES"/>
+            </w:rPr>
+          </w:pPr>
+          <w:hyperlink w:anchor="_Toc213743646" w:history="1">
+            <w:r>
+              <w:rPr>
+                <w:rStyle w:val="Hipervnculo"/>
+                <w:b/>
+                <w:bCs/>
+                <w:noProof/>
+              </w:rPr>
+              <w:t>4. ADECUACIÓN A LOS PERFILES.</w:t>
+            </w:r>
+            <w:r>
+              <w:rPr>
+                <w:b/>
+                <w:bCs/>
+                <w:noProof/>
+                <w:webHidden/>
+              </w:rPr>
+              <w:tab/>
+            </w:r>
+            <w:r>
+              <w:rPr>
+                <w:b/>
+                <w:bCs/>
+                <w:noProof/>
+                <w:webHidden/>
+              </w:rPr>
+              <w:fldChar w:fldCharType="begin"/>
+            </w:r>
+            <w:r>
+              <w:rPr>
+                <w:b/>
+                <w:bCs/>
+                <w:noProof/>
+                <w:webHidden/>
+              </w:rPr>
+              <w:instrText xml:space="preserve"> PAGEREF _Toc213743646 \h </w:instrText>
+            </w:r>
+            <w:r>
+              <w:rPr>
+                <w:b/>
+                <w:bCs/>
+                <w:noProof/>
+                <w:webHidden/>
+              </w:rPr>
+            </w:r>
+            <w:r>
+              <w:rPr>
+                <w:b/>
+                <w:bCs/>
+                <w:noProof/>
+                <w:webHidden/>
+              </w:rPr>
+              <w:fldChar w:fldCharType="separate"/>
+            </w:r>
+            <w:r>
+              <w:rPr>
+                <w:b/>
+                <w:bCs/>
+                <w:noProof/>
+                <w:webHidden/>
+              </w:rPr>
+              <w:t>4</w:t>
+            </w:r>
+            <w:r>
+              <w:rPr>
+                <w:b/>
+                <w:bCs/>
+                <w:noProof/>
+                <w:webHidden/>
+              </w:rPr>
+              <w:fldChar w:fldCharType="end"/>
+            </w:r>
+          </w:hyperlink>
+        </w:p>
+        <w:p>
+          <w:pPr>
+            <w:pStyle w:val="TDC1"/>
+            <w:tabs>
+              <w:tab w:val="right" w:leader="dot" w:pos="8494"/>
+            </w:tabs>
+            <w:rPr>
+              <w:rFonts w:eastAsiaTheme="minorEastAsia"/>
+              <w:b/>
+              <w:bCs/>
+              <w:noProof/>
+              <w:lang w:eastAsia="es-ES"/>
+            </w:rPr>
+          </w:pPr>
+          <w:hyperlink w:anchor="_Toc213743647" w:history="1">
+            <w:r>
+              <w:rPr>
+                <w:rStyle w:val="Hipervnculo"/>
+                <w:b/>
+                <w:bCs/>
+                <w:noProof/>
+              </w:rPr>
+              <w:t>5. IDENTIFICACIÓN DE LA CLIENTELA POTENCIAL Y ANÁLISIS DE LA COMPETENCIA</w:t>
+            </w:r>
+            <w:r>
+              <w:rPr>
+                <w:b/>
+                <w:bCs/>
+                <w:noProof/>
+                <w:webHidden/>
+              </w:rPr>
+              <w:tab/>
+            </w:r>
+            <w:r>
+              <w:rPr>
+                <w:b/>
+                <w:bCs/>
+                <w:noProof/>
+                <w:webHidden/>
+              </w:rPr>
+              <w:fldChar w:fldCharType="begin"/>
+            </w:r>
+            <w:r>
+              <w:rPr>
+                <w:b/>
+                <w:bCs/>
+                <w:noProof/>
+                <w:webHidden/>
+              </w:rPr>
+              <w:instrText xml:space="preserve"> PAGEREF _Toc213743647 \h </w:instrText>
+            </w:r>
+            <w:r>
+              <w:rPr>
+                <w:b/>
+                <w:bCs/>
+                <w:noProof/>
+                <w:webHidden/>
+              </w:rPr>
+            </w:r>
+            <w:r>
+              <w:rPr>
+                <w:b/>
+                <w:bCs/>
+                <w:noProof/>
+                <w:webHidden/>
+              </w:rPr>
+              <w:fldChar w:fldCharType="separate"/>
+            </w:r>
+            <w:r>
+              <w:rPr>
+                <w:b/>
+                <w:bCs/>
+                <w:noProof/>
+                <w:webHidden/>
+              </w:rPr>
+              <w:t>4</w:t>
+            </w:r>
+            <w:r>
+              <w:rPr>
+                <w:b/>
+                <w:bCs/>
+                <w:noProof/>
+                <w:webHidden/>
+              </w:rPr>
+              <w:fldChar w:fldCharType="end"/>
+            </w:r>
+          </w:hyperlink>
+        </w:p>
+        <w:p>
+          <w:pPr>
+            <w:pStyle w:val="TDC1"/>
+            <w:tabs>
+              <w:tab w:val="right" w:leader="dot" w:pos="8494"/>
+            </w:tabs>
+            <w:rPr>
+              <w:rFonts w:eastAsiaTheme="minorEastAsia"/>
+              <w:b/>
+              <w:bCs/>
+              <w:noProof/>
+              <w:lang w:eastAsia="es-ES"/>
+            </w:rPr>
+          </w:pPr>
+          <w:hyperlink w:anchor="_Toc213743648" w:history="1">
+            <w:r>
+              <w:rPr>
+                <w:rStyle w:val="Hipervnculo"/>
+                <w:b/>
+                <w:bCs/>
+                <w:noProof/>
+              </w:rPr>
+              <w:t>6 ANÁLISIS DE PRODUCTOS/SERVICIOS. LÍNEAS DE NEGOCIO Y NECESIDADES QUE SATISFACEN</w:t>
+            </w:r>
+            <w:r>
+              <w:rPr>
+                <w:b/>
+                <w:bCs/>
+                <w:noProof/>
+                <w:webHidden/>
+              </w:rPr>
+              <w:tab/>
+            </w:r>
+            <w:r>
+              <w:rPr>
+                <w:b/>
+                <w:bCs/>
+                <w:noProof/>
+                <w:webHidden/>
+              </w:rPr>
+              <w:fldChar w:fldCharType="begin"/>
+            </w:r>
+            <w:r>
+              <w:rPr>
+                <w:b/>
+                <w:bCs/>
+                <w:noProof/>
+                <w:webHidden/>
+              </w:rPr>
+              <w:instrText xml:space="preserve"> PAGEREF _Toc213743648 \h </w:instrText>
+            </w:r>
+            <w:r>
+              <w:rPr>
+                <w:b/>
+                <w:bCs/>
+                <w:noProof/>
+                <w:webHidden/>
+              </w:rPr>
+            </w:r>
+            <w:r>
+              <w:rPr>
+                <w:b/>
+                <w:bCs/>
+                <w:noProof/>
+                <w:webHidden/>
+              </w:rPr>
+              <w:fldChar w:fldCharType="separate"/>
+            </w:r>
+            <w:r>
+              <w:rPr>
+                <w:b/>
+                <w:bCs/>
+                <w:noProof/>
+                <w:webHidden/>
+              </w:rPr>
+              <w:t>10</w:t>
+            </w:r>
+            <w:r>
+              <w:rPr>
+                <w:b/>
+                <w:bCs/>
+                <w:noProof/>
+                <w:webHidden/>
+              </w:rPr>
+              <w:fldChar w:fldCharType="end"/>
+            </w:r>
+          </w:hyperlink>
+        </w:p>
+        <w:p>
+          <w:pPr>
+            <w:pStyle w:val="TDC1"/>
+            <w:tabs>
+              <w:tab w:val="right" w:leader="dot" w:pos="8494"/>
+            </w:tabs>
+            <w:rPr>
+              <w:rFonts w:eastAsiaTheme="minorEastAsia"/>
+              <w:b/>
+              <w:bCs/>
+              <w:noProof/>
+              <w:lang w:eastAsia="es-ES"/>
+            </w:rPr>
+          </w:pPr>
+          <w:hyperlink w:anchor="_Toc213743649" w:history="1">
+            <w:r>
+              <w:rPr>
+                <w:rStyle w:val="Hipervnculo"/>
+                <w:b/>
+                <w:bCs/>
+                <w:noProof/>
+              </w:rPr>
+              <w:t>7. PRECIOS DE VENTA DE CADA UNO DE NUESTROS PRODUCTOS/SERVICIOS</w:t>
+            </w:r>
+            <w:r>
+              <w:rPr>
+                <w:b/>
+                <w:bCs/>
+                <w:noProof/>
+                <w:webHidden/>
+              </w:rPr>
+              <w:tab/>
+            </w:r>
+            <w:r>
+              <w:rPr>
+                <w:b/>
+                <w:bCs/>
+                <w:noProof/>
+                <w:webHidden/>
+              </w:rPr>
+              <w:fldChar w:fldCharType="begin"/>
+            </w:r>
+            <w:r>
+              <w:rPr>
+                <w:b/>
+                <w:bCs/>
+                <w:noProof/>
+                <w:webHidden/>
+              </w:rPr>
+              <w:instrText xml:space="preserve"> PAGEREF _Toc213743649 \h </w:instrText>
+            </w:r>
+            <w:r>
+              <w:rPr>
+                <w:b/>
+                <w:bCs/>
+                <w:noProof/>
+                <w:webHidden/>
+              </w:rPr>
+            </w:r>
+            <w:r>
+              <w:rPr>
+                <w:b/>
+                <w:bCs/>
+                <w:noProof/>
+                <w:webHidden/>
+              </w:rPr>
+              <w:fldChar w:fldCharType="separate"/>
+            </w:r>
+            <w:r>
+              <w:rPr>
+                <w:b/>
+                <w:bCs/>
+                <w:noProof/>
+                <w:webHidden/>
+              </w:rPr>
+              <w:t>12</w:t>
+            </w:r>
+            <w:r>
+              <w:rPr>
+                <w:b/>
+                <w:bCs/>
+                <w:noProof/>
+                <w:webHidden/>
+              </w:rPr>
+              <w:fldChar w:fldCharType="end"/>
+            </w:r>
+          </w:hyperlink>
+        </w:p>
+        <w:p>
+          <w:pPr>
+            <w:pStyle w:val="TDC1"/>
+            <w:tabs>
+              <w:tab w:val="right" w:leader="dot" w:pos="8494"/>
+            </w:tabs>
+            <w:rPr>
+              <w:rFonts w:eastAsiaTheme="minorEastAsia"/>
+              <w:b/>
+              <w:bCs/>
+              <w:noProof/>
+              <w:lang w:eastAsia="es-ES"/>
+            </w:rPr>
+          </w:pPr>
+          <w:hyperlink w:anchor="_Toc213743650" w:history="1">
+            <w:r>
+              <w:rPr>
+                <w:rStyle w:val="Hipervnculo"/>
+                <w:b/>
+                <w:bCs/>
+                <w:noProof/>
+              </w:rPr>
+              <w:t>8.  EL PLAN DE COMUNICACIÓN Y DISTRIBUCIÓN</w:t>
+            </w:r>
+            <w:r>
+              <w:rPr>
+                <w:b/>
+                <w:bCs/>
+                <w:noProof/>
+                <w:webHidden/>
+              </w:rPr>
+              <w:tab/>
+            </w:r>
+            <w:r>
+              <w:rPr>
+                <w:b/>
+                <w:bCs/>
+                <w:noProof/>
+                <w:webHidden/>
+              </w:rPr>
+              <w:fldChar w:fldCharType="begin"/>
+            </w:r>
+            <w:r>
+              <w:rPr>
+                <w:b/>
+                <w:bCs/>
+                <w:noProof/>
+                <w:webHidden/>
+              </w:rPr>
+              <w:instrText xml:space="preserve"> PAGEREF _Toc213743650 \h </w:instrText>
+            </w:r>
+            <w:r>
+              <w:rPr>
+                <w:b/>
+                <w:bCs/>
+                <w:noProof/>
+                <w:webHidden/>
+              </w:rPr>
+            </w:r>
+            <w:r>
+              <w:rPr>
+                <w:b/>
+                <w:bCs/>
+                <w:noProof/>
+                <w:webHidden/>
+              </w:rPr>
+              <w:fldChar w:fldCharType="separate"/>
+            </w:r>
+            <w:r>
+              <w:rPr>
+                <w:b/>
+                <w:bCs/>
+                <w:noProof/>
+                <w:webHidden/>
+              </w:rPr>
+              <w:t>15</w:t>
+            </w:r>
+            <w:r>
+              <w:rPr>
+                <w:b/>
+                <w:bCs/>
+                <w:noProof/>
+                <w:webHidden/>
+              </w:rPr>
+              <w:fldChar w:fldCharType="end"/>
+            </w:r>
+          </w:hyperlink>
+        </w:p>
+        <w:p>
+          <w:r>
+            <w:rPr>
+              <w:b/>
+              <w:bCs/>
+            </w:rPr>
+            <w:fldChar w:fldCharType="end"/>
+          </w:r>
+        </w:p>
+      </w:sdtContent>
+    </w:sdt>
+    <w:p>
+      <w:pPr>
         <w:rPr>
           <w:rFonts w:ascii="Aptos" w:hAnsi="Aptos"/>
           <w:b/>
           <w:bCs/>
-        </w:rPr>
-        <w:br w:type="page"/>
-      </w:r>
+          <w:u w:val="single"/>
+        </w:rPr>
+      </w:pPr>
       <w:r>
         <w:rPr>
           <w:rFonts w:ascii="Aptos" w:hAnsi="Aptos"/>
           <w:b/>
           <w:bCs/>
         </w:rPr>
-        <w:lastRenderedPageBreak/>
         <w:br w:type="page"/>
       </w:r>
     </w:p>
     <w:p>
       <w:pPr>
-        <w:rPr>
-          <w:rFonts w:ascii="Aptos" w:hAnsi="Aptos"/>
+        <w:jc w:val="center"/>
+        <w:rPr>
           <w:b/>
           <w:bCs/>
-        </w:rPr>
-      </w:pPr>
-    </w:p>
-    <w:p>
-      <w:pPr>
-        <w:pStyle w:val="Prrafodelista"/>
-        <w:numPr>
-          <w:ilvl w:val="0"/>
-          <w:numId w:val="1"/>
-        </w:numPr>
-        <w:rPr>
-          <w:rFonts w:ascii="Aptos" w:hAnsi="Aptos"/>
+          <w:sz w:val="32"/>
+          <w:szCs w:val="32"/>
+        </w:rPr>
+      </w:pPr>
+      <w:r>
+        <w:rPr>
           <w:b/>
           <w:bCs/>
-        </w:rPr>
-      </w:pPr>
-      <w:r>
-        <w:rPr>
-          <w:rFonts w:ascii="Aptos" w:hAnsi="Aptos"/>
-          <w:b/>
-          <w:bCs/>
-        </w:rPr>
+          <w:sz w:val="32"/>
+          <w:szCs w:val="32"/>
+        </w:rPr>
+        <w:lastRenderedPageBreak/>
+        <w:t>PRIMERA PLANTILLA</w:t>
+      </w:r>
+    </w:p>
+    <w:p>
+      <w:pPr>
+        <w:pStyle w:val="Ttulo1"/>
+      </w:pPr>
+      <w:bookmarkStart w:id="0" w:name="_Toc213743643"/>
+      <w:r>
+        <w:t>1</w:t>
+      </w:r>
+      <w:r>
+        <w:t xml:space="preserve">. </w:t>
+      </w:r>
+      <w:r>
         <w:t>DENOMINACIÓN COMERCIAL DEL NEGOCIO.</w:t>
       </w:r>
+      <w:bookmarkEnd w:id="0"/>
     </w:p>
     <w:p>
       <w:pPr>
         <w:pStyle w:val="Prrafodelista"/>
+        <w:spacing w:line="360" w:lineRule="auto"/>
+        <w:ind w:left="0" w:firstLine="708"/>
         <w:rPr>
           <w:rFonts w:ascii="Aptos" w:hAnsi="Aptos"/>
         </w:rPr>
@@ -83,32 +1322,24 @@
     </w:p>
     <w:p>
       <w:pPr>
+        <w:pStyle w:val="Ttulo1"/>
+      </w:pPr>
+      <w:bookmarkStart w:id="1" w:name="_Toc213743644"/>
+      <w:r>
+        <w:t xml:space="preserve">2. </w:t>
+      </w:r>
+      <w:r>
+        <w:t>LOGOTIPO</w:t>
+      </w:r>
+      <w:bookmarkEnd w:id="1"/>
+    </w:p>
+    <w:p>
+      <w:pPr>
         <w:pStyle w:val="Prrafodelista"/>
-        <w:numPr>
-          <w:ilvl w:val="0"/>
-          <w:numId w:val="1"/>
-        </w:numPr>
-        <w:rPr>
-          <w:rFonts w:ascii="Aptos" w:hAnsi="Aptos"/>
-          <w:b/>
-          <w:bCs/>
-        </w:rPr>
-      </w:pPr>
-      <w:r>
-        <w:rPr>
-          <w:rFonts w:ascii="Aptos" w:hAnsi="Aptos"/>
-          <w:b/>
-          <w:bCs/>
-        </w:rPr>
-        <w:t>LOGOTIPO</w:t>
-      </w:r>
-    </w:p>
-    <w:p>
-      <w:pPr>
-        <w:pStyle w:val="Prrafodelista"/>
-        <w:rPr>
-          <w:rFonts w:ascii="Aptos" w:hAnsi="Aptos"/>
-          <w:lang w:val="ru-RU"/>
+        <w:ind w:left="0"/>
+        <w:jc w:val="center"/>
+        <w:rPr>
+          <w:rFonts w:ascii="Aptos" w:hAnsi="Aptos"/>
         </w:rPr>
       </w:pPr>
       <w:r>
@@ -134,7 +1365,7 @@
                     </pic:cNvPicPr>
                   </pic:nvPicPr>
                   <pic:blipFill>
-                    <a:blip r:embed="rId5">
+                    <a:blip r:embed="rId7">
                       <a:extLst>
                         <a:ext uri="{28A0092B-C50C-407E-A947-70E740481C1C}">
                           <a14:useLocalDpi xmlns:a14="http://schemas.microsoft.com/office/drawing/2010/main" val="0"/>
@@ -169,6 +1400,17 @@
     <w:p>
       <w:pPr>
         <w:pStyle w:val="Prrafodelista"/>
+        <w:ind w:left="0"/>
+        <w:rPr>
+          <w:rFonts w:ascii="Aptos" w:hAnsi="Aptos"/>
+        </w:rPr>
+      </w:pPr>
+    </w:p>
+    <w:p>
+      <w:pPr>
+        <w:pStyle w:val="Prrafodelista"/>
+        <w:spacing w:line="360" w:lineRule="auto"/>
+        <w:ind w:left="0" w:firstLine="709"/>
         <w:rPr>
           <w:rFonts w:ascii="Aptos" w:hAnsi="Aptos"/>
         </w:rPr>
@@ -196,11 +1438,412 @@
     </w:p>
     <w:p>
       <w:pPr>
+        <w:pStyle w:val="Ttulo1"/>
+      </w:pPr>
+      <w:r>
+        <w:t xml:space="preserve"> </w:t>
+      </w:r>
+      <w:bookmarkStart w:id="2" w:name="_Toc213743645"/>
+      <w:r>
+        <w:t>3</w:t>
+      </w:r>
+      <w:r>
+        <w:t>.</w:t>
+      </w:r>
+      <w:r>
+        <w:t xml:space="preserve"> </w:t>
+      </w:r>
+      <w:r>
+        <w:t>PRESENTACIÓN, DESCRIPCIÓN Y DEFENSA DE TU IDEA EMPRESARIAL.</w:t>
+      </w:r>
+      <w:bookmarkEnd w:id="2"/>
+    </w:p>
+    <w:p>
+      <w:pPr>
         <w:pStyle w:val="Prrafodelista"/>
-        <w:numPr>
-          <w:ilvl w:val="0"/>
-          <w:numId w:val="1"/>
-        </w:numPr>
+        <w:spacing w:line="360" w:lineRule="auto"/>
+        <w:ind w:left="0" w:firstLine="708"/>
+        <w:jc w:val="both"/>
+        <w:rPr>
+          <w:rFonts w:ascii="Aptos" w:hAnsi="Aptos"/>
+        </w:rPr>
+      </w:pPr>
+      <w:r>
+        <w:rPr>
+          <w:rFonts w:ascii="Aptos" w:hAnsi="Aptos"/>
+        </w:rPr>
+        <w:t>La idea empresarial nace de la necesidad real de digitalización que enfrentan muchos bares y cafeterías en España. En este contexto, mi empresa —dedicada al desarrollo de software a medida— ha sido contratada por un bar local para diseñar e implementar una solución tecnológica integral que facilite la gestión diaria del negocio.</w:t>
+      </w:r>
+    </w:p>
+    <w:p>
+      <w:pPr>
+        <w:pStyle w:val="Prrafodelista"/>
+        <w:spacing w:line="360" w:lineRule="auto"/>
+        <w:ind w:left="0" w:firstLine="708"/>
+        <w:jc w:val="both"/>
+        <w:rPr>
+          <w:rFonts w:ascii="Aptos" w:hAnsi="Aptos"/>
+        </w:rPr>
+      </w:pPr>
+      <w:r>
+        <w:rPr>
+          <w:rFonts w:ascii="Aptos" w:hAnsi="Aptos"/>
+        </w:rPr>
+        <w:t xml:space="preserve">El proyecto consiste en el desarrollo de una aplicación TPV (Terminal Punto de Venta) completamente personalizada, adaptada a las necesidades concretas del establecimiento. El sistema está pensado para optimizar el flujo de trabajo, </w:t>
+      </w:r>
+      <w:r>
+        <w:rPr>
+          <w:rFonts w:ascii="Aptos" w:hAnsi="Aptos"/>
+        </w:rPr>
+        <w:lastRenderedPageBreak/>
+        <w:t>reducir los errores humanos y mejorar la comunicación entre el personal de sala, la barra y la cocina.</w:t>
+      </w:r>
+    </w:p>
+    <w:p>
+      <w:pPr>
+        <w:pStyle w:val="Prrafodelista"/>
+        <w:spacing w:line="360" w:lineRule="auto"/>
+        <w:ind w:left="0"/>
+        <w:jc w:val="both"/>
+        <w:rPr>
+          <w:rFonts w:ascii="Aptos" w:hAnsi="Aptos"/>
+        </w:rPr>
+      </w:pPr>
+      <w:r>
+        <w:rPr>
+          <w:rFonts w:ascii="Aptos" w:hAnsi="Aptos"/>
+        </w:rPr>
+        <w:t>La aplicación contará con tres componentes principales:</w:t>
+      </w:r>
+    </w:p>
+    <w:p>
+      <w:pPr>
+        <w:pStyle w:val="Prrafodelista"/>
+        <w:spacing w:line="360" w:lineRule="auto"/>
+        <w:ind w:left="0" w:firstLine="708"/>
+        <w:jc w:val="both"/>
+        <w:rPr>
+          <w:rFonts w:ascii="Aptos" w:hAnsi="Aptos"/>
+        </w:rPr>
+      </w:pPr>
+      <w:r>
+        <w:rPr>
+          <w:rFonts w:ascii="Aptos" w:hAnsi="Aptos"/>
+        </w:rPr>
+        <w:t>Aplicación móvil para el personal de servicio, que permitirá tomar pedidos directamente desde las mesas, añadir notas, modificar órdenes y enviarlas instantáneamente al sistema central, reduciendo los tiempos de espera y los errores de comunicación.</w:t>
+      </w:r>
+    </w:p>
+    <w:p>
+      <w:pPr>
+        <w:pStyle w:val="Prrafodelista"/>
+        <w:spacing w:line="360" w:lineRule="auto"/>
+        <w:ind w:left="0" w:firstLine="708"/>
+        <w:jc w:val="both"/>
+        <w:rPr>
+          <w:rFonts w:ascii="Aptos" w:hAnsi="Aptos"/>
+        </w:rPr>
+      </w:pPr>
+      <w:r>
+        <w:rPr>
+          <w:rFonts w:ascii="Aptos" w:hAnsi="Aptos"/>
+        </w:rPr>
+        <w:t xml:space="preserve">Interfaz para </w:t>
+      </w:r>
+      <w:proofErr w:type="spellStart"/>
+      <w:r>
+        <w:rPr>
+          <w:rFonts w:ascii="Aptos" w:hAnsi="Aptos"/>
+        </w:rPr>
+        <w:t>tablet</w:t>
+      </w:r>
+      <w:proofErr w:type="spellEnd"/>
+      <w:r>
+        <w:rPr>
+          <w:rFonts w:ascii="Aptos" w:hAnsi="Aptos"/>
+        </w:rPr>
+        <w:t xml:space="preserve"> utilizada en la barra o cocina, donde se mostrarán en tiempo real todos los pedidos, su estado y las actualizaciones que realicen los camareros. Esta parte permitirá una coordinación más fluida y una atención más rápida al cliente.</w:t>
+      </w:r>
+    </w:p>
+    <w:p>
+      <w:pPr>
+        <w:pStyle w:val="Prrafodelista"/>
+        <w:spacing w:line="360" w:lineRule="auto"/>
+        <w:ind w:left="0" w:firstLine="708"/>
+        <w:jc w:val="both"/>
+        <w:rPr>
+          <w:rFonts w:ascii="Aptos" w:hAnsi="Aptos"/>
+        </w:rPr>
+      </w:pPr>
+      <w:r>
+        <w:rPr>
+          <w:rFonts w:ascii="Aptos" w:hAnsi="Aptos"/>
+        </w:rPr>
+        <w:t>Panel de gestión en PC, destinado al propietario o gerente del bar. Desde aquí se podrá controlar inventarios, registrar compras a proveedores, generar informes de ventas y analizar estadísticas para mejorar la toma de decisiones.</w:t>
+      </w:r>
+    </w:p>
+    <w:p>
+      <w:pPr>
+        <w:pStyle w:val="Prrafodelista"/>
+        <w:spacing w:line="360" w:lineRule="auto"/>
+        <w:ind w:left="0" w:firstLine="708"/>
+        <w:jc w:val="both"/>
+        <w:rPr>
+          <w:rFonts w:ascii="Aptos" w:hAnsi="Aptos"/>
+        </w:rPr>
+      </w:pPr>
+      <w:r>
+        <w:rPr>
+          <w:rFonts w:ascii="Aptos" w:hAnsi="Aptos"/>
+        </w:rPr>
+        <w:t>El objetivo principal es ofrecer una herramienta que facilite la vida tanto a los trabajadores como al propietario del negocio, automatizando tareas repetitivas y centralizando toda la información del bar en un único sistema sincronizado. El propietario podrá, por ejemplo, hacer pedidos a proveedores o controlar el stock sin necesidad de revisar manualmente el almacén, ya que el sistema actualizará los niveles de inventario automáticamente tras cada venta.</w:t>
+      </w:r>
+    </w:p>
+    <w:p>
+      <w:pPr>
+        <w:pStyle w:val="Prrafodelista"/>
+        <w:spacing w:line="360" w:lineRule="auto"/>
+        <w:ind w:left="0" w:firstLine="708"/>
+        <w:jc w:val="both"/>
+        <w:rPr>
+          <w:rFonts w:ascii="Aptos" w:hAnsi="Aptos"/>
+        </w:rPr>
+      </w:pPr>
+      <w:r>
+        <w:rPr>
+          <w:rFonts w:ascii="Aptos" w:hAnsi="Aptos"/>
+        </w:rPr>
+        <w:t xml:space="preserve">Desde el punto de vista empresarial, esta propuesta tiene un gran potencial de crecimiento, ya que combina personalización, usabilidad y bajo coste, tres factores muy valorados por los pequeños negocios del sector hostelero. Además, la experiencia adquirida con este primer cliente permitirá a mi empresa ofrecer soluciones similares a otros establecimientos, adaptando el sistema </w:t>
+      </w:r>
+      <w:proofErr w:type="spellStart"/>
+      <w:r>
+        <w:rPr>
+          <w:rFonts w:ascii="Aptos" w:hAnsi="Aptos"/>
+          <w:i/>
+          <w:iCs/>
+        </w:rPr>
+        <w:t>Orderly</w:t>
+      </w:r>
+      <w:proofErr w:type="spellEnd"/>
+      <w:r>
+        <w:rPr>
+          <w:rFonts w:ascii="Aptos" w:hAnsi="Aptos"/>
+        </w:rPr>
+        <w:t xml:space="preserve"> a diferentes tamaños y necesidades.</w:t>
+      </w:r>
+    </w:p>
+    <w:p>
+      <w:pPr>
+        <w:pStyle w:val="Prrafodelista"/>
+        <w:spacing w:line="360" w:lineRule="auto"/>
+        <w:ind w:left="0" w:firstLine="708"/>
+        <w:jc w:val="both"/>
+        <w:rPr>
+          <w:rFonts w:ascii="Aptos" w:hAnsi="Aptos"/>
+        </w:rPr>
+      </w:pPr>
+      <w:r>
+        <w:rPr>
+          <w:rFonts w:ascii="Aptos" w:hAnsi="Aptos"/>
+        </w:rPr>
+        <w:t>En definitiva, se trata de un proyecto innovador y realista, que responde a las exigencias del mercado actual y demuestra la capacidad de mi empresa para ofrecer soluciones tecnológicas eficientes y escalables dentro del sector de la hostelería.</w:t>
+      </w:r>
+    </w:p>
+    <w:p>
+      <w:pPr>
+        <w:pStyle w:val="Prrafodelista"/>
+        <w:ind w:left="0"/>
+        <w:rPr>
+          <w:rFonts w:ascii="Aptos" w:hAnsi="Aptos"/>
+        </w:rPr>
+      </w:pPr>
+    </w:p>
+    <w:p>
+      <w:pPr>
+        <w:pStyle w:val="Ttulo1"/>
+      </w:pPr>
+      <w:bookmarkStart w:id="3" w:name="_Toc213743646"/>
+      <w:r>
+        <w:lastRenderedPageBreak/>
+        <w:t>4</w:t>
+      </w:r>
+      <w:r>
+        <w:t>.</w:t>
+      </w:r>
+      <w:r>
+        <w:t xml:space="preserve"> </w:t>
+      </w:r>
+      <w:r>
+        <w:t>ADECUACIÓN A LOS PERFILES.</w:t>
+      </w:r>
+      <w:bookmarkEnd w:id="3"/>
+    </w:p>
+    <w:p>
+      <w:pPr>
+        <w:pStyle w:val="Prrafodelista"/>
+        <w:spacing w:line="360" w:lineRule="auto"/>
+        <w:ind w:left="0" w:firstLine="709"/>
+        <w:rPr>
+          <w:rFonts w:ascii="Aptos" w:hAnsi="Aptos"/>
+        </w:rPr>
+      </w:pPr>
+      <w:r>
+        <w:rPr>
+          <w:rFonts w:ascii="Aptos" w:hAnsi="Aptos"/>
+        </w:rPr>
+        <w:t>Esta aplicación no va a ser como las demás. Mi objetivo es crear una herramienta verdaderamente útil para los negocios de hostelería, adaptada a las necesidades reales de cada local. Soy estudiante del Grado Superior en Desarrollo de Aplicaciones Multiplataforma en Aula Campus, y desde hace tiempo me apasiona el desarrollo de software y la forma en que la tecnología puede mejorar el trabajo diario en los establecimientos.</w:t>
+      </w:r>
+      <w:r>
+        <w:rPr>
+          <w:rFonts w:ascii="Aptos" w:hAnsi="Aptos"/>
+        </w:rPr>
+        <w:t xml:space="preserve"> </w:t>
+      </w:r>
+      <w:r>
+        <w:rPr>
+          <w:rFonts w:ascii="Aptos" w:hAnsi="Aptos"/>
+        </w:rPr>
+        <w:t xml:space="preserve">Aunque todavía estoy empezando mi carrera profesional, me considero una persona muy trabajadora y constante. </w:t>
+      </w:r>
+    </w:p>
+    <w:p>
+      <w:pPr>
+        <w:pStyle w:val="Prrafodelista"/>
+        <w:spacing w:line="360" w:lineRule="auto"/>
+        <w:ind w:left="0" w:firstLine="709"/>
+        <w:rPr>
+          <w:rFonts w:ascii="Aptos" w:hAnsi="Aptos"/>
+        </w:rPr>
+      </w:pPr>
+      <w:r>
+        <w:rPr>
+          <w:rFonts w:ascii="Aptos" w:hAnsi="Aptos"/>
+        </w:rPr>
+        <w:t xml:space="preserve">Dedico muchas horas a investigar el mercado, entender cómo funcionan los negocios de hostelería y estudiar qué problemas pueden resolverse mediante soluciones digitales. Además, me gusta experimentar con diferentes </w:t>
+      </w:r>
+      <w:proofErr w:type="spellStart"/>
+      <w:r>
+        <w:rPr>
+          <w:rFonts w:ascii="Aptos" w:hAnsi="Aptos"/>
+        </w:rPr>
+        <w:t>frameworks</w:t>
+      </w:r>
+      <w:proofErr w:type="spellEnd"/>
+      <w:r>
+        <w:rPr>
+          <w:rFonts w:ascii="Aptos" w:hAnsi="Aptos"/>
+        </w:rPr>
+        <w:t xml:space="preserve"> y tecnologías, lo que me permite ampliar mis conocimientos y encontrar siempre la mejor forma de desarrollar cada parte del proyecto.</w:t>
+      </w:r>
+    </w:p>
+    <w:p>
+      <w:pPr>
+        <w:pStyle w:val="Prrafodelista"/>
+        <w:spacing w:line="360" w:lineRule="auto"/>
+        <w:ind w:left="0" w:firstLine="709"/>
+        <w:rPr>
+          <w:rFonts w:ascii="Aptos" w:hAnsi="Aptos"/>
+        </w:rPr>
+      </w:pPr>
+      <w:r>
+        <w:rPr>
+          <w:rFonts w:ascii="Aptos" w:hAnsi="Aptos"/>
+        </w:rPr>
+        <w:t>Gracias a esta combinación de aprendizaje, curiosidad y dedicación, puedo crear aplicaciones flexibles, intuitivas y totalmente personalizadas, diseñadas para facilitar la vida tanto a los trabajadores como a los dueños de los locales. Mi intención no es solo desarrollar un producto, sino ofrecer una solución tecnológica real, que aporte valor y mejore la eficiencia de los negocios.</w:t>
+      </w:r>
+    </w:p>
+    <w:p>
+      <w:pPr>
+        <w:pStyle w:val="Prrafodelista"/>
+        <w:spacing w:line="360" w:lineRule="auto"/>
+        <w:ind w:left="0" w:firstLine="709"/>
+        <w:rPr>
+          <w:rFonts w:ascii="Aptos" w:hAnsi="Aptos"/>
+        </w:rPr>
+      </w:pPr>
+    </w:p>
+    <w:p>
+      <w:pPr>
+        <w:pStyle w:val="Prrafodelista"/>
+        <w:spacing w:line="360" w:lineRule="auto"/>
+        <w:ind w:left="0" w:firstLine="709"/>
+        <w:rPr>
+          <w:rFonts w:ascii="Aptos" w:hAnsi="Aptos"/>
+        </w:rPr>
+      </w:pPr>
+    </w:p>
+    <w:p>
+      <w:pPr>
+        <w:pStyle w:val="Prrafodelista"/>
+        <w:spacing w:line="360" w:lineRule="auto"/>
+        <w:ind w:left="0" w:firstLine="709"/>
+        <w:rPr>
+          <w:rFonts w:ascii="Aptos" w:hAnsi="Aptos"/>
+        </w:rPr>
+      </w:pPr>
+    </w:p>
+    <w:p>
+      <w:pPr>
+        <w:pStyle w:val="Prrafodelista"/>
+        <w:spacing w:line="360" w:lineRule="auto"/>
+        <w:ind w:left="0" w:firstLine="709"/>
+        <w:rPr>
+          <w:rFonts w:ascii="Aptos" w:hAnsi="Aptos"/>
+        </w:rPr>
+      </w:pPr>
+    </w:p>
+    <w:p>
+      <w:pPr>
+        <w:pStyle w:val="Prrafodelista"/>
+        <w:spacing w:line="360" w:lineRule="auto"/>
+        <w:ind w:left="0" w:firstLine="709"/>
+        <w:rPr>
+          <w:rFonts w:ascii="Aptos" w:hAnsi="Aptos"/>
+        </w:rPr>
+      </w:pPr>
+    </w:p>
+    <w:p>
+      <w:pPr>
+        <w:pStyle w:val="Prrafodelista"/>
+        <w:spacing w:line="360" w:lineRule="auto"/>
+        <w:ind w:left="0" w:firstLine="709"/>
+        <w:rPr>
+          <w:rFonts w:ascii="Aptos" w:hAnsi="Aptos"/>
+        </w:rPr>
+      </w:pPr>
+    </w:p>
+    <w:p>
+      <w:pPr>
+        <w:pStyle w:val="Prrafodelista"/>
+        <w:spacing w:line="360" w:lineRule="auto"/>
+        <w:ind w:left="0" w:firstLine="709"/>
+        <w:rPr>
+          <w:rFonts w:ascii="Aptos" w:hAnsi="Aptos"/>
+        </w:rPr>
+      </w:pPr>
+    </w:p>
+    <w:p>
+      <w:pPr>
+        <w:pStyle w:val="Ttulo1"/>
+      </w:pPr>
+      <w:bookmarkStart w:id="4" w:name="_Toc213743647"/>
+      <w:r>
+        <w:t>5</w:t>
+      </w:r>
+      <w:r>
+        <w:t>.</w:t>
+      </w:r>
+      <w:r>
+        <w:t xml:space="preserve"> </w:t>
+      </w:r>
+      <w:r>
+        <w:t>IDENTIFICACIÓN DE LA CLIENTELA POTENCIAL Y ANÁLISIS DE LA COMPETENCIA</w:t>
+      </w:r>
+      <w:bookmarkEnd w:id="4"/>
+    </w:p>
+    <w:p>
+      <w:pPr>
+        <w:pStyle w:val="Default"/>
+        <w:spacing w:line="360" w:lineRule="auto"/>
         <w:rPr>
           <w:rFonts w:ascii="Aptos" w:hAnsi="Aptos"/>
           <w:b/>
@@ -213,106 +1856,22 @@
           <w:b/>
           <w:bCs/>
         </w:rPr>
-        <w:t>PRESENTACIÓN, DESCRIPCIÓN Y DEFENSA DE TU IDEA EMPRESARIAL.</w:t>
-      </w:r>
-    </w:p>
-    <w:p>
-      <w:pPr>
-        <w:pStyle w:val="Prrafodelista"/>
-        <w:ind w:firstLine="696"/>
-        <w:jc w:val="both"/>
-        <w:rPr>
-          <w:rFonts w:ascii="Aptos" w:hAnsi="Aptos"/>
-        </w:rPr>
-      </w:pPr>
-      <w:r>
-        <w:rPr>
-          <w:rFonts w:ascii="Aptos" w:hAnsi="Aptos"/>
-        </w:rPr>
-        <w:t>La idea empresarial nace de la necesidad real de digitalización que enfrentan muchos bares y cafeterías en España. En este contexto, mi empresa —dedicada al desarrollo de software a medida— ha sido contratada por un bar local para diseñar e implementar una solución tecnológica integral que facilite la gestión diaria del negocio.</w:t>
-      </w:r>
-    </w:p>
-    <w:p>
-      <w:pPr>
-        <w:pStyle w:val="Prrafodelista"/>
-        <w:jc w:val="both"/>
-        <w:rPr>
-          <w:rFonts w:ascii="Aptos" w:hAnsi="Aptos"/>
-        </w:rPr>
-      </w:pPr>
-      <w:r>
-        <w:rPr>
-          <w:rFonts w:ascii="Aptos" w:hAnsi="Aptos"/>
-        </w:rPr>
-        <w:t>El proyecto consiste en el desarrollo de una aplicación TPV (Terminal Punto de Venta) completamente personalizada, adaptada a las necesidades concretas del establecimiento. El sistema está pensado para optimizar el flujo de trabajo, reducir los errores humanos y mejorar la comunicación entre el personal de sala, la barra y la cocina.</w:t>
-      </w:r>
-    </w:p>
-    <w:p>
-      <w:pPr>
-        <w:pStyle w:val="Prrafodelista"/>
-        <w:jc w:val="both"/>
-        <w:rPr>
-          <w:rFonts w:ascii="Aptos" w:hAnsi="Aptos"/>
-        </w:rPr>
-      </w:pPr>
-      <w:r>
-        <w:rPr>
-          <w:rFonts w:ascii="Aptos" w:hAnsi="Aptos"/>
-        </w:rPr>
-        <w:t>La aplicación contará con tres componentes principales:</w:t>
-      </w:r>
-    </w:p>
-    <w:p>
-      <w:pPr>
-        <w:pStyle w:val="Prrafodelista"/>
-        <w:ind w:firstLine="696"/>
-        <w:jc w:val="both"/>
-        <w:rPr>
-          <w:rFonts w:ascii="Aptos" w:hAnsi="Aptos"/>
-        </w:rPr>
-      </w:pPr>
-      <w:r>
-        <w:rPr>
-          <w:rFonts w:ascii="Aptos" w:hAnsi="Aptos"/>
-        </w:rPr>
-        <w:t>Aplicación móvil para el personal de servicio, que permitirá tomar pedidos directamente desde las mesas, añadir notas, modificar órdenes y enviarlas instantáneamente al sistema central, reduciendo los tiempos de espera y los errores de comunicación.</w:t>
-      </w:r>
-    </w:p>
-    <w:p>
-      <w:pPr>
-        <w:pStyle w:val="Prrafodelista"/>
-        <w:ind w:firstLine="696"/>
-        <w:jc w:val="both"/>
-        <w:rPr>
-          <w:rFonts w:ascii="Aptos" w:hAnsi="Aptos"/>
-        </w:rPr>
-      </w:pPr>
-      <w:r>
-        <w:rPr>
-          <w:rFonts w:ascii="Aptos" w:hAnsi="Aptos"/>
-        </w:rPr>
-        <w:t xml:space="preserve">Interfaz para </w:t>
-      </w:r>
-      <w:proofErr w:type="spellStart"/>
-      <w:r>
-        <w:rPr>
-          <w:rFonts w:ascii="Aptos" w:hAnsi="Aptos"/>
-        </w:rPr>
-        <w:t>tablet</w:t>
-      </w:r>
-      <w:proofErr w:type="spellEnd"/>
-      <w:r>
-        <w:rPr>
-          <w:rFonts w:ascii="Aptos" w:hAnsi="Aptos"/>
-        </w:rPr>
-        <w:t xml:space="preserve"> utilizada en la barra o cocina, donde se mostrarán en tiempo real todos los pedidos, su estado y las actualizaciones que realicen los camareros. Esta parte permitirá una coordinación más fluida y una atención más rápida al cliente.</w:t>
-      </w:r>
-    </w:p>
-    <w:p>
-      <w:pPr>
-        <w:pStyle w:val="Prrafodelista"/>
-        <w:ind w:firstLine="696"/>
-        <w:jc w:val="both"/>
+        <w:t>5.1</w:t>
+      </w:r>
+      <w:r>
+        <w:rPr>
+          <w:rFonts w:ascii="Aptos" w:hAnsi="Aptos"/>
+          <w:b/>
+          <w:bCs/>
+        </w:rPr>
+        <w:t xml:space="preserve"> ¿Cuál es el tamaño actual del mercado? </w:t>
+      </w:r>
+    </w:p>
+    <w:p>
+      <w:pPr>
+        <w:pStyle w:val="Default"/>
+        <w:spacing w:line="360" w:lineRule="auto"/>
+        <w:ind w:firstLine="708"/>
         <w:rPr>
           <w:rFonts w:ascii="Aptos" w:hAnsi="Aptos"/>
         </w:rPr>
@@ -322,39 +1881,7 @@
           <w:rFonts w:ascii="Aptos" w:hAnsi="Aptos"/>
         </w:rPr>
         <w:lastRenderedPageBreak/>
-        <w:t>Panel de gestión en PC, destinado al propietario o gerente del bar. Desde aquí se podrá controlar inventarios, registrar compras a proveedores, generar informes de ventas y analizar estadísticas para mejorar la toma de decisiones.</w:t>
-      </w:r>
-    </w:p>
-    <w:p>
-      <w:pPr>
-        <w:pStyle w:val="Prrafodelista"/>
-        <w:ind w:firstLine="696"/>
-        <w:jc w:val="both"/>
-        <w:rPr>
-          <w:rFonts w:ascii="Aptos" w:hAnsi="Aptos"/>
-        </w:rPr>
-      </w:pPr>
-      <w:r>
-        <w:rPr>
-          <w:rFonts w:ascii="Aptos" w:hAnsi="Aptos"/>
-        </w:rPr>
-        <w:t>El objetivo principal es ofrecer una herramienta que facilite la vida tanto a los trabajadores como al propietario del negocio, automatizando tareas repetitivas y centralizando toda la información del bar en un único sistema sincronizado. El propietario podrá, por ejemplo, hacer pedidos a proveedores o controlar el stock sin necesidad de revisar manualmente el almacén, ya que el sistema actualizará los niveles de inventario automáticamente tras cada venta.</w:t>
-      </w:r>
-    </w:p>
-    <w:p>
-      <w:pPr>
-        <w:pStyle w:val="Prrafodelista"/>
-        <w:ind w:firstLine="696"/>
-        <w:jc w:val="both"/>
-        <w:rPr>
-          <w:rFonts w:ascii="Aptos" w:hAnsi="Aptos"/>
-        </w:rPr>
-      </w:pPr>
-      <w:r>
-        <w:rPr>
-          <w:rFonts w:ascii="Aptos" w:hAnsi="Aptos"/>
-        </w:rPr>
-        <w:t xml:space="preserve">Desde el punto de vista empresarial, esta propuesta tiene un gran potencial de crecimiento, ya que combina personalización, usabilidad y bajo coste, tres factores muy valorados por los pequeños negocios del sector hostelero. Además, la experiencia adquirida con este primer cliente permitirá a mi empresa ofrecer soluciones similares a otros establecimientos, adaptando el sistema </w:t>
+        <w:t xml:space="preserve">El mercado de la hostelería en España constituye uno de los pilares fundamentales de la economía nacional. Según los datos del Instituto Nacional de Estadística (INE), en 2024 el sector de la restauración y los servicios de comida superó los 40.000 millones de euros de facturación anual, con más de 300.000 establecimientos activos en todo el país. Dentro de este mercado, el segmento de las cafeterías, bares y restaurantes independientes representa más del 75 % del total. Este volumen de actividad demuestra la relevancia y amplitud del mercado potencial para sistemas de gestión digital como </w:t>
       </w:r>
       <w:proofErr w:type="spellStart"/>
       <w:r>
@@ -370,246 +1897,71 @@
         <w:rPr>
           <w:rFonts w:ascii="Aptos" w:hAnsi="Aptos"/>
         </w:rPr>
-        <w:t xml:space="preserve"> a diferentes tamaños y necesidades.</w:t>
-      </w:r>
-    </w:p>
-    <w:p>
-      <w:pPr>
-        <w:pStyle w:val="Prrafodelista"/>
-        <w:ind w:firstLine="696"/>
-        <w:jc w:val="both"/>
-        <w:rPr>
-          <w:rFonts w:ascii="Aptos" w:hAnsi="Aptos"/>
-        </w:rPr>
-      </w:pPr>
-      <w:r>
-        <w:rPr>
-          <w:rFonts w:ascii="Aptos" w:hAnsi="Aptos"/>
-        </w:rPr>
-        <w:t>En definitiva, se trata de un proyecto innovador y realista, que responde a las exigencias del mercado actual y demuestra la capacidad de mi empresa para ofrecer soluciones tecnológicas eficientes y escalables dentro del sector de la hostelería.</w:t>
-      </w:r>
-    </w:p>
-    <w:p>
-      <w:pPr>
-        <w:pStyle w:val="Prrafodelista"/>
-        <w:rPr>
-          <w:rFonts w:ascii="Aptos" w:hAnsi="Aptos"/>
-        </w:rPr>
-      </w:pPr>
-    </w:p>
-    <w:p>
-      <w:pPr>
-        <w:pStyle w:val="Prrafodelista"/>
-        <w:numPr>
-          <w:ilvl w:val="0"/>
-          <w:numId w:val="1"/>
-        </w:numPr>
+        <w:t>.</w:t>
+      </w:r>
+    </w:p>
+    <w:p>
+      <w:pPr>
+        <w:pStyle w:val="Default"/>
+        <w:spacing w:line="360" w:lineRule="auto"/>
         <w:rPr>
           <w:rFonts w:ascii="Aptos" w:hAnsi="Aptos"/>
           <w:b/>
           <w:bCs/>
         </w:rPr>
       </w:pPr>
-      <w:r>
+    </w:p>
+    <w:p>
+      <w:pPr>
+        <w:pStyle w:val="Default"/>
+        <w:spacing w:line="360" w:lineRule="auto"/>
         <w:rPr>
           <w:rFonts w:ascii="Aptos" w:hAnsi="Aptos"/>
           <w:b/>
           <w:bCs/>
         </w:rPr>
-        <w:t>ADECUACIÓN A LOS PERFILES.</w:t>
-      </w:r>
-    </w:p>
-    <w:p>
-      <w:pPr>
-        <w:pStyle w:val="Prrafodelista"/>
-        <w:rPr>
-          <w:rFonts w:ascii="Aptos" w:hAnsi="Aptos"/>
-        </w:rPr>
-      </w:pPr>
-      <w:r>
-        <w:rPr>
-          <w:rFonts w:ascii="Aptos" w:hAnsi="Aptos"/>
-        </w:rPr>
-        <w:t xml:space="preserve">Esta aplicación no va a ser como las demás. Mi objetivo es crear una herramienta verdaderamente útil para los negocios de hostelería, adaptada a las necesidades reales de cada local. Soy estudiante del Grado Superior en Desarrollo de Aplicaciones Multiplataforma en Aula Campus, y desde hace tiempo me apasiona el desarrollo de software y la forma en que la tecnología puede mejorar el trabajo diario en los </w:t>
-      </w:r>
-      <w:proofErr w:type="spellStart"/>
-      <w:proofErr w:type="gramStart"/>
-      <w:r>
-        <w:rPr>
-          <w:rFonts w:ascii="Aptos" w:hAnsi="Aptos"/>
-        </w:rPr>
-        <w:t>establecimientos.Aunque</w:t>
-      </w:r>
-      <w:proofErr w:type="spellEnd"/>
-      <w:proofErr w:type="gramEnd"/>
-      <w:r>
-        <w:rPr>
-          <w:rFonts w:ascii="Aptos" w:hAnsi="Aptos"/>
-        </w:rPr>
-        <w:t xml:space="preserve"> todavía estoy empezando mi carrera profesional, me considero una persona muy trabajadora y constante. </w:t>
-      </w:r>
-    </w:p>
-    <w:p>
-      <w:pPr>
-        <w:pStyle w:val="Prrafodelista"/>
-        <w:ind w:firstLine="696"/>
-        <w:rPr>
-          <w:rFonts w:ascii="Aptos" w:hAnsi="Aptos"/>
-        </w:rPr>
-      </w:pPr>
-      <w:r>
-        <w:rPr>
-          <w:rFonts w:ascii="Aptos" w:hAnsi="Aptos"/>
-        </w:rPr>
-        <w:t xml:space="preserve">Dedico muchas horas a investigar el mercado, entender cómo funcionan los negocios de hostelería y estudiar qué problemas pueden resolverse mediante soluciones digitales. Además, me gusta experimentar con diferentes </w:t>
-      </w:r>
-      <w:proofErr w:type="spellStart"/>
-      <w:r>
-        <w:rPr>
-          <w:rFonts w:ascii="Aptos" w:hAnsi="Aptos"/>
-        </w:rPr>
-        <w:t>frameworks</w:t>
-      </w:r>
-      <w:proofErr w:type="spellEnd"/>
-      <w:r>
-        <w:rPr>
-          <w:rFonts w:ascii="Aptos" w:hAnsi="Aptos"/>
-        </w:rPr>
-        <w:t xml:space="preserve"> y tecnologías, lo que me permite ampliar mis conocimientos y encontrar siempre la mejor forma de desarrollar cada parte del proyecto.</w:t>
-      </w:r>
-    </w:p>
-    <w:p>
-      <w:pPr>
-        <w:pStyle w:val="Prrafodelista"/>
-        <w:ind w:firstLine="696"/>
-        <w:rPr>
-          <w:rFonts w:ascii="Aptos" w:hAnsi="Aptos"/>
-        </w:rPr>
-      </w:pPr>
-      <w:r>
-        <w:rPr>
-          <w:rFonts w:ascii="Aptos" w:hAnsi="Aptos"/>
-        </w:rPr>
-        <w:t xml:space="preserve">Gracias a esta combinación de aprendizaje, curiosidad y dedicación, puedo crear aplicaciones flexibles, intuitivas y totalmente personalizadas, diseñadas para facilitar la vida tanto a los trabajadores como a los dueños </w:t>
-      </w:r>
-      <w:r>
-        <w:rPr>
-          <w:rFonts w:ascii="Aptos" w:hAnsi="Aptos"/>
-        </w:rPr>
-        <w:lastRenderedPageBreak/>
-        <w:t>de los locales. Mi intención no es solo desarrollar un producto, sino ofrecer una solución tecnológica real, que aporte valor y mejore la eficiencia de los negocios.</w:t>
-      </w:r>
-    </w:p>
-    <w:p>
-      <w:pPr>
-        <w:pStyle w:val="Prrafodelista"/>
-        <w:numPr>
-          <w:ilvl w:val="0"/>
-          <w:numId w:val="1"/>
-        </w:numPr>
+      </w:pPr>
+      <w:r>
         <w:rPr>
           <w:rFonts w:ascii="Aptos" w:hAnsi="Aptos"/>
           <w:b/>
           <w:bCs/>
         </w:rPr>
-      </w:pPr>
+        <w:t xml:space="preserve">5.2 </w:t>
+      </w:r>
       <w:r>
         <w:rPr>
           <w:rFonts w:ascii="Aptos" w:hAnsi="Aptos"/>
           <w:b/>
           <w:bCs/>
         </w:rPr>
-        <w:t>IDENTIFICACIÓN DE LA CLIENTELA POTENCIAL Y ANÁLISIS DE LA COMPETENCIA</w:t>
+        <w:t xml:space="preserve">¿Cuáles son las previsiones y el potencial de crecimiento del sector? </w:t>
       </w:r>
     </w:p>
     <w:p>
       <w:pPr>
         <w:pStyle w:val="Default"/>
-        <w:rPr>
-          <w:rFonts w:ascii="Aptos" w:hAnsi="Aptos"/>
-        </w:rPr>
-      </w:pPr>
-      <w:r>
-        <w:rPr>
-          <w:rFonts w:ascii="Aptos" w:hAnsi="Aptos"/>
-        </w:rPr>
-        <w:t xml:space="preserve">5.1.1 ¿Cuál es el tamaño actual del mercado? </w:t>
-      </w:r>
-    </w:p>
-    <w:p>
-      <w:pPr>
-        <w:pStyle w:val="Default"/>
-        <w:rPr>
-          <w:rFonts w:ascii="Aptos" w:hAnsi="Aptos"/>
-        </w:rPr>
-      </w:pPr>
-      <w:r>
-        <w:rPr>
-          <w:rFonts w:ascii="Aptos" w:hAnsi="Aptos"/>
-        </w:rPr>
-        <w:t xml:space="preserve">El mercado de la hostelería en España constituye uno de los pilares fundamentales de la economía nacional. Según los datos del Instituto Nacional de Estadística (INE), en 2024 el sector de la restauración y los servicios de comida superó los 40.000 millones de euros de facturación anual, con más de 300.000 establecimientos activos en todo el país. Dentro de este mercado, el segmento de las cafeterías, bares y restaurantes independientes representa más del 75 % del total. Este volumen de actividad demuestra la relevancia y amplitud del mercado potencial para sistemas de gestión digital como </w:t>
-      </w:r>
-      <w:proofErr w:type="spellStart"/>
-      <w:r>
+        <w:spacing w:line="360" w:lineRule="auto"/>
+        <w:ind w:firstLine="708"/>
         <w:rPr>
           <w:rFonts w:ascii="Aptos" w:hAnsi="Aptos"/>
           <w:i/>
           <w:iCs/>
         </w:rPr>
-        <w:t>Orderly</w:t>
-      </w:r>
-      <w:proofErr w:type="spellEnd"/>
-      <w:r>
-        <w:rPr>
-          <w:rFonts w:ascii="Aptos" w:hAnsi="Aptos"/>
-        </w:rPr>
-        <w:t>.</w:t>
-      </w:r>
-    </w:p>
-    <w:p>
-      <w:pPr>
-        <w:pStyle w:val="Default"/>
-        <w:rPr>
-          <w:rFonts w:ascii="Aptos" w:hAnsi="Aptos"/>
-        </w:rPr>
-      </w:pPr>
-    </w:p>
-    <w:p>
-      <w:pPr>
-        <w:pStyle w:val="Default"/>
-        <w:rPr>
-          <w:rFonts w:ascii="Aptos" w:hAnsi="Aptos"/>
-        </w:rPr>
-      </w:pPr>
-      <w:r>
-        <w:rPr>
-          <w:rFonts w:ascii="Aptos" w:hAnsi="Aptos"/>
-        </w:rPr>
-        <w:t xml:space="preserve">5.1.2 ¿Cuáles son las previsiones y el potencial de crecimiento del sector? </w:t>
-      </w:r>
-    </w:p>
-    <w:p>
-      <w:pPr>
-        <w:pStyle w:val="Default"/>
+      </w:pPr>
+      <w:r>
+        <w:rPr>
+          <w:rFonts w:ascii="Aptos" w:hAnsi="Aptos"/>
+        </w:rPr>
+        <w:t xml:space="preserve">Las previsiones para los próximos años son positivas. Diversos informes, como el elaborado por Hostelería de España (2025), indican un crecimiento anual estimado del 4–5 % en el gasto en restauración, impulsado por la digitalización del sector, el turismo y los cambios en los hábitos de consumo. Además, se espera que para 2030 más del 80 % de los negocios de hostelería utilicen sistemas digitales de gestión y pedidos, lo que abre un amplio margen de expansión para soluciones tecnológicas como </w:t>
+      </w:r>
+      <w:proofErr w:type="spellStart"/>
+      <w:r>
         <w:rPr>
           <w:rFonts w:ascii="Aptos" w:hAnsi="Aptos"/>
           <w:i/>
           <w:iCs/>
         </w:rPr>
-      </w:pPr>
-      <w:r>
-        <w:rPr>
-          <w:rFonts w:ascii="Aptos" w:hAnsi="Aptos"/>
-        </w:rPr>
-        <w:t xml:space="preserve">Las previsiones para los próximos años son positivas. Diversos informes, como el elaborado por Hostelería de España (2025), indican un crecimiento anual estimado del 4–5 % en el gasto en restauración, impulsado por la digitalización del sector, el turismo y los cambios en los hábitos de consumo. Además, se espera que para 2030 más del 80 % de los negocios de hostelería utilicen sistemas digitales de gestión y pedidos, lo que abre un amplio margen de expansión para soluciones tecnológicas como </w:t>
-      </w:r>
-      <w:proofErr w:type="spellStart"/>
-      <w:r>
-        <w:rPr>
-          <w:rFonts w:ascii="Aptos" w:hAnsi="Aptos"/>
-          <w:i/>
-          <w:iCs/>
-        </w:rPr>
         <w:t>Orderly</w:t>
       </w:r>
       <w:proofErr w:type="spellEnd"/>
@@ -617,6 +1969,7 @@
     <w:p>
       <w:pPr>
         <w:pStyle w:val="Default"/>
+        <w:spacing w:line="360" w:lineRule="auto"/>
         <w:rPr>
           <w:rFonts w:ascii="Aptos" w:hAnsi="Aptos"/>
         </w:rPr>
@@ -625,20 +1978,35 @@
     <w:p>
       <w:pPr>
         <w:pStyle w:val="Default"/>
-        <w:rPr>
-          <w:rFonts w:ascii="Aptos" w:hAnsi="Aptos"/>
-        </w:rPr>
-      </w:pPr>
-      <w:r>
-        <w:rPr>
-          <w:rFonts w:ascii="Aptos" w:hAnsi="Aptos"/>
-        </w:rPr>
-        <w:t>5.1.3 ¿Estamos ante un mercado en expansión o está en decadencia?</w:t>
+        <w:spacing w:line="360" w:lineRule="auto"/>
+        <w:rPr>
+          <w:rFonts w:ascii="Aptos" w:hAnsi="Aptos"/>
+          <w:b/>
+          <w:bCs/>
+        </w:rPr>
+      </w:pPr>
+      <w:r>
+        <w:rPr>
+          <w:rFonts w:ascii="Aptos" w:hAnsi="Aptos"/>
+          <w:b/>
+          <w:bCs/>
+        </w:rPr>
+        <w:t>5</w:t>
+      </w:r>
+      <w:r>
+        <w:rPr>
+          <w:rFonts w:ascii="Aptos" w:hAnsi="Aptos"/>
+          <w:b/>
+          <w:bCs/>
+        </w:rPr>
+        <w:t>.3 ¿Estamos ante un mercado en expansión o está en decadencia?</w:t>
       </w:r>
     </w:p>
     <w:p>
       <w:pPr>
         <w:pStyle w:val="Default"/>
+        <w:spacing w:line="360" w:lineRule="auto"/>
+        <w:ind w:firstLine="708"/>
         <w:jc w:val="both"/>
         <w:rPr>
           <w:rFonts w:ascii="Aptos" w:hAnsi="Aptos"/>
@@ -654,21 +2022,56 @@
     <w:p>
       <w:pPr>
         <w:pStyle w:val="Default"/>
+        <w:spacing w:line="360" w:lineRule="auto"/>
         <w:jc w:val="both"/>
         <w:rPr>
           <w:rFonts w:ascii="Aptos" w:hAnsi="Aptos"/>
         </w:rPr>
       </w:pPr>
-      <w:r>
-        <w:rPr>
-          <w:rFonts w:ascii="Aptos" w:hAnsi="Aptos"/>
-        </w:rPr>
-        <w:t xml:space="preserve">5.1.4 ¿Existen factores que puedan influenciar la actual estructura del mercado? </w:t>
-      </w:r>
     </w:p>
     <w:p>
       <w:pPr>
         <w:pStyle w:val="Default"/>
+        <w:spacing w:line="360" w:lineRule="auto"/>
+        <w:jc w:val="both"/>
+        <w:rPr>
+          <w:rFonts w:ascii="Aptos" w:hAnsi="Aptos"/>
+        </w:rPr>
+      </w:pPr>
+    </w:p>
+    <w:p>
+      <w:pPr>
+        <w:pStyle w:val="Default"/>
+        <w:spacing w:line="360" w:lineRule="auto"/>
+        <w:jc w:val="both"/>
+        <w:rPr>
+          <w:rFonts w:ascii="Aptos" w:hAnsi="Aptos"/>
+          <w:b/>
+          <w:bCs/>
+        </w:rPr>
+      </w:pPr>
+      <w:r>
+        <w:rPr>
+          <w:rFonts w:ascii="Aptos" w:hAnsi="Aptos"/>
+          <w:b/>
+          <w:bCs/>
+        </w:rPr>
+        <w:t>5</w:t>
+      </w:r>
+      <w:r>
+        <w:rPr>
+          <w:rFonts w:ascii="Aptos" w:hAnsi="Aptos"/>
+          <w:b/>
+          <w:bCs/>
+        </w:rPr>
+        <w:t xml:space="preserve">.4 ¿Existen factores que puedan influenciar la actual estructura del mercado? </w:t>
+      </w:r>
+    </w:p>
+    <w:p>
+      <w:pPr>
+        <w:pStyle w:val="Default"/>
+        <w:spacing w:line="360" w:lineRule="auto"/>
+        <w:ind w:firstLine="360"/>
         <w:jc w:val="both"/>
         <w:rPr>
           <w:rFonts w:ascii="Aptos" w:hAnsi="Aptos"/>
@@ -688,6 +2091,7 @@
           <w:ilvl w:val="0"/>
           <w:numId w:val="2"/>
         </w:numPr>
+        <w:spacing w:line="360" w:lineRule="auto"/>
         <w:jc w:val="both"/>
         <w:rPr>
           <w:rFonts w:ascii="Aptos" w:hAnsi="Aptos"/>
@@ -707,6 +2111,7 @@
           <w:ilvl w:val="0"/>
           <w:numId w:val="2"/>
         </w:numPr>
+        <w:spacing w:line="360" w:lineRule="auto"/>
         <w:jc w:val="both"/>
         <w:rPr>
           <w:rFonts w:ascii="Aptos" w:hAnsi="Aptos"/>
@@ -716,6 +2121,7 @@
         <w:rPr>
           <w:rFonts w:ascii="Aptos" w:hAnsi="Aptos"/>
         </w:rPr>
+        <w:lastRenderedPageBreak/>
         <w:t>Los cambios en el comportamiento del consumidor, que exige rapidez, eficiencia y experiencias personalizadas.</w:t>
       </w:r>
     </w:p>
@@ -726,6 +2132,7 @@
           <w:ilvl w:val="0"/>
           <w:numId w:val="2"/>
         </w:numPr>
+        <w:spacing w:line="360" w:lineRule="auto"/>
         <w:jc w:val="both"/>
         <w:rPr>
           <w:rFonts w:ascii="Aptos" w:hAnsi="Aptos"/>
@@ -745,6 +2152,7 @@
           <w:ilvl w:val="0"/>
           <w:numId w:val="2"/>
         </w:numPr>
+        <w:spacing w:line="360" w:lineRule="auto"/>
         <w:jc w:val="both"/>
         <w:rPr>
           <w:rFonts w:ascii="Aptos" w:hAnsi="Aptos"/>
@@ -783,6 +2191,8 @@
     <w:p>
       <w:pPr>
         <w:pStyle w:val="Default"/>
+        <w:spacing w:line="360" w:lineRule="auto"/>
+        <w:ind w:left="720"/>
         <w:jc w:val="both"/>
         <w:rPr>
           <w:rFonts w:ascii="Aptos" w:hAnsi="Aptos"/>
@@ -792,21 +2202,36 @@
     <w:p>
       <w:pPr>
         <w:pStyle w:val="Default"/>
+        <w:spacing w:line="360" w:lineRule="auto"/>
         <w:jc w:val="both"/>
         <w:rPr>
           <w:rFonts w:ascii="Aptos" w:hAnsi="Aptos"/>
-        </w:rPr>
-      </w:pPr>
-      <w:r>
-        <w:rPr>
-          <w:rFonts w:ascii="Aptos" w:hAnsi="Aptos"/>
-        </w:rPr>
-        <w:t>5.1.5 Evaluación de la competencia existente en el mercado</w:t>
+          <w:b/>
+          <w:bCs/>
+        </w:rPr>
+      </w:pPr>
+      <w:r>
+        <w:rPr>
+          <w:rFonts w:ascii="Aptos" w:hAnsi="Aptos"/>
+          <w:b/>
+          <w:bCs/>
+        </w:rPr>
+        <w:t>5</w:t>
+      </w:r>
+      <w:r>
+        <w:rPr>
+          <w:rFonts w:ascii="Aptos" w:hAnsi="Aptos"/>
+          <w:b/>
+          <w:bCs/>
+        </w:rPr>
+        <w:t>.5 Evaluación de la competencia existente en el mercado</w:t>
       </w:r>
     </w:p>
     <w:p>
       <w:pPr>
         <w:pStyle w:val="Default"/>
+        <w:spacing w:line="360" w:lineRule="auto"/>
+        <w:ind w:firstLine="708"/>
         <w:jc w:val="both"/>
         <w:rPr>
           <w:rFonts w:ascii="Aptos" w:hAnsi="Aptos"/>
@@ -908,36 +2333,47 @@
     <w:p>
       <w:pPr>
         <w:pStyle w:val="Default"/>
+        <w:spacing w:line="360" w:lineRule="auto"/>
+        <w:ind w:firstLine="708"/>
         <w:jc w:val="both"/>
         <w:rPr>
           <w:rFonts w:ascii="Aptos" w:hAnsi="Aptos"/>
         </w:rPr>
       </w:pPr>
-      <w:r>
-        <w:rPr>
-          <w:rFonts w:ascii="Aptos" w:hAnsi="Aptos"/>
-        </w:rPr>
-        <w:t xml:space="preserve"> </w:t>
-      </w:r>
     </w:p>
     <w:p>
       <w:pPr>
         <w:pStyle w:val="Default"/>
+        <w:spacing w:line="360" w:lineRule="auto"/>
         <w:jc w:val="both"/>
         <w:rPr>
           <w:rFonts w:ascii="Aptos" w:hAnsi="Aptos"/>
-        </w:rPr>
-      </w:pPr>
-      <w:r>
-        <w:rPr>
-          <w:rFonts w:ascii="Aptos" w:hAnsi="Aptos"/>
-        </w:rPr>
-        <w:t xml:space="preserve">5.1.6 ¿Ante qué barreras de entrada nos encontramos? ¿Cómo las podríamos solventar? </w:t>
+          <w:b/>
+          <w:bCs/>
+        </w:rPr>
+      </w:pPr>
+      <w:r>
+        <w:rPr>
+          <w:rFonts w:ascii="Aptos" w:hAnsi="Aptos"/>
+          <w:b/>
+          <w:bCs/>
+        </w:rPr>
+        <w:t>5</w:t>
+      </w:r>
+      <w:r>
+        <w:rPr>
+          <w:rFonts w:ascii="Aptos" w:hAnsi="Aptos"/>
+          <w:b/>
+          <w:bCs/>
+        </w:rPr>
+        <w:t xml:space="preserve">.6 ¿Ante qué barreras de entrada nos encontramos? ¿Cómo las podríamos solventar? </w:t>
       </w:r>
     </w:p>
     <w:p>
       <w:pPr>
         <w:pStyle w:val="Default"/>
+        <w:spacing w:line="360" w:lineRule="auto"/>
+        <w:ind w:firstLine="708"/>
         <w:jc w:val="both"/>
         <w:rPr>
           <w:rFonts w:ascii="Aptos" w:hAnsi="Aptos"/>
@@ -957,6 +2393,7 @@
           <w:ilvl w:val="0"/>
           <w:numId w:val="3"/>
         </w:numPr>
+        <w:spacing w:line="360" w:lineRule="auto"/>
         <w:jc w:val="both"/>
         <w:rPr>
           <w:rFonts w:ascii="Aptos" w:hAnsi="Aptos"/>
@@ -976,6 +2413,7 @@
           <w:ilvl w:val="0"/>
           <w:numId w:val="3"/>
         </w:numPr>
+        <w:spacing w:line="360" w:lineRule="auto"/>
         <w:jc w:val="both"/>
         <w:rPr>
           <w:rFonts w:ascii="Aptos" w:hAnsi="Aptos"/>
@@ -995,6 +2433,7 @@
           <w:ilvl w:val="0"/>
           <w:numId w:val="3"/>
         </w:numPr>
+        <w:spacing w:line="360" w:lineRule="auto"/>
         <w:jc w:val="both"/>
         <w:rPr>
           <w:rFonts w:ascii="Aptos" w:hAnsi="Aptos"/>
@@ -1005,6 +2444,262 @@
           <w:rFonts w:ascii="Aptos" w:hAnsi="Aptos"/>
         </w:rPr>
         <w:t>Resistencia al cambio por parte de algunos propietarios de negocios tradicionales.</w:t>
+      </w:r>
+    </w:p>
+    <w:p>
+      <w:pPr>
+        <w:pStyle w:val="Default"/>
+        <w:spacing w:line="360" w:lineRule="auto"/>
+        <w:ind w:firstLine="360"/>
+        <w:jc w:val="both"/>
+        <w:rPr>
+          <w:rFonts w:ascii="Aptos" w:hAnsi="Aptos"/>
+        </w:rPr>
+      </w:pPr>
+      <w:r>
+        <w:rPr>
+          <w:rFonts w:ascii="Aptos" w:hAnsi="Aptos"/>
+        </w:rPr>
+        <w:t xml:space="preserve">Para solventarlas, </w:t>
+      </w:r>
+      <w:proofErr w:type="spellStart"/>
+      <w:r>
+        <w:rPr>
+          <w:rFonts w:ascii="Aptos" w:hAnsi="Aptos"/>
+          <w:i/>
+          <w:iCs/>
+        </w:rPr>
+        <w:t>Orderly</w:t>
+      </w:r>
+      <w:proofErr w:type="spellEnd"/>
+      <w:r>
+        <w:rPr>
+          <w:rFonts w:ascii="Aptos" w:hAnsi="Aptos"/>
+        </w:rPr>
+        <w:t xml:space="preserve"> apuesta por una estrategia de diferenciación basada en la simplicidad y personalización, ofreciendo versiones gratuitas o de bajo coste, formación para el personal y soporte técnico local en España.</w:t>
+      </w:r>
+    </w:p>
+    <w:p>
+      <w:pPr>
+        <w:pStyle w:val="Default"/>
+        <w:spacing w:line="360" w:lineRule="auto"/>
+        <w:jc w:val="both"/>
+        <w:rPr>
+          <w:rFonts w:ascii="Aptos" w:hAnsi="Aptos"/>
+        </w:rPr>
+      </w:pPr>
+    </w:p>
+    <w:p>
+      <w:pPr>
+        <w:pStyle w:val="Default"/>
+        <w:spacing w:line="360" w:lineRule="auto"/>
+        <w:jc w:val="both"/>
+        <w:rPr>
+          <w:rFonts w:ascii="Aptos" w:hAnsi="Aptos"/>
+          <w:b/>
+          <w:bCs/>
+        </w:rPr>
+      </w:pPr>
+      <w:r>
+        <w:rPr>
+          <w:rFonts w:ascii="Aptos" w:hAnsi="Aptos"/>
+          <w:b/>
+          <w:bCs/>
+        </w:rPr>
+        <w:lastRenderedPageBreak/>
+        <w:t>5</w:t>
+      </w:r>
+      <w:r>
+        <w:rPr>
+          <w:rFonts w:ascii="Aptos" w:hAnsi="Aptos"/>
+          <w:b/>
+          <w:bCs/>
+        </w:rPr>
+        <w:t xml:space="preserve">.7 ¿Cuál es nuestro público objetivo? Estudio del segmento social que compra habitualmente nuestro producto/servicio: edad, poder adquisitivo, nivel cultural, etc. </w:t>
+      </w:r>
+    </w:p>
+    <w:p>
+      <w:pPr>
+        <w:pStyle w:val="Default"/>
+        <w:spacing w:line="360" w:lineRule="auto"/>
+        <w:ind w:firstLine="708"/>
+        <w:jc w:val="both"/>
+        <w:rPr>
+          <w:rFonts w:ascii="Aptos" w:hAnsi="Aptos"/>
+        </w:rPr>
+      </w:pPr>
+      <w:r>
+        <w:rPr>
+          <w:rFonts w:ascii="Aptos" w:hAnsi="Aptos"/>
+        </w:rPr>
+        <w:t xml:space="preserve">El público objetivo de </w:t>
+      </w:r>
+      <w:proofErr w:type="spellStart"/>
+      <w:r>
+        <w:rPr>
+          <w:rFonts w:ascii="Aptos" w:hAnsi="Aptos"/>
+          <w:i/>
+          <w:iCs/>
+        </w:rPr>
+        <w:t>Orderly</w:t>
+      </w:r>
+      <w:proofErr w:type="spellEnd"/>
+      <w:r>
+        <w:rPr>
+          <w:rFonts w:ascii="Aptos" w:hAnsi="Aptos"/>
+        </w:rPr>
+        <w:t xml:space="preserve"> son pequeñas y medianas empresas del sector hostelero —cafeterías, bares, restaurantes y hoteles— que buscan digitalizar sus operaciones sin grandes inversiones.</w:t>
+      </w:r>
+      <w:r>
+        <w:rPr>
+          <w:rFonts w:ascii="Aptos" w:hAnsi="Aptos"/>
+        </w:rPr>
+        <w:br/>
+        <w:t>A nivel social, los clientes potenciales son empresarios de entre 30 y 55 años, con nivel educativo medio o superior, interesados en la eficiencia y el control del negocio. El poder adquisitivo de este segmento es medio-alto, y la localización principal se concentra en zonas urbanas y turísticas como Valencia, Alicante, Málaga o Barcelona.</w:t>
+      </w:r>
+    </w:p>
+    <w:p>
+      <w:pPr>
+        <w:pStyle w:val="Default"/>
+        <w:spacing w:line="360" w:lineRule="auto"/>
+        <w:jc w:val="both"/>
+        <w:rPr>
+          <w:rFonts w:ascii="Aptos" w:hAnsi="Aptos"/>
+        </w:rPr>
+      </w:pPr>
+    </w:p>
+    <w:p>
+      <w:pPr>
+        <w:pStyle w:val="Default"/>
+        <w:spacing w:line="360" w:lineRule="auto"/>
+        <w:jc w:val="both"/>
+        <w:rPr>
+          <w:rFonts w:ascii="Aptos" w:hAnsi="Aptos"/>
+          <w:b/>
+          <w:bCs/>
+        </w:rPr>
+      </w:pPr>
+      <w:r>
+        <w:rPr>
+          <w:rFonts w:ascii="Aptos" w:hAnsi="Aptos"/>
+          <w:b/>
+          <w:bCs/>
+        </w:rPr>
+        <w:t>5</w:t>
+      </w:r>
+      <w:r>
+        <w:rPr>
+          <w:rFonts w:ascii="Aptos" w:hAnsi="Aptos"/>
+          <w:b/>
+          <w:bCs/>
+        </w:rPr>
+        <w:t>.8 Evaluación de la necesidad de compra de nuestro producto/servicio por parte de la clientela. ¿Es de uso imprescindible?</w:t>
+      </w:r>
+    </w:p>
+    <w:p>
+      <w:pPr>
+        <w:pStyle w:val="Default"/>
+        <w:spacing w:line="360" w:lineRule="auto"/>
+        <w:ind w:firstLine="708"/>
+        <w:jc w:val="both"/>
+        <w:rPr>
+          <w:rFonts w:ascii="Aptos" w:hAnsi="Aptos"/>
+        </w:rPr>
+      </w:pPr>
+      <w:r>
+        <w:rPr>
+          <w:rFonts w:ascii="Aptos" w:hAnsi="Aptos"/>
+        </w:rPr>
+        <w:t xml:space="preserve">La necesidad de un sistema de gestión como </w:t>
+      </w:r>
+      <w:proofErr w:type="spellStart"/>
+      <w:r>
+        <w:rPr>
+          <w:rFonts w:ascii="Aptos" w:hAnsi="Aptos"/>
+          <w:i/>
+          <w:iCs/>
+        </w:rPr>
+        <w:t>Orderly</w:t>
+      </w:r>
+      <w:proofErr w:type="spellEnd"/>
+      <w:r>
+        <w:rPr>
+          <w:rFonts w:ascii="Aptos" w:hAnsi="Aptos"/>
+        </w:rPr>
+        <w:t xml:space="preserve"> es alta y creciente. No se trata de un producto de lujo, sino de una herramienta casi imprescindible para mantener la competitividad en un entorno donde la digitalización define la calidad del servicio. Además, permite optimizar tiempos, reducir errores y mejorar la experiencia tanto del cliente como del empleado.</w:t>
+      </w:r>
+    </w:p>
+    <w:p>
+      <w:pPr>
+        <w:pStyle w:val="Default"/>
+        <w:spacing w:line="360" w:lineRule="auto"/>
+        <w:jc w:val="both"/>
+        <w:rPr>
+          <w:rFonts w:ascii="Aptos" w:hAnsi="Aptos"/>
+          <w:b/>
+          <w:bCs/>
+        </w:rPr>
+      </w:pPr>
+    </w:p>
+    <w:p>
+      <w:pPr>
+        <w:pStyle w:val="Default"/>
+        <w:spacing w:line="360" w:lineRule="auto"/>
+        <w:jc w:val="both"/>
+        <w:rPr>
+          <w:rFonts w:ascii="Aptos" w:hAnsi="Aptos"/>
+          <w:b/>
+          <w:bCs/>
+        </w:rPr>
+      </w:pPr>
+      <w:r>
+        <w:rPr>
+          <w:rFonts w:ascii="Aptos" w:hAnsi="Aptos"/>
+          <w:b/>
+          <w:bCs/>
+        </w:rPr>
+        <w:t>5</w:t>
+      </w:r>
+      <w:r>
+        <w:rPr>
+          <w:rFonts w:ascii="Aptos" w:hAnsi="Aptos"/>
+          <w:b/>
+          <w:bCs/>
+        </w:rPr>
+        <w:t>.9 Nuestro producto/servicio, ¿se compra durante todo el año o es estacional, concentrándose en un período concreto del año?</w:t>
+      </w:r>
+    </w:p>
+    <w:p>
+      <w:pPr>
+        <w:pStyle w:val="Default"/>
+        <w:spacing w:line="360" w:lineRule="auto"/>
+        <w:ind w:firstLine="708"/>
+        <w:jc w:val="both"/>
+        <w:rPr>
+          <w:rFonts w:ascii="Aptos" w:hAnsi="Aptos"/>
+        </w:rPr>
+      </w:pPr>
+      <w:r>
+        <w:rPr>
+          <w:rFonts w:ascii="Aptos" w:hAnsi="Aptos"/>
+        </w:rPr>
+        <w:t xml:space="preserve">A diferencia de otros sectores, el uso de </w:t>
+      </w:r>
+      <w:proofErr w:type="spellStart"/>
+      <w:r>
+        <w:rPr>
+          <w:rFonts w:ascii="Aptos" w:hAnsi="Aptos"/>
+          <w:i/>
+          <w:iCs/>
+        </w:rPr>
+        <w:t>Orderly</w:t>
+      </w:r>
+      <w:proofErr w:type="spellEnd"/>
+      <w:r>
+        <w:rPr>
+          <w:rFonts w:ascii="Aptos" w:hAnsi="Aptos"/>
+        </w:rPr>
+        <w:t xml:space="preserve"> no es estacional: los sistemas de gestión se utilizan durante todo el año. Sin embargo, el número de transacciones o pedidos puede aumentar en períodos turísticos o festivos, especialmente en comunidades costeras como la Valenciana. Por tanto, se trata de un producto de demanda continua, con picos de uso en verano y durante los fines de semana.</w:t>
       </w:r>
     </w:p>
     <w:p>
@@ -1015,28 +2710,6 @@
           <w:rFonts w:ascii="Aptos" w:hAnsi="Aptos"/>
         </w:rPr>
       </w:pPr>
-      <w:r>
-        <w:rPr>
-          <w:rFonts w:ascii="Aptos" w:hAnsi="Aptos"/>
-        </w:rPr>
-        <w:t xml:space="preserve">Para solventarlas, </w:t>
-      </w:r>
-      <w:proofErr w:type="spellStart"/>
-      <w:r>
-        <w:rPr>
-          <w:rFonts w:ascii="Aptos" w:hAnsi="Aptos"/>
-          <w:i/>
-          <w:iCs/>
-        </w:rPr>
-        <w:t>Orderly</w:t>
-      </w:r>
-      <w:proofErr w:type="spellEnd"/>
-      <w:r>
-        <w:rPr>
-          <w:rFonts w:ascii="Aptos" w:hAnsi="Aptos"/>
-        </w:rPr>
-        <w:t xml:space="preserve"> apuesta por una estrategia de diferenciación basada en la simplicidad y personalización, ofreciendo versiones gratuitas o de bajo coste, formación para el personal y soporte técnico local en España.</w:t>
-      </w:r>
     </w:p>
     <w:p>
       <w:pPr>
@@ -1044,236 +2717,41 @@
         <w:jc w:val="both"/>
         <w:rPr>
           <w:rFonts w:ascii="Aptos" w:hAnsi="Aptos"/>
-        </w:rPr>
-      </w:pPr>
-    </w:p>
-    <w:p>
-      <w:pPr>
-        <w:pStyle w:val="Default"/>
-        <w:jc w:val="both"/>
-        <w:rPr>
-          <w:rFonts w:ascii="Aptos" w:hAnsi="Aptos"/>
-        </w:rPr>
-      </w:pPr>
-      <w:r>
-        <w:rPr>
-          <w:rFonts w:ascii="Aptos" w:hAnsi="Aptos"/>
-        </w:rPr>
-        <w:t xml:space="preserve">5.1.7 ¿Cuál es nuestro público objetivo? Estudio del segmento social que compra habitualmente nuestro producto/servicio: edad, poder adquisitivo, nivel cultural, etc. </w:t>
-      </w:r>
-    </w:p>
-    <w:p>
-      <w:pPr>
-        <w:pStyle w:val="Default"/>
-        <w:jc w:val="both"/>
-        <w:rPr>
-          <w:rFonts w:ascii="Aptos" w:hAnsi="Aptos"/>
-        </w:rPr>
-      </w:pPr>
-      <w:r>
-        <w:rPr>
-          <w:rFonts w:ascii="Aptos" w:hAnsi="Aptos"/>
-        </w:rPr>
-        <w:t xml:space="preserve">El público objetivo de </w:t>
-      </w:r>
-      <w:proofErr w:type="spellStart"/>
-      <w:r>
-        <w:rPr>
-          <w:rFonts w:ascii="Aptos" w:hAnsi="Aptos"/>
-          <w:i/>
-          <w:iCs/>
-        </w:rPr>
-        <w:t>Orderly</w:t>
-      </w:r>
-      <w:proofErr w:type="spellEnd"/>
-      <w:r>
-        <w:rPr>
-          <w:rFonts w:ascii="Aptos" w:hAnsi="Aptos"/>
-        </w:rPr>
-        <w:t xml:space="preserve"> son pequeñas y medianas empresas del sector hostelero —cafeterías, bares, restaurantes y hoteles— que buscan digitalizar sus operaciones sin grandes inversiones.</w:t>
-      </w:r>
-      <w:r>
-        <w:rPr>
-          <w:rFonts w:ascii="Aptos" w:hAnsi="Aptos"/>
-        </w:rPr>
-        <w:br/>
-        <w:t>A nivel social, los clientes potenciales son empresarios de entre 30 y 55 años, con nivel educativo medio o superior, interesados en la eficiencia y el control del negocio. El poder adquisitivo de este segmento es medio-alto, y la localización principal se concentra en zonas urbanas y turísticas como Valencia, Alicante, Málaga o Barcelona.</w:t>
-      </w:r>
-    </w:p>
-    <w:p>
-      <w:pPr>
-        <w:pStyle w:val="Default"/>
-        <w:jc w:val="both"/>
-        <w:rPr>
-          <w:rFonts w:ascii="Aptos" w:hAnsi="Aptos"/>
-        </w:rPr>
-      </w:pPr>
-    </w:p>
-    <w:p>
-      <w:pPr>
-        <w:pStyle w:val="Default"/>
-        <w:jc w:val="both"/>
-        <w:rPr>
-          <w:rFonts w:ascii="Aptos" w:hAnsi="Aptos"/>
-        </w:rPr>
-      </w:pPr>
-      <w:r>
-        <w:rPr>
-          <w:rFonts w:ascii="Aptos" w:hAnsi="Aptos"/>
-        </w:rPr>
-        <w:t>5.1.8 Evaluación de la necesidad de compra de nuestro producto/servicio por parte de la clientela. ¿Es de uso imprescindible?</w:t>
-      </w:r>
-    </w:p>
-    <w:p>
-      <w:pPr>
-        <w:pStyle w:val="Default"/>
-        <w:jc w:val="both"/>
-        <w:rPr>
-          <w:rFonts w:ascii="Aptos" w:hAnsi="Aptos"/>
-        </w:rPr>
-      </w:pPr>
-      <w:r>
-        <w:rPr>
-          <w:rFonts w:ascii="Aptos" w:hAnsi="Aptos"/>
-        </w:rPr>
-        <w:t xml:space="preserve">La necesidad de un sistema de gestión como </w:t>
-      </w:r>
-      <w:proofErr w:type="spellStart"/>
-      <w:r>
-        <w:rPr>
-          <w:rFonts w:ascii="Aptos" w:hAnsi="Aptos"/>
-          <w:i/>
-          <w:iCs/>
-        </w:rPr>
-        <w:t>Orderly</w:t>
-      </w:r>
-      <w:proofErr w:type="spellEnd"/>
-      <w:r>
-        <w:rPr>
-          <w:rFonts w:ascii="Aptos" w:hAnsi="Aptos"/>
-        </w:rPr>
-        <w:t xml:space="preserve"> es alta y creciente. No se trata de un producto de lujo, sino de una herramienta casi imprescindible para mantener la competitividad en un entorno donde la digitalización define la calidad del servicio. Además, permite optimizar tiempos, reducir errores y mejorar la experiencia tanto del cliente como del empleado.</w:t>
-      </w:r>
-    </w:p>
-    <w:p>
-      <w:pPr>
-        <w:pStyle w:val="Default"/>
-        <w:jc w:val="both"/>
-        <w:rPr>
-          <w:rFonts w:ascii="Aptos" w:hAnsi="Aptos"/>
-        </w:rPr>
-      </w:pPr>
-    </w:p>
-    <w:p>
-      <w:pPr>
-        <w:pStyle w:val="Default"/>
-        <w:jc w:val="both"/>
-        <w:rPr>
-          <w:rFonts w:ascii="Aptos" w:hAnsi="Aptos"/>
-        </w:rPr>
-      </w:pPr>
-      <w:r>
-        <w:rPr>
-          <w:rFonts w:ascii="Aptos" w:hAnsi="Aptos"/>
-        </w:rPr>
-        <w:t>5.1.9 Nuestro producto/servicio, ¿se compra durante todo el año o es estacional, concentrándose en un período concreto del año?</w:t>
-      </w:r>
-    </w:p>
-    <w:p>
-      <w:pPr>
-        <w:pStyle w:val="Default"/>
-        <w:jc w:val="both"/>
-        <w:rPr>
-          <w:rFonts w:ascii="Aptos" w:hAnsi="Aptos"/>
-        </w:rPr>
-      </w:pPr>
-      <w:r>
-        <w:rPr>
-          <w:rFonts w:ascii="Aptos" w:hAnsi="Aptos"/>
-        </w:rPr>
-        <w:t xml:space="preserve">A diferencia de otros sectores, el uso de </w:t>
-      </w:r>
-      <w:proofErr w:type="spellStart"/>
-      <w:r>
-        <w:rPr>
-          <w:rFonts w:ascii="Aptos" w:hAnsi="Aptos"/>
-          <w:i/>
-          <w:iCs/>
-        </w:rPr>
-        <w:t>Orderly</w:t>
-      </w:r>
-      <w:proofErr w:type="spellEnd"/>
-      <w:r>
-        <w:rPr>
-          <w:rFonts w:ascii="Aptos" w:hAnsi="Aptos"/>
-        </w:rPr>
-        <w:t xml:space="preserve"> no es estacional: los sistemas de gestión se utilizan durante todo el año. Sin embargo, el número de transacciones o pedidos puede aumentar en períodos turísticos o festivos, especialmente en </w:t>
-      </w:r>
-      <w:r>
-        <w:rPr>
-          <w:rFonts w:ascii="Aptos" w:hAnsi="Aptos"/>
-        </w:rPr>
-        <w:lastRenderedPageBreak/>
-        <w:t>comunidades costeras como la Valenciana. Por tanto, se trata de un producto de demanda continua, con picos de uso en verano y durante los fines de semana.</w:t>
-      </w:r>
-    </w:p>
-    <w:p>
-      <w:pPr>
-        <w:pStyle w:val="Default"/>
-        <w:jc w:val="both"/>
-        <w:rPr>
-          <w:rFonts w:ascii="Aptos" w:hAnsi="Aptos"/>
-        </w:rPr>
-      </w:pPr>
-    </w:p>
-    <w:p>
-      <w:pPr>
-        <w:pStyle w:val="Default"/>
-        <w:jc w:val="both"/>
-        <w:rPr>
-          <w:rFonts w:ascii="Aptos" w:hAnsi="Aptos"/>
-        </w:rPr>
-      </w:pPr>
-    </w:p>
-    <w:p>
-      <w:pPr>
-        <w:pStyle w:val="Default"/>
-        <w:jc w:val="both"/>
-        <w:rPr>
-          <w:rFonts w:ascii="Aptos" w:hAnsi="Aptos"/>
-        </w:rPr>
-      </w:pPr>
-      <w:r>
-        <w:rPr>
-          <w:rFonts w:ascii="Aptos" w:hAnsi="Aptos"/>
-        </w:rPr>
-        <w:t xml:space="preserve">5.2. Análisis DAFO </w:t>
+          <w:b/>
+          <w:bCs/>
+        </w:rPr>
+      </w:pPr>
+      <w:r>
+        <w:rPr>
+          <w:rFonts w:ascii="Aptos" w:hAnsi="Aptos"/>
+          <w:b/>
+          <w:bCs/>
+        </w:rPr>
+        <w:t>5.10</w:t>
+      </w:r>
+      <w:r>
+        <w:rPr>
+          <w:rFonts w:ascii="Aptos" w:hAnsi="Aptos"/>
+          <w:b/>
+          <w:bCs/>
+        </w:rPr>
+        <w:t xml:space="preserve"> Análisis DAFO </w:t>
       </w:r>
     </w:p>
     <w:tbl>
       <w:tblPr>
+        <w:tblStyle w:val="Tablaconcuadrcula"/>
         <w:tblW w:w="0" w:type="auto"/>
-        <w:tblInd w:w="-108" w:type="dxa"/>
-        <w:tblBorders>
-          <w:top w:val="nil"/>
-          <w:left w:val="nil"/>
-          <w:bottom w:val="nil"/>
-          <w:right w:val="nil"/>
-        </w:tblBorders>
-        <w:tblLayout w:type="fixed"/>
-        <w:tblLook w:val="0000" w:firstRow="0" w:lastRow="0" w:firstColumn="0" w:lastColumn="0" w:noHBand="0" w:noVBand="0"/>
+        <w:tblLook w:val="04A0" w:firstRow="1" w:lastRow="0" w:firstColumn="1" w:lastColumn="0" w:noHBand="0" w:noVBand="1"/>
       </w:tblPr>
       <w:tblGrid>
-        <w:gridCol w:w="4256"/>
-        <w:gridCol w:w="4256"/>
+        <w:gridCol w:w="4247"/>
+        <w:gridCol w:w="4247"/>
       </w:tblGrid>
       <w:tr>
-        <w:trPr>
-          <w:trHeight w:val="171"/>
-        </w:trPr>
         <w:tc>
           <w:tcPr>
-            <w:tcW w:w="4256" w:type="dxa"/>
+            <w:tcW w:w="4247" w:type="dxa"/>
           </w:tcPr>
           <w:p>
             <w:pPr>
@@ -1281,8 +2759,18 @@
               <w:jc w:val="both"/>
               <w:rPr>
                 <w:rFonts w:ascii="Aptos" w:hAnsi="Aptos"/>
-              </w:rPr>
-            </w:pPr>
+                <w:sz w:val="22"/>
+                <w:szCs w:val="22"/>
+              </w:rPr>
+            </w:pPr>
+            <w:r>
+              <w:rPr>
+                <w:rFonts w:ascii="Aptos" w:hAnsi="Aptos"/>
+                <w:sz w:val="22"/>
+                <w:szCs w:val="22"/>
+              </w:rPr>
+              <w:t>ANÁLISIS INTERNO</w:t>
+            </w:r>
           </w:p>
           <w:p>
             <w:pPr>
@@ -1290,19 +2778,25 @@
               <w:jc w:val="both"/>
               <w:rPr>
                 <w:rFonts w:ascii="Aptos" w:hAnsi="Aptos"/>
-              </w:rPr>
-            </w:pPr>
-            <w:r>
-              <w:rPr>
-                <w:rFonts w:ascii="Aptos" w:hAnsi="Aptos"/>
-              </w:rPr>
-              <w:t xml:space="preserve">ANÁLISIS INTERNO </w:t>
+                <w:b/>
+                <w:bCs/>
+                <w:sz w:val="22"/>
+                <w:szCs w:val="22"/>
+              </w:rPr>
+            </w:pPr>
+            <w:r>
+              <w:rPr>
+                <w:rFonts w:ascii="Aptos" w:hAnsi="Aptos"/>
+                <w:sz w:val="22"/>
+                <w:szCs w:val="22"/>
+              </w:rPr>
+              <w:t>Fortalezas que tenemos</w:t>
             </w:r>
           </w:p>
         </w:tc>
         <w:tc>
           <w:tcPr>
-            <w:tcW w:w="4256" w:type="dxa"/>
+            <w:tcW w:w="4247" w:type="dxa"/>
           </w:tcPr>
           <w:p>
             <w:pPr>
@@ -1310,8 +2804,18 @@
               <w:jc w:val="both"/>
               <w:rPr>
                 <w:rFonts w:ascii="Aptos" w:hAnsi="Aptos"/>
-              </w:rPr>
-            </w:pPr>
+                <w:sz w:val="22"/>
+                <w:szCs w:val="22"/>
+              </w:rPr>
+            </w:pPr>
+            <w:r>
+              <w:rPr>
+                <w:rFonts w:ascii="Aptos" w:hAnsi="Aptos"/>
+                <w:sz w:val="22"/>
+                <w:szCs w:val="22"/>
+              </w:rPr>
+              <w:t>ANÁLISIS EXTERNO</w:t>
+            </w:r>
           </w:p>
           <w:p>
             <w:pPr>
@@ -1319,80 +2823,28 @@
               <w:jc w:val="both"/>
               <w:rPr>
                 <w:rFonts w:ascii="Aptos" w:hAnsi="Aptos"/>
-              </w:rPr>
-            </w:pPr>
-            <w:r>
-              <w:rPr>
-                <w:rFonts w:ascii="Aptos" w:hAnsi="Aptos"/>
-              </w:rPr>
-              <w:t xml:space="preserve">ANÁLISIS EXTERNO </w:t>
+                <w:b/>
+                <w:bCs/>
+                <w:sz w:val="22"/>
+                <w:szCs w:val="22"/>
+              </w:rPr>
+            </w:pPr>
+            <w:r>
+              <w:rPr>
+                <w:rFonts w:ascii="Aptos" w:hAnsi="Aptos"/>
+                <w:sz w:val="22"/>
+                <w:szCs w:val="22"/>
+              </w:rPr>
+              <w:t>Oportunidades del mercado</w:t>
             </w:r>
           </w:p>
         </w:tc>
       </w:tr>
       <w:tr>
-        <w:trPr>
-          <w:trHeight w:val="171"/>
-        </w:trPr>
         <w:tc>
           <w:tcPr>
-            <w:tcW w:w="4256" w:type="dxa"/>
+            <w:tcW w:w="4247" w:type="dxa"/>
           </w:tcPr>
-          <w:p>
-            <w:pPr>
-              <w:pStyle w:val="Default"/>
-              <w:jc w:val="both"/>
-              <w:rPr>
-                <w:rFonts w:ascii="Aptos" w:hAnsi="Aptos"/>
-              </w:rPr>
-            </w:pPr>
-            <w:r>
-              <w:rPr>
-                <w:rFonts w:ascii="Aptos" w:hAnsi="Aptos"/>
-              </w:rPr>
-              <w:t xml:space="preserve">Fortalezas que tenemos </w:t>
-            </w:r>
-          </w:p>
-        </w:tc>
-        <w:tc>
-          <w:tcPr>
-            <w:tcW w:w="4256" w:type="dxa"/>
-          </w:tcPr>
-          <w:p>
-            <w:pPr>
-              <w:pStyle w:val="Default"/>
-              <w:jc w:val="both"/>
-              <w:rPr>
-                <w:rFonts w:ascii="Aptos" w:hAnsi="Aptos"/>
-              </w:rPr>
-            </w:pPr>
-            <w:r>
-              <w:rPr>
-                <w:rFonts w:ascii="Aptos" w:hAnsi="Aptos"/>
-              </w:rPr>
-              <w:t>Oportunidades del mercado</w:t>
-            </w:r>
-          </w:p>
-        </w:tc>
-      </w:tr>
-      <w:tr>
-        <w:trPr>
-          <w:trHeight w:val="640"/>
-        </w:trPr>
-        <w:tc>
-          <w:tcPr>
-            <w:tcW w:w="4256" w:type="dxa"/>
-          </w:tcPr>
-          <w:p>
-            <w:pPr>
-              <w:pStyle w:val="Default"/>
-              <w:jc w:val="both"/>
-              <w:rPr>
-                <w:rFonts w:ascii="Aptos" w:hAnsi="Aptos" w:cstheme="minorBidi"/>
-                <w:color w:val="auto"/>
-              </w:rPr>
-            </w:pPr>
-          </w:p>
           <w:p>
             <w:pPr>
               <w:pStyle w:val="Default"/>
@@ -1403,12 +2855,17 @@
               <w:jc w:val="both"/>
               <w:rPr>
                 <w:rFonts w:ascii="Aptos" w:hAnsi="Aptos" w:cs="Arial"/>
+                <w:sz w:val="22"/>
+                <w:szCs w:val="22"/>
               </w:rPr>
             </w:pPr>
             <w:r>
               <w:rPr>
                 <w:rFonts w:ascii="Aptos" w:hAnsi="Aptos" w:cs="Arial"/>
-              </w:rPr>
+                <w:sz w:val="22"/>
+                <w:szCs w:val="22"/>
+              </w:rPr>
+              <w:lastRenderedPageBreak/>
               <w:t>Sistema adaptable a diferentes tipos de establecimientos (bares, cafeterías, restaurantes).</w:t>
             </w:r>
           </w:p>
@@ -1422,11 +2879,15 @@
               <w:jc w:val="both"/>
               <w:rPr>
                 <w:rFonts w:ascii="Aptos" w:hAnsi="Aptos" w:cs="Arial"/>
+                <w:sz w:val="22"/>
+                <w:szCs w:val="22"/>
               </w:rPr>
             </w:pPr>
             <w:r>
               <w:rPr>
                 <w:rFonts w:ascii="Aptos" w:hAnsi="Aptos" w:cs="Arial"/>
+                <w:sz w:val="22"/>
+                <w:szCs w:val="22"/>
               </w:rPr>
               <w:t>Interfaz intuitiva y moderna, fácil de usar tanto en PC como en dispositivos móviles y tabletas.</w:t>
             </w:r>
@@ -1441,11 +2902,15 @@
               <w:jc w:val="both"/>
               <w:rPr>
                 <w:rFonts w:ascii="Aptos" w:hAnsi="Aptos" w:cs="Arial"/>
+                <w:sz w:val="22"/>
+                <w:szCs w:val="22"/>
               </w:rPr>
             </w:pPr>
             <w:r>
               <w:rPr>
                 <w:rFonts w:ascii="Aptos" w:hAnsi="Aptos" w:cs="Arial"/>
+                <w:sz w:val="22"/>
+                <w:szCs w:val="22"/>
               </w:rPr>
               <w:t xml:space="preserve">Sincronización en tiempo real entre varios dispositivos (móvil, </w:t>
             </w:r>
@@ -1453,6 +2918,8 @@
             <w:r>
               <w:rPr>
                 <w:rFonts w:ascii="Aptos" w:hAnsi="Aptos" w:cs="Arial"/>
+                <w:sz w:val="22"/>
+                <w:szCs w:val="22"/>
               </w:rPr>
               <w:t>tablet</w:t>
             </w:r>
@@ -1460,6 +2927,8 @@
             <w:r>
               <w:rPr>
                 <w:rFonts w:ascii="Aptos" w:hAnsi="Aptos" w:cs="Arial"/>
+                <w:sz w:val="22"/>
+                <w:szCs w:val="22"/>
               </w:rPr>
               <w:t xml:space="preserve"> y ordenador).</w:t>
             </w:r>
@@ -1474,11 +2943,15 @@
               <w:jc w:val="both"/>
               <w:rPr>
                 <w:rFonts w:ascii="Aptos" w:hAnsi="Aptos" w:cs="Arial"/>
+                <w:sz w:val="22"/>
+                <w:szCs w:val="22"/>
               </w:rPr>
             </w:pPr>
             <w:r>
               <w:rPr>
                 <w:rFonts w:ascii="Aptos" w:hAnsi="Aptos" w:cs="Arial"/>
+                <w:sz w:val="22"/>
+                <w:szCs w:val="22"/>
               </w:rPr>
               <w:t>Coste de implementación bajo en comparación con competidores consolidados.</w:t>
             </w:r>
@@ -1493,11 +2966,15 @@
               <w:jc w:val="both"/>
               <w:rPr>
                 <w:rFonts w:ascii="Aptos" w:hAnsi="Aptos" w:cs="Arial"/>
+                <w:sz w:val="22"/>
+                <w:szCs w:val="22"/>
               </w:rPr>
             </w:pPr>
             <w:r>
               <w:rPr>
                 <w:rFonts w:ascii="Aptos" w:hAnsi="Aptos" w:cs="Arial"/>
+                <w:sz w:val="22"/>
+                <w:szCs w:val="22"/>
               </w:rPr>
               <w:t>Desarrollo propio y posibilidad de personalización según las necesidades del cliente.</w:t>
             </w:r>
@@ -1512,11 +2989,15 @@
               <w:jc w:val="both"/>
               <w:rPr>
                 <w:rFonts w:ascii="Aptos" w:hAnsi="Aptos" w:cs="Arial"/>
+                <w:sz w:val="22"/>
+                <w:szCs w:val="22"/>
               </w:rPr>
             </w:pPr>
             <w:r>
               <w:rPr>
                 <w:rFonts w:ascii="Aptos" w:hAnsi="Aptos" w:cs="Arial"/>
+                <w:sz w:val="22"/>
+                <w:szCs w:val="22"/>
               </w:rPr>
               <w:t>Enfoque en la simplicidad y la eficiencia del trabajo del personal.</w:t>
             </w:r>
@@ -1526,14 +3007,18 @@
               <w:pStyle w:val="Default"/>
               <w:jc w:val="both"/>
               <w:rPr>
-                <w:rFonts w:ascii="Aptos" w:hAnsi="Aptos" w:cs="Arial"/>
+                <w:rFonts w:ascii="Aptos" w:hAnsi="Aptos"/>
+                <w:b/>
+                <w:bCs/>
+                <w:sz w:val="22"/>
+                <w:szCs w:val="22"/>
               </w:rPr>
             </w:pPr>
           </w:p>
         </w:tc>
         <w:tc>
           <w:tcPr>
-            <w:tcW w:w="4256" w:type="dxa"/>
+            <w:tcW w:w="4247" w:type="dxa"/>
           </w:tcPr>
           <w:p>
             <w:pPr>
@@ -1545,11 +3030,15 @@
               <w:jc w:val="both"/>
               <w:rPr>
                 <w:rFonts w:ascii="Aptos" w:hAnsi="Aptos" w:cs="Wingdings"/>
+                <w:sz w:val="22"/>
+                <w:szCs w:val="22"/>
               </w:rPr>
             </w:pPr>
             <w:r>
               <w:rPr>
                 <w:rFonts w:ascii="Aptos" w:hAnsi="Aptos" w:cs="Wingdings"/>
+                <w:sz w:val="22"/>
+                <w:szCs w:val="22"/>
               </w:rPr>
               <w:t>Crecimiento constante del sector hostelero en España y aumento de la digitalización.</w:t>
             </w:r>
@@ -1564,11 +3053,15 @@
               <w:jc w:val="both"/>
               <w:rPr>
                 <w:rFonts w:ascii="Aptos" w:hAnsi="Aptos" w:cs="Wingdings"/>
+                <w:sz w:val="22"/>
+                <w:szCs w:val="22"/>
               </w:rPr>
             </w:pPr>
             <w:r>
               <w:rPr>
                 <w:rFonts w:ascii="Aptos" w:hAnsi="Aptos" w:cs="Wingdings"/>
+                <w:sz w:val="22"/>
+                <w:szCs w:val="22"/>
               </w:rPr>
               <w:t>Incremento de la demanda de herramientas tecnológicas accesibles para pymes.</w:t>
             </w:r>
@@ -1583,11 +3076,15 @@
               <w:jc w:val="both"/>
               <w:rPr>
                 <w:rFonts w:ascii="Aptos" w:hAnsi="Aptos" w:cs="Wingdings"/>
+                <w:sz w:val="22"/>
+                <w:szCs w:val="22"/>
               </w:rPr>
             </w:pPr>
             <w:r>
               <w:rPr>
                 <w:rFonts w:ascii="Aptos" w:hAnsi="Aptos" w:cs="Wingdings"/>
+                <w:sz w:val="22"/>
+                <w:szCs w:val="22"/>
               </w:rPr>
               <w:t>Tendencia hacia la automatización y optimización del servicio al cliente.</w:t>
             </w:r>
@@ -1602,11 +3099,15 @@
               <w:jc w:val="both"/>
               <w:rPr>
                 <w:rFonts w:ascii="Aptos" w:hAnsi="Aptos" w:cs="Wingdings"/>
+                <w:sz w:val="22"/>
+                <w:szCs w:val="22"/>
               </w:rPr>
             </w:pPr>
             <w:r>
               <w:rPr>
                 <w:rFonts w:ascii="Aptos" w:hAnsi="Aptos" w:cs="Wingdings"/>
+                <w:sz w:val="22"/>
+                <w:szCs w:val="22"/>
               </w:rPr>
               <w:t>Posibilidad de colaboración con asociaciones de hostelería y cámaras de comercio locales.</w:t>
             </w:r>
@@ -1621,11 +3122,15 @@
               <w:jc w:val="both"/>
               <w:rPr>
                 <w:rFonts w:ascii="Aptos" w:hAnsi="Aptos" w:cs="Wingdings"/>
+                <w:sz w:val="22"/>
+                <w:szCs w:val="22"/>
               </w:rPr>
             </w:pPr>
             <w:r>
               <w:rPr>
                 <w:rFonts w:ascii="Aptos" w:hAnsi="Aptos" w:cs="Wingdings"/>
+                <w:sz w:val="22"/>
+                <w:szCs w:val="22"/>
               </w:rPr>
               <w:t>Expansión hacia mercados internacionales o turísticos (Portugal, Italia, Francia).</w:t>
             </w:r>
@@ -1635,37 +3140,20 @@
               <w:pStyle w:val="Default"/>
               <w:jc w:val="both"/>
               <w:rPr>
-                <w:rFonts w:ascii="Aptos" w:hAnsi="Aptos" w:cs="Wingdings"/>
-              </w:rPr>
-            </w:pPr>
-          </w:p>
-          <w:p>
-            <w:pPr>
-              <w:pStyle w:val="Default"/>
-              <w:jc w:val="both"/>
-              <w:rPr>
-                <w:rFonts w:ascii="Aptos" w:hAnsi="Aptos" w:cs="Wingdings"/>
-              </w:rPr>
-            </w:pPr>
-          </w:p>
-          <w:p>
-            <w:pPr>
-              <w:pStyle w:val="Default"/>
-              <w:jc w:val="both"/>
-              <w:rPr>
-                <w:rFonts w:ascii="Aptos" w:hAnsi="Aptos" w:cs="Wingdings"/>
+                <w:rFonts w:ascii="Aptos" w:hAnsi="Aptos"/>
+                <w:b/>
+                <w:bCs/>
+                <w:sz w:val="22"/>
+                <w:szCs w:val="22"/>
               </w:rPr>
             </w:pPr>
           </w:p>
         </w:tc>
       </w:tr>
       <w:tr>
-        <w:trPr>
-          <w:trHeight w:val="171"/>
-        </w:trPr>
         <w:tc>
           <w:tcPr>
-            <w:tcW w:w="4256" w:type="dxa"/>
+            <w:tcW w:w="4247" w:type="dxa"/>
           </w:tcPr>
           <w:p>
             <w:pPr>
@@ -1673,19 +3161,25 @@
               <w:jc w:val="both"/>
               <w:rPr>
                 <w:rFonts w:ascii="Aptos" w:hAnsi="Aptos"/>
-              </w:rPr>
-            </w:pPr>
-            <w:r>
-              <w:rPr>
-                <w:rFonts w:ascii="Aptos" w:hAnsi="Aptos"/>
-              </w:rPr>
-              <w:t xml:space="preserve">Debilidades que tenemos </w:t>
+                <w:b/>
+                <w:bCs/>
+                <w:sz w:val="22"/>
+                <w:szCs w:val="22"/>
+              </w:rPr>
+            </w:pPr>
+            <w:r>
+              <w:rPr>
+                <w:rFonts w:ascii="Aptos" w:hAnsi="Aptos"/>
+                <w:sz w:val="22"/>
+                <w:szCs w:val="22"/>
+              </w:rPr>
+              <w:t>Debilidades que tenemos</w:t>
             </w:r>
           </w:p>
         </w:tc>
         <w:tc>
           <w:tcPr>
-            <w:tcW w:w="4256" w:type="dxa"/>
+            <w:tcW w:w="4247" w:type="dxa"/>
           </w:tcPr>
           <w:p>
             <w:pPr>
@@ -1693,11 +3187,17 @@
               <w:jc w:val="both"/>
               <w:rPr>
                 <w:rFonts w:ascii="Aptos" w:hAnsi="Aptos"/>
-              </w:rPr>
-            </w:pPr>
-            <w:r>
-              <w:rPr>
-                <w:rFonts w:ascii="Aptos" w:hAnsi="Aptos"/>
+                <w:b/>
+                <w:bCs/>
+                <w:sz w:val="22"/>
+                <w:szCs w:val="22"/>
+              </w:rPr>
+            </w:pPr>
+            <w:r>
+              <w:rPr>
+                <w:rFonts w:ascii="Aptos" w:hAnsi="Aptos"/>
+                <w:sz w:val="22"/>
+                <w:szCs w:val="22"/>
               </w:rPr>
               <w:t xml:space="preserve">Amenazas del mercado </w:t>
             </w:r>
@@ -1705,12 +3205,9 @@
         </w:tc>
       </w:tr>
       <w:tr>
-        <w:trPr>
-          <w:trHeight w:val="640"/>
-        </w:trPr>
         <w:tc>
           <w:tcPr>
-            <w:tcW w:w="4256" w:type="dxa"/>
+            <w:tcW w:w="4247" w:type="dxa"/>
           </w:tcPr>
           <w:p>
             <w:pPr>
@@ -1722,11 +3219,15 @@
               <w:jc w:val="both"/>
               <w:rPr>
                 <w:rFonts w:ascii="Aptos" w:hAnsi="Aptos"/>
-              </w:rPr>
-            </w:pPr>
-            <w:r>
-              <w:rPr>
-                <w:rFonts w:ascii="Aptos" w:hAnsi="Aptos"/>
+                <w:sz w:val="22"/>
+                <w:szCs w:val="22"/>
+              </w:rPr>
+            </w:pPr>
+            <w:r>
+              <w:rPr>
+                <w:rFonts w:ascii="Aptos" w:hAnsi="Aptos"/>
+                <w:sz w:val="22"/>
+                <w:szCs w:val="22"/>
               </w:rPr>
               <w:t>Falta de reconocimiento de marca en el mercado.</w:t>
             </w:r>
@@ -1741,11 +3242,15 @@
               <w:jc w:val="both"/>
               <w:rPr>
                 <w:rFonts w:ascii="Aptos" w:hAnsi="Aptos"/>
-              </w:rPr>
-            </w:pPr>
-            <w:r>
-              <w:rPr>
-                <w:rFonts w:ascii="Aptos" w:hAnsi="Aptos"/>
+                <w:sz w:val="22"/>
+                <w:szCs w:val="22"/>
+              </w:rPr>
+            </w:pPr>
+            <w:r>
+              <w:rPr>
+                <w:rFonts w:ascii="Aptos" w:hAnsi="Aptos"/>
+                <w:sz w:val="22"/>
+                <w:szCs w:val="22"/>
               </w:rPr>
               <w:t>Recursos financieros limitados para marketing y expansión.</w:t>
             </w:r>
@@ -1760,11 +3265,15 @@
               <w:jc w:val="both"/>
               <w:rPr>
                 <w:rFonts w:ascii="Aptos" w:hAnsi="Aptos"/>
-              </w:rPr>
-            </w:pPr>
-            <w:r>
-              <w:rPr>
-                <w:rFonts w:ascii="Aptos" w:hAnsi="Aptos"/>
+                <w:sz w:val="22"/>
+                <w:szCs w:val="22"/>
+              </w:rPr>
+            </w:pPr>
+            <w:r>
+              <w:rPr>
+                <w:rFonts w:ascii="Aptos" w:hAnsi="Aptos"/>
+                <w:sz w:val="22"/>
+                <w:szCs w:val="22"/>
               </w:rPr>
               <w:t>Dependencia de la conexión a internet para la sincronización de datos.</w:t>
             </w:r>
@@ -1779,11 +3288,15 @@
               <w:jc w:val="both"/>
               <w:rPr>
                 <w:rFonts w:ascii="Aptos" w:hAnsi="Aptos"/>
-              </w:rPr>
-            </w:pPr>
-            <w:r>
-              <w:rPr>
-                <w:rFonts w:ascii="Aptos" w:hAnsi="Aptos"/>
+                <w:sz w:val="22"/>
+                <w:szCs w:val="22"/>
+              </w:rPr>
+            </w:pPr>
+            <w:r>
+              <w:rPr>
+                <w:rFonts w:ascii="Aptos" w:hAnsi="Aptos"/>
+                <w:sz w:val="22"/>
+                <w:szCs w:val="22"/>
               </w:rPr>
               <w:t>Necesidad de soporte técnico continuo durante la fase inicial.</w:t>
             </w:r>
@@ -1798,11 +3311,17 @@
               <w:jc w:val="both"/>
               <w:rPr>
                 <w:rFonts w:ascii="Aptos" w:hAnsi="Aptos"/>
-              </w:rPr>
-            </w:pPr>
-            <w:r>
-              <w:rPr>
-                <w:rFonts w:ascii="Aptos" w:hAnsi="Aptos"/>
+                <w:b/>
+                <w:bCs/>
+                <w:sz w:val="22"/>
+                <w:szCs w:val="22"/>
+              </w:rPr>
+            </w:pPr>
+            <w:r>
+              <w:rPr>
+                <w:rFonts w:ascii="Aptos" w:hAnsi="Aptos"/>
+                <w:sz w:val="22"/>
+                <w:szCs w:val="22"/>
               </w:rPr>
               <w:t>Escasa experiencia comercial en comparación con grandes competidore</w:t>
             </w:r>
@@ -1810,7 +3329,7 @@
         </w:tc>
         <w:tc>
           <w:tcPr>
-            <w:tcW w:w="4256" w:type="dxa"/>
+            <w:tcW w:w="4247" w:type="dxa"/>
           </w:tcPr>
           <w:p>
             <w:pPr>
@@ -1822,11 +3341,15 @@
               <w:jc w:val="both"/>
               <w:rPr>
                 <w:rFonts w:ascii="Aptos" w:hAnsi="Aptos" w:cs="Wingdings"/>
+                <w:sz w:val="22"/>
+                <w:szCs w:val="22"/>
               </w:rPr>
             </w:pPr>
             <w:r>
               <w:rPr>
                 <w:rFonts w:ascii="Aptos" w:hAnsi="Aptos" w:cs="Wingdings"/>
+                <w:sz w:val="22"/>
+                <w:szCs w:val="22"/>
               </w:rPr>
               <w:t>Alta competencia de soluciones ya establecidas (</w:t>
             </w:r>
@@ -1834,6 +3357,8 @@
             <w:r>
               <w:rPr>
                 <w:rFonts w:ascii="Aptos" w:hAnsi="Aptos" w:cs="Wingdings"/>
+                <w:sz w:val="22"/>
+                <w:szCs w:val="22"/>
               </w:rPr>
               <w:t>Revo</w:t>
             </w:r>
@@ -1841,6 +3366,8 @@
             <w:r>
               <w:rPr>
                 <w:rFonts w:ascii="Aptos" w:hAnsi="Aptos" w:cs="Wingdings"/>
+                <w:sz w:val="22"/>
+                <w:szCs w:val="22"/>
               </w:rPr>
               <w:t xml:space="preserve">, </w:t>
             </w:r>
@@ -1848,6 +3375,8 @@
             <w:r>
               <w:rPr>
                 <w:rFonts w:ascii="Aptos" w:hAnsi="Aptos" w:cs="Wingdings"/>
+                <w:sz w:val="22"/>
+                <w:szCs w:val="22"/>
               </w:rPr>
               <w:t>Glop</w:t>
             </w:r>
@@ -1855,6 +3384,8 @@
             <w:r>
               <w:rPr>
                 <w:rFonts w:ascii="Aptos" w:hAnsi="Aptos" w:cs="Wingdings"/>
+                <w:sz w:val="22"/>
+                <w:szCs w:val="22"/>
               </w:rPr>
               <w:t xml:space="preserve">, </w:t>
             </w:r>
@@ -1862,6 +3393,8 @@
             <w:r>
               <w:rPr>
                 <w:rFonts w:ascii="Aptos" w:hAnsi="Aptos" w:cs="Wingdings"/>
+                <w:sz w:val="22"/>
+                <w:szCs w:val="22"/>
               </w:rPr>
               <w:t>Lightspeed</w:t>
             </w:r>
@@ -1869,6 +3402,8 @@
             <w:r>
               <w:rPr>
                 <w:rFonts w:ascii="Aptos" w:hAnsi="Aptos" w:cs="Wingdings"/>
+                <w:sz w:val="22"/>
+                <w:szCs w:val="22"/>
               </w:rPr>
               <w:t>, Square).</w:t>
             </w:r>
@@ -1883,11 +3418,15 @@
               <w:jc w:val="both"/>
               <w:rPr>
                 <w:rFonts w:ascii="Aptos" w:hAnsi="Aptos" w:cs="Wingdings"/>
+                <w:sz w:val="22"/>
+                <w:szCs w:val="22"/>
               </w:rPr>
             </w:pPr>
             <w:r>
               <w:rPr>
                 <w:rFonts w:ascii="Aptos" w:hAnsi="Aptos" w:cs="Wingdings"/>
+                <w:sz w:val="22"/>
+                <w:szCs w:val="22"/>
               </w:rPr>
               <w:t>Cambios en la legislación laboral o fiscal que afecten al funcionamiento de los negocios hosteleros.</w:t>
             </w:r>
@@ -1902,11 +3441,15 @@
               <w:jc w:val="both"/>
               <w:rPr>
                 <w:rFonts w:ascii="Aptos" w:hAnsi="Aptos" w:cs="Wingdings"/>
+                <w:sz w:val="22"/>
+                <w:szCs w:val="22"/>
               </w:rPr>
             </w:pPr>
             <w:r>
               <w:rPr>
                 <w:rFonts w:ascii="Aptos" w:hAnsi="Aptos" w:cs="Wingdings"/>
+                <w:sz w:val="22"/>
+                <w:szCs w:val="22"/>
               </w:rPr>
               <w:t>Rápida evolución tecnológica que exige actualizaciones constantes.</w:t>
             </w:r>
@@ -1921,11 +3464,15 @@
               <w:jc w:val="both"/>
               <w:rPr>
                 <w:rFonts w:ascii="Aptos" w:hAnsi="Aptos" w:cs="Wingdings"/>
+                <w:sz w:val="22"/>
+                <w:szCs w:val="22"/>
               </w:rPr>
             </w:pPr>
             <w:r>
               <w:rPr>
                 <w:rFonts w:ascii="Aptos" w:hAnsi="Aptos" w:cs="Wingdings"/>
+                <w:sz w:val="22"/>
+                <w:szCs w:val="22"/>
               </w:rPr>
               <w:t>Posibles ciberataques o vulnerabilidades en la seguridad de los datos.</w:t>
             </w:r>
@@ -1933,18 +3480,20 @@
           <w:p>
             <w:pPr>
               <w:pStyle w:val="Default"/>
-              <w:numPr>
-                <w:ilvl w:val="0"/>
-                <w:numId w:val="5"/>
-              </w:numPr>
               <w:jc w:val="both"/>
               <w:rPr>
+                <w:rFonts w:ascii="Aptos" w:hAnsi="Aptos"/>
+                <w:b/>
+                <w:bCs/>
+                <w:sz w:val="22"/>
+                <w:szCs w:val="22"/>
+              </w:rPr>
+            </w:pPr>
+            <w:r>
+              <w:rPr>
                 <w:rFonts w:ascii="Aptos" w:hAnsi="Aptos" w:cs="Wingdings"/>
-              </w:rPr>
-            </w:pPr>
-            <w:r>
-              <w:rPr>
-                <w:rFonts w:ascii="Aptos" w:hAnsi="Aptos" w:cs="Wingdings"/>
+                <w:sz w:val="22"/>
+                <w:szCs w:val="22"/>
               </w:rPr>
               <w:t>Desconfianza inicial de algunos empresarios tradicionales hacia la digitalización.</w:t>
             </w:r>
@@ -1952,76 +3501,170 @@
         </w:tc>
       </w:tr>
     </w:tbl>
+    <w:p>
+      <w:pPr>
+        <w:pStyle w:val="Default"/>
+        <w:jc w:val="both"/>
+        <w:rPr>
+          <w:rFonts w:ascii="Aptos" w:hAnsi="Aptos"/>
+          <w:b/>
+          <w:bCs/>
+        </w:rPr>
+      </w:pPr>
+    </w:p>
+    <w:p>
+      <w:pPr>
+        <w:rPr>
+          <w:rFonts w:ascii="Aptos" w:hAnsi="Aptos" w:cs="Wingdings"/>
+          <w:b/>
+          <w:bCs/>
+        </w:rPr>
+      </w:pPr>
+    </w:p>
+    <w:p>
+      <w:pPr>
+        <w:rPr>
+          <w:rFonts w:ascii="Aptos" w:hAnsi="Aptos" w:cs="Wingdings"/>
+          <w:b/>
+          <w:bCs/>
+        </w:rPr>
+      </w:pPr>
+    </w:p>
+    <w:p>
+      <w:pPr>
+        <w:rPr>
+          <w:rFonts w:ascii="Aptos" w:hAnsi="Aptos" w:cs="Wingdings"/>
+          <w:b/>
+          <w:bCs/>
+        </w:rPr>
+      </w:pPr>
+    </w:p>
+    <w:p>
+      <w:pPr>
+        <w:rPr>
+          <w:rFonts w:ascii="Aptos" w:hAnsi="Aptos" w:cs="Wingdings"/>
+          <w:b/>
+          <w:bCs/>
+        </w:rPr>
+      </w:pPr>
+    </w:p>
+    <w:p>
+      <w:pPr>
+        <w:rPr>
+          <w:rFonts w:ascii="Aptos" w:hAnsi="Aptos" w:cs="Wingdings"/>
+          <w:b/>
+          <w:bCs/>
+        </w:rPr>
+      </w:pPr>
+    </w:p>
+    <w:p>
+      <w:pPr>
+        <w:rPr>
+          <w:rFonts w:ascii="Aptos" w:hAnsi="Aptos" w:cs="Wingdings"/>
+          <w:b/>
+          <w:bCs/>
+        </w:rPr>
+      </w:pPr>
+    </w:p>
+    <w:p>
+      <w:pPr>
+        <w:rPr>
+          <w:rFonts w:ascii="Aptos" w:hAnsi="Aptos" w:cs="Wingdings"/>
+          <w:b/>
+          <w:bCs/>
+        </w:rPr>
+      </w:pPr>
+      <w:r>
+        <w:rPr>
+          <w:rFonts w:ascii="Aptos" w:hAnsi="Aptos" w:cs="Wingdings"/>
+          <w:b/>
+          <w:bCs/>
+        </w:rPr>
+        <w:t>5</w:t>
+      </w:r>
+      <w:r>
+        <w:rPr>
+          <w:rFonts w:ascii="Aptos" w:hAnsi="Aptos" w:cs="Wingdings"/>
+          <w:b/>
+          <w:bCs/>
+        </w:rPr>
+        <w:t>.11</w:t>
+      </w:r>
+      <w:r>
+        <w:rPr>
+          <w:rFonts w:ascii="Aptos" w:hAnsi="Aptos" w:cs="Wingdings"/>
+          <w:b/>
+          <w:bCs/>
+        </w:rPr>
+        <w:t xml:space="preserve"> Matriz ERIC – Estrategia de </w:t>
+      </w:r>
+      <w:proofErr w:type="spellStart"/>
+      <w:r>
+        <w:rPr>
+          <w:rFonts w:ascii="Aptos" w:hAnsi="Aptos" w:cs="Wingdings"/>
+          <w:b/>
+          <w:bCs/>
+        </w:rPr>
+        <w:t>Orderly</w:t>
+      </w:r>
+      <w:proofErr w:type="spellEnd"/>
+    </w:p>
     <w:tbl>
       <w:tblPr>
-        <w:tblpPr w:leftFromText="141" w:rightFromText="141" w:vertAnchor="page" w:horzAnchor="margin" w:tblpXSpec="center" w:tblpY="818"/>
-        <w:tblW w:w="9345" w:type="dxa"/>
-        <w:tblCellSpacing w:w="15" w:type="dxa"/>
-        <w:tblCellMar>
-          <w:top w:w="15" w:type="dxa"/>
-          <w:left w:w="15" w:type="dxa"/>
-          <w:bottom w:w="15" w:type="dxa"/>
-          <w:right w:w="15" w:type="dxa"/>
-        </w:tblCellMar>
+        <w:tblStyle w:val="Tablaconcuadrcula"/>
+        <w:tblW w:w="0" w:type="auto"/>
         <w:tblLook w:val="04A0" w:firstRow="1" w:lastRow="0" w:firstColumn="1" w:lastColumn="0" w:noHBand="0" w:noVBand="1"/>
       </w:tblPr>
       <w:tblGrid>
-        <w:gridCol w:w="2282"/>
-        <w:gridCol w:w="2428"/>
-        <w:gridCol w:w="2421"/>
-        <w:gridCol w:w="2214"/>
+        <w:gridCol w:w="2123"/>
+        <w:gridCol w:w="2123"/>
+        <w:gridCol w:w="2124"/>
+        <w:gridCol w:w="2124"/>
       </w:tblGrid>
       <w:tr>
-        <w:trPr>
-          <w:tblHeader/>
-          <w:tblCellSpacing w:w="15" w:type="dxa"/>
-        </w:trPr>
         <w:tc>
           <w:tcPr>
-            <w:tcW w:w="2237" w:type="dxa"/>
-            <w:vAlign w:val="center"/>
-            <w:hideMark/>
+            <w:tcW w:w="2123" w:type="dxa"/>
           </w:tcPr>
           <w:p>
             <w:pPr>
-              <w:pStyle w:val="Prrafodelista"/>
-              <w:rPr>
-                <w:rFonts w:ascii="Aptos" w:hAnsi="Aptos"/>
+              <w:rPr>
+                <w:rFonts w:ascii="Aptos" w:hAnsi="Aptos" w:cs="Wingdings"/>
                 <w:b/>
                 <w:bCs/>
-              </w:rPr>
-            </w:pPr>
-            <w:r>
-              <w:rPr>
-                <w:rFonts w:ascii="Aptos" w:hAnsi="Aptos"/>
+                <w:u w:val="single"/>
+              </w:rPr>
+            </w:pPr>
+            <w:r>
+              <w:rPr>
+                <w:rFonts w:ascii="Aptos" w:hAnsi="Aptos" w:cs="Wingdings"/>
                 <w:b/>
                 <w:bCs/>
-              </w:rPr>
-              <w:lastRenderedPageBreak/>
+                <w:u w:val="single"/>
+              </w:rPr>
               <w:t>ELIMINAR</w:t>
             </w:r>
           </w:p>
         </w:tc>
         <w:tc>
           <w:tcPr>
-            <w:tcW w:w="2398" w:type="dxa"/>
-            <w:vAlign w:val="center"/>
-            <w:hideMark/>
+            <w:tcW w:w="2123" w:type="dxa"/>
           </w:tcPr>
           <w:p>
             <w:pPr>
-              <w:pStyle w:val="Prrafodelista"/>
-              <w:rPr>
-                <w:rFonts w:ascii="Aptos" w:hAnsi="Aptos"/>
+              <w:rPr>
+                <w:rFonts w:ascii="Aptos" w:hAnsi="Aptos" w:cs="Wingdings"/>
                 <w:b/>
                 <w:bCs/>
-              </w:rPr>
-            </w:pPr>
-            <w:r>
-              <w:rPr>
-                <w:rFonts w:ascii="Aptos" w:hAnsi="Aptos"/>
+                <w:u w:val="single"/>
+              </w:rPr>
+            </w:pPr>
+            <w:r>
+              <w:rPr>
+                <w:rFonts w:ascii="Aptos" w:hAnsi="Aptos" w:cs="Wingdings"/>
                 <w:b/>
                 <w:bCs/>
+                <w:u w:val="single"/>
               </w:rPr>
               <w:t>REDUCIR</w:t>
             </w:r>
@@ -2029,24 +3672,23 @@
         </w:tc>
         <w:tc>
           <w:tcPr>
-            <w:tcW w:w="0" w:type="auto"/>
-            <w:vAlign w:val="center"/>
-            <w:hideMark/>
+            <w:tcW w:w="2124" w:type="dxa"/>
           </w:tcPr>
           <w:p>
             <w:pPr>
-              <w:pStyle w:val="Prrafodelista"/>
-              <w:rPr>
-                <w:rFonts w:ascii="Aptos" w:hAnsi="Aptos"/>
+              <w:rPr>
+                <w:rFonts w:ascii="Aptos" w:hAnsi="Aptos" w:cs="Wingdings"/>
                 <w:b/>
                 <w:bCs/>
-              </w:rPr>
-            </w:pPr>
-            <w:r>
-              <w:rPr>
-                <w:rFonts w:ascii="Aptos" w:hAnsi="Aptos"/>
+                <w:u w:val="single"/>
+              </w:rPr>
+            </w:pPr>
+            <w:r>
+              <w:rPr>
+                <w:rFonts w:ascii="Aptos" w:hAnsi="Aptos" w:cs="Wingdings"/>
                 <w:b/>
                 <w:bCs/>
+                <w:u w:val="single"/>
               </w:rPr>
               <w:t>AUMENTAR</w:t>
             </w:r>
@@ -2054,24 +3696,23 @@
         </w:tc>
         <w:tc>
           <w:tcPr>
-            <w:tcW w:w="0" w:type="auto"/>
-            <w:vAlign w:val="center"/>
-            <w:hideMark/>
+            <w:tcW w:w="2124" w:type="dxa"/>
           </w:tcPr>
           <w:p>
             <w:pPr>
-              <w:pStyle w:val="Prrafodelista"/>
-              <w:rPr>
-                <w:rFonts w:ascii="Aptos" w:hAnsi="Aptos"/>
+              <w:rPr>
+                <w:rFonts w:ascii="Aptos" w:hAnsi="Aptos" w:cs="Wingdings"/>
                 <w:b/>
                 <w:bCs/>
-              </w:rPr>
-            </w:pPr>
-            <w:r>
-              <w:rPr>
-                <w:rFonts w:ascii="Aptos" w:hAnsi="Aptos"/>
+                <w:u w:val="single"/>
+              </w:rPr>
+            </w:pPr>
+            <w:r>
+              <w:rPr>
+                <w:rFonts w:ascii="Aptos" w:hAnsi="Aptos" w:cs="Wingdings"/>
                 <w:b/>
                 <w:bCs/>
+                <w:u w:val="single"/>
               </w:rPr>
               <w:t>CREAR</w:t>
             </w:r>
@@ -2079,31 +3720,29 @@
         </w:tc>
       </w:tr>
       <w:tr>
-        <w:trPr>
-          <w:tblCellSpacing w:w="15" w:type="dxa"/>
-        </w:trPr>
         <w:tc>
           <w:tcPr>
-            <w:tcW w:w="2237" w:type="dxa"/>
-            <w:vAlign w:val="center"/>
-            <w:hideMark/>
+            <w:tcW w:w="2123" w:type="dxa"/>
           </w:tcPr>
           <w:p>
             <w:pPr>
               <w:pStyle w:val="Prrafodelista"/>
               <w:numPr>
                 <w:ilvl w:val="0"/>
-                <w:numId w:val="5"/>
+                <w:numId w:val="19"/>
               </w:numPr>
               <w:jc w:val="both"/>
               <w:rPr>
-                <w:rFonts w:ascii="Aptos" w:hAnsi="Aptos"/>
-              </w:rPr>
-            </w:pPr>
-            <w:r>
-              <w:rPr>
-                <w:rFonts w:ascii="Aptos" w:hAnsi="Aptos"/>
-              </w:rPr>
+                <w:sz w:val="20"/>
+                <w:szCs w:val="20"/>
+              </w:rPr>
+            </w:pPr>
+            <w:r>
+              <w:rPr>
+                <w:sz w:val="20"/>
+                <w:szCs w:val="20"/>
+              </w:rPr>
+              <w:lastRenderedPageBreak/>
               <w:t xml:space="preserve">Complejidad innecesaria de los sistemas TPV tradicionales. </w:t>
             </w:r>
           </w:p>
@@ -2112,16 +3751,18 @@
               <w:pStyle w:val="Prrafodelista"/>
               <w:numPr>
                 <w:ilvl w:val="0"/>
-                <w:numId w:val="5"/>
+                <w:numId w:val="19"/>
               </w:numPr>
               <w:jc w:val="both"/>
               <w:rPr>
-                <w:rFonts w:ascii="Aptos" w:hAnsi="Aptos"/>
-              </w:rPr>
-            </w:pPr>
-            <w:r>
-              <w:rPr>
-                <w:rFonts w:ascii="Aptos" w:hAnsi="Aptos"/>
+                <w:sz w:val="20"/>
+                <w:szCs w:val="20"/>
+              </w:rPr>
+            </w:pPr>
+            <w:r>
+              <w:rPr>
+                <w:sz w:val="20"/>
+                <w:szCs w:val="20"/>
               </w:rPr>
               <w:t>Dependencia de hardware especializado (impresoras, terminales caros).</w:t>
             </w:r>
@@ -2131,16 +3772,20 @@
               <w:pStyle w:val="Prrafodelista"/>
               <w:numPr>
                 <w:ilvl w:val="0"/>
-                <w:numId w:val="5"/>
+                <w:numId w:val="19"/>
               </w:numPr>
               <w:jc w:val="both"/>
               <w:rPr>
-                <w:rFonts w:ascii="Aptos" w:hAnsi="Aptos"/>
-              </w:rPr>
-            </w:pPr>
-            <w:r>
-              <w:rPr>
-                <w:rFonts w:ascii="Aptos" w:hAnsi="Aptos"/>
+                <w:rFonts w:ascii="Aptos" w:hAnsi="Aptos" w:cs="Wingdings"/>
+                <w:b/>
+                <w:bCs/>
+                <w:u w:val="single"/>
+              </w:rPr>
+            </w:pPr>
+            <w:r>
+              <w:rPr>
+                <w:sz w:val="20"/>
+                <w:szCs w:val="20"/>
               </w:rPr>
               <w:t>Procesos manuales de registro y comunicación entre personal.</w:t>
             </w:r>
@@ -2148,91 +3793,111 @@
         </w:tc>
         <w:tc>
           <w:tcPr>
-            <w:tcW w:w="2398" w:type="dxa"/>
-            <w:vAlign w:val="center"/>
-            <w:hideMark/>
+            <w:tcW w:w="2123" w:type="dxa"/>
           </w:tcPr>
           <w:p>
             <w:pPr>
               <w:pStyle w:val="Prrafodelista"/>
+              <w:numPr>
+                <w:ilvl w:val="0"/>
+                <w:numId w:val="19"/>
+              </w:numPr>
               <w:jc w:val="both"/>
               <w:rPr>
-                <w:rFonts w:ascii="Aptos" w:hAnsi="Aptos"/>
-              </w:rPr>
-            </w:pPr>
-            <w:r>
-              <w:rPr>
-                <w:rFonts w:ascii="Aptos" w:hAnsi="Aptos"/>
-              </w:rPr>
-              <w:t xml:space="preserve">• Costes de instalación y mantenimiento. </w:t>
+                <w:sz w:val="20"/>
+                <w:szCs w:val="20"/>
+              </w:rPr>
+            </w:pPr>
+            <w:r>
+              <w:rPr>
+                <w:sz w:val="20"/>
+                <w:szCs w:val="20"/>
+              </w:rPr>
+              <w:t>Costes de instalación y mantenimiento.</w:t>
             </w:r>
           </w:p>
           <w:p>
             <w:pPr>
               <w:pStyle w:val="Prrafodelista"/>
+              <w:numPr>
+                <w:ilvl w:val="0"/>
+                <w:numId w:val="19"/>
+              </w:numPr>
               <w:jc w:val="both"/>
               <w:rPr>
-                <w:rFonts w:ascii="Aptos" w:hAnsi="Aptos"/>
-              </w:rPr>
-            </w:pPr>
-            <w:r>
-              <w:rPr>
-                <w:rFonts w:ascii="Aptos" w:hAnsi="Aptos"/>
-              </w:rPr>
-              <w:t>• Tiempo de aprendizaje del personal.</w:t>
+                <w:sz w:val="20"/>
+                <w:szCs w:val="20"/>
+              </w:rPr>
+            </w:pPr>
+            <w:r>
+              <w:rPr>
+                <w:sz w:val="20"/>
+                <w:szCs w:val="20"/>
+              </w:rPr>
+              <w:t>Tiempo de aprendizaje del personal.</w:t>
             </w:r>
           </w:p>
           <w:p>
             <w:pPr>
               <w:pStyle w:val="Prrafodelista"/>
+              <w:numPr>
+                <w:ilvl w:val="0"/>
+                <w:numId w:val="19"/>
+              </w:numPr>
               <w:jc w:val="both"/>
               <w:rPr>
-                <w:rFonts w:ascii="Aptos" w:hAnsi="Aptos"/>
-              </w:rPr>
-            </w:pPr>
-            <w:r>
-              <w:rPr>
-                <w:rFonts w:ascii="Aptos" w:hAnsi="Aptos"/>
-              </w:rPr>
-              <w:t>• Dependencia de soporte técnico externo.</w:t>
+                <w:rFonts w:ascii="Aptos" w:hAnsi="Aptos" w:cs="Wingdings"/>
+                <w:b/>
+                <w:bCs/>
+                <w:u w:val="single"/>
+              </w:rPr>
+            </w:pPr>
+            <w:r>
+              <w:rPr>
+                <w:sz w:val="20"/>
+                <w:szCs w:val="20"/>
+              </w:rPr>
+              <w:t>Dependencia de soporte técnico externo.</w:t>
             </w:r>
           </w:p>
         </w:tc>
         <w:tc>
           <w:tcPr>
-            <w:tcW w:w="0" w:type="auto"/>
-            <w:vAlign w:val="center"/>
-            <w:hideMark/>
+            <w:tcW w:w="2124" w:type="dxa"/>
           </w:tcPr>
           <w:p>
             <w:pPr>
               <w:pStyle w:val="Prrafodelista"/>
               <w:numPr>
                 <w:ilvl w:val="0"/>
-                <w:numId w:val="5"/>
+                <w:numId w:val="19"/>
               </w:numPr>
               <w:jc w:val="both"/>
               <w:rPr>
-                <w:rFonts w:ascii="Aptos" w:hAnsi="Aptos"/>
-              </w:rPr>
-            </w:pPr>
-            <w:r>
-              <w:rPr>
-                <w:rFonts w:ascii="Aptos" w:hAnsi="Aptos"/>
+                <w:sz w:val="20"/>
+                <w:szCs w:val="20"/>
+              </w:rPr>
+            </w:pPr>
+            <w:r>
+              <w:rPr>
+                <w:sz w:val="20"/>
+                <w:szCs w:val="20"/>
               </w:rPr>
               <w:t xml:space="preserve">Accesibilidad desde cualquier dispositivo (móvil, </w:t>
             </w:r>
             <w:proofErr w:type="spellStart"/>
             <w:r>
               <w:rPr>
-                <w:rFonts w:ascii="Aptos" w:hAnsi="Aptos"/>
+                <w:sz w:val="20"/>
+                <w:szCs w:val="20"/>
               </w:rPr>
               <w:t>tablet</w:t>
             </w:r>
             <w:proofErr w:type="spellEnd"/>
             <w:r>
               <w:rPr>
-                <w:rFonts w:ascii="Aptos" w:hAnsi="Aptos"/>
+                <w:sz w:val="20"/>
+                <w:szCs w:val="20"/>
               </w:rPr>
               <w:t>, PC).</w:t>
             </w:r>
@@ -2242,16 +3907,18 @@
               <w:pStyle w:val="Prrafodelista"/>
               <w:numPr>
                 <w:ilvl w:val="0"/>
-                <w:numId w:val="5"/>
+                <w:numId w:val="19"/>
               </w:numPr>
               <w:jc w:val="both"/>
               <w:rPr>
-                <w:rFonts w:ascii="Aptos" w:hAnsi="Aptos"/>
-              </w:rPr>
-            </w:pPr>
-            <w:r>
-              <w:rPr>
-                <w:rFonts w:ascii="Aptos" w:hAnsi="Aptos"/>
+                <w:sz w:val="20"/>
+                <w:szCs w:val="20"/>
+              </w:rPr>
+            </w:pPr>
+            <w:r>
+              <w:rPr>
+                <w:sz w:val="20"/>
+                <w:szCs w:val="20"/>
               </w:rPr>
               <w:t>Sincronización en tiempo real entre sala, barra y cocina.</w:t>
             </w:r>
@@ -2261,70 +3928,130 @@
               <w:pStyle w:val="Prrafodelista"/>
               <w:numPr>
                 <w:ilvl w:val="0"/>
-                <w:numId w:val="5"/>
+                <w:numId w:val="19"/>
               </w:numPr>
-              <w:jc w:val="both"/>
-              <w:rPr>
-                <w:rFonts w:ascii="Aptos" w:hAnsi="Aptos"/>
-              </w:rPr>
-            </w:pPr>
-            <w:r>
-              <w:rPr>
-                <w:rFonts w:ascii="Aptos" w:hAnsi="Aptos"/>
-              </w:rPr>
-              <w:t xml:space="preserve"> Personalización de la interfaz según tipo de negocio.  Eficiencia en la gestión del inventario y los pedidos.</w:t>
+              <w:rPr>
+                <w:sz w:val="20"/>
+                <w:szCs w:val="20"/>
+              </w:rPr>
+            </w:pPr>
+            <w:r>
+              <w:rPr>
+                <w:sz w:val="20"/>
+                <w:szCs w:val="20"/>
+              </w:rPr>
+              <w:t xml:space="preserve">Personalización de la interfaz según tipo de negocio.  </w:t>
+            </w:r>
+          </w:p>
+          <w:p>
+            <w:pPr>
+              <w:pStyle w:val="Prrafodelista"/>
+              <w:numPr>
+                <w:ilvl w:val="0"/>
+                <w:numId w:val="19"/>
+              </w:numPr>
+              <w:rPr>
+                <w:rFonts w:ascii="Aptos" w:hAnsi="Aptos" w:cs="Wingdings"/>
+                <w:b/>
+                <w:bCs/>
+                <w:u w:val="single"/>
+              </w:rPr>
+            </w:pPr>
+            <w:r>
+              <w:rPr>
+                <w:sz w:val="20"/>
+                <w:szCs w:val="20"/>
+              </w:rPr>
+              <w:t>Eficiencia en la gestión del inventario y los pedidos.</w:t>
             </w:r>
           </w:p>
         </w:tc>
         <w:tc>
           <w:tcPr>
-            <w:tcW w:w="0" w:type="auto"/>
-            <w:vAlign w:val="center"/>
-            <w:hideMark/>
+            <w:tcW w:w="2124" w:type="dxa"/>
           </w:tcPr>
           <w:p>
             <w:pPr>
               <w:pStyle w:val="Prrafodelista"/>
+              <w:numPr>
+                <w:ilvl w:val="0"/>
+                <w:numId w:val="20"/>
+              </w:numPr>
               <w:jc w:val="both"/>
               <w:rPr>
-                <w:rFonts w:ascii="Aptos" w:hAnsi="Aptos"/>
-              </w:rPr>
-            </w:pPr>
-            <w:r>
-              <w:rPr>
-                <w:rFonts w:ascii="Aptos" w:hAnsi="Aptos"/>
-              </w:rPr>
-              <w:t>• Un ecosistema digital completo y adaptable a cada local.</w:t>
+                <w:sz w:val="20"/>
+                <w:szCs w:val="20"/>
+              </w:rPr>
+            </w:pPr>
+            <w:r>
+              <w:rPr>
+                <w:sz w:val="20"/>
+                <w:szCs w:val="20"/>
+              </w:rPr>
+              <w:t>Un ecosistema digital completo y adaptable a cada local.</w:t>
             </w:r>
           </w:p>
           <w:p>
             <w:pPr>
               <w:pStyle w:val="Prrafodelista"/>
+              <w:numPr>
+                <w:ilvl w:val="0"/>
+                <w:numId w:val="20"/>
+              </w:numPr>
               <w:jc w:val="both"/>
               <w:rPr>
-                <w:rFonts w:ascii="Aptos" w:hAnsi="Aptos"/>
-              </w:rPr>
-            </w:pPr>
-            <w:r>
-              <w:rPr>
-                <w:rFonts w:ascii="Aptos" w:hAnsi="Aptos"/>
-              </w:rPr>
-              <w:t>• Herramientas de análisis e informes automáticos.</w:t>
+                <w:sz w:val="20"/>
+                <w:szCs w:val="20"/>
+              </w:rPr>
+            </w:pPr>
+            <w:r>
+              <w:rPr>
+                <w:sz w:val="20"/>
+                <w:szCs w:val="20"/>
+              </w:rPr>
+              <w:t>Herramientas de análisis e informes automáticos.</w:t>
             </w:r>
           </w:p>
           <w:p>
             <w:pPr>
               <w:pStyle w:val="Prrafodelista"/>
-              <w:jc w:val="both"/>
-              <w:rPr>
-                <w:rFonts w:ascii="Aptos" w:hAnsi="Aptos"/>
-              </w:rPr>
-            </w:pPr>
-            <w:r>
-              <w:rPr>
-                <w:rFonts w:ascii="Aptos" w:hAnsi="Aptos"/>
-              </w:rPr>
-              <w:t>• Integración con proveedores y control del almacén. • Un servicio técnico cercano y flexible.</w:t>
+              <w:numPr>
+                <w:ilvl w:val="0"/>
+                <w:numId w:val="20"/>
+              </w:numPr>
+              <w:rPr>
+                <w:sz w:val="20"/>
+                <w:szCs w:val="20"/>
+              </w:rPr>
+            </w:pPr>
+            <w:r>
+              <w:rPr>
+                <w:sz w:val="20"/>
+                <w:szCs w:val="20"/>
+              </w:rPr>
+              <w:t>Integración con proveedores y control del almacén.</w:t>
+            </w:r>
+          </w:p>
+          <w:p>
+            <w:pPr>
+              <w:pStyle w:val="Prrafodelista"/>
+              <w:numPr>
+                <w:ilvl w:val="0"/>
+                <w:numId w:val="20"/>
+              </w:numPr>
+              <w:rPr>
+                <w:rFonts w:ascii="Aptos" w:hAnsi="Aptos" w:cs="Wingdings"/>
+                <w:b/>
+                <w:bCs/>
+                <w:u w:val="single"/>
+              </w:rPr>
+            </w:pPr>
+            <w:r>
+              <w:rPr>
+                <w:sz w:val="20"/>
+                <w:szCs w:val="20"/>
+              </w:rPr>
+              <w:t>Un servicio técnico cercano y flexible.</w:t>
             </w:r>
           </w:p>
         </w:tc>
@@ -2339,24 +4066,6 @@
           <w:u w:val="single"/>
         </w:rPr>
       </w:pPr>
-      <w:r>
-        <w:rPr>
-          <w:rFonts w:ascii="Aptos" w:hAnsi="Aptos" w:cs="Wingdings"/>
-          <w:b/>
-          <w:bCs/>
-        </w:rPr>
-        <w:t xml:space="preserve">5.3 Matriz ERIC – Estrategia de </w:t>
-      </w:r>
-      <w:proofErr w:type="spellStart"/>
-      <w:r>
-        <w:rPr>
-          <w:rFonts w:ascii="Aptos" w:hAnsi="Aptos" w:cs="Wingdings"/>
-          <w:b/>
-          <w:bCs/>
-        </w:rPr>
-        <w:t>Orderly</w:t>
-      </w:r>
-      <w:proofErr w:type="spellEnd"/>
     </w:p>
     <w:p>
       <w:pPr>
@@ -2387,7 +4096,7 @@
                     </pic:cNvPicPr>
                   </pic:nvPicPr>
                   <pic:blipFill>
-                    <a:blip r:embed="rId6">
+                    <a:blip r:embed="rId8">
                       <a:extLst>
                         <a:ext uri="{28A0092B-C50C-407E-A947-70E740481C1C}">
                           <a14:useLocalDpi xmlns:a14="http://schemas.microsoft.com/office/drawing/2010/main" val="0"/>
@@ -2434,17 +4143,89 @@
           <w:bCs/>
         </w:rPr>
       </w:pPr>
-      <w:r>
+    </w:p>
+    <w:p>
+      <w:pPr>
         <w:rPr>
           <w:rFonts w:ascii="Aptos" w:hAnsi="Aptos"/>
           <w:b/>
           <w:bCs/>
         </w:rPr>
-        <w:t>1. ANÁLISIS DE PRODUCTOS/SERVICIOS. LÍNEAS DE NEGOCIO Y NECESIDADES QUE SATISFACEN</w:t>
-      </w:r>
-    </w:p>
-    <w:p>
-      <w:pPr>
+      </w:pPr>
+    </w:p>
+    <w:p>
+      <w:pPr>
+        <w:rPr>
+          <w:rFonts w:ascii="Aptos" w:hAnsi="Aptos"/>
+          <w:b/>
+          <w:bCs/>
+        </w:rPr>
+      </w:pPr>
+    </w:p>
+    <w:p>
+      <w:pPr>
+        <w:rPr>
+          <w:rFonts w:ascii="Aptos" w:hAnsi="Aptos"/>
+          <w:b/>
+          <w:bCs/>
+        </w:rPr>
+      </w:pPr>
+    </w:p>
+    <w:p>
+      <w:pPr>
+        <w:rPr>
+          <w:rFonts w:ascii="Aptos" w:hAnsi="Aptos"/>
+          <w:b/>
+          <w:bCs/>
+        </w:rPr>
+      </w:pPr>
+    </w:p>
+    <w:p>
+      <w:pPr>
+        <w:rPr>
+          <w:sz w:val="32"/>
+          <w:szCs w:val="32"/>
+        </w:rPr>
+      </w:pPr>
+    </w:p>
+    <w:p>
+      <w:pPr>
+        <w:jc w:val="center"/>
+        <w:rPr>
+          <w:b/>
+          <w:bCs/>
+          <w:sz w:val="32"/>
+          <w:szCs w:val="32"/>
+        </w:rPr>
+      </w:pPr>
+      <w:r>
+        <w:rPr>
+          <w:b/>
+          <w:bCs/>
+          <w:sz w:val="32"/>
+          <w:szCs w:val="32"/>
+        </w:rPr>
+        <w:t>SEGUNDA PLANTILLA</w:t>
+      </w:r>
+    </w:p>
+    <w:p>
+      <w:pPr>
+        <w:pStyle w:val="Ttulo1"/>
+      </w:pPr>
+      <w:bookmarkStart w:id="5" w:name="_Toc213743648"/>
+      <w:r>
+        <w:lastRenderedPageBreak/>
+        <w:t>6</w:t>
+      </w:r>
+      <w:r>
+        <w:t xml:space="preserve"> ANÁLISIS DE PRODUCTOS/SERVICIOS. LÍNEAS DE NEGOCIO Y NECESIDADES QUE SATISFACEN</w:t>
+      </w:r>
+      <w:bookmarkEnd w:id="5"/>
+    </w:p>
+    <w:p>
+      <w:pPr>
+        <w:spacing w:line="360" w:lineRule="auto"/>
+        <w:ind w:firstLine="708"/>
         <w:rPr>
           <w:rFonts w:ascii="Aptos" w:hAnsi="Aptos"/>
         </w:rPr>
@@ -2461,18 +4242,13 @@
         <w:rPr>
           <w:rFonts w:ascii="Aptos" w:hAnsi="Aptos"/>
         </w:rPr>
-        <w:t xml:space="preserve"> es una aplicación integral para la gestión digital de establecimientos de hostelería, especialmente enfocada en bares, cafeterías y pequeños restaurantes. </w:t>
-      </w:r>
-      <w:r>
-        <w:rPr>
-          <w:rFonts w:ascii="Aptos" w:hAnsi="Aptos"/>
-        </w:rPr>
-        <w:lastRenderedPageBreak/>
-        <w:t>Su finalidad es optimizar los procesos operativos, reducir errores y facilitar la comunicación entre los diferentes departamentos del negocio (sala, barra, cocina y administración).</w:t>
-      </w:r>
-    </w:p>
-    <w:p>
-      <w:pPr>
+        <w:t xml:space="preserve"> es una aplicación integral para la gestión digital de establecimientos de hostelería, especialmente enfocada en bares, cafeterías y pequeños restaurantes. Su finalidad es optimizar los procesos operativos, reducir errores y facilitar la comunicación entre los diferentes departamentos del negocio (sala, barra, cocina y administración).</w:t>
+      </w:r>
+    </w:p>
+    <w:p>
+      <w:pPr>
+        <w:spacing w:line="360" w:lineRule="auto"/>
+        <w:ind w:firstLine="708"/>
         <w:rPr>
           <w:rFonts w:ascii="Aptos" w:hAnsi="Aptos"/>
         </w:rPr>
@@ -2486,19 +4262,64 @@
     </w:p>
     <w:p>
       <w:pPr>
-        <w:rPr>
-          <w:rFonts w:ascii="Aptos" w:hAnsi="Aptos"/>
-        </w:rPr>
-      </w:pPr>
-      <w:r>
-        <w:rPr>
-          <w:rFonts w:ascii="Aptos" w:hAnsi="Aptos"/>
+        <w:pStyle w:val="Sinespaciado"/>
+        <w:spacing w:line="360" w:lineRule="auto"/>
+        <w:rPr>
+          <w:b/>
+          <w:bCs/>
+          <w:sz w:val="24"/>
+          <w:szCs w:val="24"/>
+        </w:rPr>
+      </w:pPr>
+      <w:r>
+        <w:rPr>
+          <w:b/>
+          <w:bCs/>
+          <w:sz w:val="24"/>
+          <w:szCs w:val="24"/>
+        </w:rPr>
+        <w:t>6</w:t>
+      </w:r>
+      <w:r>
+        <w:rPr>
+          <w:b/>
+          <w:bCs/>
+          <w:sz w:val="24"/>
+          <w:szCs w:val="24"/>
+        </w:rPr>
+        <w:t>.</w:t>
+      </w:r>
+      <w:r>
+        <w:rPr>
+          <w:b/>
+          <w:bCs/>
+          <w:sz w:val="24"/>
+          <w:szCs w:val="24"/>
+        </w:rPr>
+        <w:t>1</w:t>
+      </w:r>
+      <w:r>
+        <w:rPr>
+          <w:b/>
+          <w:bCs/>
+          <w:sz w:val="24"/>
+          <w:szCs w:val="24"/>
+        </w:rPr>
+        <w:t xml:space="preserve"> </w:t>
+      </w:r>
+      <w:r>
+        <w:rPr>
+          <w:b/>
+          <w:bCs/>
+          <w:sz w:val="24"/>
+          <w:szCs w:val="24"/>
         </w:rPr>
         <w:t>Líneas de producto y servicios</w:t>
       </w:r>
     </w:p>
     <w:p>
       <w:pPr>
+        <w:spacing w:line="360" w:lineRule="auto"/>
         <w:rPr>
           <w:rFonts w:ascii="Aptos" w:hAnsi="Aptos"/>
         </w:rPr>
@@ -2524,6 +4345,7 @@
           <w:ilvl w:val="0"/>
           <w:numId w:val="6"/>
         </w:numPr>
+        <w:spacing w:line="360" w:lineRule="auto"/>
         <w:rPr>
           <w:rFonts w:ascii="Aptos" w:hAnsi="Aptos"/>
         </w:rPr>
@@ -2568,6 +4390,7 @@
           <w:ilvl w:val="0"/>
           <w:numId w:val="6"/>
         </w:numPr>
+        <w:spacing w:line="360" w:lineRule="auto"/>
         <w:rPr>
           <w:rFonts w:ascii="Aptos" w:hAnsi="Aptos"/>
         </w:rPr>
@@ -2654,6 +4477,7 @@
           <w:ilvl w:val="0"/>
           <w:numId w:val="6"/>
         </w:numPr>
+        <w:spacing w:line="360" w:lineRule="auto"/>
         <w:rPr>
           <w:rFonts w:ascii="Aptos" w:hAnsi="Aptos"/>
         </w:rPr>
@@ -2678,14 +4502,16 @@
           <w:ilvl w:val="1"/>
           <w:numId w:val="6"/>
         </w:numPr>
-        <w:rPr>
-          <w:rFonts w:ascii="Aptos" w:hAnsi="Aptos"/>
-        </w:rPr>
-      </w:pPr>
-      <w:r>
-        <w:rPr>
-          <w:rFonts w:ascii="Aptos" w:hAnsi="Aptos"/>
-        </w:rPr>
+        <w:spacing w:line="360" w:lineRule="auto"/>
+        <w:rPr>
+          <w:rFonts w:ascii="Aptos" w:hAnsi="Aptos"/>
+        </w:rPr>
+      </w:pPr>
+      <w:r>
+        <w:rPr>
+          <w:rFonts w:ascii="Aptos" w:hAnsi="Aptos"/>
+        </w:rPr>
+        <w:lastRenderedPageBreak/>
         <w:t>Supervisar el estado de pedidos en tiempo real.</w:t>
       </w:r>
     </w:p>
@@ -2695,6 +4521,7 @@
           <w:ilvl w:val="1"/>
           <w:numId w:val="6"/>
         </w:numPr>
+        <w:spacing w:line="360" w:lineRule="auto"/>
         <w:rPr>
           <w:rFonts w:ascii="Aptos" w:hAnsi="Aptos"/>
         </w:rPr>
@@ -2712,6 +4539,7 @@
           <w:ilvl w:val="1"/>
           <w:numId w:val="6"/>
         </w:numPr>
+        <w:spacing w:line="360" w:lineRule="auto"/>
         <w:rPr>
           <w:rFonts w:ascii="Aptos" w:hAnsi="Aptos"/>
         </w:rPr>
@@ -2729,6 +4557,7 @@
           <w:ilvl w:val="1"/>
           <w:numId w:val="6"/>
         </w:numPr>
+        <w:spacing w:line="360" w:lineRule="auto"/>
         <w:rPr>
           <w:rFonts w:ascii="Aptos" w:hAnsi="Aptos"/>
         </w:rPr>
@@ -2746,6 +4575,7 @@
           <w:ilvl w:val="1"/>
           <w:numId w:val="6"/>
         </w:numPr>
+        <w:spacing w:line="360" w:lineRule="auto"/>
         <w:rPr>
           <w:rFonts w:ascii="Aptos" w:hAnsi="Aptos"/>
         </w:rPr>
@@ -2759,6 +4589,8 @@
     </w:p>
     <w:p>
       <w:pPr>
+        <w:spacing w:line="360" w:lineRule="auto"/>
+        <w:ind w:firstLine="708"/>
         <w:rPr>
           <w:rFonts w:ascii="Aptos" w:hAnsi="Aptos"/>
         </w:rPr>
@@ -2781,27 +4613,43 @@
     <w:p>
       <w:pPr>
         <w:rPr>
-          <w:rFonts w:ascii="Aptos" w:hAnsi="Aptos"/>
-        </w:rPr>
-      </w:pPr>
-      <w:r>
-        <w:rPr>
-          <w:rFonts w:ascii="Aptos" w:hAnsi="Aptos"/>
+          <w:b/>
+          <w:bCs/>
+        </w:rPr>
+      </w:pPr>
+      <w:r>
+        <w:rPr>
+          <w:b/>
+          <w:bCs/>
+        </w:rPr>
+        <w:t>6</w:t>
+      </w:r>
+      <w:r>
+        <w:rPr>
+          <w:b/>
+          <w:bCs/>
+        </w:rPr>
+        <w:t xml:space="preserve">.2 </w:t>
+      </w:r>
+      <w:r>
+        <w:rPr>
+          <w:b/>
+          <w:bCs/>
         </w:rPr>
         <w:t>Servicios complementarios</w:t>
       </w:r>
     </w:p>
     <w:p>
       <w:pPr>
-        <w:rPr>
-          <w:rFonts w:ascii="Aptos" w:hAnsi="Aptos"/>
-        </w:rPr>
-      </w:pPr>
-      <w:r>
-        <w:rPr>
-          <w:rFonts w:ascii="Aptos" w:hAnsi="Aptos"/>
-        </w:rPr>
-        <w:lastRenderedPageBreak/>
+        <w:spacing w:line="360" w:lineRule="auto"/>
+        <w:rPr>
+          <w:rFonts w:ascii="Aptos" w:hAnsi="Aptos"/>
+        </w:rPr>
+      </w:pPr>
+      <w:r>
+        <w:rPr>
+          <w:rFonts w:ascii="Aptos" w:hAnsi="Aptos"/>
+        </w:rPr>
         <w:t xml:space="preserve">Además del software principal, </w:t>
       </w:r>
       <w:proofErr w:type="spellStart"/>
@@ -2825,6 +4673,7 @@
           <w:ilvl w:val="0"/>
           <w:numId w:val="7"/>
         </w:numPr>
+        <w:spacing w:line="360" w:lineRule="auto"/>
         <w:rPr>
           <w:rFonts w:ascii="Aptos" w:hAnsi="Aptos"/>
         </w:rPr>
@@ -2842,6 +4691,7 @@
           <w:ilvl w:val="0"/>
           <w:numId w:val="7"/>
         </w:numPr>
+        <w:spacing w:line="360" w:lineRule="auto"/>
         <w:rPr>
           <w:rFonts w:ascii="Aptos" w:hAnsi="Aptos"/>
         </w:rPr>
@@ -2859,6 +4709,7 @@
           <w:ilvl w:val="0"/>
           <w:numId w:val="7"/>
         </w:numPr>
+        <w:spacing w:line="360" w:lineRule="auto"/>
         <w:rPr>
           <w:rFonts w:ascii="Aptos" w:hAnsi="Aptos"/>
         </w:rPr>
@@ -2876,6 +4727,7 @@
           <w:ilvl w:val="0"/>
           <w:numId w:val="7"/>
         </w:numPr>
+        <w:spacing w:line="360" w:lineRule="auto"/>
         <w:rPr>
           <w:rFonts w:ascii="Aptos" w:hAnsi="Aptos"/>
         </w:rPr>
@@ -2893,6 +4745,7 @@
           <w:ilvl w:val="0"/>
           <w:numId w:val="7"/>
         </w:numPr>
+        <w:spacing w:line="360" w:lineRule="auto"/>
         <w:rPr>
           <w:rFonts w:ascii="Aptos" w:hAnsi="Aptos"/>
         </w:rPr>
@@ -2908,11 +4761,15 @@
       <w:pPr>
         <w:rPr>
           <w:rFonts w:ascii="Aptos" w:hAnsi="Aptos"/>
-        </w:rPr>
-      </w:pPr>
-      <w:r>
-        <w:rPr>
-          <w:rFonts w:ascii="Aptos" w:hAnsi="Aptos"/>
+          <w:b/>
+          <w:bCs/>
+        </w:rPr>
+      </w:pPr>
+      <w:r>
+        <w:rPr>
+          <w:rFonts w:ascii="Aptos" w:hAnsi="Aptos"/>
+          <w:b/>
+          <w:bCs/>
         </w:rPr>
         <w:t>Familias de productos</w:t>
       </w:r>
@@ -3218,6 +5075,7 @@
               <w:rPr>
                 <w:rFonts w:ascii="Aptos" w:hAnsi="Aptos"/>
               </w:rPr>
+              <w:lastRenderedPageBreak/>
               <w:t>Orderly</w:t>
             </w:r>
             <w:proofErr w:type="spellEnd"/>
@@ -3302,19 +5160,26 @@
     </w:p>
     <w:p>
       <w:pPr>
-        <w:rPr>
-          <w:rFonts w:ascii="Aptos" w:hAnsi="Aptos"/>
-        </w:rPr>
-      </w:pPr>
-      <w:r>
-        <w:rPr>
-          <w:rFonts w:ascii="Aptos" w:hAnsi="Aptos"/>
+        <w:spacing w:line="360" w:lineRule="auto"/>
+        <w:rPr>
+          <w:rFonts w:ascii="Aptos" w:hAnsi="Aptos"/>
+          <w:b/>
+          <w:bCs/>
+        </w:rPr>
+      </w:pPr>
+      <w:r>
+        <w:rPr>
+          <w:rFonts w:ascii="Aptos" w:hAnsi="Aptos"/>
+          <w:b/>
+          <w:bCs/>
         </w:rPr>
         <w:t>Necesidades que satisface</w:t>
       </w:r>
     </w:p>
     <w:p>
       <w:pPr>
+        <w:spacing w:line="360" w:lineRule="auto"/>
+        <w:ind w:firstLine="360"/>
         <w:rPr>
           <w:rFonts w:ascii="Aptos" w:hAnsi="Aptos"/>
         </w:rPr>
@@ -3340,6 +5205,7 @@
           <w:ilvl w:val="0"/>
           <w:numId w:val="8"/>
         </w:numPr>
+        <w:spacing w:line="360" w:lineRule="auto"/>
         <w:rPr>
           <w:rFonts w:ascii="Aptos" w:hAnsi="Aptos"/>
         </w:rPr>
@@ -3357,6 +5223,7 @@
           <w:ilvl w:val="0"/>
           <w:numId w:val="8"/>
         </w:numPr>
+        <w:spacing w:line="360" w:lineRule="auto"/>
         <w:rPr>
           <w:rFonts w:ascii="Aptos" w:hAnsi="Aptos"/>
         </w:rPr>
@@ -3374,6 +5241,7 @@
           <w:ilvl w:val="0"/>
           <w:numId w:val="8"/>
         </w:numPr>
+        <w:spacing w:line="360" w:lineRule="auto"/>
         <w:rPr>
           <w:rFonts w:ascii="Aptos" w:hAnsi="Aptos"/>
         </w:rPr>
@@ -3391,6 +5259,7 @@
           <w:ilvl w:val="0"/>
           <w:numId w:val="8"/>
         </w:numPr>
+        <w:spacing w:line="360" w:lineRule="auto"/>
         <w:rPr>
           <w:rFonts w:ascii="Aptos" w:hAnsi="Aptos"/>
         </w:rPr>
@@ -3408,6 +5277,7 @@
           <w:ilvl w:val="0"/>
           <w:numId w:val="8"/>
         </w:numPr>
+        <w:spacing w:line="360" w:lineRule="auto"/>
         <w:rPr>
           <w:rFonts w:ascii="Aptos" w:hAnsi="Aptos"/>
         </w:rPr>
@@ -3425,6 +5295,7 @@
           <w:ilvl w:val="0"/>
           <w:numId w:val="8"/>
         </w:numPr>
+        <w:spacing w:line="360" w:lineRule="auto"/>
         <w:rPr>
           <w:rFonts w:ascii="Aptos" w:hAnsi="Aptos"/>
         </w:rPr>
@@ -3438,24 +5309,21 @@
     </w:p>
     <w:p>
       <w:pPr>
-        <w:rPr>
-          <w:rFonts w:ascii="Aptos" w:hAnsi="Aptos"/>
-          <w:b/>
-          <w:bCs/>
-        </w:rPr>
-      </w:pPr>
-      <w:r>
-        <w:rPr>
-          <w:rFonts w:ascii="Aptos" w:hAnsi="Aptos"/>
-          <w:b/>
-          <w:bCs/>
-        </w:rPr>
-        <w:lastRenderedPageBreak/>
-        <w:t>2. PRECIOS DE VENTA DE CADA UNO DE NUESTROS PRODUCTOS/SERVICIOS</w:t>
-      </w:r>
-    </w:p>
-    <w:p>
-      <w:pPr>
+        <w:pStyle w:val="Ttulo1"/>
+      </w:pPr>
+      <w:bookmarkStart w:id="6" w:name="_Toc213743649"/>
+      <w:r>
+        <w:t xml:space="preserve">7. </w:t>
+      </w:r>
+      <w:r>
+        <w:t>PRECIOS DE VENTA DE CADA UNO DE NUESTROS PRODUCTOS/SERVICIOS</w:t>
+      </w:r>
+      <w:bookmarkEnd w:id="6"/>
+    </w:p>
+    <w:p>
+      <w:pPr>
+        <w:spacing w:line="360" w:lineRule="auto"/>
+        <w:ind w:firstLine="708"/>
         <w:rPr>
           <w:rFonts w:ascii="Aptos" w:hAnsi="Aptos"/>
         </w:rPr>
@@ -3483,6 +5351,8 @@
     </w:p>
     <w:p>
       <w:pPr>
+        <w:spacing w:line="360" w:lineRule="auto"/>
+        <w:ind w:firstLine="360"/>
         <w:rPr>
           <w:rFonts w:ascii="Aptos" w:hAnsi="Aptos"/>
         </w:rPr>
@@ -3500,6 +5370,7 @@
           <w:ilvl w:val="0"/>
           <w:numId w:val="9"/>
         </w:numPr>
+        <w:spacing w:line="360" w:lineRule="auto"/>
         <w:rPr>
           <w:rFonts w:ascii="Aptos" w:hAnsi="Aptos"/>
         </w:rPr>
@@ -3517,6 +5388,7 @@
           <w:ilvl w:val="0"/>
           <w:numId w:val="9"/>
         </w:numPr>
+        <w:spacing w:line="360" w:lineRule="auto"/>
         <w:rPr>
           <w:rFonts w:ascii="Aptos" w:hAnsi="Aptos"/>
         </w:rPr>
@@ -3590,14 +5462,16 @@
           <w:ilvl w:val="0"/>
           <w:numId w:val="9"/>
         </w:numPr>
-        <w:rPr>
-          <w:rFonts w:ascii="Aptos" w:hAnsi="Aptos"/>
-        </w:rPr>
-      </w:pPr>
-      <w:r>
-        <w:rPr>
-          <w:rFonts w:ascii="Aptos" w:hAnsi="Aptos"/>
-        </w:rPr>
+        <w:spacing w:line="360" w:lineRule="auto"/>
+        <w:rPr>
+          <w:rFonts w:ascii="Aptos" w:hAnsi="Aptos"/>
+        </w:rPr>
+      </w:pPr>
+      <w:r>
+        <w:rPr>
+          <w:rFonts w:ascii="Aptos" w:hAnsi="Aptos"/>
+        </w:rPr>
+        <w:lastRenderedPageBreak/>
         <w:t>Capacidad económica del cliente objetivo, principalmente bares, cafeterías y restaurantes independientes.</w:t>
       </w:r>
     </w:p>
@@ -3607,6 +5481,7 @@
           <w:ilvl w:val="0"/>
           <w:numId w:val="9"/>
         </w:numPr>
+        <w:spacing w:line="360" w:lineRule="auto"/>
         <w:rPr>
           <w:rFonts w:ascii="Aptos" w:hAnsi="Aptos"/>
         </w:rPr>
@@ -3620,6 +5495,8 @@
     </w:p>
     <w:p>
       <w:pPr>
+        <w:spacing w:line="360" w:lineRule="auto"/>
+        <w:ind w:firstLine="360"/>
         <w:rPr>
           <w:rFonts w:ascii="Aptos" w:hAnsi="Aptos"/>
         </w:rPr>
@@ -3635,13 +5512,33 @@
       <w:pPr>
         <w:rPr>
           <w:rFonts w:ascii="Aptos" w:hAnsi="Aptos"/>
-        </w:rPr>
-      </w:pPr>
-      <w:r>
-        <w:rPr>
-          <w:rFonts w:ascii="Aptos" w:hAnsi="Aptos"/>
-        </w:rPr>
-        <w:t>2.1. Estructura de precios</w:t>
+          <w:b/>
+          <w:bCs/>
+        </w:rPr>
+      </w:pPr>
+      <w:r>
+        <w:rPr>
+          <w:rFonts w:ascii="Aptos" w:hAnsi="Aptos"/>
+          <w:b/>
+          <w:bCs/>
+        </w:rPr>
+        <w:t>7</w:t>
+      </w:r>
+      <w:r>
+        <w:rPr>
+          <w:rFonts w:ascii="Aptos" w:hAnsi="Aptos"/>
+          <w:b/>
+          <w:bCs/>
+        </w:rPr>
+        <w:t>.</w:t>
+      </w:r>
+      <w:r>
+        <w:rPr>
+          <w:rFonts w:ascii="Aptos" w:hAnsi="Aptos"/>
+          <w:b/>
+          <w:bCs/>
+        </w:rPr>
+        <w:t>1 Estructura de precios</w:t>
       </w:r>
     </w:p>
     <w:tbl>
@@ -4069,14 +5966,7 @@
               <w:rPr>
                 <w:rFonts w:ascii="Aptos" w:hAnsi="Aptos"/>
               </w:rPr>
-              <w:t xml:space="preserve">Desarrollo a medida según las necesidades del cliente, integración con proveedores, módulos </w:t>
-            </w:r>
-            <w:r>
-              <w:rPr>
-                <w:rFonts w:ascii="Aptos" w:hAnsi="Aptos"/>
-              </w:rPr>
-              <w:lastRenderedPageBreak/>
-              <w:t>adicionales, formación in situ.</w:t>
+              <w:t>Desarrollo a medida según las necesidades del cliente, integración con proveedores, módulos adicionales, formación in situ.</w:t>
             </w:r>
           </w:p>
         </w:tc>
@@ -4103,15 +5993,7 @@
               <w:rPr>
                 <w:rFonts w:ascii="Aptos" w:hAnsi="Aptos"/>
               </w:rPr>
-              <w:lastRenderedPageBreak/>
-              <w:t xml:space="preserve">Desde 699 € (único pago) + mantenimiento </w:t>
-            </w:r>
-            <w:r>
-              <w:rPr>
-                <w:rFonts w:ascii="Aptos" w:hAnsi="Aptos"/>
-              </w:rPr>
-              <w:lastRenderedPageBreak/>
-              <w:t>opcional 15 €/mes</w:t>
+              <w:t>Desde 699 € (único pago) + mantenimiento opcional 15 €/mes</w:t>
             </w:r>
           </w:p>
         </w:tc>
@@ -4138,7 +6020,6 @@
               <w:rPr>
                 <w:rFonts w:ascii="Aptos" w:hAnsi="Aptos"/>
               </w:rPr>
-              <w:lastRenderedPageBreak/>
               <w:t>Personalizado</w:t>
             </w:r>
           </w:p>
@@ -4374,27 +6255,51 @@
     </w:p>
     <w:p>
       <w:pPr>
-        <w:rPr>
-          <w:rFonts w:ascii="Aptos" w:hAnsi="Aptos"/>
-        </w:rPr>
-      </w:pPr>
-      <w:r>
-        <w:rPr>
-          <w:rFonts w:ascii="Aptos" w:hAnsi="Aptos"/>
-        </w:rPr>
-        <w:t>2.2. Justificación de la política de precios</w:t>
-      </w:r>
-    </w:p>
-    <w:p>
-      <w:pPr>
-        <w:rPr>
-          <w:rFonts w:ascii="Aptos" w:hAnsi="Aptos"/>
-        </w:rPr>
-      </w:pPr>
-      <w:r>
-        <w:rPr>
-          <w:rFonts w:ascii="Aptos" w:hAnsi="Aptos"/>
-        </w:rPr>
+        <w:spacing w:line="360" w:lineRule="auto"/>
+        <w:rPr>
+          <w:rFonts w:ascii="Aptos" w:hAnsi="Aptos"/>
+          <w:b/>
+          <w:bCs/>
+        </w:rPr>
+      </w:pPr>
+      <w:r>
+        <w:rPr>
+          <w:rFonts w:ascii="Aptos" w:hAnsi="Aptos"/>
+          <w:b/>
+          <w:bCs/>
+        </w:rPr>
+        <w:t>7</w:t>
+      </w:r>
+      <w:r>
+        <w:rPr>
+          <w:rFonts w:ascii="Aptos" w:hAnsi="Aptos"/>
+          <w:b/>
+          <w:bCs/>
+        </w:rPr>
+        <w:t>.</w:t>
+      </w:r>
+      <w:r>
+        <w:rPr>
+          <w:rFonts w:ascii="Aptos" w:hAnsi="Aptos"/>
+          <w:b/>
+          <w:bCs/>
+        </w:rPr>
+        <w:t>2 Justificación de la política de precios</w:t>
+      </w:r>
+    </w:p>
+    <w:p>
+      <w:pPr>
+        <w:spacing w:line="360" w:lineRule="auto"/>
+        <w:ind w:firstLine="360"/>
+        <w:rPr>
+          <w:rFonts w:ascii="Aptos" w:hAnsi="Aptos"/>
+        </w:rPr>
+      </w:pPr>
+      <w:r>
+        <w:rPr>
+          <w:rFonts w:ascii="Aptos" w:hAnsi="Aptos"/>
+        </w:rPr>
+        <w:lastRenderedPageBreak/>
         <w:t xml:space="preserve">El modelo de precios de </w:t>
       </w:r>
       <w:proofErr w:type="spellStart"/>
@@ -4425,6 +6330,7 @@
           <w:ilvl w:val="0"/>
           <w:numId w:val="10"/>
         </w:numPr>
+        <w:spacing w:line="360" w:lineRule="auto"/>
         <w:rPr>
           <w:rFonts w:ascii="Aptos" w:hAnsi="Aptos"/>
         </w:rPr>
@@ -4442,6 +6348,7 @@
           <w:ilvl w:val="0"/>
           <w:numId w:val="10"/>
         </w:numPr>
+        <w:spacing w:line="360" w:lineRule="auto"/>
         <w:rPr>
           <w:rFonts w:ascii="Aptos" w:hAnsi="Aptos"/>
         </w:rPr>
@@ -4459,6 +6366,7 @@
           <w:ilvl w:val="0"/>
           <w:numId w:val="10"/>
         </w:numPr>
+        <w:spacing w:line="360" w:lineRule="auto"/>
         <w:rPr>
           <w:rFonts w:ascii="Aptos" w:hAnsi="Aptos"/>
         </w:rPr>
@@ -4472,6 +6380,8 @@
     </w:p>
     <w:p>
       <w:pPr>
+        <w:spacing w:line="360" w:lineRule="auto"/>
+        <w:ind w:firstLine="360"/>
         <w:rPr>
           <w:rFonts w:ascii="Aptos" w:hAnsi="Aptos"/>
         </w:rPr>
@@ -4517,6 +6427,7 @@
           <w:ilvl w:val="0"/>
           <w:numId w:val="11"/>
         </w:numPr>
+        <w:spacing w:line="360" w:lineRule="auto"/>
         <w:rPr>
           <w:rFonts w:ascii="Aptos" w:hAnsi="Aptos"/>
         </w:rPr>
@@ -4534,6 +6445,7 @@
           <w:ilvl w:val="0"/>
           <w:numId w:val="11"/>
         </w:numPr>
+        <w:spacing w:line="360" w:lineRule="auto"/>
         <w:rPr>
           <w:rFonts w:ascii="Aptos" w:hAnsi="Aptos"/>
         </w:rPr>
@@ -4551,6 +6463,7 @@
           <w:ilvl w:val="0"/>
           <w:numId w:val="11"/>
         </w:numPr>
+        <w:spacing w:line="360" w:lineRule="auto"/>
         <w:rPr>
           <w:rFonts w:ascii="Aptos" w:hAnsi="Aptos"/>
         </w:rPr>
@@ -4564,16 +6477,92 @@
     </w:p>
     <w:p>
       <w:pPr>
-        <w:rPr>
-          <w:rFonts w:ascii="Aptos" w:hAnsi="Aptos"/>
+        <w:spacing w:line="360" w:lineRule="auto"/>
+        <w:rPr>
+          <w:rFonts w:ascii="Aptos" w:hAnsi="Aptos"/>
+        </w:rPr>
+      </w:pPr>
+    </w:p>
+    <w:p>
+      <w:pPr>
+        <w:spacing w:line="360" w:lineRule="auto"/>
+        <w:rPr>
+          <w:rFonts w:ascii="Aptos" w:hAnsi="Aptos"/>
+        </w:rPr>
+      </w:pPr>
+    </w:p>
+    <w:p>
+      <w:pPr>
+        <w:spacing w:line="360" w:lineRule="auto"/>
+        <w:rPr>
+          <w:rFonts w:ascii="Aptos" w:hAnsi="Aptos"/>
+        </w:rPr>
+      </w:pPr>
+    </w:p>
+    <w:p>
+      <w:pPr>
+        <w:spacing w:line="360" w:lineRule="auto"/>
+        <w:rPr>
+          <w:rFonts w:ascii="Aptos" w:hAnsi="Aptos"/>
+        </w:rPr>
+      </w:pPr>
+    </w:p>
+    <w:p>
+      <w:pPr>
+        <w:spacing w:line="360" w:lineRule="auto"/>
+        <w:rPr>
+          <w:rFonts w:ascii="Aptos" w:hAnsi="Aptos"/>
+        </w:rPr>
+      </w:pPr>
+    </w:p>
+    <w:p>
+      <w:pPr>
+        <w:spacing w:line="360" w:lineRule="auto"/>
+        <w:rPr>
+          <w:rFonts w:ascii="Aptos" w:hAnsi="Aptos"/>
+        </w:rPr>
+      </w:pPr>
+    </w:p>
+    <w:p>
+      <w:pPr>
+        <w:spacing w:line="360" w:lineRule="auto"/>
+        <w:rPr>
+          <w:rFonts w:ascii="Aptos" w:hAnsi="Aptos"/>
+        </w:rPr>
+      </w:pPr>
+    </w:p>
+    <w:p>
+      <w:pPr>
+        <w:spacing w:line="360" w:lineRule="auto"/>
+        <w:rPr>
+          <w:rFonts w:ascii="Aptos" w:hAnsi="Aptos"/>
+        </w:rPr>
+      </w:pPr>
+    </w:p>
+    <w:p>
+      <w:pPr>
+        <w:rPr>
+          <w:rFonts w:ascii="Aptos" w:hAnsi="Aptos"/>
+          <w:b/>
+          <w:bCs/>
           <w:lang w:val="ru-RU"/>
         </w:rPr>
       </w:pPr>
       <w:r>
         <w:rPr>
           <w:rFonts w:ascii="Aptos" w:hAnsi="Aptos"/>
-        </w:rPr>
-        <w:t>2.3. Comparativa con la competencia</w:t>
+          <w:b/>
+          <w:bCs/>
+        </w:rPr>
+        <w:t>7</w:t>
+      </w:r>
+      <w:r>
+        <w:rPr>
+          <w:rFonts w:ascii="Aptos" w:hAnsi="Aptos"/>
+          <w:b/>
+          <w:bCs/>
+        </w:rPr>
+        <w:t>.3 Comparativa con la competencia</w:t>
       </w:r>
     </w:p>
     <w:tbl>
@@ -4612,6 +6601,7 @@
               <w:rPr>
                 <w:rFonts w:ascii="Aptos" w:hAnsi="Aptos"/>
               </w:rPr>
+              <w:lastRenderedPageBreak/>
               <w:t>Aplicación</w:t>
             </w:r>
           </w:p>
@@ -4885,7 +6875,6 @@
               <w:rPr>
                 <w:rFonts w:ascii="Aptos" w:hAnsi="Aptos"/>
               </w:rPr>
-              <w:lastRenderedPageBreak/>
               <w:t>Glop</w:t>
             </w:r>
             <w:proofErr w:type="spellEnd"/>
@@ -5129,15 +7118,28 @@
     </w:tbl>
     <w:p>
       <w:pPr>
-        <w:rPr>
-          <w:rFonts w:ascii="Aptos" w:hAnsi="Aptos"/>
-        </w:rPr>
-      </w:pPr>
-      <w:r>
-        <w:rPr>
-          <w:rFonts w:ascii="Aptos" w:hAnsi="Aptos"/>
-        </w:rPr>
-        <w:t xml:space="preserve"> Esta comparativa evidencia la ventaja competitiva de </w:t>
+        <w:spacing w:line="360" w:lineRule="auto"/>
+        <w:rPr>
+          <w:rFonts w:ascii="Aptos" w:hAnsi="Aptos"/>
+        </w:rPr>
+      </w:pPr>
+      <w:r>
+        <w:rPr>
+          <w:rFonts w:ascii="Aptos" w:hAnsi="Aptos"/>
+        </w:rPr>
+        <w:t xml:space="preserve"> </w:t>
+      </w:r>
+      <w:r>
+        <w:rPr>
+          <w:rFonts w:ascii="Aptos" w:hAnsi="Aptos"/>
+        </w:rPr>
+        <w:tab/>
+      </w:r>
+      <w:r>
+        <w:rPr>
+          <w:rFonts w:ascii="Aptos" w:hAnsi="Aptos"/>
+        </w:rPr>
+        <w:t xml:space="preserve">Esta comparativa evidencia la ventaja competitiva de </w:t>
       </w:r>
       <w:proofErr w:type="spellStart"/>
       <w:r>
@@ -5156,26 +7158,34 @@
     </w:p>
     <w:p>
       <w:pPr>
-        <w:rPr>
-          <w:rFonts w:ascii="Aptos" w:hAnsi="Aptos"/>
-        </w:rPr>
-      </w:pPr>
-    </w:p>
-    <w:p>
-      <w:pPr>
-        <w:rPr>
-          <w:rFonts w:ascii="Aptos" w:hAnsi="Aptos"/>
-        </w:rPr>
-      </w:pPr>
-      <w:r>
-        <w:rPr>
-          <w:rFonts w:ascii="Aptos" w:hAnsi="Aptos"/>
-        </w:rPr>
-        <w:t>2.4. Estrategia de precios</w:t>
-      </w:r>
-    </w:p>
-    <w:p>
-      <w:pPr>
+        <w:spacing w:line="360" w:lineRule="auto"/>
+        <w:rPr>
+          <w:rFonts w:ascii="Aptos" w:hAnsi="Aptos"/>
+          <w:b/>
+          <w:bCs/>
+        </w:rPr>
+      </w:pPr>
+      <w:r>
+        <w:rPr>
+          <w:rFonts w:ascii="Aptos" w:hAnsi="Aptos"/>
+          <w:b/>
+          <w:bCs/>
+        </w:rPr>
+        <w:t>7.</w:t>
+      </w:r>
+      <w:r>
+        <w:rPr>
+          <w:rFonts w:ascii="Aptos" w:hAnsi="Aptos"/>
+          <w:b/>
+          <w:bCs/>
+        </w:rPr>
+        <w:t>4 Estrategia de precios</w:t>
+      </w:r>
+    </w:p>
+    <w:p>
+      <w:pPr>
+        <w:spacing w:line="360" w:lineRule="auto"/>
+        <w:ind w:firstLine="360"/>
         <w:rPr>
           <w:rFonts w:ascii="Aptos" w:hAnsi="Aptos"/>
         </w:rPr>
@@ -5221,6 +7231,7 @@
           <w:ilvl w:val="0"/>
           <w:numId w:val="12"/>
         </w:numPr>
+        <w:spacing w:line="360" w:lineRule="auto"/>
         <w:rPr>
           <w:rFonts w:ascii="Aptos" w:hAnsi="Aptos"/>
         </w:rPr>
@@ -5238,6 +7249,7 @@
           <w:ilvl w:val="0"/>
           <w:numId w:val="12"/>
         </w:numPr>
+        <w:spacing w:line="360" w:lineRule="auto"/>
         <w:rPr>
           <w:rFonts w:ascii="Aptos" w:hAnsi="Aptos"/>
         </w:rPr>
@@ -5269,6 +7281,7 @@
           <w:ilvl w:val="0"/>
           <w:numId w:val="12"/>
         </w:numPr>
+        <w:spacing w:line="360" w:lineRule="auto"/>
         <w:rPr>
           <w:rFonts w:ascii="Aptos" w:hAnsi="Aptos"/>
         </w:rPr>
@@ -5282,6 +7295,75 @@
     </w:p>
     <w:p>
       <w:pPr>
+        <w:spacing w:line="360" w:lineRule="auto"/>
+        <w:rPr>
+          <w:rFonts w:ascii="Aptos" w:hAnsi="Aptos"/>
+        </w:rPr>
+      </w:pPr>
+    </w:p>
+    <w:p>
+      <w:pPr>
+        <w:spacing w:line="360" w:lineRule="auto"/>
+        <w:rPr>
+          <w:rFonts w:ascii="Aptos" w:hAnsi="Aptos"/>
+        </w:rPr>
+      </w:pPr>
+    </w:p>
+    <w:p>
+      <w:pPr>
+        <w:pStyle w:val="Ttulo1"/>
+      </w:pPr>
+      <w:bookmarkStart w:id="7" w:name="_Toc213743650"/>
+      <w:r>
+        <w:t>8.</w:t>
+      </w:r>
+      <w:r>
+        <w:t xml:space="preserve"> </w:t>
+      </w:r>
+      <w:r>
+        <w:t xml:space="preserve"> EL PLAN DE COMUNICACIÓN Y DISTRIBUCIÓN</w:t>
+      </w:r>
+      <w:bookmarkEnd w:id="7"/>
+    </w:p>
+    <w:p>
+      <w:pPr>
+        <w:spacing w:line="360" w:lineRule="auto"/>
+        <w:ind w:firstLine="708"/>
+        <w:rPr>
+          <w:rFonts w:ascii="Aptos" w:hAnsi="Aptos"/>
+        </w:rPr>
+      </w:pPr>
+      <w:r>
+        <w:rPr>
+          <w:rFonts w:ascii="Aptos" w:hAnsi="Aptos"/>
+        </w:rPr>
+        <w:t xml:space="preserve">El plan de comunicación y distribución de </w:t>
+      </w:r>
+      <w:proofErr w:type="spellStart"/>
+      <w:r>
+        <w:rPr>
+          <w:rFonts w:ascii="Aptos" w:hAnsi="Aptos"/>
+        </w:rPr>
+        <w:t>Orderly</w:t>
+      </w:r>
+      <w:proofErr w:type="spellEnd"/>
+      <w:r>
+        <w:rPr>
+          <w:rFonts w:ascii="Aptos" w:hAnsi="Aptos"/>
+        </w:rPr>
+        <w:t xml:space="preserve"> tiene como objetivo dar a conocer el producto entre el público objetivo —pequeños y medianos negocios </w:t>
+      </w:r>
+      <w:r>
+        <w:rPr>
+          <w:rFonts w:ascii="Aptos" w:hAnsi="Aptos"/>
+        </w:rPr>
+        <w:lastRenderedPageBreak/>
+        <w:t>del sector hostelero—, fortalecer la imagen de marca y facilitar el proceso de adquisición y soporte del sistema. Para ello, se ha diseñado una estrategia basada en la comunicación digital, la presencia en entornos profesionales y la distribución directa a través de canales online.</w:t>
+      </w:r>
+    </w:p>
+    <w:p>
+      <w:pPr>
+        <w:spacing w:line="360" w:lineRule="auto"/>
         <w:rPr>
           <w:rFonts w:ascii="Aptos" w:hAnsi="Aptos"/>
           <w:b/>
@@ -5294,51 +7376,21 @@
           <w:b/>
           <w:bCs/>
         </w:rPr>
-        <w:t>3. EL PLAN DE COMUNICACIÓN Y DISTRIBUCIÓN</w:t>
-      </w:r>
-    </w:p>
-    <w:p>
-      <w:pPr>
-        <w:rPr>
-          <w:rFonts w:ascii="Aptos" w:hAnsi="Aptos"/>
-        </w:rPr>
-      </w:pPr>
-      <w:r>
-        <w:rPr>
-          <w:rFonts w:ascii="Aptos" w:hAnsi="Aptos"/>
-        </w:rPr>
-        <w:t xml:space="preserve">El plan de comunicación y distribución de </w:t>
-      </w:r>
-      <w:proofErr w:type="spellStart"/>
-      <w:r>
-        <w:rPr>
-          <w:rFonts w:ascii="Aptos" w:hAnsi="Aptos"/>
-        </w:rPr>
-        <w:t>Orderly</w:t>
-      </w:r>
-      <w:proofErr w:type="spellEnd"/>
-      <w:r>
-        <w:rPr>
-          <w:rFonts w:ascii="Aptos" w:hAnsi="Aptos"/>
-        </w:rPr>
-        <w:t xml:space="preserve"> tiene como objetivo dar a conocer el producto entre el público objetivo —pequeños y medianos negocios del sector hostelero—, fortalecer la imagen de marca y facilitar el proceso de adquisición y soporte del sistema. Para ello, se ha diseñado una estrategia basada en la comunicación digital, la presencia en entornos profesionales y la distribución directa a través de canales online.</w:t>
-      </w:r>
-    </w:p>
-    <w:p>
-      <w:pPr>
-        <w:rPr>
-          <w:rFonts w:ascii="Aptos" w:hAnsi="Aptos"/>
-        </w:rPr>
-      </w:pPr>
-      <w:r>
-        <w:rPr>
-          <w:rFonts w:ascii="Aptos" w:hAnsi="Aptos"/>
-        </w:rPr>
-        <w:t>3.1 Estrategia de comunicación</w:t>
-      </w:r>
-    </w:p>
-    <w:p>
-      <w:pPr>
+        <w:t>8</w:t>
+      </w:r>
+      <w:r>
+        <w:rPr>
+          <w:rFonts w:ascii="Aptos" w:hAnsi="Aptos"/>
+          <w:b/>
+          <w:bCs/>
+        </w:rPr>
+        <w:t>.1 Estrategia de comunicación</w:t>
+      </w:r>
+    </w:p>
+    <w:p>
+      <w:pPr>
+        <w:spacing w:line="360" w:lineRule="auto"/>
+        <w:ind w:firstLine="708"/>
         <w:rPr>
           <w:rFonts w:ascii="Aptos" w:hAnsi="Aptos"/>
         </w:rPr>
@@ -5371,15 +7423,15 @@
         <w:tblLook w:val="04A0" w:firstRow="1" w:lastRow="0" w:firstColumn="1" w:lastColumn="0" w:noHBand="0" w:noVBand="1"/>
       </w:tblPr>
       <w:tblGrid>
-        <w:gridCol w:w="2128"/>
-        <w:gridCol w:w="2156"/>
-        <w:gridCol w:w="2133"/>
-        <w:gridCol w:w="2077"/>
+        <w:gridCol w:w="1803"/>
+        <w:gridCol w:w="2020"/>
+        <w:gridCol w:w="2722"/>
+        <w:gridCol w:w="1949"/>
       </w:tblGrid>
       <w:tr>
         <w:tc>
           <w:tcPr>
-            <w:tcW w:w="2194" w:type="dxa"/>
+            <w:tcW w:w="1803" w:type="dxa"/>
             <w:tcBorders>
               <w:top w:val="single" w:sz="4" w:space="0" w:color="auto"/>
               <w:left w:val="single" w:sz="4" w:space="0" w:color="auto"/>
@@ -5391,7 +7443,7 @@
           </w:tcPr>
           <w:p>
             <w:pPr>
-              <w:spacing w:after="160" w:line="278" w:lineRule="auto"/>
+              <w:spacing w:after="160"/>
               <w:rPr>
                 <w:rFonts w:ascii="Aptos" w:hAnsi="Aptos"/>
               </w:rPr>
@@ -5408,7 +7460,7 @@
         </w:tc>
         <w:tc>
           <w:tcPr>
-            <w:tcW w:w="2194" w:type="dxa"/>
+            <w:tcW w:w="2020" w:type="dxa"/>
             <w:tcBorders>
               <w:top w:val="single" w:sz="4" w:space="0" w:color="auto"/>
               <w:left w:val="single" w:sz="4" w:space="0" w:color="auto"/>
@@ -5420,7 +7472,7 @@
           </w:tcPr>
           <w:p>
             <w:pPr>
-              <w:spacing w:after="160" w:line="278" w:lineRule="auto"/>
+              <w:spacing w:after="160"/>
               <w:rPr>
                 <w:rFonts w:ascii="Aptos" w:hAnsi="Aptos"/>
               </w:rPr>
@@ -5437,7 +7489,7 @@
         </w:tc>
         <w:tc>
           <w:tcPr>
-            <w:tcW w:w="2194" w:type="dxa"/>
+            <w:tcW w:w="2722" w:type="dxa"/>
             <w:tcBorders>
               <w:top w:val="single" w:sz="4" w:space="0" w:color="auto"/>
               <w:left w:val="single" w:sz="4" w:space="0" w:color="auto"/>
@@ -5449,7 +7501,7 @@
           </w:tcPr>
           <w:p>
             <w:pPr>
-              <w:spacing w:after="160" w:line="278" w:lineRule="auto"/>
+              <w:spacing w:after="160"/>
               <w:rPr>
                 <w:rFonts w:ascii="Aptos" w:hAnsi="Aptos"/>
               </w:rPr>
@@ -5466,7 +7518,7 @@
         </w:tc>
         <w:tc>
           <w:tcPr>
-            <w:tcW w:w="2195" w:type="dxa"/>
+            <w:tcW w:w="1949" w:type="dxa"/>
             <w:tcBorders>
               <w:top w:val="single" w:sz="4" w:space="0" w:color="auto"/>
               <w:left w:val="single" w:sz="4" w:space="0" w:color="auto"/>
@@ -5478,7 +7530,7 @@
           </w:tcPr>
           <w:p>
             <w:pPr>
-              <w:spacing w:after="160" w:line="278" w:lineRule="auto"/>
+              <w:spacing w:after="160"/>
               <w:rPr>
                 <w:rFonts w:ascii="Aptos" w:hAnsi="Aptos"/>
               </w:rPr>
@@ -5497,7 +7549,7 @@
       <w:tr>
         <w:tc>
           <w:tcPr>
-            <w:tcW w:w="2194" w:type="dxa"/>
+            <w:tcW w:w="1803" w:type="dxa"/>
             <w:tcBorders>
               <w:top w:val="single" w:sz="4" w:space="0" w:color="auto"/>
               <w:left w:val="single" w:sz="4" w:space="0" w:color="auto"/>
@@ -5509,7 +7561,7 @@
           </w:tcPr>
           <w:p>
             <w:pPr>
-              <w:spacing w:after="160" w:line="278" w:lineRule="auto"/>
+              <w:spacing w:after="160"/>
               <w:rPr>
                 <w:rFonts w:ascii="Aptos" w:hAnsi="Aptos"/>
               </w:rPr>
@@ -5520,14 +7572,13 @@
                 <w:b/>
                 <w:bCs/>
               </w:rPr>
-              <w:lastRenderedPageBreak/>
               <w:t>Lanzamiento</w:t>
             </w:r>
           </w:p>
         </w:tc>
         <w:tc>
           <w:tcPr>
-            <w:tcW w:w="2194" w:type="dxa"/>
+            <w:tcW w:w="2020" w:type="dxa"/>
             <w:tcBorders>
               <w:top w:val="single" w:sz="4" w:space="0" w:color="auto"/>
               <w:left w:val="single" w:sz="4" w:space="0" w:color="auto"/>
@@ -5539,7 +7590,7 @@
           </w:tcPr>
           <w:p>
             <w:pPr>
-              <w:spacing w:after="160" w:line="278" w:lineRule="auto"/>
+              <w:spacing w:after="160"/>
               <w:rPr>
                 <w:rFonts w:ascii="Aptos" w:hAnsi="Aptos"/>
               </w:rPr>
@@ -5554,7 +7605,7 @@
         </w:tc>
         <w:tc>
           <w:tcPr>
-            <w:tcW w:w="2194" w:type="dxa"/>
+            <w:tcW w:w="2722" w:type="dxa"/>
             <w:tcBorders>
               <w:top w:val="single" w:sz="4" w:space="0" w:color="auto"/>
               <w:left w:val="single" w:sz="4" w:space="0" w:color="auto"/>
@@ -5566,7 +7617,7 @@
           </w:tcPr>
           <w:p>
             <w:pPr>
-              <w:spacing w:after="160" w:line="278" w:lineRule="auto"/>
+              <w:spacing w:after="160"/>
               <w:rPr>
                 <w:rFonts w:ascii="Aptos" w:hAnsi="Aptos"/>
               </w:rPr>
@@ -5595,7 +7646,7 @@
         </w:tc>
         <w:tc>
           <w:tcPr>
-            <w:tcW w:w="2195" w:type="dxa"/>
+            <w:tcW w:w="1949" w:type="dxa"/>
             <w:tcBorders>
               <w:top w:val="single" w:sz="4" w:space="0" w:color="auto"/>
               <w:left w:val="single" w:sz="4" w:space="0" w:color="auto"/>
@@ -5607,7 +7658,7 @@
           </w:tcPr>
           <w:p>
             <w:pPr>
-              <w:spacing w:after="160" w:line="278" w:lineRule="auto"/>
+              <w:spacing w:after="160"/>
               <w:rPr>
                 <w:rFonts w:ascii="Aptos" w:hAnsi="Aptos"/>
               </w:rPr>
@@ -5624,7 +7675,7 @@
       <w:tr>
         <w:tc>
           <w:tcPr>
-            <w:tcW w:w="2194" w:type="dxa"/>
+            <w:tcW w:w="1803" w:type="dxa"/>
             <w:tcBorders>
               <w:top w:val="single" w:sz="4" w:space="0" w:color="auto"/>
               <w:left w:val="single" w:sz="4" w:space="0" w:color="auto"/>
@@ -5636,7 +7687,7 @@
           </w:tcPr>
           <w:p>
             <w:pPr>
-              <w:spacing w:after="160" w:line="278" w:lineRule="auto"/>
+              <w:spacing w:after="160"/>
               <w:rPr>
                 <w:rFonts w:ascii="Aptos" w:hAnsi="Aptos"/>
               </w:rPr>
@@ -5653,7 +7704,7 @@
         </w:tc>
         <w:tc>
           <w:tcPr>
-            <w:tcW w:w="2194" w:type="dxa"/>
+            <w:tcW w:w="2020" w:type="dxa"/>
             <w:tcBorders>
               <w:top w:val="single" w:sz="4" w:space="0" w:color="auto"/>
               <w:left w:val="single" w:sz="4" w:space="0" w:color="auto"/>
@@ -5665,7 +7716,7 @@
           </w:tcPr>
           <w:p>
             <w:pPr>
-              <w:spacing w:after="160" w:line="278" w:lineRule="auto"/>
+              <w:spacing w:after="160"/>
               <w:rPr>
                 <w:rFonts w:ascii="Aptos" w:hAnsi="Aptos"/>
               </w:rPr>
@@ -5680,7 +7731,7 @@
         </w:tc>
         <w:tc>
           <w:tcPr>
-            <w:tcW w:w="2194" w:type="dxa"/>
+            <w:tcW w:w="2722" w:type="dxa"/>
             <w:tcBorders>
               <w:top w:val="single" w:sz="4" w:space="0" w:color="auto"/>
               <w:left w:val="single" w:sz="4" w:space="0" w:color="auto"/>
@@ -5692,7 +7743,7 @@
           </w:tcPr>
           <w:p>
             <w:pPr>
-              <w:spacing w:after="160" w:line="278" w:lineRule="auto"/>
+              <w:spacing w:after="160"/>
               <w:rPr>
                 <w:rFonts w:ascii="Aptos" w:hAnsi="Aptos"/>
               </w:rPr>
@@ -5721,7 +7772,7 @@
         </w:tc>
         <w:tc>
           <w:tcPr>
-            <w:tcW w:w="2195" w:type="dxa"/>
+            <w:tcW w:w="1949" w:type="dxa"/>
             <w:tcBorders>
               <w:top w:val="single" w:sz="4" w:space="0" w:color="auto"/>
               <w:left w:val="single" w:sz="4" w:space="0" w:color="auto"/>
@@ -5733,7 +7784,7 @@
           </w:tcPr>
           <w:p>
             <w:pPr>
-              <w:spacing w:after="160" w:line="278" w:lineRule="auto"/>
+              <w:spacing w:after="160"/>
               <w:rPr>
                 <w:rFonts w:ascii="Aptos" w:hAnsi="Aptos"/>
               </w:rPr>
@@ -5750,7 +7801,7 @@
       <w:tr>
         <w:tc>
           <w:tcPr>
-            <w:tcW w:w="2194" w:type="dxa"/>
+            <w:tcW w:w="1803" w:type="dxa"/>
             <w:tcBorders>
               <w:top w:val="single" w:sz="4" w:space="0" w:color="auto"/>
               <w:left w:val="single" w:sz="4" w:space="0" w:color="auto"/>
@@ -5762,7 +7813,7 @@
           </w:tcPr>
           <w:p>
             <w:pPr>
-              <w:spacing w:after="160" w:line="278" w:lineRule="auto"/>
+              <w:spacing w:after="160"/>
               <w:rPr>
                 <w:rFonts w:ascii="Aptos" w:hAnsi="Aptos"/>
               </w:rPr>
@@ -5779,7 +7830,7 @@
         </w:tc>
         <w:tc>
           <w:tcPr>
-            <w:tcW w:w="2194" w:type="dxa"/>
+            <w:tcW w:w="2020" w:type="dxa"/>
             <w:tcBorders>
               <w:top w:val="single" w:sz="4" w:space="0" w:color="auto"/>
               <w:left w:val="single" w:sz="4" w:space="0" w:color="auto"/>
@@ -5791,7 +7842,7 @@
           </w:tcPr>
           <w:p>
             <w:pPr>
-              <w:spacing w:after="160" w:line="278" w:lineRule="auto"/>
+              <w:spacing w:after="160"/>
               <w:rPr>
                 <w:rFonts w:ascii="Aptos" w:hAnsi="Aptos"/>
               </w:rPr>
@@ -5806,7 +7857,7 @@
         </w:tc>
         <w:tc>
           <w:tcPr>
-            <w:tcW w:w="2194" w:type="dxa"/>
+            <w:tcW w:w="2722" w:type="dxa"/>
             <w:tcBorders>
               <w:top w:val="single" w:sz="4" w:space="0" w:color="auto"/>
               <w:left w:val="single" w:sz="4" w:space="0" w:color="auto"/>
@@ -5818,7 +7869,7 @@
           </w:tcPr>
           <w:p>
             <w:pPr>
-              <w:spacing w:after="160" w:line="278" w:lineRule="auto"/>
+              <w:spacing w:after="160"/>
               <w:rPr>
                 <w:rFonts w:ascii="Aptos" w:hAnsi="Aptos"/>
               </w:rPr>
@@ -5841,7 +7892,7 @@
         </w:tc>
         <w:tc>
           <w:tcPr>
-            <w:tcW w:w="2195" w:type="dxa"/>
+            <w:tcW w:w="1949" w:type="dxa"/>
             <w:tcBorders>
               <w:top w:val="single" w:sz="4" w:space="0" w:color="auto"/>
               <w:left w:val="single" w:sz="4" w:space="0" w:color="auto"/>
@@ -5853,7 +7904,7 @@
           </w:tcPr>
           <w:p>
             <w:pPr>
-              <w:spacing w:after="160" w:line="278" w:lineRule="auto"/>
+              <w:spacing w:after="160"/>
               <w:rPr>
                 <w:rFonts w:ascii="Aptos" w:hAnsi="Aptos"/>
               </w:rPr>
@@ -5870,6 +7921,7 @@
     </w:tbl>
     <w:p>
       <w:pPr>
+        <w:spacing w:line="240" w:lineRule="auto"/>
         <w:rPr>
           <w:rFonts w:ascii="Aptos" w:hAnsi="Aptos"/>
         </w:rPr>
@@ -5883,25 +7935,73 @@
           <w:bCs/>
         </w:rPr>
       </w:pPr>
-      <w:r>
+    </w:p>
+    <w:p>
+      <w:pPr>
         <w:rPr>
           <w:rFonts w:ascii="Aptos" w:hAnsi="Aptos"/>
           <w:b/>
           <w:bCs/>
         </w:rPr>
-        <w:t>3.2 Medios y canales de comunicación</w:t>
-      </w:r>
-    </w:p>
-    <w:p>
-      <w:pPr>
-        <w:rPr>
-          <w:rFonts w:ascii="Aptos" w:hAnsi="Aptos"/>
-        </w:rPr>
-      </w:pPr>
-      <w:r>
-        <w:rPr>
-          <w:rFonts w:ascii="Aptos" w:hAnsi="Aptos"/>
-        </w:rPr>
+      </w:pPr>
+    </w:p>
+    <w:p>
+      <w:pPr>
+        <w:rPr>
+          <w:rFonts w:ascii="Aptos" w:hAnsi="Aptos"/>
+          <w:b/>
+          <w:bCs/>
+        </w:rPr>
+      </w:pPr>
+    </w:p>
+    <w:p>
+      <w:pPr>
+        <w:rPr>
+          <w:rFonts w:ascii="Aptos" w:hAnsi="Aptos"/>
+          <w:b/>
+          <w:bCs/>
+        </w:rPr>
+      </w:pPr>
+    </w:p>
+    <w:p>
+      <w:pPr>
+        <w:spacing w:line="360" w:lineRule="auto"/>
+        <w:rPr>
+          <w:rFonts w:ascii="Aptos" w:hAnsi="Aptos"/>
+          <w:b/>
+          <w:bCs/>
+        </w:rPr>
+      </w:pPr>
+      <w:r>
+        <w:rPr>
+          <w:rFonts w:ascii="Aptos" w:hAnsi="Aptos"/>
+          <w:b/>
+          <w:bCs/>
+        </w:rPr>
+        <w:t>8</w:t>
+      </w:r>
+      <w:r>
+        <w:rPr>
+          <w:rFonts w:ascii="Aptos" w:hAnsi="Aptos"/>
+          <w:b/>
+          <w:bCs/>
+        </w:rPr>
+        <w:t>.2 Medios y canales de comunicación</w:t>
+      </w:r>
+    </w:p>
+    <w:p>
+      <w:pPr>
+        <w:spacing w:line="360" w:lineRule="auto"/>
+        <w:ind w:firstLine="708"/>
+        <w:rPr>
+          <w:rFonts w:ascii="Aptos" w:hAnsi="Aptos"/>
+        </w:rPr>
+      </w:pPr>
+      <w:r>
+        <w:rPr>
+          <w:rFonts w:ascii="Aptos" w:hAnsi="Aptos"/>
+        </w:rPr>
+        <w:lastRenderedPageBreak/>
         <w:t>Para lograr un alcance efectivo y controlado, se emplearán medios digitales y acciones de marketing directo, orientadas a un público profesional y local.</w:t>
       </w:r>
     </w:p>
@@ -5912,14 +8012,14 @@
         <w:tblLook w:val="04A0" w:firstRow="1" w:lastRow="0" w:firstColumn="1" w:lastColumn="0" w:noHBand="0" w:noVBand="1"/>
       </w:tblPr>
       <w:tblGrid>
-        <w:gridCol w:w="2876"/>
-        <w:gridCol w:w="2816"/>
-        <w:gridCol w:w="2802"/>
+        <w:gridCol w:w="2472"/>
+        <w:gridCol w:w="3248"/>
+        <w:gridCol w:w="2774"/>
       </w:tblGrid>
       <w:tr>
         <w:tc>
           <w:tcPr>
-            <w:tcW w:w="2925" w:type="dxa"/>
+            <w:tcW w:w="2405" w:type="dxa"/>
             <w:tcBorders>
               <w:top w:val="single" w:sz="4" w:space="0" w:color="auto"/>
               <w:left w:val="single" w:sz="4" w:space="0" w:color="auto"/>
@@ -5949,7 +8049,7 @@
         </w:tc>
         <w:tc>
           <w:tcPr>
-            <w:tcW w:w="2926" w:type="dxa"/>
+            <w:tcW w:w="3287" w:type="dxa"/>
             <w:tcBorders>
               <w:top w:val="single" w:sz="4" w:space="0" w:color="auto"/>
               <w:left w:val="single" w:sz="4" w:space="0" w:color="auto"/>
@@ -5979,7 +8079,7 @@
         </w:tc>
         <w:tc>
           <w:tcPr>
-            <w:tcW w:w="2926" w:type="dxa"/>
+            <w:tcW w:w="2802" w:type="dxa"/>
             <w:tcBorders>
               <w:top w:val="single" w:sz="4" w:space="0" w:color="auto"/>
               <w:left w:val="single" w:sz="4" w:space="0" w:color="auto"/>
@@ -6011,7 +8111,7 @@
       <w:tr>
         <w:tc>
           <w:tcPr>
-            <w:tcW w:w="2925" w:type="dxa"/>
+            <w:tcW w:w="2405" w:type="dxa"/>
             <w:tcBorders>
               <w:top w:val="single" w:sz="4" w:space="0" w:color="auto"/>
               <w:left w:val="single" w:sz="4" w:space="0" w:color="auto"/>
@@ -6036,7 +8136,7 @@
               </w:rPr>
               <w:t>Página web oficial (</w:t>
             </w:r>
-            <w:hyperlink r:id="rId7" w:history="1">
+            <w:hyperlink r:id="rId9" w:history="1">
               <w:r>
                 <w:rPr>
                   <w:rStyle w:val="Hipervnculo"/>
@@ -6059,7 +8159,7 @@
         </w:tc>
         <w:tc>
           <w:tcPr>
-            <w:tcW w:w="2926" w:type="dxa"/>
+            <w:tcW w:w="3287" w:type="dxa"/>
             <w:tcBorders>
               <w:top w:val="single" w:sz="4" w:space="0" w:color="auto"/>
               <w:left w:val="single" w:sz="4" w:space="0" w:color="auto"/>
@@ -6086,7 +8186,7 @@
         </w:tc>
         <w:tc>
           <w:tcPr>
-            <w:tcW w:w="2926" w:type="dxa"/>
+            <w:tcW w:w="2802" w:type="dxa"/>
             <w:tcBorders>
               <w:top w:val="single" w:sz="4" w:space="0" w:color="auto"/>
               <w:left w:val="single" w:sz="4" w:space="0" w:color="auto"/>
@@ -6116,7 +8216,7 @@
       <w:tr>
         <w:tc>
           <w:tcPr>
-            <w:tcW w:w="2925" w:type="dxa"/>
+            <w:tcW w:w="2405" w:type="dxa"/>
             <w:tcBorders>
               <w:top w:val="single" w:sz="4" w:space="0" w:color="auto"/>
               <w:left w:val="single" w:sz="4" w:space="0" w:color="auto"/>
@@ -6141,7 +8241,6 @@
                 <w:bCs/>
                 <w:lang w:val="en-US"/>
               </w:rPr>
-              <w:lastRenderedPageBreak/>
               <w:t xml:space="preserve">Redes </w:t>
             </w:r>
             <w:proofErr w:type="spellStart"/>
@@ -6168,7 +8267,7 @@
         </w:tc>
         <w:tc>
           <w:tcPr>
-            <w:tcW w:w="2926" w:type="dxa"/>
+            <w:tcW w:w="3287" w:type="dxa"/>
             <w:tcBorders>
               <w:top w:val="single" w:sz="4" w:space="0" w:color="auto"/>
               <w:left w:val="single" w:sz="4" w:space="0" w:color="auto"/>
@@ -6195,7 +8294,7 @@
         </w:tc>
         <w:tc>
           <w:tcPr>
-            <w:tcW w:w="2926" w:type="dxa"/>
+            <w:tcW w:w="2802" w:type="dxa"/>
             <w:tcBorders>
               <w:top w:val="single" w:sz="4" w:space="0" w:color="auto"/>
               <w:left w:val="single" w:sz="4" w:space="0" w:color="auto"/>
@@ -6225,7 +8324,7 @@
       <w:tr>
         <w:tc>
           <w:tcPr>
-            <w:tcW w:w="2925" w:type="dxa"/>
+            <w:tcW w:w="2405" w:type="dxa"/>
             <w:tcBorders>
               <w:top w:val="single" w:sz="4" w:space="0" w:color="auto"/>
               <w:left w:val="single" w:sz="4" w:space="0" w:color="auto"/>
@@ -6273,7 +8372,7 @@
         </w:tc>
         <w:tc>
           <w:tcPr>
-            <w:tcW w:w="2926" w:type="dxa"/>
+            <w:tcW w:w="3287" w:type="dxa"/>
             <w:tcBorders>
               <w:top w:val="single" w:sz="4" w:space="0" w:color="auto"/>
               <w:left w:val="single" w:sz="4" w:space="0" w:color="auto"/>
@@ -6300,7 +8399,7 @@
         </w:tc>
         <w:tc>
           <w:tcPr>
-            <w:tcW w:w="2926" w:type="dxa"/>
+            <w:tcW w:w="2802" w:type="dxa"/>
             <w:tcBorders>
               <w:top w:val="single" w:sz="4" w:space="0" w:color="auto"/>
               <w:left w:val="single" w:sz="4" w:space="0" w:color="auto"/>
@@ -6330,7 +8429,7 @@
       <w:tr>
         <w:tc>
           <w:tcPr>
-            <w:tcW w:w="2925" w:type="dxa"/>
+            <w:tcW w:w="2405" w:type="dxa"/>
             <w:tcBorders>
               <w:top w:val="single" w:sz="4" w:space="0" w:color="auto"/>
               <w:left w:val="single" w:sz="4" w:space="0" w:color="auto"/>
@@ -6359,7 +8458,7 @@
         </w:tc>
         <w:tc>
           <w:tcPr>
-            <w:tcW w:w="2926" w:type="dxa"/>
+            <w:tcW w:w="3287" w:type="dxa"/>
             <w:tcBorders>
               <w:top w:val="single" w:sz="4" w:space="0" w:color="auto"/>
               <w:left w:val="single" w:sz="4" w:space="0" w:color="auto"/>
@@ -6386,7 +8485,7 @@
         </w:tc>
         <w:tc>
           <w:tcPr>
-            <w:tcW w:w="2926" w:type="dxa"/>
+            <w:tcW w:w="2802" w:type="dxa"/>
             <w:tcBorders>
               <w:top w:val="single" w:sz="4" w:space="0" w:color="auto"/>
               <w:left w:val="single" w:sz="4" w:space="0" w:color="auto"/>
@@ -6416,7 +8515,7 @@
       <w:tr>
         <w:tc>
           <w:tcPr>
-            <w:tcW w:w="2925" w:type="dxa"/>
+            <w:tcW w:w="2405" w:type="dxa"/>
             <w:tcBorders>
               <w:top w:val="single" w:sz="4" w:space="0" w:color="auto"/>
               <w:left w:val="single" w:sz="4" w:space="0" w:color="auto"/>
@@ -6446,7 +8545,7 @@
         </w:tc>
         <w:tc>
           <w:tcPr>
-            <w:tcW w:w="2926" w:type="dxa"/>
+            <w:tcW w:w="3287" w:type="dxa"/>
             <w:tcBorders>
               <w:top w:val="single" w:sz="4" w:space="0" w:color="auto"/>
               <w:left w:val="single" w:sz="4" w:space="0" w:color="auto"/>
@@ -6487,7 +8586,7 @@
         </w:tc>
         <w:tc>
           <w:tcPr>
-            <w:tcW w:w="2926" w:type="dxa"/>
+            <w:tcW w:w="2802" w:type="dxa"/>
             <w:tcBorders>
               <w:top w:val="single" w:sz="4" w:space="0" w:color="auto"/>
               <w:left w:val="single" w:sz="4" w:space="0" w:color="auto"/>
@@ -6516,7 +8615,7 @@
       <w:tr>
         <w:tc>
           <w:tcPr>
-            <w:tcW w:w="2925" w:type="dxa"/>
+            <w:tcW w:w="2405" w:type="dxa"/>
             <w:tcBorders>
               <w:top w:val="single" w:sz="4" w:space="0" w:color="auto"/>
               <w:left w:val="single" w:sz="4" w:space="0" w:color="auto"/>
@@ -6556,7 +8655,7 @@
         </w:tc>
         <w:tc>
           <w:tcPr>
-            <w:tcW w:w="2926" w:type="dxa"/>
+            <w:tcW w:w="3287" w:type="dxa"/>
             <w:tcBorders>
               <w:top w:val="single" w:sz="4" w:space="0" w:color="auto"/>
               <w:left w:val="single" w:sz="4" w:space="0" w:color="auto"/>
@@ -6583,7 +8682,7 @@
         </w:tc>
         <w:tc>
           <w:tcPr>
-            <w:tcW w:w="2926" w:type="dxa"/>
+            <w:tcW w:w="2802" w:type="dxa"/>
             <w:tcBorders>
               <w:top w:val="single" w:sz="4" w:space="0" w:color="auto"/>
               <w:left w:val="single" w:sz="4" w:space="0" w:color="auto"/>
@@ -6613,6 +8712,7 @@
     </w:tbl>
     <w:p>
       <w:pPr>
+        <w:spacing w:line="360" w:lineRule="auto"/>
         <w:rPr>
           <w:rFonts w:ascii="Aptos" w:hAnsi="Aptos"/>
         </w:rPr>
@@ -6633,19 +8733,34 @@
     </w:p>
     <w:p>
       <w:pPr>
-        <w:rPr>
-          <w:rFonts w:ascii="Aptos" w:hAnsi="Aptos"/>
-        </w:rPr>
-      </w:pPr>
-      <w:r>
-        <w:rPr>
-          <w:rFonts w:ascii="Aptos" w:hAnsi="Aptos"/>
-        </w:rPr>
-        <w:t>3.3 Mensaje publicitario y tono comunicativo</w:t>
-      </w:r>
-    </w:p>
-    <w:p>
-      <w:pPr>
+        <w:spacing w:line="360" w:lineRule="auto"/>
+        <w:rPr>
+          <w:rFonts w:ascii="Aptos" w:hAnsi="Aptos"/>
+          <w:b/>
+          <w:bCs/>
+        </w:rPr>
+      </w:pPr>
+      <w:r>
+        <w:rPr>
+          <w:rFonts w:ascii="Aptos" w:hAnsi="Aptos"/>
+          <w:b/>
+          <w:bCs/>
+        </w:rPr>
+        <w:t>8</w:t>
+      </w:r>
+      <w:r>
+        <w:rPr>
+          <w:rFonts w:ascii="Aptos" w:hAnsi="Aptos"/>
+          <w:b/>
+          <w:bCs/>
+        </w:rPr>
+        <w:t>.3 Mensaje publicitario y tono comunicativo</w:t>
+      </w:r>
+    </w:p>
+    <w:p>
+      <w:pPr>
+        <w:spacing w:line="360" w:lineRule="auto"/>
+        <w:ind w:firstLine="708"/>
         <w:rPr>
           <w:rFonts w:ascii="Aptos" w:hAnsi="Aptos"/>
         </w:rPr>
@@ -6656,13 +8771,12 @@
         </w:rPr>
         <w:t>El mensaje principal que se desea transmitir es:</w:t>
       </w:r>
-    </w:p>
-    <w:p>
-      <w:pPr>
-        <w:rPr>
-          <w:rFonts w:ascii="Aptos" w:hAnsi="Aptos"/>
-        </w:rPr>
-      </w:pPr>
+      <w:r>
+        <w:rPr>
+          <w:rFonts w:ascii="Aptos" w:hAnsi="Aptos"/>
+        </w:rPr>
+        <w:t xml:space="preserve"> </w:t>
+      </w:r>
       <w:r>
         <w:rPr>
           <w:rFonts w:ascii="Aptos" w:hAnsi="Aptos"/>
@@ -6686,6 +8800,8 @@
     </w:p>
     <w:p>
       <w:pPr>
+        <w:spacing w:line="360" w:lineRule="auto"/>
+        <w:ind w:firstLine="360"/>
         <w:rPr>
           <w:rFonts w:ascii="Aptos" w:hAnsi="Aptos"/>
         </w:rPr>
@@ -6703,14 +8819,16 @@
           <w:ilvl w:val="0"/>
           <w:numId w:val="13"/>
         </w:numPr>
-        <w:rPr>
-          <w:rFonts w:ascii="Aptos" w:hAnsi="Aptos"/>
-        </w:rPr>
-      </w:pPr>
-      <w:r>
-        <w:rPr>
-          <w:rFonts w:ascii="Aptos" w:hAnsi="Aptos"/>
-        </w:rPr>
+        <w:spacing w:line="360" w:lineRule="auto"/>
+        <w:rPr>
+          <w:rFonts w:ascii="Aptos" w:hAnsi="Aptos"/>
+        </w:rPr>
+      </w:pPr>
+      <w:r>
+        <w:rPr>
+          <w:rFonts w:ascii="Aptos" w:hAnsi="Aptos"/>
+        </w:rPr>
+        <w:lastRenderedPageBreak/>
         <w:t>La simplicidad del sistema (“fácil de usar, sin complicaciones técnicas”).</w:t>
       </w:r>
     </w:p>
@@ -6720,6 +8838,7 @@
           <w:ilvl w:val="0"/>
           <w:numId w:val="13"/>
         </w:numPr>
+        <w:spacing w:line="360" w:lineRule="auto"/>
         <w:rPr>
           <w:rFonts w:ascii="Aptos" w:hAnsi="Aptos"/>
         </w:rPr>
@@ -6737,6 +8856,7 @@
           <w:ilvl w:val="0"/>
           <w:numId w:val="13"/>
         </w:numPr>
+        <w:spacing w:line="360" w:lineRule="auto"/>
         <w:rPr>
           <w:rFonts w:ascii="Aptos" w:hAnsi="Aptos"/>
         </w:rPr>
@@ -6750,6 +8870,8 @@
     </w:p>
     <w:p>
       <w:pPr>
+        <w:spacing w:line="360" w:lineRule="auto"/>
+        <w:ind w:firstLine="360"/>
         <w:rPr>
           <w:rFonts w:ascii="Aptos" w:hAnsi="Aptos"/>
         </w:rPr>
@@ -6763,20 +8885,34 @@
     </w:p>
     <w:p>
       <w:pPr>
-        <w:rPr>
-          <w:rFonts w:ascii="Aptos" w:hAnsi="Aptos"/>
-        </w:rPr>
-      </w:pPr>
-      <w:r>
-        <w:rPr>
-          <w:rFonts w:ascii="Aptos" w:hAnsi="Aptos"/>
-        </w:rPr>
-        <w:lastRenderedPageBreak/>
-        <w:t>3.4 Plan de distribución</w:t>
-      </w:r>
-    </w:p>
-    <w:p>
-      <w:pPr>
+        <w:spacing w:line="360" w:lineRule="auto"/>
+        <w:rPr>
+          <w:rFonts w:ascii="Aptos" w:hAnsi="Aptos"/>
+          <w:b/>
+          <w:bCs/>
+        </w:rPr>
+      </w:pPr>
+      <w:r>
+        <w:rPr>
+          <w:rFonts w:ascii="Aptos" w:hAnsi="Aptos"/>
+          <w:b/>
+          <w:bCs/>
+        </w:rPr>
+        <w:t>8</w:t>
+      </w:r>
+      <w:r>
+        <w:rPr>
+          <w:rFonts w:ascii="Aptos" w:hAnsi="Aptos"/>
+          <w:b/>
+          <w:bCs/>
+        </w:rPr>
+        <w:t>.4 Plan de distribución</w:t>
+      </w:r>
+    </w:p>
+    <w:p>
+      <w:pPr>
+        <w:spacing w:line="360" w:lineRule="auto"/>
+        <w:ind w:firstLine="708"/>
         <w:rPr>
           <w:rFonts w:ascii="Aptos" w:hAnsi="Aptos"/>
         </w:rPr>
@@ -6795,14 +8931,14 @@
         <w:tblLook w:val="04A0" w:firstRow="1" w:lastRow="0" w:firstColumn="1" w:lastColumn="0" w:noHBand="0" w:noVBand="1"/>
       </w:tblPr>
       <w:tblGrid>
-        <w:gridCol w:w="2813"/>
-        <w:gridCol w:w="2839"/>
-        <w:gridCol w:w="2842"/>
+        <w:gridCol w:w="2355"/>
+        <w:gridCol w:w="4081"/>
+        <w:gridCol w:w="2058"/>
       </w:tblGrid>
       <w:tr>
         <w:tc>
           <w:tcPr>
-            <w:tcW w:w="2925" w:type="dxa"/>
+            <w:tcW w:w="2405" w:type="dxa"/>
             <w:tcBorders>
               <w:top w:val="single" w:sz="4" w:space="0" w:color="auto"/>
               <w:left w:val="single" w:sz="4" w:space="0" w:color="auto"/>
@@ -6814,7 +8950,7 @@
           </w:tcPr>
           <w:p>
             <w:pPr>
-              <w:spacing w:after="160" w:line="278" w:lineRule="auto"/>
+              <w:spacing w:after="160"/>
               <w:rPr>
                 <w:rFonts w:ascii="Aptos" w:hAnsi="Aptos"/>
               </w:rPr>
@@ -6831,7 +8967,7 @@
         </w:tc>
         <w:tc>
           <w:tcPr>
-            <w:tcW w:w="2926" w:type="dxa"/>
+            <w:tcW w:w="4253" w:type="dxa"/>
             <w:tcBorders>
               <w:top w:val="single" w:sz="4" w:space="0" w:color="auto"/>
               <w:left w:val="single" w:sz="4" w:space="0" w:color="auto"/>
@@ -6843,7 +8979,7 @@
           </w:tcPr>
           <w:p>
             <w:pPr>
-              <w:spacing w:after="160" w:line="278" w:lineRule="auto"/>
+              <w:spacing w:after="160"/>
               <w:rPr>
                 <w:rFonts w:ascii="Aptos" w:hAnsi="Aptos"/>
               </w:rPr>
@@ -6860,7 +8996,7 @@
         </w:tc>
         <w:tc>
           <w:tcPr>
-            <w:tcW w:w="2926" w:type="dxa"/>
+            <w:tcW w:w="1836" w:type="dxa"/>
             <w:tcBorders>
               <w:top w:val="single" w:sz="4" w:space="0" w:color="auto"/>
               <w:left w:val="single" w:sz="4" w:space="0" w:color="auto"/>
@@ -6872,7 +9008,7 @@
           </w:tcPr>
           <w:p>
             <w:pPr>
-              <w:spacing w:after="160" w:line="278" w:lineRule="auto"/>
+              <w:spacing w:after="160"/>
               <w:rPr>
                 <w:rFonts w:ascii="Aptos" w:hAnsi="Aptos"/>
               </w:rPr>
@@ -6891,7 +9027,7 @@
       <w:tr>
         <w:tc>
           <w:tcPr>
-            <w:tcW w:w="2925" w:type="dxa"/>
+            <w:tcW w:w="2405" w:type="dxa"/>
             <w:tcBorders>
               <w:top w:val="single" w:sz="4" w:space="0" w:color="auto"/>
               <w:left w:val="single" w:sz="4" w:space="0" w:color="auto"/>
@@ -6903,7 +9039,7 @@
           </w:tcPr>
           <w:p>
             <w:pPr>
-              <w:spacing w:after="160" w:line="278" w:lineRule="auto"/>
+              <w:spacing w:after="160"/>
               <w:rPr>
                 <w:rFonts w:ascii="Aptos" w:hAnsi="Aptos"/>
               </w:rPr>
@@ -6920,7 +9056,7 @@
         </w:tc>
         <w:tc>
           <w:tcPr>
-            <w:tcW w:w="2926" w:type="dxa"/>
+            <w:tcW w:w="4253" w:type="dxa"/>
             <w:tcBorders>
               <w:top w:val="single" w:sz="4" w:space="0" w:color="auto"/>
               <w:left w:val="single" w:sz="4" w:space="0" w:color="auto"/>
@@ -6932,7 +9068,7 @@
           </w:tcPr>
           <w:p>
             <w:pPr>
-              <w:spacing w:after="160" w:line="278" w:lineRule="auto"/>
+              <w:spacing w:after="160"/>
               <w:rPr>
                 <w:rFonts w:ascii="Aptos" w:hAnsi="Aptos"/>
               </w:rPr>
@@ -6961,7 +9097,7 @@
         </w:tc>
         <w:tc>
           <w:tcPr>
-            <w:tcW w:w="2926" w:type="dxa"/>
+            <w:tcW w:w="1836" w:type="dxa"/>
             <w:tcBorders>
               <w:top w:val="single" w:sz="4" w:space="0" w:color="auto"/>
               <w:left w:val="single" w:sz="4" w:space="0" w:color="auto"/>
@@ -6973,7 +9109,7 @@
           </w:tcPr>
           <w:p>
             <w:pPr>
-              <w:spacing w:after="160" w:line="278" w:lineRule="auto"/>
+              <w:spacing w:after="160"/>
               <w:rPr>
                 <w:rFonts w:ascii="Aptos" w:hAnsi="Aptos"/>
               </w:rPr>
@@ -6990,7 +9126,7 @@
       <w:tr>
         <w:tc>
           <w:tcPr>
-            <w:tcW w:w="2925" w:type="dxa"/>
+            <w:tcW w:w="2405" w:type="dxa"/>
             <w:tcBorders>
               <w:top w:val="single" w:sz="4" w:space="0" w:color="auto"/>
               <w:left w:val="single" w:sz="4" w:space="0" w:color="auto"/>
@@ -7002,7 +9138,7 @@
           </w:tcPr>
           <w:p>
             <w:pPr>
-              <w:spacing w:after="160" w:line="278" w:lineRule="auto"/>
+              <w:spacing w:after="160"/>
               <w:rPr>
                 <w:rFonts w:ascii="Aptos" w:hAnsi="Aptos"/>
               </w:rPr>
@@ -7037,7 +9173,7 @@
         </w:tc>
         <w:tc>
           <w:tcPr>
-            <w:tcW w:w="2926" w:type="dxa"/>
+            <w:tcW w:w="4253" w:type="dxa"/>
             <w:tcBorders>
               <w:top w:val="single" w:sz="4" w:space="0" w:color="auto"/>
               <w:left w:val="single" w:sz="4" w:space="0" w:color="auto"/>
@@ -7049,7 +9185,7 @@
           </w:tcPr>
           <w:p>
             <w:pPr>
-              <w:spacing w:after="160" w:line="278" w:lineRule="auto"/>
+              <w:spacing w:after="160"/>
               <w:rPr>
                 <w:rFonts w:ascii="Aptos" w:hAnsi="Aptos"/>
               </w:rPr>
@@ -7078,7 +9214,7 @@
         </w:tc>
         <w:tc>
           <w:tcPr>
-            <w:tcW w:w="2926" w:type="dxa"/>
+            <w:tcW w:w="1836" w:type="dxa"/>
             <w:tcBorders>
               <w:top w:val="single" w:sz="4" w:space="0" w:color="auto"/>
               <w:left w:val="single" w:sz="4" w:space="0" w:color="auto"/>
@@ -7090,7 +9226,7 @@
           </w:tcPr>
           <w:p>
             <w:pPr>
-              <w:spacing w:after="160" w:line="278" w:lineRule="auto"/>
+              <w:spacing w:after="160"/>
               <w:rPr>
                 <w:rFonts w:ascii="Aptos" w:hAnsi="Aptos"/>
               </w:rPr>
@@ -7107,7 +9243,7 @@
       <w:tr>
         <w:tc>
           <w:tcPr>
-            <w:tcW w:w="2925" w:type="dxa"/>
+            <w:tcW w:w="2405" w:type="dxa"/>
             <w:tcBorders>
               <w:top w:val="single" w:sz="4" w:space="0" w:color="auto"/>
               <w:left w:val="single" w:sz="4" w:space="0" w:color="auto"/>
@@ -7119,7 +9255,7 @@
           </w:tcPr>
           <w:p>
             <w:pPr>
-              <w:spacing w:after="160" w:line="278" w:lineRule="auto"/>
+              <w:spacing w:after="160"/>
               <w:rPr>
                 <w:rFonts w:ascii="Aptos" w:hAnsi="Aptos"/>
               </w:rPr>
@@ -7136,7 +9272,7 @@
         </w:tc>
         <w:tc>
           <w:tcPr>
-            <w:tcW w:w="2926" w:type="dxa"/>
+            <w:tcW w:w="4253" w:type="dxa"/>
             <w:tcBorders>
               <w:top w:val="single" w:sz="4" w:space="0" w:color="auto"/>
               <w:left w:val="single" w:sz="4" w:space="0" w:color="auto"/>
@@ -7148,7 +9284,7 @@
           </w:tcPr>
           <w:p>
             <w:pPr>
-              <w:spacing w:after="160" w:line="278" w:lineRule="auto"/>
+              <w:spacing w:after="160"/>
               <w:rPr>
                 <w:rFonts w:ascii="Aptos" w:hAnsi="Aptos"/>
               </w:rPr>
@@ -7163,7 +9299,7 @@
         </w:tc>
         <w:tc>
           <w:tcPr>
-            <w:tcW w:w="2926" w:type="dxa"/>
+            <w:tcW w:w="1836" w:type="dxa"/>
             <w:tcBorders>
               <w:top w:val="single" w:sz="4" w:space="0" w:color="auto"/>
               <w:left w:val="single" w:sz="4" w:space="0" w:color="auto"/>
@@ -7175,7 +9311,7 @@
           </w:tcPr>
           <w:p>
             <w:pPr>
-              <w:spacing w:after="160" w:line="278" w:lineRule="auto"/>
+              <w:spacing w:after="160"/>
               <w:rPr>
                 <w:rFonts w:ascii="Aptos" w:hAnsi="Aptos"/>
               </w:rPr>
@@ -7192,7 +9328,7 @@
       <w:tr>
         <w:tc>
           <w:tcPr>
-            <w:tcW w:w="2925" w:type="dxa"/>
+            <w:tcW w:w="2405" w:type="dxa"/>
             <w:tcBorders>
               <w:top w:val="single" w:sz="4" w:space="0" w:color="auto"/>
               <w:left w:val="single" w:sz="4" w:space="0" w:color="auto"/>
@@ -7204,7 +9340,7 @@
           </w:tcPr>
           <w:p>
             <w:pPr>
-              <w:spacing w:after="160" w:line="278" w:lineRule="auto"/>
+              <w:spacing w:after="160"/>
               <w:rPr>
                 <w:rFonts w:ascii="Aptos" w:hAnsi="Aptos"/>
               </w:rPr>
@@ -7257,7 +9393,7 @@
         </w:tc>
         <w:tc>
           <w:tcPr>
-            <w:tcW w:w="2926" w:type="dxa"/>
+            <w:tcW w:w="4253" w:type="dxa"/>
             <w:tcBorders>
               <w:top w:val="single" w:sz="4" w:space="0" w:color="auto"/>
               <w:left w:val="single" w:sz="4" w:space="0" w:color="auto"/>
@@ -7269,7 +9405,7 @@
           </w:tcPr>
           <w:p>
             <w:pPr>
-              <w:spacing w:after="160" w:line="278" w:lineRule="auto"/>
+              <w:spacing w:after="160"/>
               <w:rPr>
                 <w:rFonts w:ascii="Aptos" w:hAnsi="Aptos"/>
               </w:rPr>
@@ -7284,7 +9420,7 @@
         </w:tc>
         <w:tc>
           <w:tcPr>
-            <w:tcW w:w="2926" w:type="dxa"/>
+            <w:tcW w:w="1836" w:type="dxa"/>
             <w:tcBorders>
               <w:top w:val="single" w:sz="4" w:space="0" w:color="auto"/>
               <w:left w:val="single" w:sz="4" w:space="0" w:color="auto"/>
@@ -7296,7 +9432,7 @@
           </w:tcPr>
           <w:p>
             <w:pPr>
-              <w:spacing w:after="160" w:line="278" w:lineRule="auto"/>
+              <w:spacing w:after="160"/>
               <w:rPr>
                 <w:rFonts w:ascii="Aptos" w:hAnsi="Aptos"/>
               </w:rPr>
@@ -7315,20 +9451,53 @@
       <w:pPr>
         <w:rPr>
           <w:rFonts w:ascii="Aptos" w:hAnsi="Aptos"/>
-        </w:rPr>
-      </w:pPr>
-    </w:p>
-    <w:p>
-      <w:pPr>
-        <w:rPr>
-          <w:rFonts w:ascii="Aptos" w:hAnsi="Aptos"/>
-        </w:rPr>
-      </w:pPr>
-      <w:r>
-        <w:rPr>
-          <w:rFonts w:ascii="Aptos" w:hAnsi="Aptos"/>
-        </w:rPr>
-        <w:t>3.5 Proceso de compra</w:t>
+          <w:b/>
+          <w:bCs/>
+        </w:rPr>
+      </w:pPr>
+    </w:p>
+    <w:p>
+      <w:pPr>
+        <w:rPr>
+          <w:rFonts w:ascii="Aptos" w:hAnsi="Aptos"/>
+          <w:b/>
+          <w:bCs/>
+        </w:rPr>
+      </w:pPr>
+    </w:p>
+    <w:p>
+      <w:pPr>
+        <w:rPr>
+          <w:rFonts w:ascii="Aptos" w:hAnsi="Aptos"/>
+          <w:b/>
+          <w:bCs/>
+        </w:rPr>
+      </w:pPr>
+    </w:p>
+    <w:p>
+      <w:pPr>
+        <w:spacing w:line="360" w:lineRule="auto"/>
+        <w:rPr>
+          <w:rFonts w:ascii="Aptos" w:hAnsi="Aptos"/>
+          <w:b/>
+          <w:bCs/>
+        </w:rPr>
+      </w:pPr>
+      <w:r>
+        <w:rPr>
+          <w:rFonts w:ascii="Aptos" w:hAnsi="Aptos"/>
+          <w:b/>
+          <w:bCs/>
+        </w:rPr>
+        <w:t>8</w:t>
+      </w:r>
+      <w:r>
+        <w:rPr>
+          <w:rFonts w:ascii="Aptos" w:hAnsi="Aptos"/>
+          <w:b/>
+          <w:bCs/>
+        </w:rPr>
+        <w:t>.5 Proceso de compra</w:t>
       </w:r>
     </w:p>
     <w:p>
@@ -7337,14 +9506,16 @@
           <w:ilvl w:val="0"/>
           <w:numId w:val="14"/>
         </w:numPr>
-        <w:rPr>
-          <w:rFonts w:ascii="Aptos" w:hAnsi="Aptos"/>
-        </w:rPr>
-      </w:pPr>
-      <w:r>
-        <w:rPr>
-          <w:rFonts w:ascii="Aptos" w:hAnsi="Aptos"/>
-        </w:rPr>
+        <w:spacing w:line="360" w:lineRule="auto"/>
+        <w:rPr>
+          <w:rFonts w:ascii="Aptos" w:hAnsi="Aptos"/>
+        </w:rPr>
+      </w:pPr>
+      <w:r>
+        <w:rPr>
+          <w:rFonts w:ascii="Aptos" w:hAnsi="Aptos"/>
+        </w:rPr>
+        <w:lastRenderedPageBreak/>
         <w:t>Interés del cliente: acceso a la web o contacto por redes.</w:t>
       </w:r>
     </w:p>
@@ -7354,6 +9525,7 @@
           <w:ilvl w:val="0"/>
           <w:numId w:val="14"/>
         </w:numPr>
+        <w:spacing w:line="360" w:lineRule="auto"/>
         <w:rPr>
           <w:rFonts w:ascii="Aptos" w:hAnsi="Aptos"/>
         </w:rPr>
@@ -7371,6 +9543,7 @@
           <w:ilvl w:val="0"/>
           <w:numId w:val="14"/>
         </w:numPr>
+        <w:spacing w:line="360" w:lineRule="auto"/>
         <w:rPr>
           <w:rFonts w:ascii="Aptos" w:hAnsi="Aptos"/>
         </w:rPr>
@@ -7416,15 +9589,15 @@
           <w:ilvl w:val="0"/>
           <w:numId w:val="14"/>
         </w:numPr>
-        <w:rPr>
-          <w:rFonts w:ascii="Aptos" w:hAnsi="Aptos"/>
-        </w:rPr>
-      </w:pPr>
-      <w:r>
-        <w:rPr>
-          <w:rFonts w:ascii="Aptos" w:hAnsi="Aptos"/>
-        </w:rPr>
-        <w:lastRenderedPageBreak/>
+        <w:spacing w:line="360" w:lineRule="auto"/>
+        <w:rPr>
+          <w:rFonts w:ascii="Aptos" w:hAnsi="Aptos"/>
+        </w:rPr>
+      </w:pPr>
+      <w:r>
+        <w:rPr>
+          <w:rFonts w:ascii="Aptos" w:hAnsi="Aptos"/>
+        </w:rPr>
         <w:t>Pago y activación: suscripción mensual/anual o contratación personalizada.</w:t>
       </w:r>
     </w:p>
@@ -7434,6 +9607,7 @@
           <w:ilvl w:val="0"/>
           <w:numId w:val="14"/>
         </w:numPr>
+        <w:spacing w:line="360" w:lineRule="auto"/>
         <w:rPr>
           <w:rFonts w:ascii="Aptos" w:hAnsi="Aptos"/>
         </w:rPr>
@@ -7451,6 +9625,7 @@
           <w:ilvl w:val="0"/>
           <w:numId w:val="14"/>
         </w:numPr>
+        <w:spacing w:line="360" w:lineRule="auto"/>
         <w:rPr>
           <w:rFonts w:ascii="Aptos" w:hAnsi="Aptos"/>
         </w:rPr>
@@ -7464,19 +9639,34 @@
     </w:p>
     <w:p>
       <w:pPr>
-        <w:rPr>
-          <w:rFonts w:ascii="Aptos" w:hAnsi="Aptos"/>
-        </w:rPr>
-      </w:pPr>
-      <w:r>
-        <w:rPr>
-          <w:rFonts w:ascii="Aptos" w:hAnsi="Aptos"/>
-        </w:rPr>
-        <w:t>3.6 Evaluación del plan</w:t>
-      </w:r>
-    </w:p>
-    <w:p>
-      <w:pPr>
+        <w:spacing w:line="360" w:lineRule="auto"/>
+        <w:rPr>
+          <w:rFonts w:ascii="Aptos" w:hAnsi="Aptos"/>
+          <w:b/>
+          <w:bCs/>
+        </w:rPr>
+      </w:pPr>
+      <w:r>
+        <w:rPr>
+          <w:rFonts w:ascii="Aptos" w:hAnsi="Aptos"/>
+          <w:b/>
+          <w:bCs/>
+        </w:rPr>
+        <w:t>8.</w:t>
+      </w:r>
+      <w:r>
+        <w:rPr>
+          <w:rFonts w:ascii="Aptos" w:hAnsi="Aptos"/>
+          <w:b/>
+          <w:bCs/>
+        </w:rPr>
+        <w:t>6 Evaluación del plan</w:t>
+      </w:r>
+    </w:p>
+    <w:p>
+      <w:pPr>
+        <w:spacing w:line="360" w:lineRule="auto"/>
+        <w:ind w:firstLine="360"/>
         <w:rPr>
           <w:rFonts w:ascii="Aptos" w:hAnsi="Aptos"/>
         </w:rPr>
@@ -7508,6 +9698,7 @@
           <w:ilvl w:val="0"/>
           <w:numId w:val="15"/>
         </w:numPr>
+        <w:spacing w:line="360" w:lineRule="auto"/>
         <w:rPr>
           <w:rFonts w:ascii="Aptos" w:hAnsi="Aptos"/>
         </w:rPr>
@@ -7525,6 +9716,7 @@
           <w:ilvl w:val="0"/>
           <w:numId w:val="15"/>
         </w:numPr>
+        <w:spacing w:line="360" w:lineRule="auto"/>
         <w:rPr>
           <w:rFonts w:ascii="Aptos" w:hAnsi="Aptos"/>
         </w:rPr>
@@ -7542,6 +9734,7 @@
           <w:ilvl w:val="0"/>
           <w:numId w:val="15"/>
         </w:numPr>
+        <w:spacing w:line="360" w:lineRule="auto"/>
         <w:rPr>
           <w:rFonts w:ascii="Aptos" w:hAnsi="Aptos"/>
         </w:rPr>
@@ -7559,6 +9752,7 @@
           <w:ilvl w:val="0"/>
           <w:numId w:val="15"/>
         </w:numPr>
+        <w:spacing w:line="360" w:lineRule="auto"/>
         <w:rPr>
           <w:rFonts w:ascii="Aptos" w:hAnsi="Aptos"/>
         </w:rPr>
@@ -7576,6 +9770,7 @@
           <w:ilvl w:val="0"/>
           <w:numId w:val="15"/>
         </w:numPr>
+        <w:spacing w:line="360" w:lineRule="auto"/>
         <w:rPr>
           <w:rFonts w:ascii="Aptos" w:hAnsi="Aptos"/>
         </w:rPr>
@@ -7589,6 +9784,8 @@
     </w:p>
     <w:p>
       <w:pPr>
+        <w:spacing w:line="360" w:lineRule="auto"/>
+        <w:ind w:firstLine="360"/>
         <w:rPr>
           <w:rFonts w:ascii="Aptos" w:hAnsi="Aptos"/>
         </w:rPr>
@@ -7600,11 +9797,19 @@
         <w:t>Los resultados serán revisados trimestralmente para ajustar el presupuesto, optimizar las campañas digitales y mejorar la eficiencia del proceso de venta.</w:t>
       </w:r>
     </w:p>
-    <w:p/>
+    <w:p>
+      <w:pPr>
+        <w:rPr>
+          <w:u w:val="single"/>
+        </w:rPr>
+      </w:pPr>
+    </w:p>
     <w:sectPr>
       <w:pgSz w:w="11906" w:h="16838"/>
       <w:pgMar w:top="1417" w:right="1701" w:bottom="1417" w:left="1701" w:header="708" w:footer="708" w:gutter="0"/>
+      <w:pgNumType w:start="0"/>
       <w:cols w:space="708"/>
+      <w:titlePg/>
       <w:docGrid w:linePitch="360"/>
     </w:sectPr>
   </w:body>
@@ -8061,6 +10266,119 @@
     </w:lvl>
   </w:abstractNum>
   <w:abstractNum w:abstractNumId="3" w15:restartNumberingAfterBreak="0">
+    <w:nsid w:val="20C00EB9"/>
+    <w:multiLevelType w:val="multilevel"/>
+    <w:tmpl w:val="07162C00"/>
+    <w:lvl w:ilvl="0">
+      <w:start w:val="1"/>
+      <w:numFmt w:val="decimal"/>
+      <w:lvlText w:val="%1"/>
+      <w:lvlJc w:val="left"/>
+      <w:pPr>
+        <w:ind w:left="360" w:hanging="360"/>
+      </w:pPr>
+      <w:rPr>
+        <w:rFonts w:hint="default"/>
+      </w:rPr>
+    </w:lvl>
+    <w:lvl w:ilvl="1">
+      <w:start w:val="2"/>
+      <w:numFmt w:val="decimal"/>
+      <w:lvlText w:val="%1-%2"/>
+      <w:lvlJc w:val="left"/>
+      <w:pPr>
+        <w:ind w:left="720" w:hanging="360"/>
+      </w:pPr>
+      <w:rPr>
+        <w:rFonts w:hint="default"/>
+      </w:rPr>
+    </w:lvl>
+    <w:lvl w:ilvl="2">
+      <w:start w:val="1"/>
+      <w:numFmt w:val="decimal"/>
+      <w:lvlText w:val="%1-%2.%3"/>
+      <w:lvlJc w:val="left"/>
+      <w:pPr>
+        <w:ind w:left="1440" w:hanging="720"/>
+      </w:pPr>
+      <w:rPr>
+        <w:rFonts w:hint="default"/>
+      </w:rPr>
+    </w:lvl>
+    <w:lvl w:ilvl="3">
+      <w:start w:val="1"/>
+      <w:numFmt w:val="decimal"/>
+      <w:lvlText w:val="%1-%2.%3.%4"/>
+      <w:lvlJc w:val="left"/>
+      <w:pPr>
+        <w:ind w:left="2160" w:hanging="1080"/>
+      </w:pPr>
+      <w:rPr>
+        <w:rFonts w:hint="default"/>
+      </w:rPr>
+    </w:lvl>
+    <w:lvl w:ilvl="4">
+      <w:start w:val="1"/>
+      <w:numFmt w:val="decimal"/>
+      <w:lvlText w:val="%1-%2.%3.%4.%5"/>
+      <w:lvlJc w:val="left"/>
+      <w:pPr>
+        <w:ind w:left="2520" w:hanging="1080"/>
+      </w:pPr>
+      <w:rPr>
+        <w:rFonts w:hint="default"/>
+      </w:rPr>
+    </w:lvl>
+    <w:lvl w:ilvl="5">
+      <w:start w:val="1"/>
+      <w:numFmt w:val="decimal"/>
+      <w:lvlText w:val="%1-%2.%3.%4.%5.%6"/>
+      <w:lvlJc w:val="left"/>
+      <w:pPr>
+        <w:ind w:left="3240" w:hanging="1440"/>
+      </w:pPr>
+      <w:rPr>
+        <w:rFonts w:hint="default"/>
+      </w:rPr>
+    </w:lvl>
+    <w:lvl w:ilvl="6">
+      <w:start w:val="1"/>
+      <w:numFmt w:val="decimal"/>
+      <w:lvlText w:val="%1-%2.%3.%4.%5.%6.%7"/>
+      <w:lvlJc w:val="left"/>
+      <w:pPr>
+        <w:ind w:left="3600" w:hanging="1440"/>
+      </w:pPr>
+      <w:rPr>
+        <w:rFonts w:hint="default"/>
+      </w:rPr>
+    </w:lvl>
+    <w:lvl w:ilvl="7">
+      <w:start w:val="1"/>
+      <w:numFmt w:val="decimal"/>
+      <w:lvlText w:val="%1-%2.%3.%4.%5.%6.%7.%8"/>
+      <w:lvlJc w:val="left"/>
+      <w:pPr>
+        <w:ind w:left="4320" w:hanging="1800"/>
+      </w:pPr>
+      <w:rPr>
+        <w:rFonts w:hint="default"/>
+      </w:rPr>
+    </w:lvl>
+    <w:lvl w:ilvl="8">
+      <w:start w:val="1"/>
+      <w:numFmt w:val="decimal"/>
+      <w:lvlText w:val="%1-%2.%3.%4.%5.%6.%7.%8.%9"/>
+      <w:lvlJc w:val="left"/>
+      <w:pPr>
+        <w:ind w:left="4680" w:hanging="1800"/>
+      </w:pPr>
+      <w:rPr>
+        <w:rFonts w:hint="default"/>
+      </w:rPr>
+    </w:lvl>
+  </w:abstractNum>
+  <w:abstractNum w:abstractNumId="4" w15:restartNumberingAfterBreak="0">
     <w:nsid w:val="222530F4"/>
     <w:multiLevelType w:val="multilevel"/>
     <w:tmpl w:val="89062A6C"/>
@@ -8209,7 +10527,233 @@
       </w:rPr>
     </w:lvl>
   </w:abstractNum>
-  <w:abstractNum w:abstractNumId="4" w15:restartNumberingAfterBreak="0">
+  <w:abstractNum w:abstractNumId="5" w15:restartNumberingAfterBreak="0">
+    <w:nsid w:val="2299070A"/>
+    <w:multiLevelType w:val="hybridMultilevel"/>
+    <w:tmpl w:val="621EA170"/>
+    <w:lvl w:ilvl="0" w:tplc="0C0A0001">
+      <w:start w:val="1"/>
+      <w:numFmt w:val="bullet"/>
+      <w:lvlText w:val=""/>
+      <w:lvlJc w:val="left"/>
+      <w:pPr>
+        <w:ind w:left="720" w:hanging="360"/>
+      </w:pPr>
+      <w:rPr>
+        <w:rFonts w:ascii="Symbol" w:hAnsi="Symbol" w:hint="default"/>
+      </w:rPr>
+    </w:lvl>
+    <w:lvl w:ilvl="1" w:tplc="0C0A0003" w:tentative="1">
+      <w:start w:val="1"/>
+      <w:numFmt w:val="bullet"/>
+      <w:lvlText w:val="o"/>
+      <w:lvlJc w:val="left"/>
+      <w:pPr>
+        <w:ind w:left="1440" w:hanging="360"/>
+      </w:pPr>
+      <w:rPr>
+        <w:rFonts w:ascii="Courier New" w:hAnsi="Courier New" w:cs="Courier New" w:hint="default"/>
+      </w:rPr>
+    </w:lvl>
+    <w:lvl w:ilvl="2" w:tplc="0C0A0005" w:tentative="1">
+      <w:start w:val="1"/>
+      <w:numFmt w:val="bullet"/>
+      <w:lvlText w:val=""/>
+      <w:lvlJc w:val="left"/>
+      <w:pPr>
+        <w:ind w:left="2160" w:hanging="360"/>
+      </w:pPr>
+      <w:rPr>
+        <w:rFonts w:ascii="Wingdings" w:hAnsi="Wingdings" w:hint="default"/>
+      </w:rPr>
+    </w:lvl>
+    <w:lvl w:ilvl="3" w:tplc="0C0A0001" w:tentative="1">
+      <w:start w:val="1"/>
+      <w:numFmt w:val="bullet"/>
+      <w:lvlText w:val=""/>
+      <w:lvlJc w:val="left"/>
+      <w:pPr>
+        <w:ind w:left="2880" w:hanging="360"/>
+      </w:pPr>
+      <w:rPr>
+        <w:rFonts w:ascii="Symbol" w:hAnsi="Symbol" w:hint="default"/>
+      </w:rPr>
+    </w:lvl>
+    <w:lvl w:ilvl="4" w:tplc="0C0A0003" w:tentative="1">
+      <w:start w:val="1"/>
+      <w:numFmt w:val="bullet"/>
+      <w:lvlText w:val="o"/>
+      <w:lvlJc w:val="left"/>
+      <w:pPr>
+        <w:ind w:left="3600" w:hanging="360"/>
+      </w:pPr>
+      <w:rPr>
+        <w:rFonts w:ascii="Courier New" w:hAnsi="Courier New" w:cs="Courier New" w:hint="default"/>
+      </w:rPr>
+    </w:lvl>
+    <w:lvl w:ilvl="5" w:tplc="0C0A0005" w:tentative="1">
+      <w:start w:val="1"/>
+      <w:numFmt w:val="bullet"/>
+      <w:lvlText w:val=""/>
+      <w:lvlJc w:val="left"/>
+      <w:pPr>
+        <w:ind w:left="4320" w:hanging="360"/>
+      </w:pPr>
+      <w:rPr>
+        <w:rFonts w:ascii="Wingdings" w:hAnsi="Wingdings" w:hint="default"/>
+      </w:rPr>
+    </w:lvl>
+    <w:lvl w:ilvl="6" w:tplc="0C0A0001" w:tentative="1">
+      <w:start w:val="1"/>
+      <w:numFmt w:val="bullet"/>
+      <w:lvlText w:val=""/>
+      <w:lvlJc w:val="left"/>
+      <w:pPr>
+        <w:ind w:left="5040" w:hanging="360"/>
+      </w:pPr>
+      <w:rPr>
+        <w:rFonts w:ascii="Symbol" w:hAnsi="Symbol" w:hint="default"/>
+      </w:rPr>
+    </w:lvl>
+    <w:lvl w:ilvl="7" w:tplc="0C0A0003" w:tentative="1">
+      <w:start w:val="1"/>
+      <w:numFmt w:val="bullet"/>
+      <w:lvlText w:val="o"/>
+      <w:lvlJc w:val="left"/>
+      <w:pPr>
+        <w:ind w:left="5760" w:hanging="360"/>
+      </w:pPr>
+      <w:rPr>
+        <w:rFonts w:ascii="Courier New" w:hAnsi="Courier New" w:cs="Courier New" w:hint="default"/>
+      </w:rPr>
+    </w:lvl>
+    <w:lvl w:ilvl="8" w:tplc="0C0A0005" w:tentative="1">
+      <w:start w:val="1"/>
+      <w:numFmt w:val="bullet"/>
+      <w:lvlText w:val=""/>
+      <w:lvlJc w:val="left"/>
+      <w:pPr>
+        <w:ind w:left="6480" w:hanging="360"/>
+      </w:pPr>
+      <w:rPr>
+        <w:rFonts w:ascii="Wingdings" w:hAnsi="Wingdings" w:hint="default"/>
+      </w:rPr>
+    </w:lvl>
+  </w:abstractNum>
+  <w:abstractNum w:abstractNumId="6" w15:restartNumberingAfterBreak="0">
+    <w:nsid w:val="2D554E6F"/>
+    <w:multiLevelType w:val="multilevel"/>
+    <w:tmpl w:val="9222CBDE"/>
+    <w:lvl w:ilvl="0">
+      <w:start w:val="1"/>
+      <w:numFmt w:val="decimal"/>
+      <w:lvlText w:val="%1"/>
+      <w:lvlJc w:val="left"/>
+      <w:pPr>
+        <w:ind w:left="360" w:hanging="360"/>
+      </w:pPr>
+      <w:rPr>
+        <w:rFonts w:hint="default"/>
+      </w:rPr>
+    </w:lvl>
+    <w:lvl w:ilvl="1">
+      <w:start w:val="1"/>
+      <w:numFmt w:val="decimal"/>
+      <w:lvlText w:val="%1.%2"/>
+      <w:lvlJc w:val="left"/>
+      <w:pPr>
+        <w:ind w:left="720" w:hanging="360"/>
+      </w:pPr>
+      <w:rPr>
+        <w:rFonts w:hint="default"/>
+      </w:rPr>
+    </w:lvl>
+    <w:lvl w:ilvl="2">
+      <w:start w:val="1"/>
+      <w:numFmt w:val="decimal"/>
+      <w:lvlText w:val="%1.%2.%3"/>
+      <w:lvlJc w:val="left"/>
+      <w:pPr>
+        <w:ind w:left="1440" w:hanging="720"/>
+      </w:pPr>
+      <w:rPr>
+        <w:rFonts w:hint="default"/>
+      </w:rPr>
+    </w:lvl>
+    <w:lvl w:ilvl="3">
+      <w:start w:val="1"/>
+      <w:numFmt w:val="decimal"/>
+      <w:lvlText w:val="%1.%2.%3.%4"/>
+      <w:lvlJc w:val="left"/>
+      <w:pPr>
+        <w:ind w:left="2160" w:hanging="1080"/>
+      </w:pPr>
+      <w:rPr>
+        <w:rFonts w:hint="default"/>
+      </w:rPr>
+    </w:lvl>
+    <w:lvl w:ilvl="4">
+      <w:start w:val="1"/>
+      <w:numFmt w:val="decimal"/>
+      <w:lvlText w:val="%1.%2.%3.%4.%5"/>
+      <w:lvlJc w:val="left"/>
+      <w:pPr>
+        <w:ind w:left="2520" w:hanging="1080"/>
+      </w:pPr>
+      <w:rPr>
+        <w:rFonts w:hint="default"/>
+      </w:rPr>
+    </w:lvl>
+    <w:lvl w:ilvl="5">
+      <w:start w:val="1"/>
+      <w:numFmt w:val="decimal"/>
+      <w:lvlText w:val="%1.%2.%3.%4.%5.%6"/>
+      <w:lvlJc w:val="left"/>
+      <w:pPr>
+        <w:ind w:left="3240" w:hanging="1440"/>
+      </w:pPr>
+      <w:rPr>
+        <w:rFonts w:hint="default"/>
+      </w:rPr>
+    </w:lvl>
+    <w:lvl w:ilvl="6">
+      <w:start w:val="1"/>
+      <w:numFmt w:val="decimal"/>
+      <w:lvlText w:val="%1.%2.%3.%4.%5.%6.%7"/>
+      <w:lvlJc w:val="left"/>
+      <w:pPr>
+        <w:ind w:left="3600" w:hanging="1440"/>
+      </w:pPr>
+      <w:rPr>
+        <w:rFonts w:hint="default"/>
+      </w:rPr>
+    </w:lvl>
+    <w:lvl w:ilvl="7">
+      <w:start w:val="1"/>
+      <w:numFmt w:val="decimal"/>
+      <w:lvlText w:val="%1.%2.%3.%4.%5.%6.%7.%8"/>
+      <w:lvlJc w:val="left"/>
+      <w:pPr>
+        <w:ind w:left="4320" w:hanging="1800"/>
+      </w:pPr>
+      <w:rPr>
+        <w:rFonts w:hint="default"/>
+      </w:rPr>
+    </w:lvl>
+    <w:lvl w:ilvl="8">
+      <w:start w:val="1"/>
+      <w:numFmt w:val="decimal"/>
+      <w:lvlText w:val="%1.%2.%3.%4.%5.%6.%7.%8.%9"/>
+      <w:lvlJc w:val="left"/>
+      <w:pPr>
+        <w:ind w:left="4680" w:hanging="1800"/>
+      </w:pPr>
+      <w:rPr>
+        <w:rFonts w:hint="default"/>
+      </w:rPr>
+    </w:lvl>
+  </w:abstractNum>
+  <w:abstractNum w:abstractNumId="7" w15:restartNumberingAfterBreak="0">
     <w:nsid w:val="33C301C6"/>
     <w:multiLevelType w:val="multilevel"/>
     <w:tmpl w:val="75B29F58"/>
@@ -8358,7 +10902,7 @@
       </w:rPr>
     </w:lvl>
   </w:abstractNum>
-  <w:abstractNum w:abstractNumId="5" w15:restartNumberingAfterBreak="0">
+  <w:abstractNum w:abstractNumId="8" w15:restartNumberingAfterBreak="0">
     <w:nsid w:val="358A3641"/>
     <w:multiLevelType w:val="multilevel"/>
     <w:tmpl w:val="15BC3ED4"/>
@@ -8471,7 +11015,7 @@
       </w:pPr>
     </w:lvl>
   </w:abstractNum>
-  <w:abstractNum w:abstractNumId="6" w15:restartNumberingAfterBreak="0">
+  <w:abstractNum w:abstractNumId="9" w15:restartNumberingAfterBreak="0">
     <w:nsid w:val="382B031A"/>
     <w:multiLevelType w:val="hybridMultilevel"/>
     <w:tmpl w:val="E09E9D1C"/>
@@ -8584,7 +11128,7 @@
       </w:rPr>
     </w:lvl>
   </w:abstractNum>
-  <w:abstractNum w:abstractNumId="7" w15:restartNumberingAfterBreak="0">
+  <w:abstractNum w:abstractNumId="10" w15:restartNumberingAfterBreak="0">
     <w:nsid w:val="3BBE1EE2"/>
     <w:multiLevelType w:val="multilevel"/>
     <w:tmpl w:val="FEFA5B40"/>
@@ -8733,7 +11277,7 @@
       </w:rPr>
     </w:lvl>
   </w:abstractNum>
-  <w:abstractNum w:abstractNumId="8" w15:restartNumberingAfterBreak="0">
+  <w:abstractNum w:abstractNumId="11" w15:restartNumberingAfterBreak="0">
     <w:nsid w:val="40E72BF9"/>
     <w:multiLevelType w:val="multilevel"/>
     <w:tmpl w:val="72A211FE"/>
@@ -8882,7 +11426,120 @@
       </w:rPr>
     </w:lvl>
   </w:abstractNum>
-  <w:abstractNum w:abstractNumId="9" w15:restartNumberingAfterBreak="0">
+  <w:abstractNum w:abstractNumId="12" w15:restartNumberingAfterBreak="0">
+    <w:nsid w:val="443D1816"/>
+    <w:multiLevelType w:val="multilevel"/>
+    <w:tmpl w:val="6C7667D6"/>
+    <w:lvl w:ilvl="0">
+      <w:start w:val="1"/>
+      <w:numFmt w:val="decimal"/>
+      <w:lvlText w:val="%1"/>
+      <w:lvlJc w:val="left"/>
+      <w:pPr>
+        <w:ind w:left="360" w:hanging="360"/>
+      </w:pPr>
+      <w:rPr>
+        <w:rFonts w:hint="default"/>
+      </w:rPr>
+    </w:lvl>
+    <w:lvl w:ilvl="1">
+      <w:start w:val="5"/>
+      <w:numFmt w:val="decimal"/>
+      <w:lvlText w:val="%1.%2"/>
+      <w:lvlJc w:val="left"/>
+      <w:pPr>
+        <w:ind w:left="360" w:hanging="360"/>
+      </w:pPr>
+      <w:rPr>
+        <w:rFonts w:hint="default"/>
+      </w:rPr>
+    </w:lvl>
+    <w:lvl w:ilvl="2">
+      <w:start w:val="1"/>
+      <w:numFmt w:val="decimal"/>
+      <w:lvlText w:val="%1.%2.%3"/>
+      <w:lvlJc w:val="left"/>
+      <w:pPr>
+        <w:ind w:left="720" w:hanging="720"/>
+      </w:pPr>
+      <w:rPr>
+        <w:rFonts w:hint="default"/>
+      </w:rPr>
+    </w:lvl>
+    <w:lvl w:ilvl="3">
+      <w:start w:val="1"/>
+      <w:numFmt w:val="decimal"/>
+      <w:lvlText w:val="%1.%2.%3.%4"/>
+      <w:lvlJc w:val="left"/>
+      <w:pPr>
+        <w:ind w:left="1080" w:hanging="1080"/>
+      </w:pPr>
+      <w:rPr>
+        <w:rFonts w:hint="default"/>
+      </w:rPr>
+    </w:lvl>
+    <w:lvl w:ilvl="4">
+      <w:start w:val="1"/>
+      <w:numFmt w:val="decimal"/>
+      <w:lvlText w:val="%1.%2.%3.%4.%5"/>
+      <w:lvlJc w:val="left"/>
+      <w:pPr>
+        <w:ind w:left="1080" w:hanging="1080"/>
+      </w:pPr>
+      <w:rPr>
+        <w:rFonts w:hint="default"/>
+      </w:rPr>
+    </w:lvl>
+    <w:lvl w:ilvl="5">
+      <w:start w:val="1"/>
+      <w:numFmt w:val="decimal"/>
+      <w:lvlText w:val="%1.%2.%3.%4.%5.%6"/>
+      <w:lvlJc w:val="left"/>
+      <w:pPr>
+        <w:ind w:left="1440" w:hanging="1440"/>
+      </w:pPr>
+      <w:rPr>
+        <w:rFonts w:hint="default"/>
+      </w:rPr>
+    </w:lvl>
+    <w:lvl w:ilvl="6">
+      <w:start w:val="1"/>
+      <w:numFmt w:val="decimal"/>
+      <w:lvlText w:val="%1.%2.%3.%4.%5.%6.%7"/>
+      <w:lvlJc w:val="left"/>
+      <w:pPr>
+        <w:ind w:left="1440" w:hanging="1440"/>
+      </w:pPr>
+      <w:rPr>
+        <w:rFonts w:hint="default"/>
+      </w:rPr>
+    </w:lvl>
+    <w:lvl w:ilvl="7">
+      <w:start w:val="1"/>
+      <w:numFmt w:val="decimal"/>
+      <w:lvlText w:val="%1.%2.%3.%4.%5.%6.%7.%8"/>
+      <w:lvlJc w:val="left"/>
+      <w:pPr>
+        <w:ind w:left="1800" w:hanging="1800"/>
+      </w:pPr>
+      <w:rPr>
+        <w:rFonts w:hint="default"/>
+      </w:rPr>
+    </w:lvl>
+    <w:lvl w:ilvl="8">
+      <w:start w:val="1"/>
+      <w:numFmt w:val="decimal"/>
+      <w:lvlText w:val="%1.%2.%3.%4.%5.%6.%7.%8.%9"/>
+      <w:lvlJc w:val="left"/>
+      <w:pPr>
+        <w:ind w:left="1800" w:hanging="1800"/>
+      </w:pPr>
+      <w:rPr>
+        <w:rFonts w:hint="default"/>
+      </w:rPr>
+    </w:lvl>
+  </w:abstractNum>
+  <w:abstractNum w:abstractNumId="13" w15:restartNumberingAfterBreak="0">
     <w:nsid w:val="55CF39A7"/>
     <w:multiLevelType w:val="multilevel"/>
     <w:tmpl w:val="F10C1B20"/>
@@ -8995,10 +11652,10 @@
       </w:pPr>
     </w:lvl>
   </w:abstractNum>
-  <w:abstractNum w:abstractNumId="10" w15:restartNumberingAfterBreak="0">
+  <w:abstractNum w:abstractNumId="14" w15:restartNumberingAfterBreak="0">
     <w:nsid w:val="6769742C"/>
     <w:multiLevelType w:val="hybridMultilevel"/>
-    <w:tmpl w:val="FBFEF7EA"/>
+    <w:tmpl w:val="7BCE0BEC"/>
     <w:lvl w:ilvl="0" w:tplc="0C0A0001">
       <w:start w:val="1"/>
       <w:numFmt w:val="bullet"/>
@@ -9108,7 +11765,7 @@
       </w:rPr>
     </w:lvl>
   </w:abstractNum>
-  <w:abstractNum w:abstractNumId="11" w15:restartNumberingAfterBreak="0">
+  <w:abstractNum w:abstractNumId="15" w15:restartNumberingAfterBreak="0">
     <w:nsid w:val="6A8C598B"/>
     <w:multiLevelType w:val="multilevel"/>
     <w:tmpl w:val="05CE29C2"/>
@@ -9257,20 +11914,20 @@
       </w:rPr>
     </w:lvl>
   </w:abstractNum>
-  <w:abstractNum w:abstractNumId="12" w15:restartNumberingAfterBreak="0">
+  <w:abstractNum w:abstractNumId="16" w15:restartNumberingAfterBreak="0">
     <w:nsid w:val="718426BB"/>
     <w:multiLevelType w:val="hybridMultilevel"/>
-    <w:tmpl w:val="55B0B178"/>
-    <w:lvl w:ilvl="0" w:tplc="0C0A000F">
+    <w:tmpl w:val="F8CC572E"/>
+    <w:lvl w:ilvl="0" w:tplc="D0A04A90">
       <w:start w:val="1"/>
       <w:numFmt w:val="decimal"/>
-      <w:lvlText w:val="%1."/>
+      <w:lvlText w:val="%1-"/>
       <w:lvlJc w:val="left"/>
       <w:pPr>
         <w:ind w:left="720" w:hanging="360"/>
       </w:pPr>
       <w:rPr>
-        <w:rFonts w:hint="default"/>
+        <w:rFonts w:ascii="Aptos" w:eastAsiaTheme="minorHAnsi" w:hAnsi="Aptos" w:cstheme="minorBidi"/>
       </w:rPr>
     </w:lvl>
     <w:lvl w:ilvl="1" w:tplc="0C0A0019" w:tentative="1">
@@ -9346,7 +12003,7 @@
       </w:pPr>
     </w:lvl>
   </w:abstractNum>
-  <w:abstractNum w:abstractNumId="13" w15:restartNumberingAfterBreak="0">
+  <w:abstractNum w:abstractNumId="17" w15:restartNumberingAfterBreak="0">
     <w:nsid w:val="788E3A84"/>
     <w:multiLevelType w:val="multilevel"/>
     <w:tmpl w:val="45A88EFC"/>
@@ -9463,7 +12120,120 @@
       </w:pPr>
     </w:lvl>
   </w:abstractNum>
-  <w:abstractNum w:abstractNumId="14" w15:restartNumberingAfterBreak="0">
+  <w:abstractNum w:abstractNumId="18" w15:restartNumberingAfterBreak="0">
+    <w:nsid w:val="798772A1"/>
+    <w:multiLevelType w:val="hybridMultilevel"/>
+    <w:tmpl w:val="268E677E"/>
+    <w:lvl w:ilvl="0" w:tplc="0C0A0001">
+      <w:start w:val="1"/>
+      <w:numFmt w:val="bullet"/>
+      <w:lvlText w:val=""/>
+      <w:lvlJc w:val="left"/>
+      <w:pPr>
+        <w:ind w:left="360" w:hanging="360"/>
+      </w:pPr>
+      <w:rPr>
+        <w:rFonts w:ascii="Symbol" w:hAnsi="Symbol" w:hint="default"/>
+      </w:rPr>
+    </w:lvl>
+    <w:lvl w:ilvl="1" w:tplc="0C0A0003" w:tentative="1">
+      <w:start w:val="1"/>
+      <w:numFmt w:val="bullet"/>
+      <w:lvlText w:val="o"/>
+      <w:lvlJc w:val="left"/>
+      <w:pPr>
+        <w:ind w:left="1080" w:hanging="360"/>
+      </w:pPr>
+      <w:rPr>
+        <w:rFonts w:ascii="Courier New" w:hAnsi="Courier New" w:cs="Courier New" w:hint="default"/>
+      </w:rPr>
+    </w:lvl>
+    <w:lvl w:ilvl="2" w:tplc="0C0A0005" w:tentative="1">
+      <w:start w:val="1"/>
+      <w:numFmt w:val="bullet"/>
+      <w:lvlText w:val=""/>
+      <w:lvlJc w:val="left"/>
+      <w:pPr>
+        <w:ind w:left="1800" w:hanging="360"/>
+      </w:pPr>
+      <w:rPr>
+        <w:rFonts w:ascii="Wingdings" w:hAnsi="Wingdings" w:hint="default"/>
+      </w:rPr>
+    </w:lvl>
+    <w:lvl w:ilvl="3" w:tplc="0C0A0001" w:tentative="1">
+      <w:start w:val="1"/>
+      <w:numFmt w:val="bullet"/>
+      <w:lvlText w:val=""/>
+      <w:lvlJc w:val="left"/>
+      <w:pPr>
+        <w:ind w:left="2520" w:hanging="360"/>
+      </w:pPr>
+      <w:rPr>
+        <w:rFonts w:ascii="Symbol" w:hAnsi="Symbol" w:hint="default"/>
+      </w:rPr>
+    </w:lvl>
+    <w:lvl w:ilvl="4" w:tplc="0C0A0003" w:tentative="1">
+      <w:start w:val="1"/>
+      <w:numFmt w:val="bullet"/>
+      <w:lvlText w:val="o"/>
+      <w:lvlJc w:val="left"/>
+      <w:pPr>
+        <w:ind w:left="3240" w:hanging="360"/>
+      </w:pPr>
+      <w:rPr>
+        <w:rFonts w:ascii="Courier New" w:hAnsi="Courier New" w:cs="Courier New" w:hint="default"/>
+      </w:rPr>
+    </w:lvl>
+    <w:lvl w:ilvl="5" w:tplc="0C0A0005" w:tentative="1">
+      <w:start w:val="1"/>
+      <w:numFmt w:val="bullet"/>
+      <w:lvlText w:val=""/>
+      <w:lvlJc w:val="left"/>
+      <w:pPr>
+        <w:ind w:left="3960" w:hanging="360"/>
+      </w:pPr>
+      <w:rPr>
+        <w:rFonts w:ascii="Wingdings" w:hAnsi="Wingdings" w:hint="default"/>
+      </w:rPr>
+    </w:lvl>
+    <w:lvl w:ilvl="6" w:tplc="0C0A0001" w:tentative="1">
+      <w:start w:val="1"/>
+      <w:numFmt w:val="bullet"/>
+      <w:lvlText w:val=""/>
+      <w:lvlJc w:val="left"/>
+      <w:pPr>
+        <w:ind w:left="4680" w:hanging="360"/>
+      </w:pPr>
+      <w:rPr>
+        <w:rFonts w:ascii="Symbol" w:hAnsi="Symbol" w:hint="default"/>
+      </w:rPr>
+    </w:lvl>
+    <w:lvl w:ilvl="7" w:tplc="0C0A0003" w:tentative="1">
+      <w:start w:val="1"/>
+      <w:numFmt w:val="bullet"/>
+      <w:lvlText w:val="o"/>
+      <w:lvlJc w:val="left"/>
+      <w:pPr>
+        <w:ind w:left="5400" w:hanging="360"/>
+      </w:pPr>
+      <w:rPr>
+        <w:rFonts w:ascii="Courier New" w:hAnsi="Courier New" w:cs="Courier New" w:hint="default"/>
+      </w:rPr>
+    </w:lvl>
+    <w:lvl w:ilvl="8" w:tplc="0C0A0005" w:tentative="1">
+      <w:start w:val="1"/>
+      <w:numFmt w:val="bullet"/>
+      <w:lvlText w:val=""/>
+      <w:lvlJc w:val="left"/>
+      <w:pPr>
+        <w:ind w:left="6120" w:hanging="360"/>
+      </w:pPr>
+      <w:rPr>
+        <w:rFonts w:ascii="Wingdings" w:hAnsi="Wingdings" w:hint="default"/>
+      </w:rPr>
+    </w:lvl>
+  </w:abstractNum>
+  <w:abstractNum w:abstractNumId="19" w15:restartNumberingAfterBreak="0">
     <w:nsid w:val="7A0F74F8"/>
     <w:multiLevelType w:val="multilevel"/>
     <w:tmpl w:val="4C4A4550"/>
@@ -9613,22 +12383,22 @@
     </w:lvl>
   </w:abstractNum>
   <w:num w:numId="1" w16cid:durableId="1059549789">
-    <w:abstractNumId w:val="12"/>
+    <w:abstractNumId w:val="16"/>
   </w:num>
   <w:num w:numId="2" w16cid:durableId="1317107586">
-    <w:abstractNumId w:val="8"/>
+    <w:abstractNumId w:val="11"/>
   </w:num>
   <w:num w:numId="3" w16cid:durableId="2109420517">
     <w:abstractNumId w:val="1"/>
   </w:num>
   <w:num w:numId="4" w16cid:durableId="339478445">
-    <w:abstractNumId w:val="6"/>
+    <w:abstractNumId w:val="9"/>
   </w:num>
   <w:num w:numId="5" w16cid:durableId="1109550159">
-    <w:abstractNumId w:val="10"/>
+    <w:abstractNumId w:val="14"/>
   </w:num>
   <w:num w:numId="6" w16cid:durableId="1590695296">
-    <w:abstractNumId w:val="13"/>
+    <w:abstractNumId w:val="17"/>
     <w:lvlOverride w:ilvl="0">
       <w:startOverride w:val="1"/>
     </w:lvlOverride>
@@ -9657,66 +12427,21 @@
   </w:num>
   <w:num w:numId="7" w16cid:durableId="113646651">
     <w:abstractNumId w:val="2"/>
-    <w:lvlOverride w:ilvl="0"/>
-    <w:lvlOverride w:ilvl="1"/>
-    <w:lvlOverride w:ilvl="2"/>
-    <w:lvlOverride w:ilvl="3"/>
-    <w:lvlOverride w:ilvl="4"/>
-    <w:lvlOverride w:ilvl="5"/>
-    <w:lvlOverride w:ilvl="6"/>
-    <w:lvlOverride w:ilvl="7"/>
-    <w:lvlOverride w:ilvl="8"/>
   </w:num>
   <w:num w:numId="8" w16cid:durableId="1482581490">
-    <w:abstractNumId w:val="7"/>
-    <w:lvlOverride w:ilvl="0"/>
-    <w:lvlOverride w:ilvl="1"/>
-    <w:lvlOverride w:ilvl="2"/>
-    <w:lvlOverride w:ilvl="3"/>
-    <w:lvlOverride w:ilvl="4"/>
-    <w:lvlOverride w:ilvl="5"/>
-    <w:lvlOverride w:ilvl="6"/>
-    <w:lvlOverride w:ilvl="7"/>
-    <w:lvlOverride w:ilvl="8"/>
+    <w:abstractNumId w:val="10"/>
   </w:num>
   <w:num w:numId="9" w16cid:durableId="933511934">
-    <w:abstractNumId w:val="4"/>
-    <w:lvlOverride w:ilvl="0"/>
-    <w:lvlOverride w:ilvl="1"/>
-    <w:lvlOverride w:ilvl="2"/>
-    <w:lvlOverride w:ilvl="3"/>
-    <w:lvlOverride w:ilvl="4"/>
-    <w:lvlOverride w:ilvl="5"/>
-    <w:lvlOverride w:ilvl="6"/>
-    <w:lvlOverride w:ilvl="7"/>
-    <w:lvlOverride w:ilvl="8"/>
+    <w:abstractNumId w:val="7"/>
   </w:num>
   <w:num w:numId="10" w16cid:durableId="1076904197">
     <w:abstractNumId w:val="0"/>
-    <w:lvlOverride w:ilvl="0"/>
-    <w:lvlOverride w:ilvl="1"/>
-    <w:lvlOverride w:ilvl="2"/>
-    <w:lvlOverride w:ilvl="3"/>
-    <w:lvlOverride w:ilvl="4"/>
-    <w:lvlOverride w:ilvl="5"/>
-    <w:lvlOverride w:ilvl="6"/>
-    <w:lvlOverride w:ilvl="7"/>
-    <w:lvlOverride w:ilvl="8"/>
   </w:num>
   <w:num w:numId="11" w16cid:durableId="724110912">
-    <w:abstractNumId w:val="11"/>
-    <w:lvlOverride w:ilvl="0"/>
-    <w:lvlOverride w:ilvl="1"/>
-    <w:lvlOverride w:ilvl="2"/>
-    <w:lvlOverride w:ilvl="3"/>
-    <w:lvlOverride w:ilvl="4"/>
-    <w:lvlOverride w:ilvl="5"/>
-    <w:lvlOverride w:ilvl="6"/>
-    <w:lvlOverride w:ilvl="7"/>
-    <w:lvlOverride w:ilvl="8"/>
+    <w:abstractNumId w:val="15"/>
   </w:num>
   <w:num w:numId="12" w16cid:durableId="1270820923">
-    <w:abstractNumId w:val="9"/>
+    <w:abstractNumId w:val="13"/>
     <w:lvlOverride w:ilvl="0">
       <w:startOverride w:val="1"/>
     </w:lvlOverride>
@@ -9746,19 +12471,10 @@
     </w:lvlOverride>
   </w:num>
   <w:num w:numId="13" w16cid:durableId="1714110427">
-    <w:abstractNumId w:val="3"/>
-    <w:lvlOverride w:ilvl="0"/>
-    <w:lvlOverride w:ilvl="1"/>
-    <w:lvlOverride w:ilvl="2"/>
-    <w:lvlOverride w:ilvl="3"/>
-    <w:lvlOverride w:ilvl="4"/>
-    <w:lvlOverride w:ilvl="5"/>
-    <w:lvlOverride w:ilvl="6"/>
-    <w:lvlOverride w:ilvl="7"/>
-    <w:lvlOverride w:ilvl="8"/>
+    <w:abstractNumId w:val="4"/>
   </w:num>
   <w:num w:numId="14" w16cid:durableId="1459186029">
-    <w:abstractNumId w:val="5"/>
+    <w:abstractNumId w:val="8"/>
     <w:lvlOverride w:ilvl="0">
       <w:startOverride w:val="1"/>
     </w:lvlOverride>
@@ -9788,16 +12504,22 @@
     </w:lvlOverride>
   </w:num>
   <w:num w:numId="15" w16cid:durableId="1671367753">
-    <w:abstractNumId w:val="14"/>
-    <w:lvlOverride w:ilvl="0"/>
-    <w:lvlOverride w:ilvl="1"/>
-    <w:lvlOverride w:ilvl="2"/>
-    <w:lvlOverride w:ilvl="3"/>
-    <w:lvlOverride w:ilvl="4"/>
-    <w:lvlOverride w:ilvl="5"/>
-    <w:lvlOverride w:ilvl="6"/>
-    <w:lvlOverride w:ilvl="7"/>
-    <w:lvlOverride w:ilvl="8"/>
+    <w:abstractNumId w:val="19"/>
+  </w:num>
+  <w:num w:numId="16" w16cid:durableId="1504975177">
+    <w:abstractNumId w:val="6"/>
+  </w:num>
+  <w:num w:numId="17" w16cid:durableId="1095902188">
+    <w:abstractNumId w:val="3"/>
+  </w:num>
+  <w:num w:numId="18" w16cid:durableId="2070029089">
+    <w:abstractNumId w:val="12"/>
+  </w:num>
+  <w:num w:numId="19" w16cid:durableId="1307933753">
+    <w:abstractNumId w:val="18"/>
+  </w:num>
+  <w:num w:numId="20" w16cid:durableId="358699617">
+    <w:abstractNumId w:val="5"/>
   </w:num>
 </w:numbering>
 </file>
@@ -10207,11 +12929,10 @@
   <w:style w:type="paragraph" w:styleId="Ttulo1">
     <w:name w:val="heading 1"/>
     <w:basedOn w:val="Normal"/>
-    <w:next w:val="Normal"/>
     <w:link w:val="Ttulo1Car"/>
     <w:uiPriority w:val="9"/>
     <w:qFormat/>
-    <w:rsid w:val="009A0F4F"/>
+    <w:rsid w:val="00EF7205"/>
     <w:pPr>
       <w:keepNext/>
       <w:keepLines/>
@@ -10219,9 +12940,10 @@
       <w:outlineLvl w:val="0"/>
     </w:pPr>
     <w:rPr>
-      <w:rFonts w:asciiTheme="majorHAnsi" w:eastAsiaTheme="majorEastAsia" w:hAnsiTheme="majorHAnsi" w:cstheme="majorBidi"/>
-      <w:color w:val="0F4761" w:themeColor="accent1" w:themeShade="BF"/>
-      <w:sz w:val="40"/>
+      <w:rFonts w:ascii="Aptos" w:eastAsiaTheme="majorEastAsia" w:hAnsi="Aptos" w:cstheme="majorBidi"/>
+      <w:b/>
+      <w:color w:val="000000" w:themeColor="text1"/>
+      <w:sz w:val="32"/>
       <w:szCs w:val="40"/>
     </w:rPr>
   </w:style>
@@ -10231,10 +12953,9 @@
     <w:next w:val="Normal"/>
     <w:link w:val="Ttulo2Car"/>
     <w:uiPriority w:val="9"/>
-    <w:semiHidden/>
     <w:unhideWhenUsed/>
     <w:qFormat/>
-    <w:rsid w:val="009A0F4F"/>
+    <w:rsid w:val="00694FF3"/>
     <w:pPr>
       <w:keepNext/>
       <w:keepLines/>
@@ -10242,9 +12963,10 @@
       <w:outlineLvl w:val="1"/>
     </w:pPr>
     <w:rPr>
-      <w:rFonts w:asciiTheme="majorHAnsi" w:eastAsiaTheme="majorEastAsia" w:hAnsiTheme="majorHAnsi" w:cstheme="majorBidi"/>
-      <w:color w:val="0F4761" w:themeColor="accent1" w:themeShade="BF"/>
-      <w:sz w:val="32"/>
+      <w:rFonts w:ascii="Aptos" w:eastAsiaTheme="majorEastAsia" w:hAnsi="Aptos" w:cstheme="majorBidi"/>
+      <w:b/>
+      <w:color w:val="000000" w:themeColor="text1"/>
+      <w:sz w:val="28"/>
       <w:szCs w:val="32"/>
     </w:rPr>
   </w:style>
@@ -10406,6 +13128,7 @@
   <w:style w:type="character" w:default="1" w:styleId="Fuentedeprrafopredeter">
     <w:name w:val="Default Paragraph Font"/>
     <w:uiPriority w:val="1"/>
+    <w:semiHidden/>
     <w:unhideWhenUsed/>
   </w:style>
   <w:style w:type="table" w:default="1" w:styleId="Tablanormal">
@@ -10434,11 +13157,12 @@
     <w:basedOn w:val="Fuentedeprrafopredeter"/>
     <w:link w:val="Ttulo1"/>
     <w:uiPriority w:val="9"/>
-    <w:rsid w:val="009A0F4F"/>
+    <w:rsid w:val="00EF7205"/>
     <w:rPr>
-      <w:rFonts w:asciiTheme="majorHAnsi" w:eastAsiaTheme="majorEastAsia" w:hAnsiTheme="majorHAnsi" w:cstheme="majorBidi"/>
-      <w:color w:val="0F4761" w:themeColor="accent1" w:themeShade="BF"/>
-      <w:sz w:val="40"/>
+      <w:rFonts w:ascii="Aptos" w:eastAsiaTheme="majorEastAsia" w:hAnsi="Aptos" w:cstheme="majorBidi"/>
+      <w:b/>
+      <w:color w:val="000000" w:themeColor="text1"/>
+      <w:sz w:val="32"/>
       <w:szCs w:val="40"/>
     </w:rPr>
   </w:style>
@@ -10447,12 +13171,12 @@
     <w:basedOn w:val="Fuentedeprrafopredeter"/>
     <w:link w:val="Ttulo2"/>
     <w:uiPriority w:val="9"/>
-    <w:semiHidden/>
-    <w:rsid w:val="009A0F4F"/>
+    <w:rsid w:val="00694FF3"/>
     <w:rPr>
-      <w:rFonts w:asciiTheme="majorHAnsi" w:eastAsiaTheme="majorEastAsia" w:hAnsiTheme="majorHAnsi" w:cstheme="majorBidi"/>
-      <w:color w:val="0F4761" w:themeColor="accent1" w:themeShade="BF"/>
-      <w:sz w:val="32"/>
+      <w:rFonts w:ascii="Aptos" w:eastAsiaTheme="majorEastAsia" w:hAnsi="Aptos" w:cstheme="majorBidi"/>
+      <w:b/>
+      <w:color w:val="000000" w:themeColor="text1"/>
+      <w:sz w:val="28"/>
       <w:szCs w:val="32"/>
     </w:rPr>
   </w:style>
@@ -10777,6 +13501,85 @@
       <w:shd w:val="clear" w:color="auto" w:fill="E1DFDD"/>
     </w:rPr>
   </w:style>
+  <w:style w:type="paragraph" w:styleId="Sinespaciado">
+    <w:name w:val="No Spacing"/>
+    <w:link w:val="SinespaciadoCar"/>
+    <w:uiPriority w:val="1"/>
+    <w:qFormat/>
+    <w:rsid w:val="00EA0CE7"/>
+    <w:pPr>
+      <w:spacing w:after="0" w:line="240" w:lineRule="auto"/>
+    </w:pPr>
+    <w:rPr>
+      <w:rFonts w:eastAsiaTheme="minorEastAsia"/>
+      <w:kern w:val="0"/>
+      <w:sz w:val="22"/>
+      <w:szCs w:val="22"/>
+      <w:lang w:eastAsia="es-ES"/>
+      <w14:ligatures w14:val="none"/>
+    </w:rPr>
+  </w:style>
+  <w:style w:type="character" w:customStyle="1" w:styleId="SinespaciadoCar">
+    <w:name w:val="Sin espaciado Car"/>
+    <w:basedOn w:val="Fuentedeprrafopredeter"/>
+    <w:link w:val="Sinespaciado"/>
+    <w:uiPriority w:val="1"/>
+    <w:rsid w:val="00EA0CE7"/>
+    <w:rPr>
+      <w:rFonts w:eastAsiaTheme="minorEastAsia"/>
+      <w:kern w:val="0"/>
+      <w:sz w:val="22"/>
+      <w:szCs w:val="22"/>
+      <w:lang w:eastAsia="es-ES"/>
+      <w14:ligatures w14:val="none"/>
+    </w:rPr>
+  </w:style>
+  <w:style w:type="paragraph" w:styleId="TtuloTDC">
+    <w:name w:val="TOC Heading"/>
+    <w:basedOn w:val="Ttulo1"/>
+    <w:next w:val="Normal"/>
+    <w:uiPriority w:val="39"/>
+    <w:unhideWhenUsed/>
+    <w:qFormat/>
+    <w:rsid w:val="00743D23"/>
+    <w:pPr>
+      <w:spacing w:before="240" w:after="0" w:line="259" w:lineRule="auto"/>
+      <w:outlineLvl w:val="9"/>
+    </w:pPr>
+    <w:rPr>
+      <w:rFonts w:asciiTheme="majorHAnsi" w:hAnsiTheme="majorHAnsi"/>
+      <w:color w:val="0F4761" w:themeColor="accent1" w:themeShade="BF"/>
+      <w:kern w:val="0"/>
+      <w:szCs w:val="32"/>
+      <w:lang w:eastAsia="es-ES"/>
+      <w14:ligatures w14:val="none"/>
+    </w:rPr>
+  </w:style>
+  <w:style w:type="paragraph" w:styleId="TDC2">
+    <w:name w:val="toc 2"/>
+    <w:basedOn w:val="Normal"/>
+    <w:next w:val="Normal"/>
+    <w:autoRedefine/>
+    <w:uiPriority w:val="39"/>
+    <w:unhideWhenUsed/>
+    <w:rsid w:val="00743D23"/>
+    <w:pPr>
+      <w:spacing w:after="100"/>
+      <w:ind w:left="240"/>
+    </w:pPr>
+  </w:style>
+  <w:style w:type="paragraph" w:styleId="TDC1">
+    <w:name w:val="toc 1"/>
+    <w:basedOn w:val="Normal"/>
+    <w:next w:val="Normal"/>
+    <w:autoRedefine/>
+    <w:uiPriority w:val="39"/>
+    <w:unhideWhenUsed/>
+    <w:rsid w:val="00743D23"/>
+    <w:pPr>
+      <w:spacing w:after="100"/>
+    </w:pPr>
+  </w:style>
 </w:styles>
 </file>
 
@@ -11093,4 +13896,35 @@
     </a:ext>
   </a:extLst>
 </a:theme>
+</file>
+
+<file path=customXml/item1.xml><?xml version="1.0" encoding="utf-8"?>
+<CoverPageProperties xmlns="http://schemas.microsoft.com/office/2006/coverPageProps">
+  <PublishDate/>
+  <Abstract/>
+  <CompanyAddress/>
+  <CompanyPhone/>
+  <CompanyFax/>
+  <CompanyEmail/>
+</CoverPageProperties>
+</file>
+
+<file path=customXml/item2.xml><?xml version="1.0" encoding="utf-8"?>
+<b:Sources xmlns:b="http://schemas.openxmlformats.org/officeDocument/2006/bibliography" xmlns="http://schemas.openxmlformats.org/officeDocument/2006/bibliography" SelectedStyle="\APASixthEditionOfficeOnline.xsl" StyleName="APA" Version="6"/>
+</file>
+
+<file path=customXml/itemProps1.xml><?xml version="1.0" encoding="utf-8"?>
+<ds:datastoreItem xmlns:ds="http://schemas.openxmlformats.org/officeDocument/2006/customXml" ds:itemID="{55AF091B-3C7A-41E3-B477-F2FDAA23CFDA}">
+  <ds:schemaRefs>
+    <ds:schemaRef ds:uri="http://schemas.microsoft.com/office/2006/coverPageProps"/>
+  </ds:schemaRefs>
+</ds:datastoreItem>
+</file>
+
+<file path=customXml/itemProps2.xml><?xml version="1.0" encoding="utf-8"?>
+<ds:datastoreItem xmlns:ds="http://schemas.openxmlformats.org/officeDocument/2006/customXml" ds:itemID="{51C74C1C-3B04-473F-90C6-F8723368EF66}">
+  <ds:schemaRefs>
+    <ds:schemaRef ds:uri="http://schemas.openxmlformats.org/officeDocument/2006/bibliography"/>
+  </ds:schemaRefs>
+</ds:datastoreItem>
 </file>
--- a/IPE2/IPE2 - Primera evaluacion.docx
+++ b/IPE2/IPE2 - Primera evaluacion.docx
@@ -142,7 +142,7 @@
                                   <w:sdtContent>
                                     <w:p>
                                       <w:pPr>
-                                        <w:pStyle w:val="Sinespaciado"/>
+                                        <w:pStyle w:val="af"/>
                                         <w:spacing w:before="120"/>
                                         <w:jc w:val="center"/>
                                         <w:rPr>
@@ -160,7 +160,7 @@
                                 </w:sdt>
                                 <w:p>
                                   <w:pPr>
-                                    <w:pStyle w:val="Sinespaciado"/>
+                                    <w:pStyle w:val="af"/>
                                     <w:spacing w:before="120"/>
                                     <w:jc w:val="center"/>
                                     <w:rPr>
@@ -237,7 +237,7 @@
                                   <w:sdtContent>
                                     <w:p>
                                       <w:pPr>
-                                        <w:pStyle w:val="Sinespaciado"/>
+                                        <w:pStyle w:val="af"/>
                                         <w:jc w:val="center"/>
                                         <w:rPr>
                                           <w:rFonts w:asciiTheme="majorHAnsi" w:eastAsiaTheme="majorEastAsia" w:hAnsiTheme="majorHAnsi" w:cstheme="majorBidi"/>
@@ -255,7 +255,7 @@
                                           <w:sz w:val="72"/>
                                           <w:szCs w:val="72"/>
                                         </w:rPr>
-                                        <w:t>IPE2 – pRIMERA EVALUACI</w:t>
+                                        <w:t>IPE2 – p</w:t>
                                       </w:r>
                                       <w:r>
                                         <w:rPr>
@@ -265,17 +265,7 @@
                                           <w:sz w:val="72"/>
                                           <w:szCs w:val="72"/>
                                         </w:rPr>
-                                        <w:t>Ó</w:t>
-                                      </w:r>
-                                      <w:r>
-                                        <w:rPr>
-                                          <w:rFonts w:asciiTheme="majorHAnsi" w:eastAsiaTheme="majorEastAsia" w:hAnsiTheme="majorHAnsi" w:cstheme="majorBidi"/>
-                                          <w:caps/>
-                                          <w:color w:val="156082" w:themeColor="accent1"/>
-                                          <w:sz w:val="72"/>
-                                          <w:szCs w:val="72"/>
-                                        </w:rPr>
-                                        <w:t>N</w:t>
+                                        <w:t>ROYECTO FINAL</w:t>
                                       </w:r>
                                     </w:p>
                                   </w:sdtContent>
@@ -322,7 +312,7 @@
                             <w:sdtContent>
                               <w:p>
                                 <w:pPr>
-                                  <w:pStyle w:val="Sinespaciado"/>
+                                  <w:pStyle w:val="af"/>
                                   <w:spacing w:before="120"/>
                                   <w:jc w:val="center"/>
                                   <w:rPr>
@@ -340,7 +330,7 @@
                           </w:sdt>
                           <w:p>
                             <w:pPr>
-                              <w:pStyle w:val="Sinespaciado"/>
+                              <w:pStyle w:val="af"/>
                               <w:spacing w:before="120"/>
                               <w:jc w:val="center"/>
                               <w:rPr>
@@ -383,7 +373,7 @@
                             <w:sdtContent>
                               <w:p>
                                 <w:pPr>
-                                  <w:pStyle w:val="Sinespaciado"/>
+                                  <w:pStyle w:val="af"/>
                                   <w:jc w:val="center"/>
                                   <w:rPr>
                                     <w:rFonts w:asciiTheme="majorHAnsi" w:eastAsiaTheme="majorEastAsia" w:hAnsiTheme="majorHAnsi" w:cstheme="majorBidi"/>
@@ -401,7 +391,7 @@
                                     <w:sz w:val="72"/>
                                     <w:szCs w:val="72"/>
                                   </w:rPr>
-                                  <w:t>IPE2 – pRIMERA EVALUACI</w:t>
+                                  <w:t>IPE2 – p</w:t>
                                 </w:r>
                                 <w:r>
                                   <w:rPr>
@@ -411,17 +401,7 @@
                                     <w:sz w:val="72"/>
                                     <w:szCs w:val="72"/>
                                   </w:rPr>
-                                  <w:t>Ó</w:t>
-                                </w:r>
-                                <w:r>
-                                  <w:rPr>
-                                    <w:rFonts w:asciiTheme="majorHAnsi" w:eastAsiaTheme="majorEastAsia" w:hAnsiTheme="majorHAnsi" w:cstheme="majorBidi"/>
-                                    <w:caps/>
-                                    <w:color w:val="156082" w:themeColor="accent1"/>
-                                    <w:sz w:val="72"/>
-                                    <w:szCs w:val="72"/>
-                                  </w:rPr>
-                                  <w:t>N</w:t>
+                                  <w:t>ROYECTO FINAL</w:t>
                                 </w:r>
                               </w:p>
                             </w:sdtContent>
@@ -481,17 +461,17 @@
       <w:sdtContent>
         <w:p>
           <w:pPr>
-            <w:pStyle w:val="TtuloTDC"/>
+            <w:pStyle w:val="af1"/>
             <w:jc w:val="center"/>
             <w:rPr>
-              <w:rStyle w:val="Ttulo1Car"/>
+              <w:rStyle w:val="10"/>
               <w:b/>
               <w:bCs/>
             </w:rPr>
           </w:pPr>
           <w:r>
             <w:rPr>
-              <w:rStyle w:val="Ttulo1Car"/>
+              <w:rStyle w:val="10"/>
               <w:b/>
               <w:bCs/>
             </w:rPr>
@@ -501,13 +481,15 @@
         <w:p>
           <w:pPr>
             <w:rPr>
+              <w:b/>
+              <w:bCs/>
               <w:lang w:eastAsia="es-ES"/>
             </w:rPr>
           </w:pPr>
         </w:p>
         <w:p>
           <w:pPr>
-            <w:pStyle w:val="TDC1"/>
+            <w:pStyle w:val="11"/>
             <w:tabs>
               <w:tab w:val="right" w:leader="dot" w:pos="8494"/>
             </w:tabs>
@@ -516,7 +498,7 @@
               <w:b/>
               <w:bCs/>
               <w:noProof/>
-              <w:lang w:eastAsia="es-ES"/>
+              <w:lang w:val="ru-RU" w:eastAsia="ru-RU"/>
             </w:rPr>
           </w:pPr>
           <w:r>
@@ -540,10 +522,10 @@
             </w:rPr>
             <w:fldChar w:fldCharType="separate"/>
           </w:r>
-          <w:hyperlink w:anchor="_Toc213743643" w:history="1">
-            <w:r>
-              <w:rPr>
-                <w:rStyle w:val="Hipervnculo"/>
+          <w:hyperlink w:anchor="_Toc221548899" w:history="1">
+            <w:r>
+              <w:rPr>
+                <w:rStyle w:val="ad"/>
                 <w:b/>
                 <w:bCs/>
                 <w:noProof/>
@@ -575,7 +557,7 @@
                 <w:noProof/>
                 <w:webHidden/>
               </w:rPr>
-              <w:instrText xml:space="preserve"> PAGEREF _Toc213743643 \h </w:instrText>
+              <w:instrText xml:space="preserve"> PAGEREF _Toc221548899 \h </w:instrText>
             </w:r>
             <w:r>
               <w:rPr>
@@ -616,7 +598,7 @@
         </w:p>
         <w:p>
           <w:pPr>
-            <w:pStyle w:val="TDC1"/>
+            <w:pStyle w:val="11"/>
             <w:tabs>
               <w:tab w:val="right" w:leader="dot" w:pos="8494"/>
             </w:tabs>
@@ -625,13 +607,13 @@
               <w:b/>
               <w:bCs/>
               <w:noProof/>
-              <w:lang w:eastAsia="es-ES"/>
+              <w:lang w:val="ru-RU" w:eastAsia="ru-RU"/>
             </w:rPr>
           </w:pPr>
-          <w:hyperlink w:anchor="_Toc213743644" w:history="1">
-            <w:r>
-              <w:rPr>
-                <w:rStyle w:val="Hipervnculo"/>
+          <w:hyperlink w:anchor="_Toc221548900" w:history="1">
+            <w:r>
+              <w:rPr>
+                <w:rStyle w:val="ad"/>
                 <w:b/>
                 <w:bCs/>
                 <w:noProof/>
@@ -663,7 +645,7 @@
                 <w:noProof/>
                 <w:webHidden/>
               </w:rPr>
-              <w:instrText xml:space="preserve"> PAGEREF _Toc213743644 \h </w:instrText>
+              <w:instrText xml:space="preserve"> PAGEREF _Toc221548900 \h </w:instrText>
             </w:r>
             <w:r>
               <w:rPr>
@@ -704,7 +686,7 @@
         </w:p>
         <w:p>
           <w:pPr>
-            <w:pStyle w:val="TDC1"/>
+            <w:pStyle w:val="11"/>
             <w:tabs>
               <w:tab w:val="right" w:leader="dot" w:pos="8494"/>
             </w:tabs>
@@ -713,13 +695,13 @@
               <w:b/>
               <w:bCs/>
               <w:noProof/>
-              <w:lang w:eastAsia="es-ES"/>
+              <w:lang w:val="ru-RU" w:eastAsia="ru-RU"/>
             </w:rPr>
           </w:pPr>
-          <w:hyperlink w:anchor="_Toc213743645" w:history="1">
-            <w:r>
-              <w:rPr>
-                <w:rStyle w:val="Hipervnculo"/>
+          <w:hyperlink w:anchor="_Toc221548901" w:history="1">
+            <w:r>
+              <w:rPr>
+                <w:rStyle w:val="ad"/>
                 <w:b/>
                 <w:bCs/>
                 <w:noProof/>
@@ -751,7 +733,7 @@
                 <w:noProof/>
                 <w:webHidden/>
               </w:rPr>
-              <w:instrText xml:space="preserve"> PAGEREF _Toc213743645 \h </w:instrText>
+              <w:instrText xml:space="preserve"> PAGEREF _Toc221548901 \h </w:instrText>
             </w:r>
             <w:r>
               <w:rPr>
@@ -792,7 +774,7 @@
         </w:p>
         <w:p>
           <w:pPr>
-            <w:pStyle w:val="TDC1"/>
+            <w:pStyle w:val="11"/>
             <w:tabs>
               <w:tab w:val="right" w:leader="dot" w:pos="8494"/>
             </w:tabs>
@@ -801,13 +783,13 @@
               <w:b/>
               <w:bCs/>
               <w:noProof/>
-              <w:lang w:eastAsia="es-ES"/>
+              <w:lang w:val="ru-RU" w:eastAsia="ru-RU"/>
             </w:rPr>
           </w:pPr>
-          <w:hyperlink w:anchor="_Toc213743646" w:history="1">
-            <w:r>
-              <w:rPr>
-                <w:rStyle w:val="Hipervnculo"/>
+          <w:hyperlink w:anchor="_Toc221548902" w:history="1">
+            <w:r>
+              <w:rPr>
+                <w:rStyle w:val="ad"/>
                 <w:b/>
                 <w:bCs/>
                 <w:noProof/>
@@ -839,7 +821,7 @@
                 <w:noProof/>
                 <w:webHidden/>
               </w:rPr>
-              <w:instrText xml:space="preserve"> PAGEREF _Toc213743646 \h </w:instrText>
+              <w:instrText xml:space="preserve"> PAGEREF _Toc221548902 \h </w:instrText>
             </w:r>
             <w:r>
               <w:rPr>
@@ -880,7 +862,7 @@
         </w:p>
         <w:p>
           <w:pPr>
-            <w:pStyle w:val="TDC1"/>
+            <w:pStyle w:val="11"/>
             <w:tabs>
               <w:tab w:val="right" w:leader="dot" w:pos="8494"/>
             </w:tabs>
@@ -889,13 +871,13 @@
               <w:b/>
               <w:bCs/>
               <w:noProof/>
-              <w:lang w:eastAsia="es-ES"/>
+              <w:lang w:val="ru-RU" w:eastAsia="ru-RU"/>
             </w:rPr>
           </w:pPr>
-          <w:hyperlink w:anchor="_Toc213743647" w:history="1">
-            <w:r>
-              <w:rPr>
-                <w:rStyle w:val="Hipervnculo"/>
+          <w:hyperlink w:anchor="_Toc221548903" w:history="1">
+            <w:r>
+              <w:rPr>
+                <w:rStyle w:val="ad"/>
                 <w:b/>
                 <w:bCs/>
                 <w:noProof/>
@@ -927,7 +909,7 @@
                 <w:noProof/>
                 <w:webHidden/>
               </w:rPr>
-              <w:instrText xml:space="preserve"> PAGEREF _Toc213743647 \h </w:instrText>
+              <w:instrText xml:space="preserve"> PAGEREF _Toc221548903 \h </w:instrText>
             </w:r>
             <w:r>
               <w:rPr>
@@ -953,7 +935,7 @@
                 <w:noProof/>
                 <w:webHidden/>
               </w:rPr>
-              <w:t>4</w:t>
+              <w:t>5</w:t>
             </w:r>
             <w:r>
               <w:rPr>
@@ -968,7 +950,7 @@
         </w:p>
         <w:p>
           <w:pPr>
-            <w:pStyle w:val="TDC1"/>
+            <w:pStyle w:val="11"/>
             <w:tabs>
               <w:tab w:val="right" w:leader="dot" w:pos="8494"/>
             </w:tabs>
@@ -977,18 +959,18 @@
               <w:b/>
               <w:bCs/>
               <w:noProof/>
-              <w:lang w:eastAsia="es-ES"/>
+              <w:lang w:val="ru-RU" w:eastAsia="ru-RU"/>
             </w:rPr>
           </w:pPr>
-          <w:hyperlink w:anchor="_Toc213743648" w:history="1">
-            <w:r>
-              <w:rPr>
-                <w:rStyle w:val="Hipervnculo"/>
+          <w:hyperlink w:anchor="_Toc221548904" w:history="1">
+            <w:r>
+              <w:rPr>
+                <w:rStyle w:val="ad"/>
                 <w:b/>
                 <w:bCs/>
                 <w:noProof/>
               </w:rPr>
-              <w:t>6 ANÁLISIS DE PRODUCTOS/SERVICIOS. LÍNEAS DE NEGOCIO Y NECESIDADES QUE SATISFACEN</w:t>
+              <w:t>6. ANÁLISIS DE PRODUCTOS/SERVICIOS. LÍNEAS DE NEGOCIO Y NECESIDADES QUE SATISFACEN</w:t>
             </w:r>
             <w:r>
               <w:rPr>
@@ -1015,7 +997,7 @@
                 <w:noProof/>
                 <w:webHidden/>
               </w:rPr>
-              <w:instrText xml:space="preserve"> PAGEREF _Toc213743648 \h </w:instrText>
+              <w:instrText xml:space="preserve"> PAGEREF _Toc221548904 \h </w:instrText>
             </w:r>
             <w:r>
               <w:rPr>
@@ -1056,7 +1038,7 @@
         </w:p>
         <w:p>
           <w:pPr>
-            <w:pStyle w:val="TDC1"/>
+            <w:pStyle w:val="11"/>
             <w:tabs>
               <w:tab w:val="right" w:leader="dot" w:pos="8494"/>
             </w:tabs>
@@ -1065,13 +1047,13 @@
               <w:b/>
               <w:bCs/>
               <w:noProof/>
-              <w:lang w:eastAsia="es-ES"/>
+              <w:lang w:val="ru-RU" w:eastAsia="ru-RU"/>
             </w:rPr>
           </w:pPr>
-          <w:hyperlink w:anchor="_Toc213743649" w:history="1">
-            <w:r>
-              <w:rPr>
-                <w:rStyle w:val="Hipervnculo"/>
+          <w:hyperlink w:anchor="_Toc221548905" w:history="1">
+            <w:r>
+              <w:rPr>
+                <w:rStyle w:val="ad"/>
                 <w:b/>
                 <w:bCs/>
                 <w:noProof/>
@@ -1103,7 +1085,7 @@
                 <w:noProof/>
                 <w:webHidden/>
               </w:rPr>
-              <w:instrText xml:space="preserve"> PAGEREF _Toc213743649 \h </w:instrText>
+              <w:instrText xml:space="preserve"> PAGEREF _Toc221548905 \h </w:instrText>
             </w:r>
             <w:r>
               <w:rPr>
@@ -1144,7 +1126,7 @@
         </w:p>
         <w:p>
           <w:pPr>
-            <w:pStyle w:val="TDC1"/>
+            <w:pStyle w:val="11"/>
             <w:tabs>
               <w:tab w:val="right" w:leader="dot" w:pos="8494"/>
             </w:tabs>
@@ -1153,13 +1135,13 @@
               <w:b/>
               <w:bCs/>
               <w:noProof/>
-              <w:lang w:eastAsia="es-ES"/>
+              <w:lang w:val="ru-RU" w:eastAsia="ru-RU"/>
             </w:rPr>
           </w:pPr>
-          <w:hyperlink w:anchor="_Toc213743650" w:history="1">
-            <w:r>
-              <w:rPr>
-                <w:rStyle w:val="Hipervnculo"/>
+          <w:hyperlink w:anchor="_Toc221548906" w:history="1">
+            <w:r>
+              <w:rPr>
+                <w:rStyle w:val="ad"/>
                 <w:b/>
                 <w:bCs/>
                 <w:noProof/>
@@ -1191,7 +1173,7 @@
                 <w:noProof/>
                 <w:webHidden/>
               </w:rPr>
-              <w:instrText xml:space="preserve"> PAGEREF _Toc213743650 \h </w:instrText>
+              <w:instrText xml:space="preserve"> PAGEREF _Toc221548906 \h </w:instrText>
             </w:r>
             <w:r>
               <w:rPr>
@@ -1217,7 +1199,623 @@
                 <w:noProof/>
                 <w:webHidden/>
               </w:rPr>
-              <w:t>15</w:t>
+              <w:t>16</w:t>
+            </w:r>
+            <w:r>
+              <w:rPr>
+                <w:b/>
+                <w:bCs/>
+                <w:noProof/>
+                <w:webHidden/>
+              </w:rPr>
+              <w:fldChar w:fldCharType="end"/>
+            </w:r>
+          </w:hyperlink>
+        </w:p>
+        <w:p>
+          <w:pPr>
+            <w:pStyle w:val="11"/>
+            <w:tabs>
+              <w:tab w:val="right" w:leader="dot" w:pos="8494"/>
+            </w:tabs>
+            <w:rPr>
+              <w:rFonts w:eastAsiaTheme="minorEastAsia"/>
+              <w:b/>
+              <w:bCs/>
+              <w:noProof/>
+              <w:lang w:val="ru-RU" w:eastAsia="ru-RU"/>
+            </w:rPr>
+          </w:pPr>
+          <w:hyperlink w:anchor="_Toc221548907" w:history="1">
+            <w:r>
+              <w:rPr>
+                <w:rStyle w:val="ad"/>
+                <w:b/>
+                <w:bCs/>
+                <w:noProof/>
+              </w:rPr>
+              <w:t>9. DESCRIPCIÓN DE LA ESTRUCTURA DE LOS RECURSOS HUMANOS</w:t>
+            </w:r>
+            <w:r>
+              <w:rPr>
+                <w:b/>
+                <w:bCs/>
+                <w:noProof/>
+                <w:webHidden/>
+              </w:rPr>
+              <w:tab/>
+            </w:r>
+            <w:r>
+              <w:rPr>
+                <w:b/>
+                <w:bCs/>
+                <w:noProof/>
+                <w:webHidden/>
+              </w:rPr>
+              <w:fldChar w:fldCharType="begin"/>
+            </w:r>
+            <w:r>
+              <w:rPr>
+                <w:b/>
+                <w:bCs/>
+                <w:noProof/>
+                <w:webHidden/>
+              </w:rPr>
+              <w:instrText xml:space="preserve"> PAGEREF _Toc221548907 \h </w:instrText>
+            </w:r>
+            <w:r>
+              <w:rPr>
+                <w:b/>
+                <w:bCs/>
+                <w:noProof/>
+                <w:webHidden/>
+              </w:rPr>
+            </w:r>
+            <w:r>
+              <w:rPr>
+                <w:b/>
+                <w:bCs/>
+                <w:noProof/>
+                <w:webHidden/>
+              </w:rPr>
+              <w:fldChar w:fldCharType="separate"/>
+            </w:r>
+            <w:r>
+              <w:rPr>
+                <w:b/>
+                <w:bCs/>
+                <w:noProof/>
+                <w:webHidden/>
+              </w:rPr>
+              <w:t>20</w:t>
+            </w:r>
+            <w:r>
+              <w:rPr>
+                <w:b/>
+                <w:bCs/>
+                <w:noProof/>
+                <w:webHidden/>
+              </w:rPr>
+              <w:fldChar w:fldCharType="end"/>
+            </w:r>
+          </w:hyperlink>
+        </w:p>
+        <w:p>
+          <w:pPr>
+            <w:pStyle w:val="11"/>
+            <w:tabs>
+              <w:tab w:val="right" w:leader="dot" w:pos="8494"/>
+            </w:tabs>
+            <w:rPr>
+              <w:rFonts w:eastAsiaTheme="minorEastAsia"/>
+              <w:b/>
+              <w:bCs/>
+              <w:noProof/>
+              <w:lang w:val="ru-RU" w:eastAsia="ru-RU"/>
+            </w:rPr>
+          </w:pPr>
+          <w:hyperlink w:anchor="_Toc221548908" w:history="1">
+            <w:r>
+              <w:rPr>
+                <w:rStyle w:val="ad"/>
+                <w:b/>
+                <w:bCs/>
+                <w:noProof/>
+              </w:rPr>
+              <w:t>10. COSTE DE TRABAJADORES Y SOCIOS</w:t>
+            </w:r>
+            <w:r>
+              <w:rPr>
+                <w:b/>
+                <w:bCs/>
+                <w:noProof/>
+                <w:webHidden/>
+              </w:rPr>
+              <w:tab/>
+            </w:r>
+            <w:r>
+              <w:rPr>
+                <w:b/>
+                <w:bCs/>
+                <w:noProof/>
+                <w:webHidden/>
+              </w:rPr>
+              <w:fldChar w:fldCharType="begin"/>
+            </w:r>
+            <w:r>
+              <w:rPr>
+                <w:b/>
+                <w:bCs/>
+                <w:noProof/>
+                <w:webHidden/>
+              </w:rPr>
+              <w:instrText xml:space="preserve"> PAGEREF _Toc221548908 \h </w:instrText>
+            </w:r>
+            <w:r>
+              <w:rPr>
+                <w:b/>
+                <w:bCs/>
+                <w:noProof/>
+                <w:webHidden/>
+              </w:rPr>
+            </w:r>
+            <w:r>
+              <w:rPr>
+                <w:b/>
+                <w:bCs/>
+                <w:noProof/>
+                <w:webHidden/>
+              </w:rPr>
+              <w:fldChar w:fldCharType="separate"/>
+            </w:r>
+            <w:r>
+              <w:rPr>
+                <w:b/>
+                <w:bCs/>
+                <w:noProof/>
+                <w:webHidden/>
+              </w:rPr>
+              <w:t>22</w:t>
+            </w:r>
+            <w:r>
+              <w:rPr>
+                <w:b/>
+                <w:bCs/>
+                <w:noProof/>
+                <w:webHidden/>
+              </w:rPr>
+              <w:fldChar w:fldCharType="end"/>
+            </w:r>
+          </w:hyperlink>
+        </w:p>
+        <w:p>
+          <w:pPr>
+            <w:pStyle w:val="11"/>
+            <w:tabs>
+              <w:tab w:val="right" w:leader="dot" w:pos="8494"/>
+            </w:tabs>
+            <w:rPr>
+              <w:rFonts w:eastAsiaTheme="minorEastAsia"/>
+              <w:b/>
+              <w:bCs/>
+              <w:noProof/>
+              <w:lang w:val="ru-RU" w:eastAsia="ru-RU"/>
+            </w:rPr>
+          </w:pPr>
+          <w:hyperlink w:anchor="_Toc221548909" w:history="1">
+            <w:r>
+              <w:rPr>
+                <w:rStyle w:val="ad"/>
+                <w:b/>
+                <w:bCs/>
+                <w:noProof/>
+              </w:rPr>
+              <w:t>11. ELECCIÓN DE LA FORMA LEGAL DE LA EMPRESA</w:t>
+            </w:r>
+            <w:r>
+              <w:rPr>
+                <w:b/>
+                <w:bCs/>
+                <w:noProof/>
+                <w:webHidden/>
+              </w:rPr>
+              <w:tab/>
+            </w:r>
+            <w:r>
+              <w:rPr>
+                <w:b/>
+                <w:bCs/>
+                <w:noProof/>
+                <w:webHidden/>
+              </w:rPr>
+              <w:fldChar w:fldCharType="begin"/>
+            </w:r>
+            <w:r>
+              <w:rPr>
+                <w:b/>
+                <w:bCs/>
+                <w:noProof/>
+                <w:webHidden/>
+              </w:rPr>
+              <w:instrText xml:space="preserve"> PAGEREF _Toc221548909 \h </w:instrText>
+            </w:r>
+            <w:r>
+              <w:rPr>
+                <w:b/>
+                <w:bCs/>
+                <w:noProof/>
+                <w:webHidden/>
+              </w:rPr>
+            </w:r>
+            <w:r>
+              <w:rPr>
+                <w:b/>
+                <w:bCs/>
+                <w:noProof/>
+                <w:webHidden/>
+              </w:rPr>
+              <w:fldChar w:fldCharType="separate"/>
+            </w:r>
+            <w:r>
+              <w:rPr>
+                <w:b/>
+                <w:bCs/>
+                <w:noProof/>
+                <w:webHidden/>
+              </w:rPr>
+              <w:t>23</w:t>
+            </w:r>
+            <w:r>
+              <w:rPr>
+                <w:b/>
+                <w:bCs/>
+                <w:noProof/>
+                <w:webHidden/>
+              </w:rPr>
+              <w:fldChar w:fldCharType="end"/>
+            </w:r>
+          </w:hyperlink>
+        </w:p>
+        <w:p>
+          <w:pPr>
+            <w:pStyle w:val="11"/>
+            <w:tabs>
+              <w:tab w:val="right" w:leader="dot" w:pos="8494"/>
+            </w:tabs>
+            <w:rPr>
+              <w:rFonts w:eastAsiaTheme="minorEastAsia"/>
+              <w:b/>
+              <w:bCs/>
+              <w:noProof/>
+              <w:lang w:val="ru-RU" w:eastAsia="ru-RU"/>
+            </w:rPr>
+          </w:pPr>
+          <w:hyperlink w:anchor="_Toc221548910" w:history="1">
+            <w:r>
+              <w:rPr>
+                <w:rStyle w:val="ad"/>
+                <w:b/>
+                <w:bCs/>
+                <w:noProof/>
+              </w:rPr>
+              <w:t>12. PREVISIÓN DE VENTAS Y DE COMPRAS</w:t>
+            </w:r>
+            <w:r>
+              <w:rPr>
+                <w:b/>
+                <w:bCs/>
+                <w:noProof/>
+                <w:webHidden/>
+              </w:rPr>
+              <w:tab/>
+            </w:r>
+            <w:r>
+              <w:rPr>
+                <w:b/>
+                <w:bCs/>
+                <w:noProof/>
+                <w:webHidden/>
+              </w:rPr>
+              <w:fldChar w:fldCharType="begin"/>
+            </w:r>
+            <w:r>
+              <w:rPr>
+                <w:b/>
+                <w:bCs/>
+                <w:noProof/>
+                <w:webHidden/>
+              </w:rPr>
+              <w:instrText xml:space="preserve"> PAGEREF _Toc221548910 \h </w:instrText>
+            </w:r>
+            <w:r>
+              <w:rPr>
+                <w:b/>
+                <w:bCs/>
+                <w:noProof/>
+                <w:webHidden/>
+              </w:rPr>
+            </w:r>
+            <w:r>
+              <w:rPr>
+                <w:b/>
+                <w:bCs/>
+                <w:noProof/>
+                <w:webHidden/>
+              </w:rPr>
+              <w:fldChar w:fldCharType="separate"/>
+            </w:r>
+            <w:r>
+              <w:rPr>
+                <w:b/>
+                <w:bCs/>
+                <w:noProof/>
+                <w:webHidden/>
+              </w:rPr>
+              <w:t>24</w:t>
+            </w:r>
+            <w:r>
+              <w:rPr>
+                <w:b/>
+                <w:bCs/>
+                <w:noProof/>
+                <w:webHidden/>
+              </w:rPr>
+              <w:fldChar w:fldCharType="end"/>
+            </w:r>
+          </w:hyperlink>
+        </w:p>
+        <w:p>
+          <w:pPr>
+            <w:pStyle w:val="11"/>
+            <w:tabs>
+              <w:tab w:val="right" w:leader="dot" w:pos="8494"/>
+            </w:tabs>
+            <w:rPr>
+              <w:rFonts w:eastAsiaTheme="minorEastAsia"/>
+              <w:b/>
+              <w:bCs/>
+              <w:noProof/>
+              <w:lang w:val="ru-RU" w:eastAsia="ru-RU"/>
+            </w:rPr>
+          </w:pPr>
+          <w:hyperlink w:anchor="_Toc221548911" w:history="1">
+            <w:r>
+              <w:rPr>
+                <w:rStyle w:val="ad"/>
+                <w:b/>
+                <w:bCs/>
+                <w:noProof/>
+              </w:rPr>
+              <w:t>13. IDENTIFICACIÓN Y CUANTIFICACIÓN DE LAS NECESIDADES INICIALES Y SUS FUENTES DE FINANCIACIÓN. BALANCE INICIAL</w:t>
+            </w:r>
+            <w:r>
+              <w:rPr>
+                <w:b/>
+                <w:bCs/>
+                <w:noProof/>
+                <w:webHidden/>
+              </w:rPr>
+              <w:tab/>
+            </w:r>
+            <w:r>
+              <w:rPr>
+                <w:b/>
+                <w:bCs/>
+                <w:noProof/>
+                <w:webHidden/>
+              </w:rPr>
+              <w:fldChar w:fldCharType="begin"/>
+            </w:r>
+            <w:r>
+              <w:rPr>
+                <w:b/>
+                <w:bCs/>
+                <w:noProof/>
+                <w:webHidden/>
+              </w:rPr>
+              <w:instrText xml:space="preserve"> PAGEREF _Toc221548911 \h </w:instrText>
+            </w:r>
+            <w:r>
+              <w:rPr>
+                <w:b/>
+                <w:bCs/>
+                <w:noProof/>
+                <w:webHidden/>
+              </w:rPr>
+            </w:r>
+            <w:r>
+              <w:rPr>
+                <w:b/>
+                <w:bCs/>
+                <w:noProof/>
+                <w:webHidden/>
+              </w:rPr>
+              <w:fldChar w:fldCharType="separate"/>
+            </w:r>
+            <w:r>
+              <w:rPr>
+                <w:b/>
+                <w:bCs/>
+                <w:noProof/>
+                <w:webHidden/>
+              </w:rPr>
+              <w:t>25</w:t>
+            </w:r>
+            <w:r>
+              <w:rPr>
+                <w:b/>
+                <w:bCs/>
+                <w:noProof/>
+                <w:webHidden/>
+              </w:rPr>
+              <w:fldChar w:fldCharType="end"/>
+            </w:r>
+          </w:hyperlink>
+        </w:p>
+        <w:p>
+          <w:pPr>
+            <w:pStyle w:val="11"/>
+            <w:tabs>
+              <w:tab w:val="right" w:leader="dot" w:pos="8494"/>
+            </w:tabs>
+            <w:rPr>
+              <w:rFonts w:eastAsiaTheme="minorEastAsia"/>
+              <w:b/>
+              <w:bCs/>
+              <w:noProof/>
+              <w:lang w:val="ru-RU" w:eastAsia="ru-RU"/>
+            </w:rPr>
+          </w:pPr>
+          <w:hyperlink w:anchor="_Toc221548912" w:history="1">
+            <w:r>
+              <w:rPr>
+                <w:rStyle w:val="ad"/>
+                <w:b/>
+                <w:bCs/>
+                <w:noProof/>
+              </w:rPr>
+              <w:t>14. COMENTARIOS DE LA PREVISIÓN DE LA CUENTA DE RESULTADOS</w:t>
+            </w:r>
+            <w:r>
+              <w:rPr>
+                <w:b/>
+                <w:bCs/>
+                <w:noProof/>
+                <w:webHidden/>
+              </w:rPr>
+              <w:tab/>
+            </w:r>
+            <w:r>
+              <w:rPr>
+                <w:b/>
+                <w:bCs/>
+                <w:noProof/>
+                <w:webHidden/>
+              </w:rPr>
+              <w:fldChar w:fldCharType="begin"/>
+            </w:r>
+            <w:r>
+              <w:rPr>
+                <w:b/>
+                <w:bCs/>
+                <w:noProof/>
+                <w:webHidden/>
+              </w:rPr>
+              <w:instrText xml:space="preserve"> PAGEREF _Toc221548912 \h </w:instrText>
+            </w:r>
+            <w:r>
+              <w:rPr>
+                <w:b/>
+                <w:bCs/>
+                <w:noProof/>
+                <w:webHidden/>
+              </w:rPr>
+            </w:r>
+            <w:r>
+              <w:rPr>
+                <w:b/>
+                <w:bCs/>
+                <w:noProof/>
+                <w:webHidden/>
+              </w:rPr>
+              <w:fldChar w:fldCharType="separate"/>
+            </w:r>
+            <w:r>
+              <w:rPr>
+                <w:b/>
+                <w:bCs/>
+                <w:noProof/>
+                <w:webHidden/>
+              </w:rPr>
+              <w:t>27</w:t>
+            </w:r>
+            <w:r>
+              <w:rPr>
+                <w:b/>
+                <w:bCs/>
+                <w:noProof/>
+                <w:webHidden/>
+              </w:rPr>
+              <w:fldChar w:fldCharType="end"/>
+            </w:r>
+          </w:hyperlink>
+        </w:p>
+        <w:p>
+          <w:pPr>
+            <w:pStyle w:val="11"/>
+            <w:tabs>
+              <w:tab w:val="right" w:leader="dot" w:pos="8494"/>
+            </w:tabs>
+            <w:rPr>
+              <w:rFonts w:eastAsiaTheme="minorEastAsia"/>
+              <w:b/>
+              <w:bCs/>
+              <w:noProof/>
+              <w:lang w:val="ru-RU" w:eastAsia="ru-RU"/>
+            </w:rPr>
+          </w:pPr>
+          <w:hyperlink w:anchor="_Toc221548913" w:history="1">
+            <w:r>
+              <w:rPr>
+                <w:rStyle w:val="ad"/>
+                <w:b/>
+                <w:bCs/>
+                <w:noProof/>
+              </w:rPr>
+              <w:t>15. ANÁLISIS DE LA VIABILIDAD GLOBAL DEL PROYECTO</w:t>
+            </w:r>
+            <w:r>
+              <w:rPr>
+                <w:b/>
+                <w:bCs/>
+                <w:noProof/>
+                <w:webHidden/>
+              </w:rPr>
+              <w:tab/>
+            </w:r>
+            <w:r>
+              <w:rPr>
+                <w:b/>
+                <w:bCs/>
+                <w:noProof/>
+                <w:webHidden/>
+              </w:rPr>
+              <w:fldChar w:fldCharType="begin"/>
+            </w:r>
+            <w:r>
+              <w:rPr>
+                <w:b/>
+                <w:bCs/>
+                <w:noProof/>
+                <w:webHidden/>
+              </w:rPr>
+              <w:instrText xml:space="preserve"> PAGEREF _Toc221548913 \h </w:instrText>
+            </w:r>
+            <w:r>
+              <w:rPr>
+                <w:b/>
+                <w:bCs/>
+                <w:noProof/>
+                <w:webHidden/>
+              </w:rPr>
+            </w:r>
+            <w:r>
+              <w:rPr>
+                <w:b/>
+                <w:bCs/>
+                <w:noProof/>
+                <w:webHidden/>
+              </w:rPr>
+              <w:fldChar w:fldCharType="separate"/>
+            </w:r>
+            <w:r>
+              <w:rPr>
+                <w:b/>
+                <w:bCs/>
+                <w:noProof/>
+                <w:webHidden/>
+              </w:rPr>
+              <w:t>28</w:t>
             </w:r>
             <w:r>
               <w:rPr>
@@ -1282,9 +1880,9 @@
     </w:p>
     <w:p>
       <w:pPr>
-        <w:pStyle w:val="Ttulo1"/>
-      </w:pPr>
-      <w:bookmarkStart w:id="0" w:name="_Toc213743643"/>
+        <w:pStyle w:val="1"/>
+      </w:pPr>
+      <w:bookmarkStart w:id="0" w:name="_Toc221548899"/>
       <w:r>
         <w:t>1</w:t>
       </w:r>
@@ -1298,7 +1896,7 @@
     </w:p>
     <w:p>
       <w:pPr>
-        <w:pStyle w:val="Prrafodelista"/>
+        <w:pStyle w:val="a7"/>
         <w:spacing w:line="360" w:lineRule="auto"/>
         <w:ind w:left="0" w:firstLine="708"/>
         <w:rPr>
@@ -1322,9 +1920,9 @@
     </w:p>
     <w:p>
       <w:pPr>
-        <w:pStyle w:val="Ttulo1"/>
-      </w:pPr>
-      <w:bookmarkStart w:id="1" w:name="_Toc213743644"/>
+        <w:pStyle w:val="1"/>
+      </w:pPr>
+      <w:bookmarkStart w:id="1" w:name="_Toc221548900"/>
       <w:r>
         <w:t xml:space="preserve">2. </w:t>
       </w:r>
@@ -1335,7 +1933,7 @@
     </w:p>
     <w:p>
       <w:pPr>
-        <w:pStyle w:val="Prrafodelista"/>
+        <w:pStyle w:val="a7"/>
         <w:ind w:left="0"/>
         <w:jc w:val="center"/>
         <w:rPr>
@@ -1348,7 +1946,7 @@
           <w:noProof/>
         </w:rPr>
         <w:drawing>
-          <wp:inline distT="0" distB="0" distL="0" distR="0" wp14:anchorId="41C79A80" wp14:editId="5F16D179">
+          <wp:inline distT="0" distB="0" distL="0" distR="0" wp14:anchorId="41C79A80" wp14:editId="5CA8951A">
             <wp:extent cx="1552575" cy="1552575"/>
             <wp:effectExtent l="0" t="0" r="9525" b="9525"/>
             <wp:docPr id="674234495" name="Imagen 1" descr="Logotipo&#10;&#10;El contenido generado por IA puede ser incorrecto."/>
@@ -1365,7 +1963,7 @@
                     </pic:cNvPicPr>
                   </pic:nvPicPr>
                   <pic:blipFill>
-                    <a:blip r:embed="rId7">
+                    <a:blip r:embed="rId7" cstate="print">
                       <a:extLst>
                         <a:ext uri="{28A0092B-C50C-407E-A947-70E740481C1C}">
                           <a14:useLocalDpi xmlns:a14="http://schemas.microsoft.com/office/drawing/2010/main" val="0"/>
@@ -1399,7 +1997,7 @@
     </w:p>
     <w:p>
       <w:pPr>
-        <w:pStyle w:val="Prrafodelista"/>
+        <w:pStyle w:val="a7"/>
         <w:ind w:left="0"/>
         <w:rPr>
           <w:rFonts w:ascii="Aptos" w:hAnsi="Aptos"/>
@@ -1408,7 +2006,7 @@
     </w:p>
     <w:p>
       <w:pPr>
-        <w:pStyle w:val="Prrafodelista"/>
+        <w:pStyle w:val="a7"/>
         <w:spacing w:line="360" w:lineRule="auto"/>
         <w:ind w:left="0" w:firstLine="709"/>
         <w:rPr>
@@ -1438,12 +2036,12 @@
     </w:p>
     <w:p>
       <w:pPr>
-        <w:pStyle w:val="Ttulo1"/>
+        <w:pStyle w:val="1"/>
       </w:pPr>
       <w:r>
         <w:t xml:space="preserve"> </w:t>
       </w:r>
-      <w:bookmarkStart w:id="2" w:name="_Toc213743645"/>
+      <w:bookmarkStart w:id="2" w:name="_Toc221548901"/>
       <w:r>
         <w:t>3</w:t>
       </w:r>
@@ -1460,7 +2058,7 @@
     </w:p>
     <w:p>
       <w:pPr>
-        <w:pStyle w:val="Prrafodelista"/>
+        <w:pStyle w:val="a7"/>
         <w:spacing w:line="360" w:lineRule="auto"/>
         <w:ind w:left="0" w:firstLine="708"/>
         <w:jc w:val="both"/>
@@ -1477,7 +2075,7 @@
     </w:p>
     <w:p>
       <w:pPr>
-        <w:pStyle w:val="Prrafodelista"/>
+        <w:pStyle w:val="a7"/>
         <w:spacing w:line="360" w:lineRule="auto"/>
         <w:ind w:left="0" w:firstLine="708"/>
         <w:jc w:val="both"/>
@@ -1501,7 +2099,7 @@
     </w:p>
     <w:p>
       <w:pPr>
-        <w:pStyle w:val="Prrafodelista"/>
+        <w:pStyle w:val="a7"/>
         <w:spacing w:line="360" w:lineRule="auto"/>
         <w:ind w:left="0"/>
         <w:jc w:val="both"/>
@@ -1518,7 +2116,7 @@
     </w:p>
     <w:p>
       <w:pPr>
-        <w:pStyle w:val="Prrafodelista"/>
+        <w:pStyle w:val="a7"/>
         <w:spacing w:line="360" w:lineRule="auto"/>
         <w:ind w:left="0" w:firstLine="708"/>
         <w:jc w:val="both"/>
@@ -1535,7 +2133,7 @@
     </w:p>
     <w:p>
       <w:pPr>
-        <w:pStyle w:val="Prrafodelista"/>
+        <w:pStyle w:val="a7"/>
         <w:spacing w:line="360" w:lineRule="auto"/>
         <w:ind w:left="0" w:firstLine="708"/>
         <w:jc w:val="both"/>
@@ -1566,7 +2164,7 @@
     </w:p>
     <w:p>
       <w:pPr>
-        <w:pStyle w:val="Prrafodelista"/>
+        <w:pStyle w:val="a7"/>
         <w:spacing w:line="360" w:lineRule="auto"/>
         <w:ind w:left="0" w:firstLine="708"/>
         <w:jc w:val="both"/>
@@ -1583,7 +2181,7 @@
     </w:p>
     <w:p>
       <w:pPr>
-        <w:pStyle w:val="Prrafodelista"/>
+        <w:pStyle w:val="a7"/>
         <w:spacing w:line="360" w:lineRule="auto"/>
         <w:ind w:left="0" w:firstLine="708"/>
         <w:jc w:val="both"/>
@@ -1600,7 +2198,7 @@
     </w:p>
     <w:p>
       <w:pPr>
-        <w:pStyle w:val="Prrafodelista"/>
+        <w:pStyle w:val="a7"/>
         <w:spacing w:line="360" w:lineRule="auto"/>
         <w:ind w:left="0" w:firstLine="708"/>
         <w:jc w:val="both"/>
@@ -1633,7 +2231,7 @@
     </w:p>
     <w:p>
       <w:pPr>
-        <w:pStyle w:val="Prrafodelista"/>
+        <w:pStyle w:val="a7"/>
         <w:spacing w:line="360" w:lineRule="auto"/>
         <w:ind w:left="0" w:firstLine="708"/>
         <w:jc w:val="both"/>
@@ -1650,7 +2248,7 @@
     </w:p>
     <w:p>
       <w:pPr>
-        <w:pStyle w:val="Prrafodelista"/>
+        <w:pStyle w:val="a7"/>
         <w:ind w:left="0"/>
         <w:rPr>
           <w:rFonts w:ascii="Aptos" w:hAnsi="Aptos"/>
@@ -1659,9 +2257,9 @@
     </w:p>
     <w:p>
       <w:pPr>
-        <w:pStyle w:val="Ttulo1"/>
-      </w:pPr>
-      <w:bookmarkStart w:id="3" w:name="_Toc213743646"/>
+        <w:pStyle w:val="1"/>
+      </w:pPr>
+      <w:bookmarkStart w:id="3" w:name="_Toc221548902"/>
       <w:r>
         <w:lastRenderedPageBreak/>
         <w:t>4</w:t>
@@ -1679,7 +2277,7 @@
     </w:p>
     <w:p>
       <w:pPr>
-        <w:pStyle w:val="Prrafodelista"/>
+        <w:pStyle w:val="a7"/>
         <w:spacing w:line="360" w:lineRule="auto"/>
         <w:ind w:left="0" w:firstLine="709"/>
         <w:rPr>
@@ -1707,7 +2305,7 @@
     </w:p>
     <w:p>
       <w:pPr>
-        <w:pStyle w:val="Prrafodelista"/>
+        <w:pStyle w:val="a7"/>
         <w:spacing w:line="360" w:lineRule="auto"/>
         <w:ind w:left="0" w:firstLine="709"/>
         <w:rPr>
@@ -1737,7 +2335,7 @@
     </w:p>
     <w:p>
       <w:pPr>
-        <w:pStyle w:val="Prrafodelista"/>
+        <w:pStyle w:val="a7"/>
         <w:spacing w:line="360" w:lineRule="auto"/>
         <w:ind w:left="0" w:firstLine="709"/>
         <w:rPr>
@@ -1753,7 +2351,7 @@
     </w:p>
     <w:p>
       <w:pPr>
-        <w:pStyle w:val="Prrafodelista"/>
+        <w:pStyle w:val="a7"/>
         <w:spacing w:line="360" w:lineRule="auto"/>
         <w:ind w:left="0" w:firstLine="709"/>
         <w:rPr>
@@ -1763,7 +2361,7 @@
     </w:p>
     <w:p>
       <w:pPr>
-        <w:pStyle w:val="Prrafodelista"/>
+        <w:pStyle w:val="a7"/>
         <w:spacing w:line="360" w:lineRule="auto"/>
         <w:ind w:left="0" w:firstLine="709"/>
         <w:rPr>
@@ -1773,7 +2371,7 @@
     </w:p>
     <w:p>
       <w:pPr>
-        <w:pStyle w:val="Prrafodelista"/>
+        <w:pStyle w:val="a7"/>
         <w:spacing w:line="360" w:lineRule="auto"/>
         <w:ind w:left="0" w:firstLine="709"/>
         <w:rPr>
@@ -1783,7 +2381,7 @@
     </w:p>
     <w:p>
       <w:pPr>
-        <w:pStyle w:val="Prrafodelista"/>
+        <w:pStyle w:val="a7"/>
         <w:spacing w:line="360" w:lineRule="auto"/>
         <w:ind w:left="0" w:firstLine="709"/>
         <w:rPr>
@@ -1793,7 +2391,7 @@
     </w:p>
     <w:p>
       <w:pPr>
-        <w:pStyle w:val="Prrafodelista"/>
+        <w:pStyle w:val="a7"/>
         <w:spacing w:line="360" w:lineRule="auto"/>
         <w:ind w:left="0" w:firstLine="709"/>
         <w:rPr>
@@ -1803,7 +2401,7 @@
     </w:p>
     <w:p>
       <w:pPr>
-        <w:pStyle w:val="Prrafodelista"/>
+        <w:pStyle w:val="a7"/>
         <w:spacing w:line="360" w:lineRule="auto"/>
         <w:ind w:left="0" w:firstLine="709"/>
         <w:rPr>
@@ -1813,7 +2411,7 @@
     </w:p>
     <w:p>
       <w:pPr>
-        <w:pStyle w:val="Prrafodelista"/>
+        <w:pStyle w:val="a7"/>
         <w:spacing w:line="360" w:lineRule="auto"/>
         <w:ind w:left="0" w:firstLine="709"/>
         <w:rPr>
@@ -1823,10 +2421,31 @@
     </w:p>
     <w:p>
       <w:pPr>
-        <w:pStyle w:val="Ttulo1"/>
-      </w:pPr>
-      <w:bookmarkStart w:id="4" w:name="_Toc213743647"/>
-      <w:r>
+        <w:pStyle w:val="a7"/>
+        <w:spacing w:line="360" w:lineRule="auto"/>
+        <w:ind w:left="0" w:firstLine="709"/>
+        <w:rPr>
+          <w:rFonts w:ascii="Aptos" w:hAnsi="Aptos"/>
+        </w:rPr>
+      </w:pPr>
+    </w:p>
+    <w:p>
+      <w:pPr>
+        <w:pStyle w:val="a7"/>
+        <w:spacing w:line="360" w:lineRule="auto"/>
+        <w:ind w:left="0" w:firstLine="709"/>
+        <w:rPr>
+          <w:rFonts w:ascii="Aptos" w:hAnsi="Aptos"/>
+        </w:rPr>
+      </w:pPr>
+    </w:p>
+    <w:p>
+      <w:pPr>
+        <w:pStyle w:val="1"/>
+      </w:pPr>
+      <w:bookmarkStart w:id="4" w:name="_Toc221548903"/>
+      <w:r>
+        <w:lastRenderedPageBreak/>
         <w:t>5</w:t>
       </w:r>
       <w:r>
@@ -1880,7 +2499,6 @@
         <w:rPr>
           <w:rFonts w:ascii="Aptos" w:hAnsi="Aptos"/>
         </w:rPr>
-        <w:lastRenderedPageBreak/>
         <w:t xml:space="preserve">El mercado de la hostelería en España constituye uno de los pilares fundamentales de la economía nacional. Según los datos del Instituto Nacional de Estadística (INE), en 2024 el sector de la restauración y los servicios de comida superó los 40.000 millones de euros de facturación anual, con más de 300.000 establecimientos activos en todo el país. Dentro de este mercado, el segmento de las cafeterías, bares y restaurantes independientes representa más del 75 % del total. Este volumen de actividad demuestra la relevancia y amplitud del mercado potencial para sistemas de gestión digital como </w:t>
       </w:r>
       <w:proofErr w:type="spellStart"/>
@@ -2046,6 +2664,16 @@
         <w:jc w:val="both"/>
         <w:rPr>
           <w:rFonts w:ascii="Aptos" w:hAnsi="Aptos"/>
+        </w:rPr>
+      </w:pPr>
+    </w:p>
+    <w:p>
+      <w:pPr>
+        <w:pStyle w:val="Default"/>
+        <w:spacing w:line="360" w:lineRule="auto"/>
+        <w:jc w:val="both"/>
+        <w:rPr>
+          <w:rFonts w:ascii="Aptos" w:hAnsi="Aptos"/>
           <w:b/>
           <w:bCs/>
         </w:rPr>
@@ -2056,6 +2684,7 @@
           <w:b/>
           <w:bCs/>
         </w:rPr>
+        <w:lastRenderedPageBreak/>
         <w:t>5</w:t>
       </w:r>
       <w:r>
@@ -2121,7 +2750,6 @@
         <w:rPr>
           <w:rFonts w:ascii="Aptos" w:hAnsi="Aptos"/>
         </w:rPr>
-        <w:lastRenderedPageBreak/>
         <w:t>Los cambios en el comportamiento del consumidor, que exige rapidez, eficiencia y experiencias personalizadas.</w:t>
       </w:r>
     </w:p>
@@ -2443,6 +3071,7 @@
         <w:rPr>
           <w:rFonts w:ascii="Aptos" w:hAnsi="Aptos"/>
         </w:rPr>
+        <w:lastRenderedPageBreak/>
         <w:t>Resistencia al cambio por parte de algunos propietarios de negocios tradicionales.</w:t>
       </w:r>
     </w:p>
@@ -2506,7 +3135,6 @@
           <w:b/>
           <w:bCs/>
         </w:rPr>
-        <w:lastRenderedPageBreak/>
         <w:t>5</w:t>
       </w:r>
       <w:r>
@@ -2699,7 +3327,14 @@
         <w:rPr>
           <w:rFonts w:ascii="Aptos" w:hAnsi="Aptos"/>
         </w:rPr>
-        <w:t xml:space="preserve"> no es estacional: los sistemas de gestión se utilizan durante todo el año. Sin embargo, el número de transacciones o pedidos puede aumentar en períodos turísticos o festivos, especialmente en comunidades costeras como la Valenciana. Por tanto, se trata de un producto de demanda continua, con picos de uso en verano y durante los fines de semana.</w:t>
+        <w:t xml:space="preserve"> no es estacional: los sistemas de gestión se utilizan durante todo el año. Sin embargo, el número de transacciones o pedidos puede aumentar en períodos turísticos o festivos, especialmente en comunidades costeras como la Valenciana. Por tanto, se trata </w:t>
+      </w:r>
+      <w:r>
+        <w:rPr>
+          <w:rFonts w:ascii="Aptos" w:hAnsi="Aptos"/>
+        </w:rPr>
+        <w:lastRenderedPageBreak/>
+        <w:t>de un producto de demanda continua, con picos de uso en verano y durante los fines de semana.</w:t>
       </w:r>
     </w:p>
     <w:p>
@@ -2740,7 +3375,7 @@
     </w:p>
     <w:tbl>
       <w:tblPr>
-        <w:tblStyle w:val="Tablaconcuadrcula"/>
+        <w:tblStyle w:val="ac"/>
         <w:tblW w:w="0" w:type="auto"/>
         <w:tblLook w:val="04A0" w:firstRow="1" w:lastRow="0" w:firstColumn="1" w:lastColumn="0" w:noHBand="0" w:noVBand="1"/>
       </w:tblPr>
@@ -2865,7 +3500,6 @@
                 <w:sz w:val="22"/>
                 <w:szCs w:val="22"/>
               </w:rPr>
-              <w:lastRenderedPageBreak/>
               <w:t>Sistema adaptable a diferentes tipos de establecimientos (bares, cafeterías, restaurantes).</w:t>
             </w:r>
           </w:p>
@@ -3611,7 +4245,7 @@
     </w:p>
     <w:tbl>
       <w:tblPr>
-        <w:tblStyle w:val="Tablaconcuadrcula"/>
+        <w:tblStyle w:val="ac"/>
         <w:tblW w:w="0" w:type="auto"/>
         <w:tblLook w:val="04A0" w:firstRow="1" w:lastRow="0" w:firstColumn="1" w:lastColumn="0" w:noHBand="0" w:noVBand="1"/>
       </w:tblPr>
@@ -3726,7 +4360,7 @@
           </w:tcPr>
           <w:p>
             <w:pPr>
-              <w:pStyle w:val="Prrafodelista"/>
+              <w:pStyle w:val="a7"/>
               <w:numPr>
                 <w:ilvl w:val="0"/>
                 <w:numId w:val="19"/>
@@ -3742,13 +4376,12 @@
                 <w:sz w:val="20"/>
                 <w:szCs w:val="20"/>
               </w:rPr>
-              <w:lastRenderedPageBreak/>
               <w:t xml:space="preserve">Complejidad innecesaria de los sistemas TPV tradicionales. </w:t>
             </w:r>
           </w:p>
           <w:p>
             <w:pPr>
-              <w:pStyle w:val="Prrafodelista"/>
+              <w:pStyle w:val="a7"/>
               <w:numPr>
                 <w:ilvl w:val="0"/>
                 <w:numId w:val="19"/>
@@ -3769,7 +4402,7 @@
           </w:p>
           <w:p>
             <w:pPr>
-              <w:pStyle w:val="Prrafodelista"/>
+              <w:pStyle w:val="a7"/>
               <w:numPr>
                 <w:ilvl w:val="0"/>
                 <w:numId w:val="19"/>
@@ -3797,7 +4430,7 @@
           </w:tcPr>
           <w:p>
             <w:pPr>
-              <w:pStyle w:val="Prrafodelista"/>
+              <w:pStyle w:val="a7"/>
               <w:numPr>
                 <w:ilvl w:val="0"/>
                 <w:numId w:val="19"/>
@@ -3818,7 +4451,7 @@
           </w:p>
           <w:p>
             <w:pPr>
-              <w:pStyle w:val="Prrafodelista"/>
+              <w:pStyle w:val="a7"/>
               <w:numPr>
                 <w:ilvl w:val="0"/>
                 <w:numId w:val="19"/>
@@ -3839,7 +4472,7 @@
           </w:p>
           <w:p>
             <w:pPr>
-              <w:pStyle w:val="Prrafodelista"/>
+              <w:pStyle w:val="a7"/>
               <w:numPr>
                 <w:ilvl w:val="0"/>
                 <w:numId w:val="19"/>
@@ -3867,7 +4500,7 @@
           </w:tcPr>
           <w:p>
             <w:pPr>
-              <w:pStyle w:val="Prrafodelista"/>
+              <w:pStyle w:val="a7"/>
               <w:numPr>
                 <w:ilvl w:val="0"/>
                 <w:numId w:val="19"/>
@@ -3904,7 +4537,7 @@
           </w:p>
           <w:p>
             <w:pPr>
-              <w:pStyle w:val="Prrafodelista"/>
+              <w:pStyle w:val="a7"/>
               <w:numPr>
                 <w:ilvl w:val="0"/>
                 <w:numId w:val="19"/>
@@ -3925,7 +4558,7 @@
           </w:p>
           <w:p>
             <w:pPr>
-              <w:pStyle w:val="Prrafodelista"/>
+              <w:pStyle w:val="a7"/>
               <w:numPr>
                 <w:ilvl w:val="0"/>
                 <w:numId w:val="19"/>
@@ -3945,7 +4578,7 @@
           </w:p>
           <w:p>
             <w:pPr>
-              <w:pStyle w:val="Prrafodelista"/>
+              <w:pStyle w:val="a7"/>
               <w:numPr>
                 <w:ilvl w:val="0"/>
                 <w:numId w:val="19"/>
@@ -3972,7 +4605,7 @@
           </w:tcPr>
           <w:p>
             <w:pPr>
-              <w:pStyle w:val="Prrafodelista"/>
+              <w:pStyle w:val="a7"/>
               <w:numPr>
                 <w:ilvl w:val="0"/>
                 <w:numId w:val="20"/>
@@ -3993,7 +4626,7 @@
           </w:p>
           <w:p>
             <w:pPr>
-              <w:pStyle w:val="Prrafodelista"/>
+              <w:pStyle w:val="a7"/>
               <w:numPr>
                 <w:ilvl w:val="0"/>
                 <w:numId w:val="20"/>
@@ -4014,7 +4647,7 @@
           </w:p>
           <w:p>
             <w:pPr>
-              <w:pStyle w:val="Prrafodelista"/>
+              <w:pStyle w:val="a7"/>
               <w:numPr>
                 <w:ilvl w:val="0"/>
                 <w:numId w:val="20"/>
@@ -4034,7 +4667,7 @@
           </w:p>
           <w:p>
             <w:pPr>
-              <w:pStyle w:val="Prrafodelista"/>
+              <w:pStyle w:val="a7"/>
               <w:numPr>
                 <w:ilvl w:val="0"/>
                 <w:numId w:val="20"/>
@@ -4173,51 +4806,17 @@
     </w:p>
     <w:p>
       <w:pPr>
-        <w:rPr>
-          <w:rFonts w:ascii="Aptos" w:hAnsi="Aptos"/>
-          <w:b/>
-          <w:bCs/>
-        </w:rPr>
-      </w:pPr>
-    </w:p>
-    <w:p>
-      <w:pPr>
-        <w:rPr>
-          <w:sz w:val="32"/>
-          <w:szCs w:val="32"/>
-        </w:rPr>
-      </w:pPr>
-    </w:p>
-    <w:p>
-      <w:pPr>
-        <w:jc w:val="center"/>
-        <w:rPr>
-          <w:b/>
-          <w:bCs/>
-          <w:sz w:val="32"/>
-          <w:szCs w:val="32"/>
-        </w:rPr>
-      </w:pPr>
-      <w:r>
-        <w:rPr>
-          <w:b/>
-          <w:bCs/>
-          <w:sz w:val="32"/>
-          <w:szCs w:val="32"/>
-        </w:rPr>
-        <w:t>SEGUNDA PLANTILLA</w:t>
-      </w:r>
-    </w:p>
-    <w:p>
-      <w:pPr>
-        <w:pStyle w:val="Ttulo1"/>
-      </w:pPr>
-      <w:bookmarkStart w:id="5" w:name="_Toc213743648"/>
+        <w:pStyle w:val="1"/>
+      </w:pPr>
+      <w:bookmarkStart w:id="5" w:name="_Toc221548904"/>
       <w:r>
         <w:lastRenderedPageBreak/>
         <w:t>6</w:t>
       </w:r>
       <w:r>
+        <w:t>.</w:t>
+      </w:r>
+      <w:r>
         <w:t xml:space="preserve"> ANÁLISIS DE PRODUCTOS/SERVICIOS. LÍNEAS DE NEGOCIO Y NECESIDADES QUE SATISFACEN</w:t>
       </w:r>
       <w:bookmarkEnd w:id="5"/>
@@ -4262,7 +4861,7 @@
     </w:p>
     <w:p>
       <w:pPr>
-        <w:pStyle w:val="Sinespaciado"/>
+        <w:pStyle w:val="af"/>
         <w:spacing w:line="360" w:lineRule="auto"/>
         <w:rPr>
           <w:b/>
@@ -4776,7 +5375,7 @@
     </w:p>
     <w:tbl>
       <w:tblPr>
-        <w:tblStyle w:val="Tablaconcuadrcula"/>
+        <w:tblStyle w:val="ac"/>
         <w:tblW w:w="0" w:type="auto"/>
         <w:tblLook w:val="04A0" w:firstRow="1" w:lastRow="0" w:firstColumn="1" w:lastColumn="0" w:noHBand="0" w:noVBand="1"/>
       </w:tblPr>
@@ -5309,9 +5908,9 @@
     </w:p>
     <w:p>
       <w:pPr>
-        <w:pStyle w:val="Ttulo1"/>
-      </w:pPr>
-      <w:bookmarkStart w:id="6" w:name="_Toc213743649"/>
+        <w:pStyle w:val="1"/>
+      </w:pPr>
+      <w:bookmarkStart w:id="6" w:name="_Toc221548905"/>
       <w:r>
         <w:t xml:space="preserve">7. </w:t>
       </w:r>
@@ -5543,7 +6142,7 @@
     </w:p>
     <w:tbl>
       <w:tblPr>
-        <w:tblStyle w:val="Tablaconcuadrcula"/>
+        <w:tblStyle w:val="ac"/>
         <w:tblW w:w="0" w:type="auto"/>
         <w:tblLook w:val="04A0" w:firstRow="1" w:lastRow="0" w:firstColumn="1" w:lastColumn="0" w:noHBand="0" w:noVBand="1"/>
       </w:tblPr>
@@ -6255,6 +6854,13 @@
     </w:p>
     <w:p>
       <w:pPr>
+        <w:rPr>
+          <w:rFonts w:ascii="Aptos" w:hAnsi="Aptos"/>
+        </w:rPr>
+      </w:pPr>
+    </w:p>
+    <w:p>
+      <w:pPr>
         <w:spacing w:line="360" w:lineRule="auto"/>
         <w:rPr>
           <w:rFonts w:ascii="Aptos" w:hAnsi="Aptos"/>
@@ -6268,6 +6874,7 @@
           <w:b/>
           <w:bCs/>
         </w:rPr>
+        <w:lastRenderedPageBreak/>
         <w:t>7</w:t>
       </w:r>
       <w:r>
@@ -6299,7 +6906,6 @@
         <w:rPr>
           <w:rFonts w:ascii="Aptos" w:hAnsi="Aptos"/>
         </w:rPr>
-        <w:lastRenderedPageBreak/>
         <w:t xml:space="preserve">El modelo de precios de </w:t>
       </w:r>
       <w:proofErr w:type="spellStart"/>
@@ -6541,6 +7147,14 @@
     </w:p>
     <w:p>
       <w:pPr>
+        <w:spacing w:line="360" w:lineRule="auto"/>
+        <w:rPr>
+          <w:rFonts w:ascii="Aptos" w:hAnsi="Aptos"/>
+        </w:rPr>
+      </w:pPr>
+    </w:p>
+    <w:p>
+      <w:pPr>
         <w:rPr>
           <w:rFonts w:ascii="Aptos" w:hAnsi="Aptos"/>
           <w:b/>
@@ -6554,6 +7168,7 @@
           <w:b/>
           <w:bCs/>
         </w:rPr>
+        <w:lastRenderedPageBreak/>
         <w:t>7</w:t>
       </w:r>
       <w:r>
@@ -6567,7 +7182,7 @@
     </w:p>
     <w:tbl>
       <w:tblPr>
-        <w:tblStyle w:val="Tablaconcuadrcula"/>
+        <w:tblStyle w:val="ac"/>
         <w:tblW w:w="0" w:type="auto"/>
         <w:tblLook w:val="04A0" w:firstRow="1" w:lastRow="0" w:firstColumn="1" w:lastColumn="0" w:noHBand="0" w:noVBand="1"/>
       </w:tblPr>
@@ -6601,7 +7216,6 @@
               <w:rPr>
                 <w:rFonts w:ascii="Aptos" w:hAnsi="Aptos"/>
               </w:rPr>
-              <w:lastRenderedPageBreak/>
               <w:t>Aplicación</w:t>
             </w:r>
           </w:p>
@@ -7311,10 +7925,11 @@
     </w:p>
     <w:p>
       <w:pPr>
-        <w:pStyle w:val="Ttulo1"/>
-      </w:pPr>
-      <w:bookmarkStart w:id="7" w:name="_Toc213743650"/>
-      <w:r>
+        <w:pStyle w:val="1"/>
+      </w:pPr>
+      <w:bookmarkStart w:id="7" w:name="_Toc221548906"/>
+      <w:r>
+        <w:lastRenderedPageBreak/>
         <w:t>8.</w:t>
       </w:r>
       <w:r>
@@ -7351,14 +7966,7 @@
         <w:rPr>
           <w:rFonts w:ascii="Aptos" w:hAnsi="Aptos"/>
         </w:rPr>
-        <w:t xml:space="preserve"> tiene como objetivo dar a conocer el producto entre el público objetivo —pequeños y medianos negocios </w:t>
-      </w:r>
-      <w:r>
-        <w:rPr>
-          <w:rFonts w:ascii="Aptos" w:hAnsi="Aptos"/>
-        </w:rPr>
-        <w:lastRenderedPageBreak/>
-        <w:t>del sector hostelero—, fortalecer la imagen de marca y facilitar el proceso de adquisición y soporte del sistema. Para ello, se ha diseñado una estrategia basada en la comunicación digital, la presencia en entornos profesionales y la distribución directa a través de canales online.</w:t>
+        <w:t xml:space="preserve"> tiene como objetivo dar a conocer el producto entre el público objetivo —pequeños y medianos negocios del sector hostelero—, fortalecer la imagen de marca y facilitar el proceso de adquisición y soporte del sistema. Para ello, se ha diseñado una estrategia basada en la comunicación digital, la presencia en entornos profesionales y la distribución directa a través de canales online.</w:t>
       </w:r>
     </w:p>
     <w:p>
@@ -7418,7 +8026,7 @@
     </w:p>
     <w:tbl>
       <w:tblPr>
-        <w:tblStyle w:val="Tablaconcuadrcula"/>
+        <w:tblStyle w:val="ac"/>
         <w:tblW w:w="0" w:type="auto"/>
         <w:tblLook w:val="04A0" w:firstRow="1" w:lastRow="0" w:firstColumn="1" w:lastColumn="0" w:noHBand="0" w:noVBand="1"/>
       </w:tblPr>
@@ -7965,27 +8573,36 @@
     </w:p>
     <w:p>
       <w:pPr>
-        <w:spacing w:line="360" w:lineRule="auto"/>
         <w:rPr>
           <w:rFonts w:ascii="Aptos" w:hAnsi="Aptos"/>
           <w:b/>
           <w:bCs/>
         </w:rPr>
       </w:pPr>
-      <w:r>
+    </w:p>
+    <w:p>
+      <w:pPr>
+        <w:spacing w:line="360" w:lineRule="auto"/>
         <w:rPr>
           <w:rFonts w:ascii="Aptos" w:hAnsi="Aptos"/>
           <w:b/>
           <w:bCs/>
         </w:rPr>
-        <w:t>8</w:t>
-      </w:r>
+      </w:pPr>
       <w:r>
         <w:rPr>
           <w:rFonts w:ascii="Aptos" w:hAnsi="Aptos"/>
           <w:b/>
           <w:bCs/>
         </w:rPr>
+        <w:t>8</w:t>
+      </w:r>
+      <w:r>
+        <w:rPr>
+          <w:rFonts w:ascii="Aptos" w:hAnsi="Aptos"/>
+          <w:b/>
+          <w:bCs/>
+        </w:rPr>
         <w:t>.2 Medios y canales de comunicación</w:t>
       </w:r>
     </w:p>
@@ -8001,13 +8618,12 @@
         <w:rPr>
           <w:rFonts w:ascii="Aptos" w:hAnsi="Aptos"/>
         </w:rPr>
-        <w:lastRenderedPageBreak/>
         <w:t>Para lograr un alcance efectivo y controlado, se emplearán medios digitales y acciones de marketing directo, orientadas a un público profesional y local.</w:t>
       </w:r>
     </w:p>
     <w:tbl>
       <w:tblPr>
-        <w:tblStyle w:val="Tablaconcuadrcula"/>
+        <w:tblStyle w:val="ac"/>
         <w:tblW w:w="0" w:type="auto"/>
         <w:tblLook w:val="04A0" w:firstRow="1" w:lastRow="0" w:firstColumn="1" w:lastColumn="0" w:noHBand="0" w:noVBand="1"/>
       </w:tblPr>
@@ -8139,7 +8755,7 @@
             <w:hyperlink r:id="rId9" w:history="1">
               <w:r>
                 <w:rPr>
-                  <w:rStyle w:val="Hipervnculo"/>
+                  <w:rStyle w:val="ad"/>
                   <w:rFonts w:ascii="Aptos" w:hAnsi="Aptos"/>
                   <w:b/>
                   <w:bCs/>
@@ -8736,6 +9352,22 @@
         <w:spacing w:line="360" w:lineRule="auto"/>
         <w:rPr>
           <w:rFonts w:ascii="Aptos" w:hAnsi="Aptos"/>
+        </w:rPr>
+      </w:pPr>
+    </w:p>
+    <w:p>
+      <w:pPr>
+        <w:spacing w:line="360" w:lineRule="auto"/>
+        <w:rPr>
+          <w:rFonts w:ascii="Aptos" w:hAnsi="Aptos"/>
+        </w:rPr>
+      </w:pPr>
+    </w:p>
+    <w:p>
+      <w:pPr>
+        <w:spacing w:line="360" w:lineRule="auto"/>
+        <w:rPr>
+          <w:rFonts w:ascii="Aptos" w:hAnsi="Aptos"/>
           <w:b/>
           <w:bCs/>
         </w:rPr>
@@ -8746,6 +9378,7 @@
           <w:b/>
           <w:bCs/>
         </w:rPr>
+        <w:lastRenderedPageBreak/>
         <w:t>8</w:t>
       </w:r>
       <w:r>
@@ -8828,7 +9461,6 @@
         <w:rPr>
           <w:rFonts w:ascii="Aptos" w:hAnsi="Aptos"/>
         </w:rPr>
-        <w:lastRenderedPageBreak/>
         <w:t>La simplicidad del sistema (“fácil de usar, sin complicaciones técnicas”).</w:t>
       </w:r>
     </w:p>
@@ -8926,7 +9558,7 @@
     </w:p>
     <w:tbl>
       <w:tblPr>
-        <w:tblStyle w:val="Tablaconcuadrcula"/>
+        <w:tblStyle w:val="ac"/>
         <w:tblW w:w="0" w:type="auto"/>
         <w:tblLook w:val="04A0" w:firstRow="1" w:lastRow="0" w:firstColumn="1" w:lastColumn="0" w:noHBand="0" w:noVBand="1"/>
       </w:tblPr>
@@ -9458,24 +10090,6 @@
     </w:p>
     <w:p>
       <w:pPr>
-        <w:rPr>
-          <w:rFonts w:ascii="Aptos" w:hAnsi="Aptos"/>
-          <w:b/>
-          <w:bCs/>
-        </w:rPr>
-      </w:pPr>
-    </w:p>
-    <w:p>
-      <w:pPr>
-        <w:rPr>
-          <w:rFonts w:ascii="Aptos" w:hAnsi="Aptos"/>
-          <w:b/>
-          <w:bCs/>
-        </w:rPr>
-      </w:pPr>
-    </w:p>
-    <w:p>
-      <w:pPr>
         <w:spacing w:line="360" w:lineRule="auto"/>
         <w:rPr>
           <w:rFonts w:ascii="Aptos" w:hAnsi="Aptos"/>
@@ -9515,7 +10129,6 @@
         <w:rPr>
           <w:rFonts w:ascii="Aptos" w:hAnsi="Aptos"/>
         </w:rPr>
-        <w:lastRenderedPageBreak/>
         <w:t>Interés del cliente: acceso a la web o contacto por redes.</w:t>
       </w:r>
     </w:p>
@@ -9799,11 +10412,3394 @@
     </w:p>
     <w:p>
       <w:pPr>
+        <w:spacing w:line="360" w:lineRule="auto"/>
+        <w:ind w:firstLine="360"/>
+        <w:rPr>
+          <w:rFonts w:ascii="Aptos" w:hAnsi="Aptos"/>
+        </w:rPr>
+      </w:pPr>
+    </w:p>
+    <w:p>
+      <w:pPr>
+        <w:spacing w:line="360" w:lineRule="auto"/>
+        <w:ind w:firstLine="360"/>
+        <w:rPr>
+          <w:rFonts w:ascii="Aptos" w:hAnsi="Aptos"/>
+        </w:rPr>
+      </w:pPr>
+    </w:p>
+    <w:p>
+      <w:pPr>
+        <w:spacing w:line="360" w:lineRule="auto"/>
+        <w:ind w:firstLine="360"/>
+        <w:rPr>
+          <w:rFonts w:ascii="Aptos" w:hAnsi="Aptos"/>
+        </w:rPr>
+      </w:pPr>
+    </w:p>
+    <w:p>
+      <w:pPr>
+        <w:spacing w:line="360" w:lineRule="auto"/>
+        <w:ind w:firstLine="360"/>
+        <w:rPr>
+          <w:rFonts w:ascii="Aptos" w:hAnsi="Aptos"/>
+        </w:rPr>
+      </w:pPr>
+    </w:p>
+    <w:p>
+      <w:pPr>
+        <w:spacing w:line="360" w:lineRule="auto"/>
+        <w:rPr>
+          <w:rFonts w:ascii="Aptos" w:hAnsi="Aptos"/>
+        </w:rPr>
+      </w:pPr>
+    </w:p>
+    <w:p>
+      <w:pPr>
+        <w:pStyle w:val="1"/>
+      </w:pPr>
+      <w:bookmarkStart w:id="8" w:name="_Toc221548907"/>
+      <w:r>
+        <w:lastRenderedPageBreak/>
+        <w:t>9</w:t>
+      </w:r>
+      <w:r>
+        <w:t>. DESCRIPCIÓN DE LA ESTRUCTURA DE LOS RECURSOS HUMANOS</w:t>
+      </w:r>
+      <w:bookmarkEnd w:id="8"/>
+    </w:p>
+    <w:p>
+      <w:pPr>
+        <w:spacing w:line="360" w:lineRule="auto"/>
+      </w:pPr>
+      <w:r>
+        <w:t>La empresa contará con una estructura organizativa simple al tratarse de un proyecto tecnológico en fase inicial. La dirección y el desarrollo del software recaerán principalmente en una figura central, complementada con colaboradores externos en caso de ser necesario.</w:t>
+      </w:r>
+    </w:p>
+    <w:p>
+      <w:pPr>
+        <w:jc w:val="center"/>
+        <w:rPr>
+          <w:b/>
+          <w:bCs/>
+        </w:rPr>
+      </w:pPr>
+      <w:r>
+        <w:rPr>
+          <w:b/>
+          <w:bCs/>
+        </w:rPr>
+        <w:t>Organigrama</w:t>
+      </w:r>
+    </w:p>
+    <w:p>
+      <w:pPr>
+        <w:jc w:val="center"/>
+        <w:rPr>
+          <w:b/>
+          <w:bCs/>
+        </w:rPr>
+      </w:pPr>
+      <w:r>
+        <w:rPr>
+          <w:noProof/>
+        </w:rPr>
+        <w:drawing>
+          <wp:inline distT="0" distB="0" distL="0" distR="0" wp14:anchorId="2F2A225E" wp14:editId="7E753F1F">
+            <wp:extent cx="4392930" cy="1819275"/>
+            <wp:effectExtent l="0" t="0" r="7620" b="9525"/>
+            <wp:docPr id="1364080743" name="Imagen 1" descr="Diagrama&#10;&#10;El contenido generado por IA puede ser incorrecto."/>
+            <wp:cNvGraphicFramePr>
+              <a:graphicFrameLocks xmlns:a="http://schemas.openxmlformats.org/drawingml/2006/main" noChangeAspect="1"/>
+            </wp:cNvGraphicFramePr>
+            <a:graphic xmlns:a="http://schemas.openxmlformats.org/drawingml/2006/main">
+              <a:graphicData uri="http://schemas.openxmlformats.org/drawingml/2006/picture">
+                <pic:pic xmlns:pic="http://schemas.openxmlformats.org/drawingml/2006/picture">
+                  <pic:nvPicPr>
+                    <pic:cNvPr id="1364080743" name="Imagen 1" descr="Diagrama&#10;&#10;El contenido generado por IA puede ser incorrecto."/>
+                    <pic:cNvPicPr>
+                      <a:picLocks noChangeAspect="1" noChangeArrowheads="1"/>
+                    </pic:cNvPicPr>
+                  </pic:nvPicPr>
+                  <pic:blipFill>
+                    <a:blip r:embed="rId10">
+                      <a:extLst>
+                        <a:ext uri="{28A0092B-C50C-407E-A947-70E740481C1C}">
+                          <a14:useLocalDpi xmlns:a14="http://schemas.microsoft.com/office/drawing/2010/main" val="0"/>
+                        </a:ext>
+                      </a:extLst>
+                    </a:blip>
+                    <a:srcRect/>
+                    <a:stretch>
+                      <a:fillRect/>
+                    </a:stretch>
+                  </pic:blipFill>
+                  <pic:spPr bwMode="auto">
+                    <a:xfrm>
+                      <a:off x="0" y="0"/>
+                      <a:ext cx="4392930" cy="1819275"/>
+                    </a:xfrm>
+                    <a:prstGeom prst="rect">
+                      <a:avLst/>
+                    </a:prstGeom>
+                    <a:noFill/>
+                    <a:ln>
+                      <a:noFill/>
+                    </a:ln>
+                  </pic:spPr>
+                </pic:pic>
+              </a:graphicData>
+            </a:graphic>
+          </wp:inline>
+        </w:drawing>
+      </w:r>
+    </w:p>
+    <w:p>
+      <w:pPr>
+        <w:rPr>
+          <w:b/>
+          <w:bCs/>
+        </w:rPr>
+      </w:pPr>
+    </w:p>
+    <w:p>
+      <w:pPr>
+        <w:rPr>
+          <w:b/>
+          <w:bCs/>
+        </w:rPr>
+      </w:pPr>
+      <w:r>
+        <w:rPr>
+          <w:b/>
+          <w:bCs/>
+        </w:rPr>
+        <w:br w:type="page"/>
+      </w:r>
+    </w:p>
+    <w:p>
+      <w:pPr>
+        <w:rPr>
+          <w:b/>
+          <w:bCs/>
+        </w:rPr>
+      </w:pPr>
+    </w:p>
+    <w:p>
+      <w:pPr>
+        <w:rPr>
+          <w:b/>
+          <w:bCs/>
+        </w:rPr>
+      </w:pPr>
+      <w:r>
+        <w:rPr>
+          <w:b/>
+          <w:bCs/>
+        </w:rPr>
+        <w:t>Descripción de los puestos</w:t>
+      </w:r>
+    </w:p>
+    <w:tbl>
+      <w:tblPr>
+        <w:tblStyle w:val="ac"/>
+        <w:tblW w:w="0" w:type="auto"/>
+        <w:tblLook w:val="04A0" w:firstRow="1" w:lastRow="0" w:firstColumn="1" w:lastColumn="0" w:noHBand="0" w:noVBand="1"/>
+      </w:tblPr>
+      <w:tblGrid>
+        <w:gridCol w:w="2116"/>
+        <w:gridCol w:w="2166"/>
+        <w:gridCol w:w="2146"/>
+        <w:gridCol w:w="2066"/>
+      </w:tblGrid>
+      <w:tr>
+        <w:tc>
+          <w:tcPr>
+            <w:tcW w:w="2194" w:type="dxa"/>
+            <w:vAlign w:val="center"/>
+          </w:tcPr>
+          <w:p>
+            <w:pPr>
+              <w:rPr>
+                <w:b/>
+                <w:bCs/>
+              </w:rPr>
+            </w:pPr>
+            <w:r>
+              <w:rPr>
+                <w:b/>
+                <w:bCs/>
+              </w:rPr>
+              <w:t>Puesto</w:t>
+            </w:r>
+          </w:p>
+        </w:tc>
+        <w:tc>
+          <w:tcPr>
+            <w:tcW w:w="2194" w:type="dxa"/>
+            <w:vAlign w:val="center"/>
+          </w:tcPr>
+          <w:p>
+            <w:pPr>
+              <w:rPr>
+                <w:b/>
+                <w:bCs/>
+              </w:rPr>
+            </w:pPr>
+            <w:r>
+              <w:rPr>
+                <w:b/>
+                <w:bCs/>
+              </w:rPr>
+              <w:t>Funciones principales</w:t>
+            </w:r>
+          </w:p>
+        </w:tc>
+        <w:tc>
+          <w:tcPr>
+            <w:tcW w:w="2194" w:type="dxa"/>
+            <w:vAlign w:val="center"/>
+          </w:tcPr>
+          <w:p>
+            <w:pPr>
+              <w:rPr>
+                <w:b/>
+                <w:bCs/>
+              </w:rPr>
+            </w:pPr>
+            <w:r>
+              <w:rPr>
+                <w:b/>
+                <w:bCs/>
+              </w:rPr>
+              <w:t>Competencias requeridas</w:t>
+            </w:r>
+          </w:p>
+        </w:tc>
+        <w:tc>
+          <w:tcPr>
+            <w:tcW w:w="2195" w:type="dxa"/>
+            <w:vAlign w:val="center"/>
+          </w:tcPr>
+          <w:p>
+            <w:pPr>
+              <w:rPr>
+                <w:b/>
+                <w:bCs/>
+              </w:rPr>
+            </w:pPr>
+            <w:r>
+              <w:rPr>
+                <w:b/>
+                <w:bCs/>
+              </w:rPr>
+              <w:t>Modalidad</w:t>
+            </w:r>
+          </w:p>
+        </w:tc>
+      </w:tr>
+      <w:tr>
+        <w:tc>
+          <w:tcPr>
+            <w:tcW w:w="2194" w:type="dxa"/>
+            <w:vAlign w:val="center"/>
+          </w:tcPr>
+          <w:p>
+            <w:pPr>
+              <w:rPr>
+                <w:b/>
+                <w:bCs/>
+              </w:rPr>
+            </w:pPr>
+            <w:r>
+              <w:rPr>
+                <w:b/>
+                <w:bCs/>
+              </w:rPr>
+              <w:t>CEO / Desarrollador Full Stack</w:t>
+            </w:r>
+          </w:p>
+        </w:tc>
+        <w:tc>
+          <w:tcPr>
+            <w:tcW w:w="2194" w:type="dxa"/>
+            <w:vAlign w:val="center"/>
+          </w:tcPr>
+          <w:p>
+            <w:pPr>
+              <w:rPr>
+                <w:b/>
+                <w:bCs/>
+              </w:rPr>
+            </w:pPr>
+            <w:r>
+              <w:t>Gestión global del proyecto, planificación técnica, desarrollo de la aplicación móvil, panel web, base de datos, pruebas y mantenimiento del sistema. Atención directa con clientes.</w:t>
+            </w:r>
+          </w:p>
+        </w:tc>
+        <w:tc>
+          <w:tcPr>
+            <w:tcW w:w="2194" w:type="dxa"/>
+            <w:vAlign w:val="center"/>
+          </w:tcPr>
+          <w:p>
+            <w:pPr>
+              <w:rPr>
+                <w:b/>
+                <w:bCs/>
+              </w:rPr>
+            </w:pPr>
+            <w:r>
+              <w:t>Conocimientos en programación multiplataforma, bases de datos, gestión de proyectos, capacidad de análisis y toma de decisiones.</w:t>
+            </w:r>
+          </w:p>
+        </w:tc>
+        <w:tc>
+          <w:tcPr>
+            <w:tcW w:w="2195" w:type="dxa"/>
+            <w:vAlign w:val="center"/>
+          </w:tcPr>
+          <w:p>
+            <w:pPr>
+              <w:rPr>
+                <w:b/>
+                <w:bCs/>
+              </w:rPr>
+            </w:pPr>
+            <w:r>
+              <w:t>Fundador / Responsable principal</w:t>
+            </w:r>
+          </w:p>
+        </w:tc>
+      </w:tr>
+      <w:tr>
+        <w:tc>
+          <w:tcPr>
+            <w:tcW w:w="2194" w:type="dxa"/>
+            <w:vAlign w:val="center"/>
+          </w:tcPr>
+          <w:p>
+            <w:pPr>
+              <w:rPr>
+                <w:b/>
+                <w:bCs/>
+              </w:rPr>
+            </w:pPr>
+            <w:r>
+              <w:rPr>
+                <w:b/>
+                <w:bCs/>
+              </w:rPr>
+              <w:t>Diseñador UI/UX</w:t>
+            </w:r>
+          </w:p>
+        </w:tc>
+        <w:tc>
+          <w:tcPr>
+            <w:tcW w:w="2194" w:type="dxa"/>
+            <w:vAlign w:val="center"/>
+          </w:tcPr>
+          <w:p>
+            <w:pPr>
+              <w:rPr>
+                <w:b/>
+                <w:bCs/>
+              </w:rPr>
+            </w:pPr>
+            <w:r>
+              <w:t>Diseño visual, experiencia de usuario, creación de interfaces profesionales y prototipos.</w:t>
+            </w:r>
+          </w:p>
+        </w:tc>
+        <w:tc>
+          <w:tcPr>
+            <w:tcW w:w="2194" w:type="dxa"/>
+            <w:vAlign w:val="center"/>
+          </w:tcPr>
+          <w:p>
+            <w:pPr>
+              <w:rPr>
+                <w:b/>
+                <w:bCs/>
+              </w:rPr>
+            </w:pPr>
+            <w:proofErr w:type="spellStart"/>
+            <w:r>
+              <w:t>Figma</w:t>
+            </w:r>
+            <w:proofErr w:type="spellEnd"/>
+            <w:r>
+              <w:t>, diseño responsive, usabilidad.</w:t>
+            </w:r>
+          </w:p>
+        </w:tc>
+        <w:tc>
+          <w:tcPr>
+            <w:tcW w:w="2195" w:type="dxa"/>
+            <w:vAlign w:val="center"/>
+          </w:tcPr>
+          <w:p>
+            <w:pPr>
+              <w:rPr>
+                <w:b/>
+                <w:bCs/>
+              </w:rPr>
+            </w:pPr>
+            <w:r>
+              <w:t>Colaborador puntual</w:t>
+            </w:r>
+          </w:p>
+        </w:tc>
+      </w:tr>
+      <w:tr>
+        <w:tc>
+          <w:tcPr>
+            <w:tcW w:w="2194" w:type="dxa"/>
+            <w:vAlign w:val="center"/>
+          </w:tcPr>
+          <w:p>
+            <w:pPr>
+              <w:rPr>
+                <w:b/>
+                <w:bCs/>
+              </w:rPr>
+            </w:pPr>
+            <w:r>
+              <w:rPr>
+                <w:b/>
+                <w:bCs/>
+              </w:rPr>
+              <w:t>Soporte Técnico</w:t>
+            </w:r>
+          </w:p>
+        </w:tc>
+        <w:tc>
+          <w:tcPr>
+            <w:tcW w:w="2194" w:type="dxa"/>
+            <w:vAlign w:val="center"/>
+          </w:tcPr>
+          <w:p>
+            <w:pPr>
+              <w:rPr>
+                <w:b/>
+                <w:bCs/>
+              </w:rPr>
+            </w:pPr>
+            <w:r>
+              <w:t>Resolución de incidencias, acompañamiento en instalación, asistencia remota o presencial, actualizaciones.</w:t>
+            </w:r>
+          </w:p>
+        </w:tc>
+        <w:tc>
+          <w:tcPr>
+            <w:tcW w:w="2194" w:type="dxa"/>
+            <w:vAlign w:val="center"/>
+          </w:tcPr>
+          <w:p>
+            <w:pPr>
+              <w:rPr>
+                <w:b/>
+                <w:bCs/>
+              </w:rPr>
+            </w:pPr>
+            <w:r>
+              <w:t>Comunicación, soporte TI básico, comprensión del software.</w:t>
+            </w:r>
+          </w:p>
+        </w:tc>
+        <w:tc>
+          <w:tcPr>
+            <w:tcW w:w="2195" w:type="dxa"/>
+            <w:vAlign w:val="center"/>
+          </w:tcPr>
+          <w:p>
+            <w:pPr>
+              <w:rPr>
+                <w:b/>
+                <w:bCs/>
+              </w:rPr>
+            </w:pPr>
+            <w:r>
+              <w:t>Asumido inicialmente por el CEO</w:t>
+            </w:r>
+          </w:p>
+        </w:tc>
+      </w:tr>
+      <w:tr>
+        <w:tc>
+          <w:tcPr>
+            <w:tcW w:w="2194" w:type="dxa"/>
+            <w:vAlign w:val="center"/>
+          </w:tcPr>
+          <w:p>
+            <w:pPr>
+              <w:rPr>
+                <w:b/>
+                <w:bCs/>
+              </w:rPr>
+            </w:pPr>
+            <w:r>
+              <w:rPr>
+                <w:b/>
+                <w:bCs/>
+              </w:rPr>
+              <w:t>Marketing y Comunicación</w:t>
+            </w:r>
+          </w:p>
+        </w:tc>
+        <w:tc>
+          <w:tcPr>
+            <w:tcW w:w="2194" w:type="dxa"/>
+            <w:vAlign w:val="center"/>
+          </w:tcPr>
+          <w:p>
+            <w:pPr>
+              <w:rPr>
+                <w:b/>
+                <w:bCs/>
+              </w:rPr>
+            </w:pPr>
+            <w:r>
+              <w:t>Gestión de redes, publicidad, contacto con hostelería, estrategia de captación.</w:t>
+            </w:r>
+          </w:p>
+        </w:tc>
+        <w:tc>
+          <w:tcPr>
+            <w:tcW w:w="2194" w:type="dxa"/>
+            <w:vAlign w:val="center"/>
+          </w:tcPr>
+          <w:p>
+            <w:pPr>
+              <w:rPr>
+                <w:b/>
+                <w:bCs/>
+              </w:rPr>
+            </w:pPr>
+            <w:r>
+              <w:t xml:space="preserve">Marketing digital, </w:t>
+            </w:r>
+            <w:proofErr w:type="spellStart"/>
+            <w:r>
+              <w:t>copywriting</w:t>
+            </w:r>
+            <w:proofErr w:type="spellEnd"/>
+            <w:r>
+              <w:t>, comunicación comercial.</w:t>
+            </w:r>
+          </w:p>
+        </w:tc>
+        <w:tc>
+          <w:tcPr>
+            <w:tcW w:w="2195" w:type="dxa"/>
+            <w:vAlign w:val="center"/>
+          </w:tcPr>
+          <w:p>
+            <w:pPr>
+              <w:rPr>
+                <w:b/>
+                <w:bCs/>
+              </w:rPr>
+            </w:pPr>
+            <w:r>
+              <w:t>Contratable por campañas</w:t>
+            </w:r>
+          </w:p>
+        </w:tc>
+      </w:tr>
+    </w:tbl>
+    <w:p>
+      <w:pPr>
+        <w:rPr>
+          <w:b/>
+          <w:bCs/>
+        </w:rPr>
+      </w:pPr>
+    </w:p>
+    <w:p>
+      <w:pPr>
+        <w:spacing w:line="360" w:lineRule="auto"/>
+      </w:pPr>
+      <w:r>
+        <w:rPr>
+          <w:b/>
+          <w:bCs/>
+        </w:rPr>
+        <w:t>Reclutamiento y selección:</w:t>
+      </w:r>
+      <w:r>
+        <w:br/>
+        <w:t xml:space="preserve">El primer año no será necesaria contratación estable. Si el número de clientes crece, se abrirá proceso para </w:t>
+      </w:r>
+      <w:r>
+        <w:rPr>
+          <w:b/>
+          <w:bCs/>
+        </w:rPr>
+        <w:t>1 soporte técnico y 1 comercial</w:t>
+      </w:r>
+      <w:r>
+        <w:t xml:space="preserve"> priorizando candidatos con experiencia en hostelería o software.</w:t>
+      </w:r>
+      <w:r>
+        <w:br/>
+        <w:t>La captación se realizará mediante LinkedIn, InfoJobs y contacto directo con escuelas de formación tecnológica.</w:t>
+      </w:r>
+    </w:p>
+    <w:p>
+      <w:pPr>
+        <w:pStyle w:val="1"/>
+      </w:pPr>
+      <w:bookmarkStart w:id="9" w:name="_Toc221548908"/>
+      <w:r>
+        <w:lastRenderedPageBreak/>
+        <w:t>10</w:t>
+      </w:r>
+      <w:r>
+        <w:t>. COSTE DE TRABAJADORES Y SOCIOS</w:t>
+      </w:r>
+      <w:bookmarkEnd w:id="9"/>
+    </w:p>
+    <w:p>
+      <w:pPr>
+        <w:spacing w:line="360" w:lineRule="auto"/>
+      </w:pPr>
+      <w:r>
+        <w:t xml:space="preserve">Como el proyecto está liderado por ti, se te incluye como </w:t>
+      </w:r>
+      <w:r>
+        <w:rPr>
+          <w:b/>
+          <w:bCs/>
+        </w:rPr>
+        <w:t>socio-trabajador</w:t>
+      </w:r>
+      <w:r>
+        <w:t xml:space="preserve"> con un sueldo base estimado según valores del sector tecnológico junior.</w:t>
+      </w:r>
+    </w:p>
+    <w:p>
+      <w:pPr>
+        <w:rPr>
+          <w:b/>
+          <w:bCs/>
+        </w:rPr>
+      </w:pPr>
+      <w:r>
+        <w:rPr>
+          <w:b/>
+          <w:bCs/>
+        </w:rPr>
+        <w:t>Tabla socios</w:t>
+      </w:r>
+    </w:p>
+    <w:tbl>
+      <w:tblPr>
+        <w:tblStyle w:val="ac"/>
+        <w:tblW w:w="0" w:type="auto"/>
+        <w:tblLook w:val="04A0" w:firstRow="1" w:lastRow="0" w:firstColumn="1" w:lastColumn="0" w:noHBand="0" w:noVBand="1"/>
+      </w:tblPr>
+      <w:tblGrid>
+        <w:gridCol w:w="4247"/>
+        <w:gridCol w:w="4247"/>
+      </w:tblGrid>
+      <w:tr>
+        <w:tc>
+          <w:tcPr>
+            <w:tcW w:w="4388" w:type="dxa"/>
+            <w:vAlign w:val="center"/>
+          </w:tcPr>
+          <w:p>
+            <w:pPr>
+              <w:spacing w:line="360" w:lineRule="auto"/>
+            </w:pPr>
+            <w:r>
+              <w:rPr>
+                <w:b/>
+                <w:bCs/>
+              </w:rPr>
+              <w:t>NOMBRE DEL SOCIO/A</w:t>
+            </w:r>
+          </w:p>
+        </w:tc>
+        <w:tc>
+          <w:tcPr>
+            <w:tcW w:w="4389" w:type="dxa"/>
+            <w:vAlign w:val="center"/>
+          </w:tcPr>
+          <w:p>
+            <w:pPr>
+              <w:spacing w:line="360" w:lineRule="auto"/>
+            </w:pPr>
+            <w:r>
+              <w:rPr>
+                <w:b/>
+                <w:bCs/>
+              </w:rPr>
+              <w:t>SALARIO ANUAL (€)</w:t>
+            </w:r>
+          </w:p>
+        </w:tc>
+      </w:tr>
+      <w:tr>
+        <w:tc>
+          <w:tcPr>
+            <w:tcW w:w="4388" w:type="dxa"/>
+            <w:vAlign w:val="center"/>
+          </w:tcPr>
+          <w:p>
+            <w:pPr>
+              <w:spacing w:line="360" w:lineRule="auto"/>
+            </w:pPr>
+            <w:r>
+              <w:t>Yehor Burlachenko</w:t>
+            </w:r>
+          </w:p>
+        </w:tc>
+        <w:tc>
+          <w:tcPr>
+            <w:tcW w:w="4389" w:type="dxa"/>
+            <w:vAlign w:val="center"/>
+          </w:tcPr>
+          <w:p>
+            <w:pPr>
+              <w:spacing w:line="360" w:lineRule="auto"/>
+            </w:pPr>
+            <w:r>
+              <w:rPr>
+                <w:b/>
+                <w:bCs/>
+              </w:rPr>
+              <w:t>1</w:t>
+            </w:r>
+            <w:r>
+              <w:rPr>
+                <w:b/>
+                <w:bCs/>
+              </w:rPr>
+              <w:t>2</w:t>
+            </w:r>
+            <w:r>
+              <w:rPr>
+                <w:b/>
+                <w:bCs/>
+              </w:rPr>
+              <w:t>.000 €</w:t>
+            </w:r>
+          </w:p>
+        </w:tc>
+      </w:tr>
+      <w:tr>
+        <w:tc>
+          <w:tcPr>
+            <w:tcW w:w="4388" w:type="dxa"/>
+          </w:tcPr>
+          <w:tbl>
+            <w:tblPr>
+              <w:tblW w:w="0" w:type="auto"/>
+              <w:tblCellSpacing w:w="15" w:type="dxa"/>
+              <w:tblCellMar>
+                <w:top w:w="15" w:type="dxa"/>
+                <w:left w:w="15" w:type="dxa"/>
+                <w:bottom w:w="15" w:type="dxa"/>
+                <w:right w:w="15" w:type="dxa"/>
+              </w:tblCellMar>
+              <w:tblLook w:val="04A0" w:firstRow="1" w:lastRow="0" w:firstColumn="1" w:lastColumn="0" w:noHBand="0" w:noVBand="1"/>
+            </w:tblPr>
+            <w:tblGrid>
+              <w:gridCol w:w="3068"/>
+            </w:tblGrid>
+            <w:tr>
+              <w:trPr>
+                <w:tblCellSpacing w:w="15" w:type="dxa"/>
+              </w:trPr>
+              <w:tc>
+                <w:tcPr>
+                  <w:tcW w:w="0" w:type="auto"/>
+                  <w:vAlign w:val="center"/>
+                  <w:hideMark/>
+                </w:tcPr>
+                <w:p>
+                  <w:pPr>
+                    <w:spacing w:line="360" w:lineRule="auto"/>
+                  </w:pPr>
+                  <w:proofErr w:type="gramStart"/>
+                  <w:r>
+                    <w:rPr>
+                      <w:rStyle w:val="af2"/>
+                    </w:rPr>
+                    <w:t>TOTAL</w:t>
+                  </w:r>
+                  <w:proofErr w:type="gramEnd"/>
+                  <w:r>
+                    <w:rPr>
+                      <w:rStyle w:val="af2"/>
+                    </w:rPr>
+                    <w:t xml:space="preserve"> COSTES SOCIOS/AS:</w:t>
+                  </w:r>
+                </w:p>
+              </w:tc>
+            </w:tr>
+          </w:tbl>
+          <w:p>
+            <w:pPr>
+              <w:spacing w:line="360" w:lineRule="auto"/>
+            </w:pPr>
+          </w:p>
+        </w:tc>
+        <w:tc>
+          <w:tcPr>
+            <w:tcW w:w="4389" w:type="dxa"/>
+          </w:tcPr>
+          <w:tbl>
+            <w:tblPr>
+              <w:tblW w:w="0" w:type="auto"/>
+              <w:tblCellSpacing w:w="15" w:type="dxa"/>
+              <w:tblCellMar>
+                <w:top w:w="15" w:type="dxa"/>
+                <w:left w:w="15" w:type="dxa"/>
+                <w:bottom w:w="15" w:type="dxa"/>
+                <w:right w:w="15" w:type="dxa"/>
+              </w:tblCellMar>
+              <w:tblLook w:val="04A0" w:firstRow="1" w:lastRow="0" w:firstColumn="1" w:lastColumn="0" w:noHBand="0" w:noVBand="1"/>
+            </w:tblPr>
+            <w:tblGrid>
+              <w:gridCol w:w="3068"/>
+            </w:tblGrid>
+            <w:tr>
+              <w:trPr>
+                <w:tblCellSpacing w:w="15" w:type="dxa"/>
+              </w:trPr>
+              <w:tc>
+                <w:tcPr>
+                  <w:tcW w:w="0" w:type="auto"/>
+                  <w:vAlign w:val="center"/>
+                  <w:hideMark/>
+                </w:tcPr>
+                <w:p>
+                  <w:pPr>
+                    <w:spacing w:line="360" w:lineRule="auto"/>
+                  </w:pPr>
+                  <w:proofErr w:type="gramStart"/>
+                  <w:r>
+                    <w:rPr>
+                      <w:rStyle w:val="af2"/>
+                    </w:rPr>
+                    <w:t>TOTAL</w:t>
+                  </w:r>
+                  <w:proofErr w:type="gramEnd"/>
+                  <w:r>
+                    <w:rPr>
+                      <w:rStyle w:val="af2"/>
+                    </w:rPr>
+                    <w:t xml:space="preserve"> COSTES SOCIOS/AS:</w:t>
+                  </w:r>
+                </w:p>
+              </w:tc>
+            </w:tr>
+          </w:tbl>
+          <w:p>
+            <w:pPr>
+              <w:spacing w:line="360" w:lineRule="auto"/>
+            </w:pPr>
+          </w:p>
+        </w:tc>
+      </w:tr>
+    </w:tbl>
+    <w:p/>
+    <w:p>
+      <w:pPr>
+        <w:rPr>
+          <w:b/>
+          <w:bCs/>
+        </w:rPr>
+      </w:pPr>
+      <w:r>
+        <w:rPr>
+          <w:b/>
+          <w:bCs/>
+        </w:rPr>
+        <w:t>Tabla trabajadores por cuenta ajena</w:t>
+      </w:r>
+    </w:p>
+    <w:tbl>
+      <w:tblPr>
+        <w:tblStyle w:val="ac"/>
+        <w:tblW w:w="0" w:type="auto"/>
+        <w:tblLook w:val="04A0" w:firstRow="1" w:lastRow="0" w:firstColumn="1" w:lastColumn="0" w:noHBand="0" w:noVBand="1"/>
+      </w:tblPr>
+      <w:tblGrid>
+        <w:gridCol w:w="2090"/>
+        <w:gridCol w:w="2395"/>
+        <w:gridCol w:w="1995"/>
+        <w:gridCol w:w="2014"/>
+      </w:tblGrid>
+      <w:tr>
+        <w:tc>
+          <w:tcPr>
+            <w:tcW w:w="2194" w:type="dxa"/>
+            <w:vAlign w:val="center"/>
+          </w:tcPr>
+          <w:p>
+            <w:pPr>
+              <w:rPr>
+                <w:b/>
+                <w:bCs/>
+              </w:rPr>
+            </w:pPr>
+            <w:r>
+              <w:rPr>
+                <w:b/>
+                <w:bCs/>
+              </w:rPr>
+              <w:t>NOMBRE DEL TRABAJADOR</w:t>
+            </w:r>
+          </w:p>
+        </w:tc>
+        <w:tc>
+          <w:tcPr>
+            <w:tcW w:w="2194" w:type="dxa"/>
+            <w:vAlign w:val="center"/>
+          </w:tcPr>
+          <w:p>
+            <w:pPr>
+              <w:rPr>
+                <w:b/>
+                <w:bCs/>
+              </w:rPr>
+            </w:pPr>
+            <w:r>
+              <w:rPr>
+                <w:b/>
+                <w:bCs/>
+              </w:rPr>
+              <w:t>PUESTO Y CATEGORÍA</w:t>
+            </w:r>
+          </w:p>
+        </w:tc>
+        <w:tc>
+          <w:tcPr>
+            <w:tcW w:w="2194" w:type="dxa"/>
+            <w:vAlign w:val="center"/>
+          </w:tcPr>
+          <w:p>
+            <w:pPr>
+              <w:rPr>
+                <w:b/>
+                <w:bCs/>
+              </w:rPr>
+            </w:pPr>
+            <w:r>
+              <w:rPr>
+                <w:b/>
+                <w:bCs/>
+              </w:rPr>
+              <w:t>SALARIO BRUTO ANUAL (€)</w:t>
+            </w:r>
+          </w:p>
+        </w:tc>
+        <w:tc>
+          <w:tcPr>
+            <w:tcW w:w="2195" w:type="dxa"/>
+            <w:vAlign w:val="center"/>
+          </w:tcPr>
+          <w:p>
+            <w:pPr>
+              <w:rPr>
+                <w:b/>
+                <w:bCs/>
+              </w:rPr>
+            </w:pPr>
+            <w:r>
+              <w:rPr>
+                <w:b/>
+                <w:bCs/>
+              </w:rPr>
+              <w:t xml:space="preserve">COSTE PARA LA EMPRESA ANUAL (€ </w:t>
+            </w:r>
+            <w:proofErr w:type="gramStart"/>
+            <w:r>
+              <w:rPr>
+                <w:b/>
+                <w:bCs/>
+              </w:rPr>
+              <w:t>aprox.)*</w:t>
+            </w:r>
+            <w:proofErr w:type="gramEnd"/>
+          </w:p>
+        </w:tc>
+      </w:tr>
+      <w:tr>
+        <w:trPr>
+          <w:trHeight w:val="883"/>
+        </w:trPr>
+        <w:tc>
+          <w:tcPr>
+            <w:tcW w:w="2194" w:type="dxa"/>
+            <w:vAlign w:val="center"/>
+          </w:tcPr>
+          <w:p>
+            <w:pPr>
+              <w:rPr>
+                <w:b/>
+                <w:bCs/>
+              </w:rPr>
+            </w:pPr>
+            <w:proofErr w:type="gramStart"/>
+            <w:r>
+              <w:t>Vacante futuro</w:t>
+            </w:r>
+            <w:proofErr w:type="gramEnd"/>
+          </w:p>
+        </w:tc>
+        <w:tc>
+          <w:tcPr>
+            <w:tcW w:w="2194" w:type="dxa"/>
+            <w:vAlign w:val="center"/>
+          </w:tcPr>
+          <w:p>
+            <w:pPr>
+              <w:rPr>
+                <w:b/>
+                <w:bCs/>
+              </w:rPr>
+            </w:pPr>
+            <w:r>
+              <w:t>Técnico de soporte nivel 1</w:t>
+            </w:r>
+          </w:p>
+        </w:tc>
+        <w:tc>
+          <w:tcPr>
+            <w:tcW w:w="2194" w:type="dxa"/>
+            <w:vAlign w:val="center"/>
+          </w:tcPr>
+          <w:p>
+            <w:pPr>
+              <w:rPr>
+                <w:b/>
+                <w:bCs/>
+              </w:rPr>
+            </w:pPr>
+            <w:r>
+              <w:t>14.000 €</w:t>
+            </w:r>
+          </w:p>
+        </w:tc>
+        <w:tc>
+          <w:tcPr>
+            <w:tcW w:w="2195" w:type="dxa"/>
+            <w:vAlign w:val="center"/>
+          </w:tcPr>
+          <w:p>
+            <w:pPr>
+              <w:rPr>
+                <w:b/>
+                <w:bCs/>
+              </w:rPr>
+            </w:pPr>
+            <w:r>
+              <w:t>18.200 €</w:t>
+            </w:r>
+          </w:p>
+        </w:tc>
+      </w:tr>
+      <w:tr>
+        <w:trPr>
+          <w:trHeight w:val="862"/>
+        </w:trPr>
+        <w:tc>
+          <w:tcPr>
+            <w:tcW w:w="2194" w:type="dxa"/>
+            <w:vAlign w:val="center"/>
+          </w:tcPr>
+          <w:p>
+            <w:pPr>
+              <w:rPr>
+                <w:b/>
+                <w:bCs/>
+              </w:rPr>
+            </w:pPr>
+            <w:proofErr w:type="gramStart"/>
+            <w:r>
+              <w:t>Vacante futuro</w:t>
+            </w:r>
+            <w:proofErr w:type="gramEnd"/>
+          </w:p>
+        </w:tc>
+        <w:tc>
+          <w:tcPr>
+            <w:tcW w:w="2194" w:type="dxa"/>
+            <w:vAlign w:val="center"/>
+          </w:tcPr>
+          <w:p>
+            <w:pPr>
+              <w:rPr>
+                <w:b/>
+                <w:bCs/>
+              </w:rPr>
+            </w:pPr>
+            <w:r>
+              <w:t>Comercial/Marketing</w:t>
+            </w:r>
+          </w:p>
+        </w:tc>
+        <w:tc>
+          <w:tcPr>
+            <w:tcW w:w="2194" w:type="dxa"/>
+            <w:vAlign w:val="center"/>
+          </w:tcPr>
+          <w:p>
+            <w:pPr>
+              <w:rPr>
+                <w:b/>
+                <w:bCs/>
+              </w:rPr>
+            </w:pPr>
+            <w:r>
+              <w:t>16.000 €</w:t>
+            </w:r>
+          </w:p>
+        </w:tc>
+        <w:tc>
+          <w:tcPr>
+            <w:tcW w:w="2195" w:type="dxa"/>
+            <w:vAlign w:val="center"/>
+          </w:tcPr>
+          <w:p>
+            <w:pPr>
+              <w:rPr>
+                <w:b/>
+                <w:bCs/>
+              </w:rPr>
+            </w:pPr>
+            <w:r>
+              <w:t>21.000 €</w:t>
+            </w:r>
+          </w:p>
+        </w:tc>
+      </w:tr>
+      <w:tr>
+        <w:tc>
+          <w:tcPr>
+            <w:tcW w:w="2194" w:type="dxa"/>
+            <w:vAlign w:val="center"/>
+          </w:tcPr>
+          <w:p>
+            <w:pPr>
+              <w:rPr>
+                <w:b/>
+                <w:bCs/>
+              </w:rPr>
+            </w:pPr>
+            <w:proofErr w:type="gramStart"/>
+            <w:r>
+              <w:rPr>
+                <w:b/>
+                <w:bCs/>
+              </w:rPr>
+              <w:t>TOTAL</w:t>
+            </w:r>
+            <w:proofErr w:type="gramEnd"/>
+            <w:r>
+              <w:rPr>
+                <w:b/>
+                <w:bCs/>
+              </w:rPr>
+              <w:t xml:space="preserve"> COSTE PERSONAL POR CUENTA AJENA</w:t>
+            </w:r>
+          </w:p>
+        </w:tc>
+        <w:tc>
+          <w:tcPr>
+            <w:tcW w:w="2194" w:type="dxa"/>
+            <w:vAlign w:val="center"/>
+          </w:tcPr>
+          <w:p>
+            <w:pPr>
+              <w:rPr>
+                <w:b/>
+                <w:bCs/>
+              </w:rPr>
+            </w:pPr>
+          </w:p>
+        </w:tc>
+        <w:tc>
+          <w:tcPr>
+            <w:tcW w:w="2194" w:type="dxa"/>
+            <w:vAlign w:val="center"/>
+          </w:tcPr>
+          <w:p>
+            <w:pPr>
+              <w:rPr>
+                <w:b/>
+                <w:bCs/>
+              </w:rPr>
+            </w:pPr>
+            <w:r>
+              <w:rPr>
+                <w:b/>
+                <w:bCs/>
+              </w:rPr>
+              <w:t>30.000 €</w:t>
+            </w:r>
+          </w:p>
+        </w:tc>
+        <w:tc>
+          <w:tcPr>
+            <w:tcW w:w="2195" w:type="dxa"/>
+            <w:vAlign w:val="center"/>
+          </w:tcPr>
+          <w:p>
+            <w:pPr>
+              <w:rPr>
+                <w:b/>
+                <w:bCs/>
+              </w:rPr>
+            </w:pPr>
+            <w:r>
+              <w:rPr>
+                <w:b/>
+                <w:bCs/>
+              </w:rPr>
+              <w:t>39.200€</w:t>
+            </w:r>
+          </w:p>
+        </w:tc>
+      </w:tr>
+    </w:tbl>
+    <w:p>
+      <w:pPr>
+        <w:rPr>
+          <w:b/>
+          <w:bCs/>
+        </w:rPr>
+      </w:pPr>
+    </w:p>
+    <w:p>
+      <w:r>
+        <w:t>* Coste empresa estimado con Seguridad Social ≈ +30% del bruto</w:t>
+      </w:r>
+    </w:p>
+    <w:p/>
+    <w:p>
+      <w:pPr>
+        <w:spacing w:line="360" w:lineRule="auto"/>
+        <w:rPr>
+          <w:rFonts w:ascii="Aptos" w:hAnsi="Aptos"/>
+        </w:rPr>
+      </w:pPr>
+    </w:p>
+    <w:p>
+      <w:pPr>
         <w:rPr>
           <w:u w:val="single"/>
         </w:rPr>
       </w:pPr>
     </w:p>
+    <w:p>
+      <w:pPr>
+        <w:rPr>
+          <w:u w:val="single"/>
+        </w:rPr>
+      </w:pPr>
+    </w:p>
+    <w:p>
+      <w:pPr>
+        <w:rPr>
+          <w:u w:val="single"/>
+        </w:rPr>
+      </w:pPr>
+    </w:p>
+    <w:p>
+      <w:pPr>
+        <w:rPr>
+          <w:u w:val="single"/>
+        </w:rPr>
+      </w:pPr>
+    </w:p>
+    <w:p>
+      <w:pPr>
+        <w:rPr>
+          <w:u w:val="single"/>
+        </w:rPr>
+      </w:pPr>
+    </w:p>
+    <w:p>
+      <w:pPr>
+        <w:rPr>
+          <w:u w:val="single"/>
+        </w:rPr>
+      </w:pPr>
+    </w:p>
+    <w:p>
+      <w:pPr>
+        <w:rPr>
+          <w:u w:val="single"/>
+        </w:rPr>
+      </w:pPr>
+    </w:p>
+    <w:p>
+      <w:pPr>
+        <w:pStyle w:val="1"/>
+      </w:pPr>
+      <w:bookmarkStart w:id="10" w:name="_Toc221548909"/>
+      <w:r>
+        <w:lastRenderedPageBreak/>
+        <w:t>1</w:t>
+      </w:r>
+      <w:r>
+        <w:t>1</w:t>
+      </w:r>
+      <w:r>
+        <w:t>. ELECCIÓN DE LA FORMA LEGAL DE LA EMPRESA</w:t>
+      </w:r>
+      <w:bookmarkEnd w:id="10"/>
+    </w:p>
+    <w:p>
+      <w:pPr>
+        <w:spacing w:line="360" w:lineRule="auto"/>
+      </w:pPr>
+      <w:r>
+        <w:t xml:space="preserve">Para el desarrollo del proyecto </w:t>
+      </w:r>
+      <w:proofErr w:type="spellStart"/>
+      <w:r>
+        <w:t>Orderly</w:t>
+      </w:r>
+      <w:proofErr w:type="spellEnd"/>
+      <w:r>
+        <w:t xml:space="preserve"> se ha optado por la forma jurídica de empresario individual (autónomo). Esta elección se considera la más adecuada teniendo en cuenta la naturaleza del proyecto, su fase inicial y las características del promotor.</w:t>
+      </w:r>
+    </w:p>
+    <w:p>
+      <w:pPr>
+        <w:spacing w:line="360" w:lineRule="auto"/>
+      </w:pPr>
+      <w:r>
+        <w:t>En primer lugar, se trata de una empresa de base tecnológica en fase de lanzamiento, impulsada por una sola persona, que asume tanto la dirección como el desarrollo del producto. La figura del autónomo permite una gestión sencilla, con menor carga administrativa y costes reducidos en comparación con otras formas jurídicas como la Sociedad Limitada.</w:t>
+      </w:r>
+    </w:p>
+    <w:p>
+      <w:pPr>
+        <w:spacing w:line="360" w:lineRule="auto"/>
+      </w:pPr>
+      <w:r>
+        <w:t xml:space="preserve">Además, esta forma legal no requiere un capital social mínimo, lo que facilita el inicio de la actividad sin necesidad de una inversión elevada. Esto resulta especialmente ventajoso en un proyecto como </w:t>
+      </w:r>
+      <w:proofErr w:type="spellStart"/>
+      <w:r>
+        <w:t>Orderly</w:t>
+      </w:r>
+      <w:proofErr w:type="spellEnd"/>
+      <w:r>
+        <w:t>, donde el principal activo es el conocimiento técnico y el trabajo propio del emprendedor.</w:t>
+      </w:r>
+    </w:p>
+    <w:p>
+      <w:pPr>
+        <w:spacing w:line="360" w:lineRule="auto"/>
+      </w:pPr>
+      <w:r>
+        <w:t>Otro aspecto relevante es la rapidez en la constitución y la flexibilidad para tomar decisiones, algo fundamental en un entorno tecnológico cambiante, donde es necesario adaptarse con rapidez a las necesidades del mercado y de los clientes.</w:t>
+      </w:r>
+    </w:p>
+    <w:p>
+      <w:pPr>
+        <w:spacing w:line="360" w:lineRule="auto"/>
+      </w:pPr>
+      <w:r>
+        <w:t>En una fase posterior, y en caso de crecimiento del negocio, aumento de la facturación o entrada de nuevos socios, se valorará la transformación de la empresa en una Sociedad Limitada para limitar la responsabilidad patrimonial y facilitar la expansión.</w:t>
+      </w:r>
+    </w:p>
+    <w:p>
+      <w:r>
+        <w:br w:type="page"/>
+      </w:r>
+    </w:p>
+    <w:p>
+      <w:pPr>
+        <w:pStyle w:val="1"/>
+        <w:spacing w:line="360" w:lineRule="auto"/>
+      </w:pPr>
+      <w:bookmarkStart w:id="11" w:name="_Toc221548910"/>
+      <w:r>
+        <w:lastRenderedPageBreak/>
+        <w:t>1</w:t>
+      </w:r>
+      <w:r>
+        <w:t>2. PREVISIÓN DE VENTAS Y DE COMPRAS</w:t>
+      </w:r>
+      <w:bookmarkEnd w:id="11"/>
+    </w:p>
+    <w:p>
+      <w:pPr>
+        <w:spacing w:line="360" w:lineRule="auto"/>
+        <w:rPr>
+          <w:b/>
+          <w:bCs/>
+        </w:rPr>
+      </w:pPr>
+      <w:r>
+        <w:rPr>
+          <w:b/>
+          <w:bCs/>
+        </w:rPr>
+        <w:t>2.1 Previsión de ventas (primer año)</w:t>
+      </w:r>
+    </w:p>
+    <w:p>
+      <w:pPr>
+        <w:spacing w:line="360" w:lineRule="auto"/>
+      </w:pPr>
+      <w:r>
+        <w:t>La previsión de ventas se ha realizado de forma prudente y coherente con el contexto del proyecto y coincide con los importes reflejados en el Excel de cuentas anuales.</w:t>
+      </w:r>
+    </w:p>
+    <w:tbl>
+      <w:tblPr>
+        <w:tblStyle w:val="ac"/>
+        <w:tblW w:w="0" w:type="auto"/>
+        <w:tblLook w:val="04A0" w:firstRow="1" w:lastRow="0" w:firstColumn="1" w:lastColumn="0" w:noHBand="0" w:noVBand="1"/>
+      </w:tblPr>
+      <w:tblGrid>
+        <w:gridCol w:w="2123"/>
+        <w:gridCol w:w="2123"/>
+        <w:gridCol w:w="2124"/>
+        <w:gridCol w:w="2124"/>
+      </w:tblGrid>
+      <w:tr>
+        <w:tc>
+          <w:tcPr>
+            <w:tcW w:w="2123" w:type="dxa"/>
+            <w:vAlign w:val="center"/>
+          </w:tcPr>
+          <w:p>
+            <w:r>
+              <w:rPr>
+                <w:b/>
+                <w:bCs/>
+              </w:rPr>
+              <w:t>Producto / Servicio</w:t>
+            </w:r>
+          </w:p>
+        </w:tc>
+        <w:tc>
+          <w:tcPr>
+            <w:tcW w:w="2123" w:type="dxa"/>
+            <w:vAlign w:val="center"/>
+          </w:tcPr>
+          <w:p>
+            <w:r>
+              <w:rPr>
+                <w:b/>
+                <w:bCs/>
+              </w:rPr>
+              <w:t>Unidades previstas</w:t>
+            </w:r>
+          </w:p>
+        </w:tc>
+        <w:tc>
+          <w:tcPr>
+            <w:tcW w:w="2124" w:type="dxa"/>
+            <w:vAlign w:val="center"/>
+          </w:tcPr>
+          <w:p>
+            <w:r>
+              <w:rPr>
+                <w:b/>
+                <w:bCs/>
+              </w:rPr>
+              <w:t>Precio unitario (€)</w:t>
+            </w:r>
+          </w:p>
+        </w:tc>
+        <w:tc>
+          <w:tcPr>
+            <w:tcW w:w="2124" w:type="dxa"/>
+            <w:vAlign w:val="center"/>
+          </w:tcPr>
+          <w:p>
+            <w:r>
+              <w:rPr>
+                <w:b/>
+                <w:bCs/>
+              </w:rPr>
+              <w:t>Total (€)</w:t>
+            </w:r>
+          </w:p>
+        </w:tc>
+      </w:tr>
+      <w:tr>
+        <w:tc>
+          <w:tcPr>
+            <w:tcW w:w="2123" w:type="dxa"/>
+            <w:vAlign w:val="center"/>
+          </w:tcPr>
+          <w:p>
+            <w:proofErr w:type="spellStart"/>
+            <w:r>
+              <w:t>Orderly</w:t>
+            </w:r>
+            <w:proofErr w:type="spellEnd"/>
+            <w:r>
+              <w:t xml:space="preserve"> Básico</w:t>
+            </w:r>
+          </w:p>
+        </w:tc>
+        <w:tc>
+          <w:tcPr>
+            <w:tcW w:w="2123" w:type="dxa"/>
+            <w:vAlign w:val="center"/>
+          </w:tcPr>
+          <w:p>
+            <w:r>
+              <w:t>20 suscripciones anuales</w:t>
+            </w:r>
+          </w:p>
+        </w:tc>
+        <w:tc>
+          <w:tcPr>
+            <w:tcW w:w="2124" w:type="dxa"/>
+            <w:vAlign w:val="center"/>
+          </w:tcPr>
+          <w:p>
+            <w:r>
+              <w:t>199 €</w:t>
+            </w:r>
+          </w:p>
+        </w:tc>
+        <w:tc>
+          <w:tcPr>
+            <w:tcW w:w="2124" w:type="dxa"/>
+            <w:vAlign w:val="center"/>
+          </w:tcPr>
+          <w:p>
+            <w:r>
+              <w:t>3.980 €</w:t>
+            </w:r>
+          </w:p>
+        </w:tc>
+      </w:tr>
+      <w:tr>
+        <w:tc>
+          <w:tcPr>
+            <w:tcW w:w="2123" w:type="dxa"/>
+            <w:vAlign w:val="center"/>
+          </w:tcPr>
+          <w:p>
+            <w:proofErr w:type="spellStart"/>
+            <w:r>
+              <w:t>Orderly</w:t>
+            </w:r>
+            <w:proofErr w:type="spellEnd"/>
+            <w:r>
+              <w:t xml:space="preserve"> Pro</w:t>
+            </w:r>
+          </w:p>
+        </w:tc>
+        <w:tc>
+          <w:tcPr>
+            <w:tcW w:w="2123" w:type="dxa"/>
+            <w:vAlign w:val="center"/>
+          </w:tcPr>
+          <w:p>
+            <w:r>
+              <w:t>15 suscripciones anuales</w:t>
+            </w:r>
+          </w:p>
+        </w:tc>
+        <w:tc>
+          <w:tcPr>
+            <w:tcW w:w="2124" w:type="dxa"/>
+            <w:vAlign w:val="center"/>
+          </w:tcPr>
+          <w:p>
+            <w:r>
+              <w:t>349 €</w:t>
+            </w:r>
+          </w:p>
+        </w:tc>
+        <w:tc>
+          <w:tcPr>
+            <w:tcW w:w="2124" w:type="dxa"/>
+            <w:vAlign w:val="center"/>
+          </w:tcPr>
+          <w:p>
+            <w:r>
+              <w:t>5.235 €</w:t>
+            </w:r>
+          </w:p>
+        </w:tc>
+      </w:tr>
+      <w:tr>
+        <w:tc>
+          <w:tcPr>
+            <w:tcW w:w="2123" w:type="dxa"/>
+            <w:vAlign w:val="center"/>
+          </w:tcPr>
+          <w:p>
+            <w:proofErr w:type="spellStart"/>
+            <w:r>
+              <w:t>Orderly</w:t>
+            </w:r>
+            <w:proofErr w:type="spellEnd"/>
+            <w:r>
+              <w:t xml:space="preserve"> </w:t>
+            </w:r>
+            <w:proofErr w:type="spellStart"/>
+            <w:r>
+              <w:t>Custom</w:t>
+            </w:r>
+            <w:proofErr w:type="spellEnd"/>
+          </w:p>
+        </w:tc>
+        <w:tc>
+          <w:tcPr>
+            <w:tcW w:w="2123" w:type="dxa"/>
+            <w:vAlign w:val="center"/>
+          </w:tcPr>
+          <w:p>
+            <w:r>
+              <w:t>5 proyectos</w:t>
+            </w:r>
+          </w:p>
+        </w:tc>
+        <w:tc>
+          <w:tcPr>
+            <w:tcW w:w="2124" w:type="dxa"/>
+            <w:vAlign w:val="center"/>
+          </w:tcPr>
+          <w:p>
+            <w:r>
+              <w:t>699 €</w:t>
+            </w:r>
+          </w:p>
+        </w:tc>
+        <w:tc>
+          <w:tcPr>
+            <w:tcW w:w="2124" w:type="dxa"/>
+            <w:vAlign w:val="center"/>
+          </w:tcPr>
+          <w:p>
+            <w:r>
+              <w:t>3.495 €</w:t>
+            </w:r>
+          </w:p>
+        </w:tc>
+      </w:tr>
+      <w:tr>
+        <w:tc>
+          <w:tcPr>
+            <w:tcW w:w="2123" w:type="dxa"/>
+            <w:vAlign w:val="center"/>
+          </w:tcPr>
+          <w:p>
+            <w:r>
+              <w:t>Servicios de formación y soporte</w:t>
+            </w:r>
+          </w:p>
+        </w:tc>
+        <w:tc>
+          <w:tcPr>
+            <w:tcW w:w="2123" w:type="dxa"/>
+            <w:vAlign w:val="center"/>
+          </w:tcPr>
+          <w:p>
+            <w:r>
+              <w:t>40 horas</w:t>
+            </w:r>
+          </w:p>
+        </w:tc>
+        <w:tc>
+          <w:tcPr>
+            <w:tcW w:w="2124" w:type="dxa"/>
+            <w:vAlign w:val="center"/>
+          </w:tcPr>
+          <w:p>
+            <w:r>
+              <w:t>50 €</w:t>
+            </w:r>
+          </w:p>
+        </w:tc>
+        <w:tc>
+          <w:tcPr>
+            <w:tcW w:w="2124" w:type="dxa"/>
+            <w:vAlign w:val="center"/>
+          </w:tcPr>
+          <w:p>
+            <w:r>
+              <w:t>2.000 €</w:t>
+            </w:r>
+          </w:p>
+        </w:tc>
+      </w:tr>
+      <w:tr>
+        <w:trPr>
+          <w:trHeight w:val="59"/>
+        </w:trPr>
+        <w:tc>
+          <w:tcPr>
+            <w:tcW w:w="2123" w:type="dxa"/>
+            <w:vAlign w:val="center"/>
+          </w:tcPr>
+          <w:p>
+            <w:r>
+              <w:rPr>
+                <w:rStyle w:val="af2"/>
+              </w:rPr>
+              <w:t>Otros servicios y ajustes comerciales</w:t>
+            </w:r>
+          </w:p>
+        </w:tc>
+        <w:tc>
+          <w:tcPr>
+            <w:tcW w:w="2123" w:type="dxa"/>
+            <w:vAlign w:val="center"/>
+          </w:tcPr>
+          <w:p>
+            <w:r>
+              <w:t>—</w:t>
+            </w:r>
+          </w:p>
+        </w:tc>
+        <w:tc>
+          <w:tcPr>
+            <w:tcW w:w="2124" w:type="dxa"/>
+            <w:vAlign w:val="center"/>
+          </w:tcPr>
+          <w:p>
+            <w:r>
+              <w:t>—</w:t>
+            </w:r>
+          </w:p>
+        </w:tc>
+        <w:tc>
+          <w:tcPr>
+            <w:tcW w:w="2124" w:type="dxa"/>
+            <w:vAlign w:val="center"/>
+          </w:tcPr>
+          <w:p>
+            <w:r>
+              <w:rPr>
+                <w:rStyle w:val="af2"/>
+              </w:rPr>
+              <w:t>3.290 €</w:t>
+            </w:r>
+          </w:p>
+        </w:tc>
+      </w:tr>
+    </w:tbl>
+    <w:p>
+      <w:pPr>
+        <w:spacing w:line="360" w:lineRule="auto"/>
+      </w:pPr>
+      <w:proofErr w:type="gramStart"/>
+      <w:r>
+        <w:rPr>
+          <w:b/>
+          <w:bCs/>
+        </w:rPr>
+        <w:t>Total</w:t>
+      </w:r>
+      <w:proofErr w:type="gramEnd"/>
+      <w:r>
+        <w:rPr>
+          <w:b/>
+          <w:bCs/>
+        </w:rPr>
+        <w:t xml:space="preserve"> previsión de ingresos por ventas (primer año):18.000 €</w:t>
+      </w:r>
+    </w:p>
+    <w:p>
+      <w:r>
+        <w:t>Este volumen de ingresos es razonable para el primer año de actividad, teniendo en cuenta que la empresa se encuentra en fase de lanzamiento y la captación de clientes será progresiva.</w:t>
+      </w:r>
+    </w:p>
+    <w:p>
+      <w:pPr>
+        <w:spacing w:line="360" w:lineRule="auto"/>
+        <w:rPr>
+          <w:b/>
+          <w:bCs/>
+        </w:rPr>
+      </w:pPr>
+      <w:r>
+        <w:rPr>
+          <w:b/>
+          <w:bCs/>
+        </w:rPr>
+        <w:t>2.2 Previsión de compras (primer año)</w:t>
+      </w:r>
+    </w:p>
+    <w:p>
+      <w:pPr>
+        <w:spacing w:line="360" w:lineRule="auto"/>
+      </w:pPr>
+      <w:r>
+        <w:t>Al tratarse de una empresa de servicios digitales, las compras de materias primas no son significativas. Los gastos variables principales están relacionados con suministros, servicios y apoyo a la actividad.</w:t>
+      </w:r>
+    </w:p>
+    <w:p>
+      <w:pPr>
+        <w:spacing w:line="360" w:lineRule="auto"/>
+      </w:pPr>
+      <w:r>
+        <w:t>Estos gastos se reflejan directamente en la cuenta de resultados del Excel y ascienden a:</w:t>
+      </w:r>
+    </w:p>
+    <w:p>
+      <w:pPr>
+        <w:numPr>
+          <w:ilvl w:val="0"/>
+          <w:numId w:val="25"/>
+        </w:numPr>
+        <w:spacing w:line="360" w:lineRule="auto"/>
+      </w:pPr>
+      <w:r>
+        <w:t xml:space="preserve">Suministros (luz, agua, teléfono, etc.): </w:t>
+      </w:r>
+      <w:r>
+        <w:rPr>
+          <w:b/>
+          <w:bCs/>
+        </w:rPr>
+        <w:t>1.500 €</w:t>
+      </w:r>
+    </w:p>
+    <w:p>
+      <w:pPr>
+        <w:numPr>
+          <w:ilvl w:val="0"/>
+          <w:numId w:val="25"/>
+        </w:numPr>
+        <w:spacing w:line="360" w:lineRule="auto"/>
+        <w:rPr>
+          <w:lang w:val="ru-RU"/>
+        </w:rPr>
+      </w:pPr>
+      <w:proofErr w:type="spellStart"/>
+      <w:r>
+        <w:rPr>
+          <w:lang w:val="ru-RU"/>
+        </w:rPr>
+        <w:t>Transportes</w:t>
+      </w:r>
+      <w:proofErr w:type="spellEnd"/>
+      <w:r>
+        <w:rPr>
+          <w:lang w:val="ru-RU"/>
+        </w:rPr>
+        <w:t xml:space="preserve">: </w:t>
+      </w:r>
+      <w:r>
+        <w:rPr>
+          <w:b/>
+          <w:bCs/>
+          <w:lang w:val="ru-RU"/>
+        </w:rPr>
+        <w:t>200 €</w:t>
+      </w:r>
+    </w:p>
+    <w:p>
+      <w:pPr>
+        <w:numPr>
+          <w:ilvl w:val="0"/>
+          <w:numId w:val="25"/>
+        </w:numPr>
+        <w:spacing w:line="360" w:lineRule="auto"/>
+        <w:rPr>
+          <w:lang w:val="ru-RU"/>
+        </w:rPr>
+      </w:pPr>
+      <w:proofErr w:type="spellStart"/>
+      <w:r>
+        <w:rPr>
+          <w:lang w:val="ru-RU"/>
+        </w:rPr>
+        <w:t>Publicidad</w:t>
+      </w:r>
+      <w:proofErr w:type="spellEnd"/>
+      <w:r>
+        <w:rPr>
+          <w:lang w:val="ru-RU"/>
+        </w:rPr>
+        <w:t xml:space="preserve">: </w:t>
+      </w:r>
+      <w:r>
+        <w:rPr>
+          <w:b/>
+          <w:bCs/>
+          <w:lang w:val="ru-RU"/>
+        </w:rPr>
+        <w:t>1.200 €</w:t>
+      </w:r>
+    </w:p>
+    <w:p>
+      <w:pPr>
+        <w:numPr>
+          <w:ilvl w:val="0"/>
+          <w:numId w:val="25"/>
+        </w:numPr>
+        <w:spacing w:line="360" w:lineRule="auto"/>
+        <w:rPr>
+          <w:lang w:val="ru-RU"/>
+        </w:rPr>
+      </w:pPr>
+      <w:proofErr w:type="spellStart"/>
+      <w:r>
+        <w:rPr>
+          <w:lang w:val="ru-RU"/>
+        </w:rPr>
+        <w:t>Asesoría</w:t>
+      </w:r>
+      <w:proofErr w:type="spellEnd"/>
+      <w:r>
+        <w:rPr>
+          <w:lang w:val="ru-RU"/>
+        </w:rPr>
+        <w:t xml:space="preserve"> / </w:t>
+      </w:r>
+      <w:proofErr w:type="spellStart"/>
+      <w:r>
+        <w:rPr>
+          <w:lang w:val="ru-RU"/>
+        </w:rPr>
+        <w:t>gestoría</w:t>
+      </w:r>
+      <w:proofErr w:type="spellEnd"/>
+      <w:r>
+        <w:rPr>
+          <w:lang w:val="ru-RU"/>
+        </w:rPr>
+        <w:t xml:space="preserve">: </w:t>
+      </w:r>
+      <w:r>
+        <w:rPr>
+          <w:b/>
+          <w:bCs/>
+          <w:lang w:val="ru-RU"/>
+        </w:rPr>
+        <w:t>600 €</w:t>
+      </w:r>
+    </w:p>
+    <w:p>
+      <w:pPr>
+        <w:pStyle w:val="1"/>
+      </w:pPr>
+      <w:bookmarkStart w:id="12" w:name="_Toc221548911"/>
+      <w:r>
+        <w:lastRenderedPageBreak/>
+        <w:t>1</w:t>
+      </w:r>
+      <w:r>
+        <w:t>3. IDENTIFICACIÓN Y CUANTIFICACIÓN DE LAS NECESIDADES INICIALES Y SUS FUENTES DE FINANCIACIÓN. BALANCE INICIAL</w:t>
+      </w:r>
+      <w:bookmarkEnd w:id="12"/>
+    </w:p>
+    <w:p>
+      <w:pPr>
+        <w:spacing w:line="360" w:lineRule="auto"/>
+        <w:rPr>
+          <w:b/>
+          <w:bCs/>
+        </w:rPr>
+      </w:pPr>
+      <w:r>
+        <w:rPr>
+          <w:b/>
+          <w:bCs/>
+        </w:rPr>
+        <w:t>3.1 Inversiones iniciales</w:t>
+      </w:r>
+    </w:p>
+    <w:p>
+      <w:pPr>
+        <w:spacing w:line="360" w:lineRule="auto"/>
+      </w:pPr>
+      <w:r>
+        <w:t>Las inversiones necesarias para iniciar la actividad se recogen en el Excel y se detallan a continuación:</w:t>
+      </w:r>
+    </w:p>
+    <w:p>
+      <w:pPr>
+        <w:spacing w:line="360" w:lineRule="auto"/>
+      </w:pPr>
+      <w:r>
+        <w:rPr>
+          <w:b/>
+          <w:bCs/>
+        </w:rPr>
+        <w:t>Activo no corriente (inversiones a largo plazo):</w:t>
+      </w:r>
+    </w:p>
+    <w:p>
+      <w:pPr>
+        <w:numPr>
+          <w:ilvl w:val="0"/>
+          <w:numId w:val="26"/>
+        </w:numPr>
+        <w:spacing w:line="360" w:lineRule="auto"/>
+        <w:rPr>
+          <w:lang w:val="ru-RU"/>
+        </w:rPr>
+      </w:pPr>
+      <w:proofErr w:type="spellStart"/>
+      <w:r>
+        <w:rPr>
+          <w:lang w:val="ru-RU"/>
+        </w:rPr>
+        <w:t>Infraestructura</w:t>
+      </w:r>
+      <w:proofErr w:type="spellEnd"/>
+      <w:r>
+        <w:rPr>
+          <w:lang w:val="ru-RU"/>
+        </w:rPr>
+        <w:t xml:space="preserve"> </w:t>
+      </w:r>
+      <w:proofErr w:type="spellStart"/>
+      <w:r>
+        <w:rPr>
+          <w:lang w:val="ru-RU"/>
+        </w:rPr>
+        <w:t>tecnológica</w:t>
+      </w:r>
+      <w:proofErr w:type="spellEnd"/>
+      <w:r>
+        <w:rPr>
+          <w:lang w:val="ru-RU"/>
+        </w:rPr>
+        <w:t xml:space="preserve"> </w:t>
+      </w:r>
+      <w:proofErr w:type="spellStart"/>
+      <w:r>
+        <w:rPr>
+          <w:lang w:val="ru-RU"/>
+        </w:rPr>
+        <w:t>básica</w:t>
+      </w:r>
+      <w:proofErr w:type="spellEnd"/>
+      <w:r>
+        <w:rPr>
+          <w:lang w:val="ru-RU"/>
+        </w:rPr>
+        <w:t>: 500 €</w:t>
+      </w:r>
+    </w:p>
+    <w:p>
+      <w:pPr>
+        <w:numPr>
+          <w:ilvl w:val="0"/>
+          <w:numId w:val="26"/>
+        </w:numPr>
+        <w:spacing w:line="360" w:lineRule="auto"/>
+        <w:rPr>
+          <w:lang w:val="ru-RU"/>
+        </w:rPr>
+      </w:pPr>
+      <w:proofErr w:type="spellStart"/>
+      <w:r>
+        <w:rPr>
+          <w:lang w:val="ru-RU"/>
+        </w:rPr>
+        <w:t>Equipamiento</w:t>
+      </w:r>
+      <w:proofErr w:type="spellEnd"/>
+      <w:r>
+        <w:rPr>
+          <w:lang w:val="ru-RU"/>
+        </w:rPr>
+        <w:t xml:space="preserve"> </w:t>
+      </w:r>
+      <w:proofErr w:type="spellStart"/>
+      <w:r>
+        <w:rPr>
+          <w:lang w:val="ru-RU"/>
+        </w:rPr>
+        <w:t>técnico</w:t>
+      </w:r>
+      <w:proofErr w:type="spellEnd"/>
+      <w:r>
+        <w:rPr>
+          <w:lang w:val="ru-RU"/>
+        </w:rPr>
+        <w:t xml:space="preserve"> </w:t>
+      </w:r>
+      <w:proofErr w:type="spellStart"/>
+      <w:r>
+        <w:rPr>
+          <w:lang w:val="ru-RU"/>
+        </w:rPr>
+        <w:t>de</w:t>
+      </w:r>
+      <w:proofErr w:type="spellEnd"/>
+      <w:r>
+        <w:rPr>
+          <w:lang w:val="ru-RU"/>
+        </w:rPr>
+        <w:t xml:space="preserve"> </w:t>
+      </w:r>
+      <w:proofErr w:type="spellStart"/>
+      <w:r>
+        <w:rPr>
+          <w:lang w:val="ru-RU"/>
+        </w:rPr>
+        <w:t>desarrollo</w:t>
+      </w:r>
+      <w:proofErr w:type="spellEnd"/>
+      <w:r>
+        <w:rPr>
+          <w:lang w:val="ru-RU"/>
+        </w:rPr>
+        <w:t>: 700 €</w:t>
+      </w:r>
+    </w:p>
+    <w:p>
+      <w:pPr>
+        <w:numPr>
+          <w:ilvl w:val="0"/>
+          <w:numId w:val="26"/>
+        </w:numPr>
+        <w:spacing w:line="360" w:lineRule="auto"/>
+      </w:pPr>
+      <w:r>
+        <w:t>Mobiliario del puesto de trabajo: 600 €</w:t>
+      </w:r>
+    </w:p>
+    <w:p>
+      <w:pPr>
+        <w:numPr>
+          <w:ilvl w:val="0"/>
+          <w:numId w:val="26"/>
+        </w:numPr>
+        <w:spacing w:line="360" w:lineRule="auto"/>
+      </w:pPr>
+      <w:r>
+        <w:t xml:space="preserve">Equipos informáticos y servicios </w:t>
+      </w:r>
+      <w:proofErr w:type="spellStart"/>
+      <w:r>
+        <w:t>cloud</w:t>
+      </w:r>
+      <w:proofErr w:type="spellEnd"/>
+      <w:r>
+        <w:t>: 3.200 €</w:t>
+      </w:r>
+    </w:p>
+    <w:p>
+      <w:pPr>
+        <w:numPr>
+          <w:ilvl w:val="0"/>
+          <w:numId w:val="26"/>
+        </w:numPr>
+        <w:spacing w:line="360" w:lineRule="auto"/>
+      </w:pPr>
+      <w:r>
+        <w:t>Software, licencias y herramientas digitales: 2.000 €</w:t>
+      </w:r>
+    </w:p>
+    <w:p>
+      <w:pPr>
+        <w:numPr>
+          <w:ilvl w:val="0"/>
+          <w:numId w:val="26"/>
+        </w:numPr>
+        <w:spacing w:line="360" w:lineRule="auto"/>
+      </w:pPr>
+      <w:r>
+        <w:t>Desarrollo inicial del producto y activos intangibles: 4.000 €</w:t>
+      </w:r>
+    </w:p>
+    <w:p>
+      <w:pPr>
+        <w:spacing w:line="360" w:lineRule="auto"/>
+      </w:pPr>
+      <w:proofErr w:type="gramStart"/>
+      <w:r>
+        <w:rPr>
+          <w:b/>
+          <w:bCs/>
+        </w:rPr>
+        <w:t>Total</w:t>
+      </w:r>
+      <w:proofErr w:type="gramEnd"/>
+      <w:r>
+        <w:rPr>
+          <w:b/>
+          <w:bCs/>
+        </w:rPr>
+        <w:t xml:space="preserve"> activo no corriente:</w:t>
+      </w:r>
+      <w:r>
+        <w:t xml:space="preserve"> </w:t>
+      </w:r>
+      <w:r>
+        <w:rPr>
+          <w:b/>
+          <w:bCs/>
+        </w:rPr>
+        <w:t>11.000 €</w:t>
+      </w:r>
+    </w:p>
+    <w:p>
+      <w:pPr>
+        <w:spacing w:line="360" w:lineRule="auto"/>
+      </w:pPr>
+      <w:r>
+        <w:rPr>
+          <w:b/>
+          <w:bCs/>
+        </w:rPr>
+        <w:t>Activo corriente (inversiones a corto plazo):</w:t>
+      </w:r>
+    </w:p>
+    <w:p>
+      <w:pPr>
+        <w:numPr>
+          <w:ilvl w:val="0"/>
+          <w:numId w:val="27"/>
+        </w:numPr>
+        <w:spacing w:line="360" w:lineRule="auto"/>
+        <w:rPr>
+          <w:lang w:val="ru-RU"/>
+        </w:rPr>
+      </w:pPr>
+      <w:proofErr w:type="spellStart"/>
+      <w:r>
+        <w:rPr>
+          <w:lang w:val="ru-RU"/>
+        </w:rPr>
+        <w:t>Tesorería</w:t>
+      </w:r>
+      <w:proofErr w:type="spellEnd"/>
+      <w:r>
+        <w:rPr>
+          <w:lang w:val="ru-RU"/>
+        </w:rPr>
+        <w:t xml:space="preserve"> y </w:t>
+      </w:r>
+      <w:proofErr w:type="spellStart"/>
+      <w:r>
+        <w:rPr>
+          <w:lang w:val="ru-RU"/>
+        </w:rPr>
+        <w:t>liquidez</w:t>
+      </w:r>
+      <w:proofErr w:type="spellEnd"/>
+      <w:r>
+        <w:rPr>
+          <w:lang w:val="ru-RU"/>
+        </w:rPr>
+        <w:t xml:space="preserve"> </w:t>
+      </w:r>
+      <w:proofErr w:type="spellStart"/>
+      <w:r>
+        <w:rPr>
+          <w:lang w:val="ru-RU"/>
+        </w:rPr>
+        <w:t>inicial</w:t>
+      </w:r>
+      <w:proofErr w:type="spellEnd"/>
+      <w:r>
+        <w:rPr>
+          <w:lang w:val="ru-RU"/>
+        </w:rPr>
+        <w:t xml:space="preserve">: </w:t>
+      </w:r>
+      <w:r>
+        <w:rPr>
+          <w:b/>
+          <w:bCs/>
+          <w:lang w:val="ru-RU"/>
+        </w:rPr>
+        <w:t>4.000 €</w:t>
+      </w:r>
+    </w:p>
+    <w:p>
+      <w:pPr>
+        <w:spacing w:line="360" w:lineRule="auto"/>
+        <w:rPr>
+          <w:lang w:val="en-US"/>
+        </w:rPr>
+      </w:pPr>
+      <w:r>
+        <w:rPr>
+          <w:b/>
+          <w:bCs/>
+          <w:lang w:val="ru-RU"/>
+        </w:rPr>
+        <w:t>TOTAL ACTIVO:</w:t>
+      </w:r>
+      <w:r>
+        <w:rPr>
+          <w:lang w:val="en-US"/>
+        </w:rPr>
+        <w:t xml:space="preserve"> </w:t>
+      </w:r>
+      <w:r>
+        <w:rPr>
+          <w:b/>
+          <w:bCs/>
+          <w:lang w:val="ru-RU"/>
+        </w:rPr>
+        <w:t>15.000 €</w:t>
+      </w:r>
+    </w:p>
+    <w:p>
+      <w:pPr>
+        <w:spacing w:line="360" w:lineRule="auto"/>
+        <w:rPr>
+          <w:b/>
+          <w:bCs/>
+        </w:rPr>
+      </w:pPr>
+      <w:r>
+        <w:rPr>
+          <w:b/>
+          <w:bCs/>
+        </w:rPr>
+        <w:t>3.2 Fuentes de financiación</w:t>
+      </w:r>
+    </w:p>
+    <w:p>
+      <w:pPr>
+        <w:spacing w:line="360" w:lineRule="auto"/>
+      </w:pPr>
+      <w:r>
+        <w:t>La totalidad de la inversión inicial se financia mediante aportación propia del promotor, sin recurrir a financiación externa ni endeudamiento.</w:t>
+      </w:r>
+    </w:p>
+    <w:tbl>
+      <w:tblPr>
+        <w:tblStyle w:val="ac"/>
+        <w:tblW w:w="0" w:type="auto"/>
+        <w:tblLook w:val="04A0" w:firstRow="1" w:lastRow="0" w:firstColumn="1" w:lastColumn="0" w:noHBand="0" w:noVBand="1"/>
+      </w:tblPr>
+      <w:tblGrid>
+        <w:gridCol w:w="4247"/>
+        <w:gridCol w:w="4247"/>
+      </w:tblGrid>
+      <w:tr>
+        <w:tc>
+          <w:tcPr>
+            <w:tcW w:w="4247" w:type="dxa"/>
+            <w:vAlign w:val="center"/>
+          </w:tcPr>
+          <w:p>
+            <w:pPr>
+              <w:rPr>
+                <w:lang w:val="en-US"/>
+              </w:rPr>
+            </w:pPr>
+            <w:proofErr w:type="spellStart"/>
+            <w:r>
+              <w:rPr>
+                <w:b/>
+                <w:bCs/>
+                <w:lang w:val="ru-RU"/>
+              </w:rPr>
+              <w:t>Fuente</w:t>
+            </w:r>
+            <w:proofErr w:type="spellEnd"/>
+            <w:r>
+              <w:rPr>
+                <w:b/>
+                <w:bCs/>
+                <w:lang w:val="ru-RU"/>
+              </w:rPr>
+              <w:t xml:space="preserve"> </w:t>
+            </w:r>
+            <w:proofErr w:type="spellStart"/>
+            <w:r>
+              <w:rPr>
+                <w:b/>
+                <w:bCs/>
+                <w:lang w:val="ru-RU"/>
+              </w:rPr>
+              <w:t>de</w:t>
+            </w:r>
+            <w:proofErr w:type="spellEnd"/>
+            <w:r>
+              <w:rPr>
+                <w:b/>
+                <w:bCs/>
+                <w:lang w:val="ru-RU"/>
+              </w:rPr>
+              <w:t xml:space="preserve"> </w:t>
+            </w:r>
+            <w:proofErr w:type="spellStart"/>
+            <w:r>
+              <w:rPr>
+                <w:b/>
+                <w:bCs/>
+                <w:lang w:val="ru-RU"/>
+              </w:rPr>
+              <w:t>financiación</w:t>
+            </w:r>
+            <w:proofErr w:type="spellEnd"/>
+          </w:p>
+        </w:tc>
+        <w:tc>
+          <w:tcPr>
+            <w:tcW w:w="4247" w:type="dxa"/>
+            <w:vAlign w:val="center"/>
+          </w:tcPr>
+          <w:p>
+            <w:pPr>
+              <w:rPr>
+                <w:lang w:val="en-US"/>
+              </w:rPr>
+            </w:pPr>
+            <w:proofErr w:type="spellStart"/>
+            <w:r>
+              <w:rPr>
+                <w:b/>
+                <w:bCs/>
+                <w:lang w:val="ru-RU"/>
+              </w:rPr>
+              <w:t>Importe</w:t>
+            </w:r>
+            <w:proofErr w:type="spellEnd"/>
+            <w:r>
+              <w:rPr>
+                <w:b/>
+                <w:bCs/>
+                <w:lang w:val="ru-RU"/>
+              </w:rPr>
+              <w:t xml:space="preserve"> (€)</w:t>
+            </w:r>
+          </w:p>
+        </w:tc>
+      </w:tr>
+      <w:tr>
+        <w:tc>
+          <w:tcPr>
+            <w:tcW w:w="4247" w:type="dxa"/>
+            <w:vAlign w:val="center"/>
+          </w:tcPr>
+          <w:p>
+            <w:r>
+              <w:t>Capital aportado por el socio</w:t>
+            </w:r>
+          </w:p>
+        </w:tc>
+        <w:tc>
+          <w:tcPr>
+            <w:tcW w:w="4247" w:type="dxa"/>
+            <w:vAlign w:val="center"/>
+          </w:tcPr>
+          <w:p>
+            <w:pPr>
+              <w:rPr>
+                <w:lang w:val="en-US"/>
+              </w:rPr>
+            </w:pPr>
+            <w:r>
+              <w:rPr>
+                <w:lang w:val="ru-RU"/>
+              </w:rPr>
+              <w:t>15.000 €</w:t>
+            </w:r>
+          </w:p>
+        </w:tc>
+      </w:tr>
+    </w:tbl>
+    <w:p>
+      <w:pPr>
+        <w:rPr>
+          <w:lang w:val="en-US"/>
+        </w:rPr>
+      </w:pPr>
+    </w:p>
+    <w:p>
+      <w:pPr>
+        <w:rPr>
+          <w:lang w:val="en-US"/>
+        </w:rPr>
+      </w:pPr>
+    </w:p>
+    <w:p>
+      <w:pPr>
+        <w:rPr>
+          <w:lang w:val="en-US"/>
+        </w:rPr>
+      </w:pPr>
+    </w:p>
+    <w:p>
+      <w:pPr>
+        <w:rPr>
+          <w:lang w:val="en-US"/>
+        </w:rPr>
+      </w:pPr>
+    </w:p>
+    <w:p>
+      <w:pPr>
+        <w:spacing w:line="360" w:lineRule="auto"/>
+        <w:rPr>
+          <w:b/>
+          <w:bCs/>
+          <w:lang w:val="ru-RU"/>
+        </w:rPr>
+      </w:pPr>
+      <w:r>
+        <w:rPr>
+          <w:b/>
+          <w:bCs/>
+          <w:lang w:val="ru-RU"/>
+        </w:rPr>
+        <w:lastRenderedPageBreak/>
+        <w:t xml:space="preserve">3.3 Balance </w:t>
+      </w:r>
+      <w:proofErr w:type="spellStart"/>
+      <w:r>
+        <w:rPr>
+          <w:b/>
+          <w:bCs/>
+          <w:lang w:val="ru-RU"/>
+        </w:rPr>
+        <w:t>inicial</w:t>
+      </w:r>
+      <w:proofErr w:type="spellEnd"/>
+      <w:r>
+        <w:rPr>
+          <w:b/>
+          <w:bCs/>
+          <w:lang w:val="ru-RU"/>
+        </w:rPr>
+        <w:t xml:space="preserve"> (</w:t>
+      </w:r>
+      <w:proofErr w:type="spellStart"/>
+      <w:r>
+        <w:rPr>
+          <w:b/>
+          <w:bCs/>
+          <w:lang w:val="ru-RU"/>
+        </w:rPr>
+        <w:t>resumido</w:t>
+      </w:r>
+      <w:proofErr w:type="spellEnd"/>
+      <w:r>
+        <w:rPr>
+          <w:b/>
+          <w:bCs/>
+          <w:lang w:val="ru-RU"/>
+        </w:rPr>
+        <w:t>)</w:t>
+      </w:r>
+    </w:p>
+    <w:p>
+      <w:pPr>
+        <w:spacing w:line="360" w:lineRule="auto"/>
+        <w:rPr>
+          <w:lang w:val="ru-RU"/>
+        </w:rPr>
+      </w:pPr>
+      <w:r>
+        <w:rPr>
+          <w:b/>
+          <w:bCs/>
+          <w:lang w:val="ru-RU"/>
+        </w:rPr>
+        <w:t>ACTIVO</w:t>
+      </w:r>
+    </w:p>
+    <w:p>
+      <w:pPr>
+        <w:numPr>
+          <w:ilvl w:val="0"/>
+          <w:numId w:val="28"/>
+        </w:numPr>
+        <w:spacing w:line="360" w:lineRule="auto"/>
+        <w:rPr>
+          <w:lang w:val="ru-RU"/>
+        </w:rPr>
+      </w:pPr>
+      <w:proofErr w:type="spellStart"/>
+      <w:r>
+        <w:rPr>
+          <w:lang w:val="ru-RU"/>
+        </w:rPr>
+        <w:t>Activo</w:t>
+      </w:r>
+      <w:proofErr w:type="spellEnd"/>
+      <w:r>
+        <w:rPr>
+          <w:lang w:val="ru-RU"/>
+        </w:rPr>
+        <w:t xml:space="preserve"> </w:t>
+      </w:r>
+      <w:proofErr w:type="spellStart"/>
+      <w:r>
+        <w:rPr>
+          <w:lang w:val="ru-RU"/>
+        </w:rPr>
+        <w:t>no</w:t>
+      </w:r>
+      <w:proofErr w:type="spellEnd"/>
+      <w:r>
+        <w:rPr>
+          <w:lang w:val="ru-RU"/>
+        </w:rPr>
+        <w:t xml:space="preserve"> </w:t>
+      </w:r>
+      <w:proofErr w:type="spellStart"/>
+      <w:r>
+        <w:rPr>
+          <w:lang w:val="ru-RU"/>
+        </w:rPr>
+        <w:t>corriente</w:t>
+      </w:r>
+      <w:proofErr w:type="spellEnd"/>
+      <w:r>
+        <w:rPr>
+          <w:lang w:val="ru-RU"/>
+        </w:rPr>
+        <w:t>: 11.000 €</w:t>
+      </w:r>
+    </w:p>
+    <w:p>
+      <w:pPr>
+        <w:numPr>
+          <w:ilvl w:val="0"/>
+          <w:numId w:val="28"/>
+        </w:numPr>
+        <w:spacing w:line="360" w:lineRule="auto"/>
+        <w:rPr>
+          <w:lang w:val="ru-RU"/>
+        </w:rPr>
+      </w:pPr>
+      <w:proofErr w:type="spellStart"/>
+      <w:r>
+        <w:rPr>
+          <w:lang w:val="ru-RU"/>
+        </w:rPr>
+        <w:t>Activo</w:t>
+      </w:r>
+      <w:proofErr w:type="spellEnd"/>
+      <w:r>
+        <w:rPr>
+          <w:lang w:val="ru-RU"/>
+        </w:rPr>
+        <w:t xml:space="preserve"> </w:t>
+      </w:r>
+      <w:proofErr w:type="spellStart"/>
+      <w:r>
+        <w:rPr>
+          <w:lang w:val="ru-RU"/>
+        </w:rPr>
+        <w:t>corriente</w:t>
+      </w:r>
+      <w:proofErr w:type="spellEnd"/>
+      <w:r>
+        <w:rPr>
+          <w:lang w:val="ru-RU"/>
+        </w:rPr>
+        <w:t>: 4.000 €</w:t>
+      </w:r>
+    </w:p>
+    <w:p>
+      <w:pPr>
+        <w:spacing w:line="360" w:lineRule="auto"/>
+        <w:rPr>
+          <w:lang w:val="ru-RU"/>
+        </w:rPr>
+      </w:pPr>
+      <w:r>
+        <w:rPr>
+          <w:b/>
+          <w:bCs/>
+          <w:lang w:val="ru-RU"/>
+        </w:rPr>
+        <w:t>TOTAL ACTIVO: 15.000 €</w:t>
+      </w:r>
+    </w:p>
+    <w:p>
+      <w:pPr>
+        <w:spacing w:line="360" w:lineRule="auto"/>
+        <w:rPr>
+          <w:lang w:val="ru-RU"/>
+        </w:rPr>
+      </w:pPr>
+      <w:r>
+        <w:rPr>
+          <w:b/>
+          <w:bCs/>
+          <w:lang w:val="ru-RU"/>
+        </w:rPr>
+        <w:t>PATRIMONIO NETO Y PASIVO</w:t>
+      </w:r>
+    </w:p>
+    <w:p>
+      <w:pPr>
+        <w:numPr>
+          <w:ilvl w:val="0"/>
+          <w:numId w:val="29"/>
+        </w:numPr>
+        <w:spacing w:line="360" w:lineRule="auto"/>
+        <w:rPr>
+          <w:lang w:val="ru-RU"/>
+        </w:rPr>
+      </w:pPr>
+      <w:proofErr w:type="spellStart"/>
+      <w:r>
+        <w:rPr>
+          <w:lang w:val="ru-RU"/>
+        </w:rPr>
+        <w:t>Patrimonio</w:t>
+      </w:r>
+      <w:proofErr w:type="spellEnd"/>
+      <w:r>
+        <w:rPr>
+          <w:lang w:val="ru-RU"/>
+        </w:rPr>
+        <w:t xml:space="preserve"> </w:t>
+      </w:r>
+      <w:proofErr w:type="spellStart"/>
+      <w:r>
+        <w:rPr>
+          <w:lang w:val="ru-RU"/>
+        </w:rPr>
+        <w:t>neto</w:t>
+      </w:r>
+      <w:proofErr w:type="spellEnd"/>
+      <w:r>
+        <w:rPr>
+          <w:lang w:val="ru-RU"/>
+        </w:rPr>
+        <w:t xml:space="preserve"> (</w:t>
+      </w:r>
+      <w:proofErr w:type="spellStart"/>
+      <w:r>
+        <w:rPr>
+          <w:lang w:val="ru-RU"/>
+        </w:rPr>
+        <w:t>capital</w:t>
+      </w:r>
+      <w:proofErr w:type="spellEnd"/>
+      <w:r>
+        <w:rPr>
+          <w:lang w:val="ru-RU"/>
+        </w:rPr>
+        <w:t xml:space="preserve"> </w:t>
+      </w:r>
+      <w:proofErr w:type="spellStart"/>
+      <w:r>
+        <w:rPr>
+          <w:lang w:val="ru-RU"/>
+        </w:rPr>
+        <w:t>social</w:t>
+      </w:r>
+      <w:proofErr w:type="spellEnd"/>
+      <w:r>
+        <w:rPr>
+          <w:lang w:val="ru-RU"/>
+        </w:rPr>
+        <w:t>): 15.000 €</w:t>
+      </w:r>
+    </w:p>
+    <w:p>
+      <w:pPr>
+        <w:numPr>
+          <w:ilvl w:val="0"/>
+          <w:numId w:val="29"/>
+        </w:numPr>
+        <w:spacing w:line="360" w:lineRule="auto"/>
+        <w:rPr>
+          <w:lang w:val="ru-RU"/>
+        </w:rPr>
+      </w:pPr>
+      <w:proofErr w:type="spellStart"/>
+      <w:r>
+        <w:rPr>
+          <w:lang w:val="ru-RU"/>
+        </w:rPr>
+        <w:t>Pasivo</w:t>
+      </w:r>
+      <w:proofErr w:type="spellEnd"/>
+      <w:r>
+        <w:rPr>
+          <w:lang w:val="ru-RU"/>
+        </w:rPr>
+        <w:t>: 0 €</w:t>
+      </w:r>
+    </w:p>
+    <w:p>
+      <w:pPr>
+        <w:spacing w:line="360" w:lineRule="auto"/>
+      </w:pPr>
+      <w:proofErr w:type="gramStart"/>
+      <w:r>
+        <w:rPr>
+          <w:b/>
+          <w:bCs/>
+        </w:rPr>
+        <w:t>TOTAL</w:t>
+      </w:r>
+      <w:proofErr w:type="gramEnd"/>
+      <w:r>
+        <w:rPr>
+          <w:b/>
+          <w:bCs/>
+        </w:rPr>
+        <w:t xml:space="preserve"> PATRIMONIO NETO Y PASIVO: 15.000 €</w:t>
+      </w:r>
+    </w:p>
+    <w:p>
+      <w:pPr>
+        <w:spacing w:line="360" w:lineRule="auto"/>
+        <w:rPr>
+          <w:b/>
+          <w:bCs/>
+        </w:rPr>
+      </w:pPr>
+      <w:r>
+        <w:rPr>
+          <w:b/>
+          <w:bCs/>
+        </w:rPr>
+        <w:t>3.4 Fondo de maniobra y endeudamiento</w:t>
+      </w:r>
+    </w:p>
+    <w:p>
+      <w:pPr>
+        <w:spacing w:line="360" w:lineRule="auto"/>
+      </w:pPr>
+      <w:r>
+        <w:t xml:space="preserve">El fondo de maniobra es positivo, ya que el activo corriente supera al pasivo corriente (que es nulo). El nivel de endeudamiento es </w:t>
+      </w:r>
+      <w:r>
+        <w:rPr>
+          <w:b/>
+          <w:bCs/>
+        </w:rPr>
+        <w:t>cero</w:t>
+      </w:r>
+      <w:r>
+        <w:t>, lo que implica una situación financiera sólida y sin riesgo financiero en el inicio de la actividad.</w:t>
+      </w:r>
+    </w:p>
+    <w:p>
+      <w:r>
+        <w:br w:type="page"/>
+      </w:r>
+    </w:p>
+    <w:p/>
+    <w:p>
+      <w:pPr>
+        <w:pStyle w:val="1"/>
+      </w:pPr>
+      <w:bookmarkStart w:id="13" w:name="_Toc221548912"/>
+      <w:r>
+        <w:t>1</w:t>
+      </w:r>
+      <w:r>
+        <w:t>4. COMENTARIOS DE LA PREVISIÓN DE LA CUENTA DE RESULTADOS</w:t>
+      </w:r>
+      <w:bookmarkEnd w:id="13"/>
+    </w:p>
+    <w:p>
+      <w:pPr>
+        <w:spacing w:line="360" w:lineRule="auto"/>
+      </w:pPr>
+      <w:r>
+        <w:t xml:space="preserve">Según la previsión reflejada en el Excel de cuentas anuales, el proyecto </w:t>
+      </w:r>
+      <w:proofErr w:type="spellStart"/>
+      <w:r>
+        <w:t>Orderly</w:t>
+      </w:r>
+      <w:proofErr w:type="spellEnd"/>
+      <w:r>
+        <w:t xml:space="preserve"> presenta el siguiente resumen:</w:t>
+      </w:r>
+    </w:p>
+    <w:p>
+      <w:pPr>
+        <w:numPr>
+          <w:ilvl w:val="0"/>
+          <w:numId w:val="30"/>
+        </w:numPr>
+        <w:spacing w:line="360" w:lineRule="auto"/>
+        <w:rPr>
+          <w:lang w:val="ru-RU"/>
+        </w:rPr>
+      </w:pPr>
+      <w:proofErr w:type="spellStart"/>
+      <w:r>
+        <w:rPr>
+          <w:b/>
+          <w:bCs/>
+          <w:lang w:val="ru-RU"/>
+        </w:rPr>
+        <w:t>Ingresos</w:t>
+      </w:r>
+      <w:proofErr w:type="spellEnd"/>
+      <w:r>
+        <w:rPr>
+          <w:b/>
+          <w:bCs/>
+          <w:lang w:val="ru-RU"/>
+        </w:rPr>
+        <w:t xml:space="preserve"> </w:t>
+      </w:r>
+      <w:proofErr w:type="spellStart"/>
+      <w:r>
+        <w:rPr>
+          <w:b/>
+          <w:bCs/>
+          <w:lang w:val="ru-RU"/>
+        </w:rPr>
+        <w:t>por</w:t>
+      </w:r>
+      <w:proofErr w:type="spellEnd"/>
+      <w:r>
+        <w:rPr>
+          <w:b/>
+          <w:bCs/>
+          <w:lang w:val="ru-RU"/>
+        </w:rPr>
+        <w:t xml:space="preserve"> </w:t>
+      </w:r>
+      <w:proofErr w:type="spellStart"/>
+      <w:r>
+        <w:rPr>
+          <w:b/>
+          <w:bCs/>
+          <w:lang w:val="ru-RU"/>
+        </w:rPr>
+        <w:t>ventas</w:t>
+      </w:r>
+      <w:proofErr w:type="spellEnd"/>
+      <w:r>
+        <w:rPr>
+          <w:b/>
+          <w:bCs/>
+          <w:lang w:val="ru-RU"/>
+        </w:rPr>
+        <w:t>:</w:t>
+      </w:r>
+      <w:r>
+        <w:rPr>
+          <w:lang w:val="ru-RU"/>
+        </w:rPr>
+        <w:t xml:space="preserve"> 18.000 €</w:t>
+      </w:r>
+    </w:p>
+    <w:p>
+      <w:pPr>
+        <w:numPr>
+          <w:ilvl w:val="0"/>
+          <w:numId w:val="30"/>
+        </w:numPr>
+        <w:spacing w:line="360" w:lineRule="auto"/>
+        <w:rPr>
+          <w:lang w:val="ru-RU"/>
+        </w:rPr>
+      </w:pPr>
+      <w:proofErr w:type="spellStart"/>
+      <w:r>
+        <w:rPr>
+          <w:b/>
+          <w:bCs/>
+          <w:lang w:val="ru-RU"/>
+        </w:rPr>
+        <w:t>Gastos</w:t>
+      </w:r>
+      <w:proofErr w:type="spellEnd"/>
+      <w:r>
+        <w:rPr>
+          <w:b/>
+          <w:bCs/>
+          <w:lang w:val="ru-RU"/>
+        </w:rPr>
+        <w:t xml:space="preserve"> </w:t>
+      </w:r>
+      <w:proofErr w:type="spellStart"/>
+      <w:r>
+        <w:rPr>
+          <w:b/>
+          <w:bCs/>
+          <w:lang w:val="ru-RU"/>
+        </w:rPr>
+        <w:t>principales</w:t>
+      </w:r>
+      <w:proofErr w:type="spellEnd"/>
+      <w:r>
+        <w:rPr>
+          <w:b/>
+          <w:bCs/>
+          <w:lang w:val="ru-RU"/>
+        </w:rPr>
+        <w:t>:</w:t>
+      </w:r>
+    </w:p>
+    <w:p>
+      <w:pPr>
+        <w:numPr>
+          <w:ilvl w:val="1"/>
+          <w:numId w:val="30"/>
+        </w:numPr>
+        <w:spacing w:line="360" w:lineRule="auto"/>
+        <w:rPr>
+          <w:lang w:val="ru-RU"/>
+        </w:rPr>
+      </w:pPr>
+      <w:proofErr w:type="spellStart"/>
+      <w:r>
+        <w:rPr>
+          <w:lang w:val="ru-RU"/>
+        </w:rPr>
+        <w:t>Coste</w:t>
+      </w:r>
+      <w:proofErr w:type="spellEnd"/>
+      <w:r>
+        <w:rPr>
+          <w:lang w:val="ru-RU"/>
+        </w:rPr>
+        <w:t xml:space="preserve"> </w:t>
+      </w:r>
+      <w:proofErr w:type="spellStart"/>
+      <w:r>
+        <w:rPr>
+          <w:lang w:val="ru-RU"/>
+        </w:rPr>
+        <w:t>personal</w:t>
+      </w:r>
+      <w:proofErr w:type="spellEnd"/>
+      <w:r>
+        <w:rPr>
+          <w:lang w:val="ru-RU"/>
+        </w:rPr>
+        <w:t xml:space="preserve"> </w:t>
+      </w:r>
+      <w:proofErr w:type="spellStart"/>
+      <w:r>
+        <w:rPr>
+          <w:lang w:val="ru-RU"/>
+        </w:rPr>
+        <w:t>socio</w:t>
+      </w:r>
+      <w:proofErr w:type="spellEnd"/>
+      <w:r>
+        <w:rPr>
+          <w:lang w:val="ru-RU"/>
+        </w:rPr>
+        <w:t>: 12.000 €</w:t>
+      </w:r>
+    </w:p>
+    <w:p>
+      <w:pPr>
+        <w:numPr>
+          <w:ilvl w:val="1"/>
+          <w:numId w:val="30"/>
+        </w:numPr>
+        <w:spacing w:line="360" w:lineRule="auto"/>
+        <w:rPr>
+          <w:lang w:val="ru-RU"/>
+        </w:rPr>
+      </w:pPr>
+      <w:proofErr w:type="spellStart"/>
+      <w:r>
+        <w:rPr>
+          <w:lang w:val="ru-RU"/>
+        </w:rPr>
+        <w:t>Cuota</w:t>
+      </w:r>
+      <w:proofErr w:type="spellEnd"/>
+      <w:r>
+        <w:rPr>
+          <w:lang w:val="ru-RU"/>
+        </w:rPr>
+        <w:t xml:space="preserve"> </w:t>
+      </w:r>
+      <w:proofErr w:type="spellStart"/>
+      <w:r>
+        <w:rPr>
+          <w:lang w:val="ru-RU"/>
+        </w:rPr>
+        <w:t>de</w:t>
+      </w:r>
+      <w:proofErr w:type="spellEnd"/>
+      <w:r>
+        <w:rPr>
+          <w:lang w:val="ru-RU"/>
+        </w:rPr>
+        <w:t xml:space="preserve"> </w:t>
+      </w:r>
+      <w:proofErr w:type="spellStart"/>
+      <w:r>
+        <w:rPr>
+          <w:lang w:val="ru-RU"/>
+        </w:rPr>
+        <w:t>autónomo</w:t>
+      </w:r>
+      <w:proofErr w:type="spellEnd"/>
+      <w:r>
+        <w:rPr>
+          <w:lang w:val="ru-RU"/>
+        </w:rPr>
+        <w:t>: 960 €</w:t>
+      </w:r>
+    </w:p>
+    <w:p>
+      <w:pPr>
+        <w:numPr>
+          <w:ilvl w:val="1"/>
+          <w:numId w:val="30"/>
+        </w:numPr>
+        <w:spacing w:line="360" w:lineRule="auto"/>
+        <w:rPr>
+          <w:lang w:val="ru-RU"/>
+        </w:rPr>
+      </w:pPr>
+      <w:proofErr w:type="spellStart"/>
+      <w:r>
+        <w:rPr>
+          <w:lang w:val="ru-RU"/>
+        </w:rPr>
+        <w:t>Publicidad</w:t>
+      </w:r>
+      <w:proofErr w:type="spellEnd"/>
+      <w:r>
+        <w:rPr>
+          <w:lang w:val="ru-RU"/>
+        </w:rPr>
+        <w:t>: 1.200 €</w:t>
+      </w:r>
+    </w:p>
+    <w:p>
+      <w:pPr>
+        <w:numPr>
+          <w:ilvl w:val="1"/>
+          <w:numId w:val="30"/>
+        </w:numPr>
+        <w:spacing w:line="360" w:lineRule="auto"/>
+        <w:rPr>
+          <w:lang w:val="ru-RU"/>
+        </w:rPr>
+      </w:pPr>
+      <w:proofErr w:type="spellStart"/>
+      <w:r>
+        <w:rPr>
+          <w:lang w:val="ru-RU"/>
+        </w:rPr>
+        <w:t>Suministros</w:t>
+      </w:r>
+      <w:proofErr w:type="spellEnd"/>
+      <w:r>
+        <w:rPr>
+          <w:lang w:val="ru-RU"/>
+        </w:rPr>
+        <w:t>: 1.500 €</w:t>
+      </w:r>
+    </w:p>
+    <w:p>
+      <w:pPr>
+        <w:numPr>
+          <w:ilvl w:val="1"/>
+          <w:numId w:val="30"/>
+        </w:numPr>
+        <w:spacing w:line="360" w:lineRule="auto"/>
+        <w:rPr>
+          <w:lang w:val="ru-RU"/>
+        </w:rPr>
+      </w:pPr>
+      <w:proofErr w:type="spellStart"/>
+      <w:r>
+        <w:rPr>
+          <w:lang w:val="ru-RU"/>
+        </w:rPr>
+        <w:t>Asesoría</w:t>
+      </w:r>
+      <w:proofErr w:type="spellEnd"/>
+      <w:r>
+        <w:rPr>
+          <w:lang w:val="ru-RU"/>
+        </w:rPr>
+        <w:t xml:space="preserve"> y </w:t>
+      </w:r>
+      <w:proofErr w:type="spellStart"/>
+      <w:r>
+        <w:rPr>
+          <w:lang w:val="ru-RU"/>
+        </w:rPr>
+        <w:t>gestoría</w:t>
+      </w:r>
+      <w:proofErr w:type="spellEnd"/>
+      <w:r>
+        <w:rPr>
+          <w:lang w:val="ru-RU"/>
+        </w:rPr>
+        <w:t>: 600 €</w:t>
+      </w:r>
+    </w:p>
+    <w:p>
+      <w:pPr>
+        <w:numPr>
+          <w:ilvl w:val="1"/>
+          <w:numId w:val="30"/>
+        </w:numPr>
+        <w:spacing w:line="360" w:lineRule="auto"/>
+        <w:rPr>
+          <w:lang w:val="ru-RU"/>
+        </w:rPr>
+      </w:pPr>
+      <w:proofErr w:type="spellStart"/>
+      <w:r>
+        <w:rPr>
+          <w:lang w:val="ru-RU"/>
+        </w:rPr>
+        <w:t>Transportes</w:t>
+      </w:r>
+      <w:proofErr w:type="spellEnd"/>
+      <w:r>
+        <w:rPr>
+          <w:lang w:val="ru-RU"/>
+        </w:rPr>
+        <w:t>: 200 €</w:t>
+      </w:r>
+    </w:p>
+    <w:p>
+      <w:pPr>
+        <w:spacing w:line="360" w:lineRule="auto"/>
+      </w:pPr>
+      <w:r>
+        <w:t>Los gastos están ajustados a una estructura empresarial ligera, sin personal contratado por cuenta ajena durante el primer año. Esto permite mantener los costes controlados y facilita la obtención de un resultado equilibrado.</w:t>
+      </w:r>
+    </w:p>
+    <w:p>
+      <w:pPr>
+        <w:spacing w:line="360" w:lineRule="auto"/>
+      </w:pPr>
+      <w:r>
+        <w:t>El beneficio obtenido se destinará principalmente a la mejora del software, refuerzo del marketing y consolidación del proyecto.</w:t>
+      </w:r>
+    </w:p>
+    <w:p>
+      <w:r>
+        <w:br w:type="page"/>
+      </w:r>
+    </w:p>
+    <w:p>
+      <w:pPr>
+        <w:pStyle w:val="1"/>
+      </w:pPr>
+      <w:bookmarkStart w:id="14" w:name="_Toc221548913"/>
+      <w:r>
+        <w:lastRenderedPageBreak/>
+        <w:t>1</w:t>
+      </w:r>
+      <w:r>
+        <w:t>5. ANÁLISIS DE LA VIABILIDAD GLOBAL DEL PROYECTO</w:t>
+      </w:r>
+      <w:bookmarkEnd w:id="14"/>
+    </w:p>
+    <w:p>
+      <w:pPr>
+        <w:spacing w:line="360" w:lineRule="auto"/>
+        <w:rPr>
+          <w:b/>
+          <w:bCs/>
+        </w:rPr>
+      </w:pPr>
+      <w:r>
+        <w:rPr>
+          <w:b/>
+          <w:bCs/>
+        </w:rPr>
+        <w:t>Viabilidad técnica</w:t>
+      </w:r>
+    </w:p>
+    <w:p>
+      <w:pPr>
+        <w:spacing w:line="360" w:lineRule="auto"/>
+      </w:pPr>
+      <w:r>
+        <w:t>El proyecto es técnicamente viable, ya que el promotor cuenta con formación en desarrollo de aplicaciones multiplataforma y los recursos tecnológicos necesarios para llevarlo a cabo.</w:t>
+      </w:r>
+    </w:p>
+    <w:p>
+      <w:pPr>
+        <w:spacing w:line="360" w:lineRule="auto"/>
+        <w:rPr>
+          <w:b/>
+          <w:bCs/>
+        </w:rPr>
+      </w:pPr>
+      <w:r>
+        <w:rPr>
+          <w:b/>
+          <w:bCs/>
+        </w:rPr>
+        <w:t>Viabilidad comercial</w:t>
+      </w:r>
+    </w:p>
+    <w:p>
+      <w:pPr>
+        <w:spacing w:line="360" w:lineRule="auto"/>
+      </w:pPr>
+      <w:r>
+        <w:t xml:space="preserve">Existe una demanda creciente de soluciones digitales en el sector hostelero. </w:t>
+      </w:r>
+      <w:proofErr w:type="spellStart"/>
+      <w:r>
+        <w:t>Orderly</w:t>
+      </w:r>
+      <w:proofErr w:type="spellEnd"/>
+      <w:r>
+        <w:t xml:space="preserve"> se diferencia por su bajo coste, personalización y facilidad de uso, lo que favorece su aceptación en el mercado.</w:t>
+      </w:r>
+    </w:p>
+    <w:p>
+      <w:pPr>
+        <w:spacing w:line="360" w:lineRule="auto"/>
+        <w:rPr>
+          <w:b/>
+          <w:bCs/>
+        </w:rPr>
+      </w:pPr>
+      <w:r>
+        <w:rPr>
+          <w:b/>
+          <w:bCs/>
+        </w:rPr>
+        <w:t>Viabilidad económica</w:t>
+      </w:r>
+    </w:p>
+    <w:p>
+      <w:pPr>
+        <w:spacing w:line="360" w:lineRule="auto"/>
+      </w:pPr>
+      <w:r>
+        <w:t>La inversión inicial es moderada y coherente con el tipo de negocio. Los ingresos previstos permiten cubrir los gastos operativos y asegurar la continuidad del proyecto.</w:t>
+      </w:r>
+    </w:p>
+    <w:p>
+      <w:pPr>
+        <w:spacing w:line="360" w:lineRule="auto"/>
+        <w:rPr>
+          <w:b/>
+          <w:bCs/>
+        </w:rPr>
+      </w:pPr>
+      <w:r>
+        <w:rPr>
+          <w:b/>
+          <w:bCs/>
+        </w:rPr>
+        <w:t>Viabilidad financiera</w:t>
+      </w:r>
+    </w:p>
+    <w:p>
+      <w:pPr>
+        <w:spacing w:line="360" w:lineRule="auto"/>
+      </w:pPr>
+      <w:r>
+        <w:t>El proyecto no depende de financiación externa y presenta un endeudamiento nulo, lo que garantiza estabilidad financiera y reduce el riesgo empresarial.</w:t>
+      </w:r>
+    </w:p>
+    <w:p/>
     <w:sectPr>
       <w:pgSz w:w="11906" w:h="16838"/>
       <w:pgMar w:top="1417" w:right="1701" w:bottom="1417" w:left="1701" w:header="708" w:footer="708" w:gutter="0"/>
@@ -11278,6 +15274,155 @@
     </w:lvl>
   </w:abstractNum>
   <w:abstractNum w:abstractNumId="11" w15:restartNumberingAfterBreak="0">
+    <w:nsid w:val="3BF73BF3"/>
+    <w:multiLevelType w:val="multilevel"/>
+    <w:tmpl w:val="26D08048"/>
+    <w:lvl w:ilvl="0">
+      <w:start w:val="1"/>
+      <w:numFmt w:val="bullet"/>
+      <w:lvlText w:val=""/>
+      <w:lvlJc w:val="left"/>
+      <w:pPr>
+        <w:tabs>
+          <w:tab w:val="num" w:pos="720"/>
+        </w:tabs>
+        <w:ind w:left="720" w:hanging="360"/>
+      </w:pPr>
+      <w:rPr>
+        <w:rFonts w:ascii="Symbol" w:hAnsi="Symbol" w:hint="default"/>
+        <w:sz w:val="20"/>
+      </w:rPr>
+    </w:lvl>
+    <w:lvl w:ilvl="1" w:tentative="1">
+      <w:start w:val="1"/>
+      <w:numFmt w:val="bullet"/>
+      <w:lvlText w:val="o"/>
+      <w:lvlJc w:val="left"/>
+      <w:pPr>
+        <w:tabs>
+          <w:tab w:val="num" w:pos="1440"/>
+        </w:tabs>
+        <w:ind w:left="1440" w:hanging="360"/>
+      </w:pPr>
+      <w:rPr>
+        <w:rFonts w:ascii="Courier New" w:hAnsi="Courier New" w:hint="default"/>
+        <w:sz w:val="20"/>
+      </w:rPr>
+    </w:lvl>
+    <w:lvl w:ilvl="2" w:tentative="1">
+      <w:start w:val="1"/>
+      <w:numFmt w:val="bullet"/>
+      <w:lvlText w:val=""/>
+      <w:lvlJc w:val="left"/>
+      <w:pPr>
+        <w:tabs>
+          <w:tab w:val="num" w:pos="2160"/>
+        </w:tabs>
+        <w:ind w:left="2160" w:hanging="360"/>
+      </w:pPr>
+      <w:rPr>
+        <w:rFonts w:ascii="Wingdings" w:hAnsi="Wingdings" w:hint="default"/>
+        <w:sz w:val="20"/>
+      </w:rPr>
+    </w:lvl>
+    <w:lvl w:ilvl="3" w:tentative="1">
+      <w:start w:val="1"/>
+      <w:numFmt w:val="bullet"/>
+      <w:lvlText w:val=""/>
+      <w:lvlJc w:val="left"/>
+      <w:pPr>
+        <w:tabs>
+          <w:tab w:val="num" w:pos="2880"/>
+        </w:tabs>
+        <w:ind w:left="2880" w:hanging="360"/>
+      </w:pPr>
+      <w:rPr>
+        <w:rFonts w:ascii="Wingdings" w:hAnsi="Wingdings" w:hint="default"/>
+        <w:sz w:val="20"/>
+      </w:rPr>
+    </w:lvl>
+    <w:lvl w:ilvl="4" w:tentative="1">
+      <w:start w:val="1"/>
+      <w:numFmt w:val="bullet"/>
+      <w:lvlText w:val=""/>
+      <w:lvlJc w:val="left"/>
+      <w:pPr>
+        <w:tabs>
+          <w:tab w:val="num" w:pos="3600"/>
+        </w:tabs>
+        <w:ind w:left="3600" w:hanging="360"/>
+      </w:pPr>
+      <w:rPr>
+        <w:rFonts w:ascii="Wingdings" w:hAnsi="Wingdings" w:hint="default"/>
+        <w:sz w:val="20"/>
+      </w:rPr>
+    </w:lvl>
+    <w:lvl w:ilvl="5" w:tentative="1">
+      <w:start w:val="1"/>
+      <w:numFmt w:val="bullet"/>
+      <w:lvlText w:val=""/>
+      <w:lvlJc w:val="left"/>
+      <w:pPr>
+        <w:tabs>
+          <w:tab w:val="num" w:pos="4320"/>
+        </w:tabs>
+        <w:ind w:left="4320" w:hanging="360"/>
+      </w:pPr>
+      <w:rPr>
+        <w:rFonts w:ascii="Wingdings" w:hAnsi="Wingdings" w:hint="default"/>
+        <w:sz w:val="20"/>
+      </w:rPr>
+    </w:lvl>
+    <w:lvl w:ilvl="6" w:tentative="1">
+      <w:start w:val="1"/>
+      <w:numFmt w:val="bullet"/>
+      <w:lvlText w:val=""/>
+      <w:lvlJc w:val="left"/>
+      <w:pPr>
+        <w:tabs>
+          <w:tab w:val="num" w:pos="5040"/>
+        </w:tabs>
+        <w:ind w:left="5040" w:hanging="360"/>
+      </w:pPr>
+      <w:rPr>
+        <w:rFonts w:ascii="Wingdings" w:hAnsi="Wingdings" w:hint="default"/>
+        <w:sz w:val="20"/>
+      </w:rPr>
+    </w:lvl>
+    <w:lvl w:ilvl="7" w:tentative="1">
+      <w:start w:val="1"/>
+      <w:numFmt w:val="bullet"/>
+      <w:lvlText w:val=""/>
+      <w:lvlJc w:val="left"/>
+      <w:pPr>
+        <w:tabs>
+          <w:tab w:val="num" w:pos="5760"/>
+        </w:tabs>
+        <w:ind w:left="5760" w:hanging="360"/>
+      </w:pPr>
+      <w:rPr>
+        <w:rFonts w:ascii="Wingdings" w:hAnsi="Wingdings" w:hint="default"/>
+        <w:sz w:val="20"/>
+      </w:rPr>
+    </w:lvl>
+    <w:lvl w:ilvl="8" w:tentative="1">
+      <w:start w:val="1"/>
+      <w:numFmt w:val="bullet"/>
+      <w:lvlText w:val=""/>
+      <w:lvlJc w:val="left"/>
+      <w:pPr>
+        <w:tabs>
+          <w:tab w:val="num" w:pos="6480"/>
+        </w:tabs>
+        <w:ind w:left="6480" w:hanging="360"/>
+      </w:pPr>
+      <w:rPr>
+        <w:rFonts w:ascii="Wingdings" w:hAnsi="Wingdings" w:hint="default"/>
+        <w:sz w:val="20"/>
+      </w:rPr>
+    </w:lvl>
+  </w:abstractNum>
+  <w:abstractNum w:abstractNumId="12" w15:restartNumberingAfterBreak="0">
     <w:nsid w:val="40E72BF9"/>
     <w:multiLevelType w:val="multilevel"/>
     <w:tmpl w:val="72A211FE"/>
@@ -11426,7 +15571,156 @@
       </w:rPr>
     </w:lvl>
   </w:abstractNum>
-  <w:abstractNum w:abstractNumId="12" w15:restartNumberingAfterBreak="0">
+  <w:abstractNum w:abstractNumId="13" w15:restartNumberingAfterBreak="0">
+    <w:nsid w:val="436D7DC7"/>
+    <w:multiLevelType w:val="multilevel"/>
+    <w:tmpl w:val="41CA4D24"/>
+    <w:lvl w:ilvl="0">
+      <w:start w:val="1"/>
+      <w:numFmt w:val="bullet"/>
+      <w:lvlText w:val=""/>
+      <w:lvlJc w:val="left"/>
+      <w:pPr>
+        <w:tabs>
+          <w:tab w:val="num" w:pos="720"/>
+        </w:tabs>
+        <w:ind w:left="720" w:hanging="360"/>
+      </w:pPr>
+      <w:rPr>
+        <w:rFonts w:ascii="Symbol" w:hAnsi="Symbol" w:hint="default"/>
+        <w:sz w:val="20"/>
+      </w:rPr>
+    </w:lvl>
+    <w:lvl w:ilvl="1" w:tentative="1">
+      <w:start w:val="1"/>
+      <w:numFmt w:val="bullet"/>
+      <w:lvlText w:val="o"/>
+      <w:lvlJc w:val="left"/>
+      <w:pPr>
+        <w:tabs>
+          <w:tab w:val="num" w:pos="1440"/>
+        </w:tabs>
+        <w:ind w:left="1440" w:hanging="360"/>
+      </w:pPr>
+      <w:rPr>
+        <w:rFonts w:ascii="Courier New" w:hAnsi="Courier New" w:hint="default"/>
+        <w:sz w:val="20"/>
+      </w:rPr>
+    </w:lvl>
+    <w:lvl w:ilvl="2" w:tentative="1">
+      <w:start w:val="1"/>
+      <w:numFmt w:val="bullet"/>
+      <w:lvlText w:val=""/>
+      <w:lvlJc w:val="left"/>
+      <w:pPr>
+        <w:tabs>
+          <w:tab w:val="num" w:pos="2160"/>
+        </w:tabs>
+        <w:ind w:left="2160" w:hanging="360"/>
+      </w:pPr>
+      <w:rPr>
+        <w:rFonts w:ascii="Wingdings" w:hAnsi="Wingdings" w:hint="default"/>
+        <w:sz w:val="20"/>
+      </w:rPr>
+    </w:lvl>
+    <w:lvl w:ilvl="3" w:tentative="1">
+      <w:start w:val="1"/>
+      <w:numFmt w:val="bullet"/>
+      <w:lvlText w:val=""/>
+      <w:lvlJc w:val="left"/>
+      <w:pPr>
+        <w:tabs>
+          <w:tab w:val="num" w:pos="2880"/>
+        </w:tabs>
+        <w:ind w:left="2880" w:hanging="360"/>
+      </w:pPr>
+      <w:rPr>
+        <w:rFonts w:ascii="Wingdings" w:hAnsi="Wingdings" w:hint="default"/>
+        <w:sz w:val="20"/>
+      </w:rPr>
+    </w:lvl>
+    <w:lvl w:ilvl="4" w:tentative="1">
+      <w:start w:val="1"/>
+      <w:numFmt w:val="bullet"/>
+      <w:lvlText w:val=""/>
+      <w:lvlJc w:val="left"/>
+      <w:pPr>
+        <w:tabs>
+          <w:tab w:val="num" w:pos="3600"/>
+        </w:tabs>
+        <w:ind w:left="3600" w:hanging="360"/>
+      </w:pPr>
+      <w:rPr>
+        <w:rFonts w:ascii="Wingdings" w:hAnsi="Wingdings" w:hint="default"/>
+        <w:sz w:val="20"/>
+      </w:rPr>
+    </w:lvl>
+    <w:lvl w:ilvl="5" w:tentative="1">
+      <w:start w:val="1"/>
+      <w:numFmt w:val="bullet"/>
+      <w:lvlText w:val=""/>
+      <w:lvlJc w:val="left"/>
+      <w:pPr>
+        <w:tabs>
+          <w:tab w:val="num" w:pos="4320"/>
+        </w:tabs>
+        <w:ind w:left="4320" w:hanging="360"/>
+      </w:pPr>
+      <w:rPr>
+        <w:rFonts w:ascii="Wingdings" w:hAnsi="Wingdings" w:hint="default"/>
+        <w:sz w:val="20"/>
+      </w:rPr>
+    </w:lvl>
+    <w:lvl w:ilvl="6" w:tentative="1">
+      <w:start w:val="1"/>
+      <w:numFmt w:val="bullet"/>
+      <w:lvlText w:val=""/>
+      <w:lvlJc w:val="left"/>
+      <w:pPr>
+        <w:tabs>
+          <w:tab w:val="num" w:pos="5040"/>
+        </w:tabs>
+        <w:ind w:left="5040" w:hanging="360"/>
+      </w:pPr>
+      <w:rPr>
+        <w:rFonts w:ascii="Wingdings" w:hAnsi="Wingdings" w:hint="default"/>
+        <w:sz w:val="20"/>
+      </w:rPr>
+    </w:lvl>
+    <w:lvl w:ilvl="7" w:tentative="1">
+      <w:start w:val="1"/>
+      <w:numFmt w:val="bullet"/>
+      <w:lvlText w:val=""/>
+      <w:lvlJc w:val="left"/>
+      <w:pPr>
+        <w:tabs>
+          <w:tab w:val="num" w:pos="5760"/>
+        </w:tabs>
+        <w:ind w:left="5760" w:hanging="360"/>
+      </w:pPr>
+      <w:rPr>
+        <w:rFonts w:ascii="Wingdings" w:hAnsi="Wingdings" w:hint="default"/>
+        <w:sz w:val="20"/>
+      </w:rPr>
+    </w:lvl>
+    <w:lvl w:ilvl="8" w:tentative="1">
+      <w:start w:val="1"/>
+      <w:numFmt w:val="bullet"/>
+      <w:lvlText w:val=""/>
+      <w:lvlJc w:val="left"/>
+      <w:pPr>
+        <w:tabs>
+          <w:tab w:val="num" w:pos="6480"/>
+        </w:tabs>
+        <w:ind w:left="6480" w:hanging="360"/>
+      </w:pPr>
+      <w:rPr>
+        <w:rFonts w:ascii="Wingdings" w:hAnsi="Wingdings" w:hint="default"/>
+        <w:sz w:val="20"/>
+      </w:rPr>
+    </w:lvl>
+  </w:abstractNum>
+  <w:abstractNum w:abstractNumId="14" w15:restartNumberingAfterBreak="0">
     <w:nsid w:val="443D1816"/>
     <w:multiLevelType w:val="multilevel"/>
     <w:tmpl w:val="6C7667D6"/>
@@ -11539,7 +15833,305 @@
       </w:rPr>
     </w:lvl>
   </w:abstractNum>
-  <w:abstractNum w:abstractNumId="13" w15:restartNumberingAfterBreak="0">
+  <w:abstractNum w:abstractNumId="15" w15:restartNumberingAfterBreak="0">
+    <w:nsid w:val="479F5E1C"/>
+    <w:multiLevelType w:val="multilevel"/>
+    <w:tmpl w:val="2582352E"/>
+    <w:lvl w:ilvl="0">
+      <w:start w:val="1"/>
+      <w:numFmt w:val="bullet"/>
+      <w:lvlText w:val=""/>
+      <w:lvlJc w:val="left"/>
+      <w:pPr>
+        <w:tabs>
+          <w:tab w:val="num" w:pos="720"/>
+        </w:tabs>
+        <w:ind w:left="720" w:hanging="360"/>
+      </w:pPr>
+      <w:rPr>
+        <w:rFonts w:ascii="Symbol" w:hAnsi="Symbol" w:hint="default"/>
+        <w:sz w:val="20"/>
+      </w:rPr>
+    </w:lvl>
+    <w:lvl w:ilvl="1" w:tentative="1">
+      <w:start w:val="1"/>
+      <w:numFmt w:val="bullet"/>
+      <w:lvlText w:val="o"/>
+      <w:lvlJc w:val="left"/>
+      <w:pPr>
+        <w:tabs>
+          <w:tab w:val="num" w:pos="1440"/>
+        </w:tabs>
+        <w:ind w:left="1440" w:hanging="360"/>
+      </w:pPr>
+      <w:rPr>
+        <w:rFonts w:ascii="Courier New" w:hAnsi="Courier New" w:hint="default"/>
+        <w:sz w:val="20"/>
+      </w:rPr>
+    </w:lvl>
+    <w:lvl w:ilvl="2" w:tentative="1">
+      <w:start w:val="1"/>
+      <w:numFmt w:val="bullet"/>
+      <w:lvlText w:val=""/>
+      <w:lvlJc w:val="left"/>
+      <w:pPr>
+        <w:tabs>
+          <w:tab w:val="num" w:pos="2160"/>
+        </w:tabs>
+        <w:ind w:left="2160" w:hanging="360"/>
+      </w:pPr>
+      <w:rPr>
+        <w:rFonts w:ascii="Wingdings" w:hAnsi="Wingdings" w:hint="default"/>
+        <w:sz w:val="20"/>
+      </w:rPr>
+    </w:lvl>
+    <w:lvl w:ilvl="3" w:tentative="1">
+      <w:start w:val="1"/>
+      <w:numFmt w:val="bullet"/>
+      <w:lvlText w:val=""/>
+      <w:lvlJc w:val="left"/>
+      <w:pPr>
+        <w:tabs>
+          <w:tab w:val="num" w:pos="2880"/>
+        </w:tabs>
+        <w:ind w:left="2880" w:hanging="360"/>
+      </w:pPr>
+      <w:rPr>
+        <w:rFonts w:ascii="Wingdings" w:hAnsi="Wingdings" w:hint="default"/>
+        <w:sz w:val="20"/>
+      </w:rPr>
+    </w:lvl>
+    <w:lvl w:ilvl="4" w:tentative="1">
+      <w:start w:val="1"/>
+      <w:numFmt w:val="bullet"/>
+      <w:lvlText w:val=""/>
+      <w:lvlJc w:val="left"/>
+      <w:pPr>
+        <w:tabs>
+          <w:tab w:val="num" w:pos="3600"/>
+        </w:tabs>
+        <w:ind w:left="3600" w:hanging="360"/>
+      </w:pPr>
+      <w:rPr>
+        <w:rFonts w:ascii="Wingdings" w:hAnsi="Wingdings" w:hint="default"/>
+        <w:sz w:val="20"/>
+      </w:rPr>
+    </w:lvl>
+    <w:lvl w:ilvl="5" w:tentative="1">
+      <w:start w:val="1"/>
+      <w:numFmt w:val="bullet"/>
+      <w:lvlText w:val=""/>
+      <w:lvlJc w:val="left"/>
+      <w:pPr>
+        <w:tabs>
+          <w:tab w:val="num" w:pos="4320"/>
+        </w:tabs>
+        <w:ind w:left="4320" w:hanging="360"/>
+      </w:pPr>
+      <w:rPr>
+        <w:rFonts w:ascii="Wingdings" w:hAnsi="Wingdings" w:hint="default"/>
+        <w:sz w:val="20"/>
+      </w:rPr>
+    </w:lvl>
+    <w:lvl w:ilvl="6" w:tentative="1">
+      <w:start w:val="1"/>
+      <w:numFmt w:val="bullet"/>
+      <w:lvlText w:val=""/>
+      <w:lvlJc w:val="left"/>
+      <w:pPr>
+        <w:tabs>
+          <w:tab w:val="num" w:pos="5040"/>
+        </w:tabs>
+        <w:ind w:left="5040" w:hanging="360"/>
+      </w:pPr>
+      <w:rPr>
+        <w:rFonts w:ascii="Wingdings" w:hAnsi="Wingdings" w:hint="default"/>
+        <w:sz w:val="20"/>
+      </w:rPr>
+    </w:lvl>
+    <w:lvl w:ilvl="7" w:tentative="1">
+      <w:start w:val="1"/>
+      <w:numFmt w:val="bullet"/>
+      <w:lvlText w:val=""/>
+      <w:lvlJc w:val="left"/>
+      <w:pPr>
+        <w:tabs>
+          <w:tab w:val="num" w:pos="5760"/>
+        </w:tabs>
+        <w:ind w:left="5760" w:hanging="360"/>
+      </w:pPr>
+      <w:rPr>
+        <w:rFonts w:ascii="Wingdings" w:hAnsi="Wingdings" w:hint="default"/>
+        <w:sz w:val="20"/>
+      </w:rPr>
+    </w:lvl>
+    <w:lvl w:ilvl="8" w:tentative="1">
+      <w:start w:val="1"/>
+      <w:numFmt w:val="bullet"/>
+      <w:lvlText w:val=""/>
+      <w:lvlJc w:val="left"/>
+      <w:pPr>
+        <w:tabs>
+          <w:tab w:val="num" w:pos="6480"/>
+        </w:tabs>
+        <w:ind w:left="6480" w:hanging="360"/>
+      </w:pPr>
+      <w:rPr>
+        <w:rFonts w:ascii="Wingdings" w:hAnsi="Wingdings" w:hint="default"/>
+        <w:sz w:val="20"/>
+      </w:rPr>
+    </w:lvl>
+  </w:abstractNum>
+  <w:abstractNum w:abstractNumId="16" w15:restartNumberingAfterBreak="0">
+    <w:nsid w:val="4D241112"/>
+    <w:multiLevelType w:val="multilevel"/>
+    <w:tmpl w:val="08503C50"/>
+    <w:lvl w:ilvl="0">
+      <w:start w:val="1"/>
+      <w:numFmt w:val="bullet"/>
+      <w:lvlText w:val=""/>
+      <w:lvlJc w:val="left"/>
+      <w:pPr>
+        <w:tabs>
+          <w:tab w:val="num" w:pos="720"/>
+        </w:tabs>
+        <w:ind w:left="720" w:hanging="360"/>
+      </w:pPr>
+      <w:rPr>
+        <w:rFonts w:ascii="Symbol" w:hAnsi="Symbol" w:hint="default"/>
+        <w:sz w:val="20"/>
+      </w:rPr>
+    </w:lvl>
+    <w:lvl w:ilvl="1" w:tentative="1">
+      <w:start w:val="1"/>
+      <w:numFmt w:val="bullet"/>
+      <w:lvlText w:val="o"/>
+      <w:lvlJc w:val="left"/>
+      <w:pPr>
+        <w:tabs>
+          <w:tab w:val="num" w:pos="1440"/>
+        </w:tabs>
+        <w:ind w:left="1440" w:hanging="360"/>
+      </w:pPr>
+      <w:rPr>
+        <w:rFonts w:ascii="Courier New" w:hAnsi="Courier New" w:hint="default"/>
+        <w:sz w:val="20"/>
+      </w:rPr>
+    </w:lvl>
+    <w:lvl w:ilvl="2" w:tentative="1">
+      <w:start w:val="1"/>
+      <w:numFmt w:val="bullet"/>
+      <w:lvlText w:val=""/>
+      <w:lvlJc w:val="left"/>
+      <w:pPr>
+        <w:tabs>
+          <w:tab w:val="num" w:pos="2160"/>
+        </w:tabs>
+        <w:ind w:left="2160" w:hanging="360"/>
+      </w:pPr>
+      <w:rPr>
+        <w:rFonts w:ascii="Wingdings" w:hAnsi="Wingdings" w:hint="default"/>
+        <w:sz w:val="20"/>
+      </w:rPr>
+    </w:lvl>
+    <w:lvl w:ilvl="3" w:tentative="1">
+      <w:start w:val="1"/>
+      <w:numFmt w:val="bullet"/>
+      <w:lvlText w:val=""/>
+      <w:lvlJc w:val="left"/>
+      <w:pPr>
+        <w:tabs>
+          <w:tab w:val="num" w:pos="2880"/>
+        </w:tabs>
+        <w:ind w:left="2880" w:hanging="360"/>
+      </w:pPr>
+      <w:rPr>
+        <w:rFonts w:ascii="Wingdings" w:hAnsi="Wingdings" w:hint="default"/>
+        <w:sz w:val="20"/>
+      </w:rPr>
+    </w:lvl>
+    <w:lvl w:ilvl="4" w:tentative="1">
+      <w:start w:val="1"/>
+      <w:numFmt w:val="bullet"/>
+      <w:lvlText w:val=""/>
+      <w:lvlJc w:val="left"/>
+      <w:pPr>
+        <w:tabs>
+          <w:tab w:val="num" w:pos="3600"/>
+        </w:tabs>
+        <w:ind w:left="3600" w:hanging="360"/>
+      </w:pPr>
+      <w:rPr>
+        <w:rFonts w:ascii="Wingdings" w:hAnsi="Wingdings" w:hint="default"/>
+        <w:sz w:val="20"/>
+      </w:rPr>
+    </w:lvl>
+    <w:lvl w:ilvl="5" w:tentative="1">
+      <w:start w:val="1"/>
+      <w:numFmt w:val="bullet"/>
+      <w:lvlText w:val=""/>
+      <w:lvlJc w:val="left"/>
+      <w:pPr>
+        <w:tabs>
+          <w:tab w:val="num" w:pos="4320"/>
+        </w:tabs>
+        <w:ind w:left="4320" w:hanging="360"/>
+      </w:pPr>
+      <w:rPr>
+        <w:rFonts w:ascii="Wingdings" w:hAnsi="Wingdings" w:hint="default"/>
+        <w:sz w:val="20"/>
+      </w:rPr>
+    </w:lvl>
+    <w:lvl w:ilvl="6" w:tentative="1">
+      <w:start w:val="1"/>
+      <w:numFmt w:val="bullet"/>
+      <w:lvlText w:val=""/>
+      <w:lvlJc w:val="left"/>
+      <w:pPr>
+        <w:tabs>
+          <w:tab w:val="num" w:pos="5040"/>
+        </w:tabs>
+        <w:ind w:left="5040" w:hanging="360"/>
+      </w:pPr>
+      <w:rPr>
+        <w:rFonts w:ascii="Wingdings" w:hAnsi="Wingdings" w:hint="default"/>
+        <w:sz w:val="20"/>
+      </w:rPr>
+    </w:lvl>
+    <w:lvl w:ilvl="7" w:tentative="1">
+      <w:start w:val="1"/>
+      <w:numFmt w:val="bullet"/>
+      <w:lvlText w:val=""/>
+      <w:lvlJc w:val="left"/>
+      <w:pPr>
+        <w:tabs>
+          <w:tab w:val="num" w:pos="5760"/>
+        </w:tabs>
+        <w:ind w:left="5760" w:hanging="360"/>
+      </w:pPr>
+      <w:rPr>
+        <w:rFonts w:ascii="Wingdings" w:hAnsi="Wingdings" w:hint="default"/>
+        <w:sz w:val="20"/>
+      </w:rPr>
+    </w:lvl>
+    <w:lvl w:ilvl="8" w:tentative="1">
+      <w:start w:val="1"/>
+      <w:numFmt w:val="bullet"/>
+      <w:lvlText w:val=""/>
+      <w:lvlJc w:val="left"/>
+      <w:pPr>
+        <w:tabs>
+          <w:tab w:val="num" w:pos="6480"/>
+        </w:tabs>
+        <w:ind w:left="6480" w:hanging="360"/>
+      </w:pPr>
+      <w:rPr>
+        <w:rFonts w:ascii="Wingdings" w:hAnsi="Wingdings" w:hint="default"/>
+        <w:sz w:val="20"/>
+      </w:rPr>
+    </w:lvl>
+  </w:abstractNum>
+  <w:abstractNum w:abstractNumId="17" w15:restartNumberingAfterBreak="0">
     <w:nsid w:val="55CF39A7"/>
     <w:multiLevelType w:val="multilevel"/>
     <w:tmpl w:val="F10C1B20"/>
@@ -11652,7 +16244,454 @@
       </w:pPr>
     </w:lvl>
   </w:abstractNum>
-  <w:abstractNum w:abstractNumId="14" w15:restartNumberingAfterBreak="0">
+  <w:abstractNum w:abstractNumId="18" w15:restartNumberingAfterBreak="0">
+    <w:nsid w:val="5AB63100"/>
+    <w:multiLevelType w:val="multilevel"/>
+    <w:tmpl w:val="03808784"/>
+    <w:lvl w:ilvl="0">
+      <w:start w:val="1"/>
+      <w:numFmt w:val="bullet"/>
+      <w:lvlText w:val=""/>
+      <w:lvlJc w:val="left"/>
+      <w:pPr>
+        <w:tabs>
+          <w:tab w:val="num" w:pos="720"/>
+        </w:tabs>
+        <w:ind w:left="720" w:hanging="360"/>
+      </w:pPr>
+      <w:rPr>
+        <w:rFonts w:ascii="Symbol" w:hAnsi="Symbol" w:hint="default"/>
+        <w:sz w:val="20"/>
+      </w:rPr>
+    </w:lvl>
+    <w:lvl w:ilvl="1" w:tentative="1">
+      <w:start w:val="1"/>
+      <w:numFmt w:val="bullet"/>
+      <w:lvlText w:val="o"/>
+      <w:lvlJc w:val="left"/>
+      <w:pPr>
+        <w:tabs>
+          <w:tab w:val="num" w:pos="1440"/>
+        </w:tabs>
+        <w:ind w:left="1440" w:hanging="360"/>
+      </w:pPr>
+      <w:rPr>
+        <w:rFonts w:ascii="Courier New" w:hAnsi="Courier New" w:hint="default"/>
+        <w:sz w:val="20"/>
+      </w:rPr>
+    </w:lvl>
+    <w:lvl w:ilvl="2" w:tentative="1">
+      <w:start w:val="1"/>
+      <w:numFmt w:val="bullet"/>
+      <w:lvlText w:val=""/>
+      <w:lvlJc w:val="left"/>
+      <w:pPr>
+        <w:tabs>
+          <w:tab w:val="num" w:pos="2160"/>
+        </w:tabs>
+        <w:ind w:left="2160" w:hanging="360"/>
+      </w:pPr>
+      <w:rPr>
+        <w:rFonts w:ascii="Wingdings" w:hAnsi="Wingdings" w:hint="default"/>
+        <w:sz w:val="20"/>
+      </w:rPr>
+    </w:lvl>
+    <w:lvl w:ilvl="3" w:tentative="1">
+      <w:start w:val="1"/>
+      <w:numFmt w:val="bullet"/>
+      <w:lvlText w:val=""/>
+      <w:lvlJc w:val="left"/>
+      <w:pPr>
+        <w:tabs>
+          <w:tab w:val="num" w:pos="2880"/>
+        </w:tabs>
+        <w:ind w:left="2880" w:hanging="360"/>
+      </w:pPr>
+      <w:rPr>
+        <w:rFonts w:ascii="Wingdings" w:hAnsi="Wingdings" w:hint="default"/>
+        <w:sz w:val="20"/>
+      </w:rPr>
+    </w:lvl>
+    <w:lvl w:ilvl="4" w:tentative="1">
+      <w:start w:val="1"/>
+      <w:numFmt w:val="bullet"/>
+      <w:lvlText w:val=""/>
+      <w:lvlJc w:val="left"/>
+      <w:pPr>
+        <w:tabs>
+          <w:tab w:val="num" w:pos="3600"/>
+        </w:tabs>
+        <w:ind w:left="3600" w:hanging="360"/>
+      </w:pPr>
+      <w:rPr>
+        <w:rFonts w:ascii="Wingdings" w:hAnsi="Wingdings" w:hint="default"/>
+        <w:sz w:val="20"/>
+      </w:rPr>
+    </w:lvl>
+    <w:lvl w:ilvl="5" w:tentative="1">
+      <w:start w:val="1"/>
+      <w:numFmt w:val="bullet"/>
+      <w:lvlText w:val=""/>
+      <w:lvlJc w:val="left"/>
+      <w:pPr>
+        <w:tabs>
+          <w:tab w:val="num" w:pos="4320"/>
+        </w:tabs>
+        <w:ind w:left="4320" w:hanging="360"/>
+      </w:pPr>
+      <w:rPr>
+        <w:rFonts w:ascii="Wingdings" w:hAnsi="Wingdings" w:hint="default"/>
+        <w:sz w:val="20"/>
+      </w:rPr>
+    </w:lvl>
+    <w:lvl w:ilvl="6" w:tentative="1">
+      <w:start w:val="1"/>
+      <w:numFmt w:val="bullet"/>
+      <w:lvlText w:val=""/>
+      <w:lvlJc w:val="left"/>
+      <w:pPr>
+        <w:tabs>
+          <w:tab w:val="num" w:pos="5040"/>
+        </w:tabs>
+        <w:ind w:left="5040" w:hanging="360"/>
+      </w:pPr>
+      <w:rPr>
+        <w:rFonts w:ascii="Wingdings" w:hAnsi="Wingdings" w:hint="default"/>
+        <w:sz w:val="20"/>
+      </w:rPr>
+    </w:lvl>
+    <w:lvl w:ilvl="7" w:tentative="1">
+      <w:start w:val="1"/>
+      <w:numFmt w:val="bullet"/>
+      <w:lvlText w:val=""/>
+      <w:lvlJc w:val="left"/>
+      <w:pPr>
+        <w:tabs>
+          <w:tab w:val="num" w:pos="5760"/>
+        </w:tabs>
+        <w:ind w:left="5760" w:hanging="360"/>
+      </w:pPr>
+      <w:rPr>
+        <w:rFonts w:ascii="Wingdings" w:hAnsi="Wingdings" w:hint="default"/>
+        <w:sz w:val="20"/>
+      </w:rPr>
+    </w:lvl>
+    <w:lvl w:ilvl="8" w:tentative="1">
+      <w:start w:val="1"/>
+      <w:numFmt w:val="bullet"/>
+      <w:lvlText w:val=""/>
+      <w:lvlJc w:val="left"/>
+      <w:pPr>
+        <w:tabs>
+          <w:tab w:val="num" w:pos="6480"/>
+        </w:tabs>
+        <w:ind w:left="6480" w:hanging="360"/>
+      </w:pPr>
+      <w:rPr>
+        <w:rFonts w:ascii="Wingdings" w:hAnsi="Wingdings" w:hint="default"/>
+        <w:sz w:val="20"/>
+      </w:rPr>
+    </w:lvl>
+  </w:abstractNum>
+  <w:abstractNum w:abstractNumId="19" w15:restartNumberingAfterBreak="0">
+    <w:nsid w:val="61B82AF4"/>
+    <w:multiLevelType w:val="multilevel"/>
+    <w:tmpl w:val="F9BEBA4E"/>
+    <w:lvl w:ilvl="0">
+      <w:start w:val="1"/>
+      <w:numFmt w:val="bullet"/>
+      <w:lvlText w:val=""/>
+      <w:lvlJc w:val="left"/>
+      <w:pPr>
+        <w:tabs>
+          <w:tab w:val="num" w:pos="720"/>
+        </w:tabs>
+        <w:ind w:left="720" w:hanging="360"/>
+      </w:pPr>
+      <w:rPr>
+        <w:rFonts w:ascii="Symbol" w:hAnsi="Symbol" w:hint="default"/>
+        <w:sz w:val="20"/>
+      </w:rPr>
+    </w:lvl>
+    <w:lvl w:ilvl="1" w:tentative="1">
+      <w:start w:val="1"/>
+      <w:numFmt w:val="bullet"/>
+      <w:lvlText w:val="o"/>
+      <w:lvlJc w:val="left"/>
+      <w:pPr>
+        <w:tabs>
+          <w:tab w:val="num" w:pos="1440"/>
+        </w:tabs>
+        <w:ind w:left="1440" w:hanging="360"/>
+      </w:pPr>
+      <w:rPr>
+        <w:rFonts w:ascii="Courier New" w:hAnsi="Courier New" w:hint="default"/>
+        <w:sz w:val="20"/>
+      </w:rPr>
+    </w:lvl>
+    <w:lvl w:ilvl="2" w:tentative="1">
+      <w:start w:val="1"/>
+      <w:numFmt w:val="bullet"/>
+      <w:lvlText w:val=""/>
+      <w:lvlJc w:val="left"/>
+      <w:pPr>
+        <w:tabs>
+          <w:tab w:val="num" w:pos="2160"/>
+        </w:tabs>
+        <w:ind w:left="2160" w:hanging="360"/>
+      </w:pPr>
+      <w:rPr>
+        <w:rFonts w:ascii="Wingdings" w:hAnsi="Wingdings" w:hint="default"/>
+        <w:sz w:val="20"/>
+      </w:rPr>
+    </w:lvl>
+    <w:lvl w:ilvl="3" w:tentative="1">
+      <w:start w:val="1"/>
+      <w:numFmt w:val="bullet"/>
+      <w:lvlText w:val=""/>
+      <w:lvlJc w:val="left"/>
+      <w:pPr>
+        <w:tabs>
+          <w:tab w:val="num" w:pos="2880"/>
+        </w:tabs>
+        <w:ind w:left="2880" w:hanging="360"/>
+      </w:pPr>
+      <w:rPr>
+        <w:rFonts w:ascii="Wingdings" w:hAnsi="Wingdings" w:hint="default"/>
+        <w:sz w:val="20"/>
+      </w:rPr>
+    </w:lvl>
+    <w:lvl w:ilvl="4" w:tentative="1">
+      <w:start w:val="1"/>
+      <w:numFmt w:val="bullet"/>
+      <w:lvlText w:val=""/>
+      <w:lvlJc w:val="left"/>
+      <w:pPr>
+        <w:tabs>
+          <w:tab w:val="num" w:pos="3600"/>
+        </w:tabs>
+        <w:ind w:left="3600" w:hanging="360"/>
+      </w:pPr>
+      <w:rPr>
+        <w:rFonts w:ascii="Wingdings" w:hAnsi="Wingdings" w:hint="default"/>
+        <w:sz w:val="20"/>
+      </w:rPr>
+    </w:lvl>
+    <w:lvl w:ilvl="5" w:tentative="1">
+      <w:start w:val="1"/>
+      <w:numFmt w:val="bullet"/>
+      <w:lvlText w:val=""/>
+      <w:lvlJc w:val="left"/>
+      <w:pPr>
+        <w:tabs>
+          <w:tab w:val="num" w:pos="4320"/>
+        </w:tabs>
+        <w:ind w:left="4320" w:hanging="360"/>
+      </w:pPr>
+      <w:rPr>
+        <w:rFonts w:ascii="Wingdings" w:hAnsi="Wingdings" w:hint="default"/>
+        <w:sz w:val="20"/>
+      </w:rPr>
+    </w:lvl>
+    <w:lvl w:ilvl="6" w:tentative="1">
+      <w:start w:val="1"/>
+      <w:numFmt w:val="bullet"/>
+      <w:lvlText w:val=""/>
+      <w:lvlJc w:val="left"/>
+      <w:pPr>
+        <w:tabs>
+          <w:tab w:val="num" w:pos="5040"/>
+        </w:tabs>
+        <w:ind w:left="5040" w:hanging="360"/>
+      </w:pPr>
+      <w:rPr>
+        <w:rFonts w:ascii="Wingdings" w:hAnsi="Wingdings" w:hint="default"/>
+        <w:sz w:val="20"/>
+      </w:rPr>
+    </w:lvl>
+    <w:lvl w:ilvl="7" w:tentative="1">
+      <w:start w:val="1"/>
+      <w:numFmt w:val="bullet"/>
+      <w:lvlText w:val=""/>
+      <w:lvlJc w:val="left"/>
+      <w:pPr>
+        <w:tabs>
+          <w:tab w:val="num" w:pos="5760"/>
+        </w:tabs>
+        <w:ind w:left="5760" w:hanging="360"/>
+      </w:pPr>
+      <w:rPr>
+        <w:rFonts w:ascii="Wingdings" w:hAnsi="Wingdings" w:hint="default"/>
+        <w:sz w:val="20"/>
+      </w:rPr>
+    </w:lvl>
+    <w:lvl w:ilvl="8" w:tentative="1">
+      <w:start w:val="1"/>
+      <w:numFmt w:val="bullet"/>
+      <w:lvlText w:val=""/>
+      <w:lvlJc w:val="left"/>
+      <w:pPr>
+        <w:tabs>
+          <w:tab w:val="num" w:pos="6480"/>
+        </w:tabs>
+        <w:ind w:left="6480" w:hanging="360"/>
+      </w:pPr>
+      <w:rPr>
+        <w:rFonts w:ascii="Wingdings" w:hAnsi="Wingdings" w:hint="default"/>
+        <w:sz w:val="20"/>
+      </w:rPr>
+    </w:lvl>
+  </w:abstractNum>
+  <w:abstractNum w:abstractNumId="20" w15:restartNumberingAfterBreak="0">
+    <w:nsid w:val="63C13641"/>
+    <w:multiLevelType w:val="multilevel"/>
+    <w:tmpl w:val="104C8734"/>
+    <w:lvl w:ilvl="0">
+      <w:start w:val="1"/>
+      <w:numFmt w:val="bullet"/>
+      <w:lvlText w:val=""/>
+      <w:lvlJc w:val="left"/>
+      <w:pPr>
+        <w:tabs>
+          <w:tab w:val="num" w:pos="720"/>
+        </w:tabs>
+        <w:ind w:left="720" w:hanging="360"/>
+      </w:pPr>
+      <w:rPr>
+        <w:rFonts w:ascii="Symbol" w:hAnsi="Symbol" w:hint="default"/>
+        <w:sz w:val="20"/>
+      </w:rPr>
+    </w:lvl>
+    <w:lvl w:ilvl="1">
+      <w:start w:val="1"/>
+      <w:numFmt w:val="bullet"/>
+      <w:lvlText w:val="o"/>
+      <w:lvlJc w:val="left"/>
+      <w:pPr>
+        <w:tabs>
+          <w:tab w:val="num" w:pos="1440"/>
+        </w:tabs>
+        <w:ind w:left="1440" w:hanging="360"/>
+      </w:pPr>
+      <w:rPr>
+        <w:rFonts w:ascii="Courier New" w:hAnsi="Courier New" w:hint="default"/>
+        <w:sz w:val="20"/>
+      </w:rPr>
+    </w:lvl>
+    <w:lvl w:ilvl="2" w:tentative="1">
+      <w:start w:val="1"/>
+      <w:numFmt w:val="bullet"/>
+      <w:lvlText w:val=""/>
+      <w:lvlJc w:val="left"/>
+      <w:pPr>
+        <w:tabs>
+          <w:tab w:val="num" w:pos="2160"/>
+        </w:tabs>
+        <w:ind w:left="2160" w:hanging="360"/>
+      </w:pPr>
+      <w:rPr>
+        <w:rFonts w:ascii="Wingdings" w:hAnsi="Wingdings" w:hint="default"/>
+        <w:sz w:val="20"/>
+      </w:rPr>
+    </w:lvl>
+    <w:lvl w:ilvl="3" w:tentative="1">
+      <w:start w:val="1"/>
+      <w:numFmt w:val="bullet"/>
+      <w:lvlText w:val=""/>
+      <w:lvlJc w:val="left"/>
+      <w:pPr>
+        <w:tabs>
+          <w:tab w:val="num" w:pos="2880"/>
+        </w:tabs>
+        <w:ind w:left="2880" w:hanging="360"/>
+      </w:pPr>
+      <w:rPr>
+        <w:rFonts w:ascii="Wingdings" w:hAnsi="Wingdings" w:hint="default"/>
+        <w:sz w:val="20"/>
+      </w:rPr>
+    </w:lvl>
+    <w:lvl w:ilvl="4" w:tentative="1">
+      <w:start w:val="1"/>
+      <w:numFmt w:val="bullet"/>
+      <w:lvlText w:val=""/>
+      <w:lvlJc w:val="left"/>
+      <w:pPr>
+        <w:tabs>
+          <w:tab w:val="num" w:pos="3600"/>
+        </w:tabs>
+        <w:ind w:left="3600" w:hanging="360"/>
+      </w:pPr>
+      <w:rPr>
+        <w:rFonts w:ascii="Wingdings" w:hAnsi="Wingdings" w:hint="default"/>
+        <w:sz w:val="20"/>
+      </w:rPr>
+    </w:lvl>
+    <w:lvl w:ilvl="5" w:tentative="1">
+      <w:start w:val="1"/>
+      <w:numFmt w:val="bullet"/>
+      <w:lvlText w:val=""/>
+      <w:lvlJc w:val="left"/>
+      <w:pPr>
+        <w:tabs>
+          <w:tab w:val="num" w:pos="4320"/>
+        </w:tabs>
+        <w:ind w:left="4320" w:hanging="360"/>
+      </w:pPr>
+      <w:rPr>
+        <w:rFonts w:ascii="Wingdings" w:hAnsi="Wingdings" w:hint="default"/>
+        <w:sz w:val="20"/>
+      </w:rPr>
+    </w:lvl>
+    <w:lvl w:ilvl="6" w:tentative="1">
+      <w:start w:val="1"/>
+      <w:numFmt w:val="bullet"/>
+      <w:lvlText w:val=""/>
+      <w:lvlJc w:val="left"/>
+      <w:pPr>
+        <w:tabs>
+          <w:tab w:val="num" w:pos="5040"/>
+        </w:tabs>
+        <w:ind w:left="5040" w:hanging="360"/>
+      </w:pPr>
+      <w:rPr>
+        <w:rFonts w:ascii="Wingdings" w:hAnsi="Wingdings" w:hint="default"/>
+        <w:sz w:val="20"/>
+      </w:rPr>
+    </w:lvl>
+    <w:lvl w:ilvl="7" w:tentative="1">
+      <w:start w:val="1"/>
+      <w:numFmt w:val="bullet"/>
+      <w:lvlText w:val=""/>
+      <w:lvlJc w:val="left"/>
+      <w:pPr>
+        <w:tabs>
+          <w:tab w:val="num" w:pos="5760"/>
+        </w:tabs>
+        <w:ind w:left="5760" w:hanging="360"/>
+      </w:pPr>
+      <w:rPr>
+        <w:rFonts w:ascii="Wingdings" w:hAnsi="Wingdings" w:hint="default"/>
+        <w:sz w:val="20"/>
+      </w:rPr>
+    </w:lvl>
+    <w:lvl w:ilvl="8" w:tentative="1">
+      <w:start w:val="1"/>
+      <w:numFmt w:val="bullet"/>
+      <w:lvlText w:val=""/>
+      <w:lvlJc w:val="left"/>
+      <w:pPr>
+        <w:tabs>
+          <w:tab w:val="num" w:pos="6480"/>
+        </w:tabs>
+        <w:ind w:left="6480" w:hanging="360"/>
+      </w:pPr>
+      <w:rPr>
+        <w:rFonts w:ascii="Wingdings" w:hAnsi="Wingdings" w:hint="default"/>
+        <w:sz w:val="20"/>
+      </w:rPr>
+    </w:lvl>
+  </w:abstractNum>
+  <w:abstractNum w:abstractNumId="21" w15:restartNumberingAfterBreak="0">
     <w:nsid w:val="6769742C"/>
     <w:multiLevelType w:val="hybridMultilevel"/>
     <w:tmpl w:val="7BCE0BEC"/>
@@ -11765,7 +16804,7 @@
       </w:rPr>
     </w:lvl>
   </w:abstractNum>
-  <w:abstractNum w:abstractNumId="15" w15:restartNumberingAfterBreak="0">
+  <w:abstractNum w:abstractNumId="22" w15:restartNumberingAfterBreak="0">
     <w:nsid w:val="6A8C598B"/>
     <w:multiLevelType w:val="multilevel"/>
     <w:tmpl w:val="05CE29C2"/>
@@ -11914,7 +16953,156 @@
       </w:rPr>
     </w:lvl>
   </w:abstractNum>
-  <w:abstractNum w:abstractNumId="16" w15:restartNumberingAfterBreak="0">
+  <w:abstractNum w:abstractNumId="23" w15:restartNumberingAfterBreak="0">
+    <w:nsid w:val="701A6C43"/>
+    <w:multiLevelType w:val="multilevel"/>
+    <w:tmpl w:val="43B01BDC"/>
+    <w:lvl w:ilvl="0">
+      <w:start w:val="1"/>
+      <w:numFmt w:val="bullet"/>
+      <w:lvlText w:val=""/>
+      <w:lvlJc w:val="left"/>
+      <w:pPr>
+        <w:tabs>
+          <w:tab w:val="num" w:pos="720"/>
+        </w:tabs>
+        <w:ind w:left="720" w:hanging="360"/>
+      </w:pPr>
+      <w:rPr>
+        <w:rFonts w:ascii="Symbol" w:hAnsi="Symbol" w:hint="default"/>
+        <w:sz w:val="20"/>
+      </w:rPr>
+    </w:lvl>
+    <w:lvl w:ilvl="1" w:tentative="1">
+      <w:start w:val="1"/>
+      <w:numFmt w:val="bullet"/>
+      <w:lvlText w:val="o"/>
+      <w:lvlJc w:val="left"/>
+      <w:pPr>
+        <w:tabs>
+          <w:tab w:val="num" w:pos="1440"/>
+        </w:tabs>
+        <w:ind w:left="1440" w:hanging="360"/>
+      </w:pPr>
+      <w:rPr>
+        <w:rFonts w:ascii="Courier New" w:hAnsi="Courier New" w:hint="default"/>
+        <w:sz w:val="20"/>
+      </w:rPr>
+    </w:lvl>
+    <w:lvl w:ilvl="2" w:tentative="1">
+      <w:start w:val="1"/>
+      <w:numFmt w:val="bullet"/>
+      <w:lvlText w:val=""/>
+      <w:lvlJc w:val="left"/>
+      <w:pPr>
+        <w:tabs>
+          <w:tab w:val="num" w:pos="2160"/>
+        </w:tabs>
+        <w:ind w:left="2160" w:hanging="360"/>
+      </w:pPr>
+      <w:rPr>
+        <w:rFonts w:ascii="Wingdings" w:hAnsi="Wingdings" w:hint="default"/>
+        <w:sz w:val="20"/>
+      </w:rPr>
+    </w:lvl>
+    <w:lvl w:ilvl="3" w:tentative="1">
+      <w:start w:val="1"/>
+      <w:numFmt w:val="bullet"/>
+      <w:lvlText w:val=""/>
+      <w:lvlJc w:val="left"/>
+      <w:pPr>
+        <w:tabs>
+          <w:tab w:val="num" w:pos="2880"/>
+        </w:tabs>
+        <w:ind w:left="2880" w:hanging="360"/>
+      </w:pPr>
+      <w:rPr>
+        <w:rFonts w:ascii="Wingdings" w:hAnsi="Wingdings" w:hint="default"/>
+        <w:sz w:val="20"/>
+      </w:rPr>
+    </w:lvl>
+    <w:lvl w:ilvl="4" w:tentative="1">
+      <w:start w:val="1"/>
+      <w:numFmt w:val="bullet"/>
+      <w:lvlText w:val=""/>
+      <w:lvlJc w:val="left"/>
+      <w:pPr>
+        <w:tabs>
+          <w:tab w:val="num" w:pos="3600"/>
+        </w:tabs>
+        <w:ind w:left="3600" w:hanging="360"/>
+      </w:pPr>
+      <w:rPr>
+        <w:rFonts w:ascii="Wingdings" w:hAnsi="Wingdings" w:hint="default"/>
+        <w:sz w:val="20"/>
+      </w:rPr>
+    </w:lvl>
+    <w:lvl w:ilvl="5" w:tentative="1">
+      <w:start w:val="1"/>
+      <w:numFmt w:val="bullet"/>
+      <w:lvlText w:val=""/>
+      <w:lvlJc w:val="left"/>
+      <w:pPr>
+        <w:tabs>
+          <w:tab w:val="num" w:pos="4320"/>
+        </w:tabs>
+        <w:ind w:left="4320" w:hanging="360"/>
+      </w:pPr>
+      <w:rPr>
+        <w:rFonts w:ascii="Wingdings" w:hAnsi="Wingdings" w:hint="default"/>
+        <w:sz w:val="20"/>
+      </w:rPr>
+    </w:lvl>
+    <w:lvl w:ilvl="6" w:tentative="1">
+      <w:start w:val="1"/>
+      <w:numFmt w:val="bullet"/>
+      <w:lvlText w:val=""/>
+      <w:lvlJc w:val="left"/>
+      <w:pPr>
+        <w:tabs>
+          <w:tab w:val="num" w:pos="5040"/>
+        </w:tabs>
+        <w:ind w:left="5040" w:hanging="360"/>
+      </w:pPr>
+      <w:rPr>
+        <w:rFonts w:ascii="Wingdings" w:hAnsi="Wingdings" w:hint="default"/>
+        <w:sz w:val="20"/>
+      </w:rPr>
+    </w:lvl>
+    <w:lvl w:ilvl="7" w:tentative="1">
+      <w:start w:val="1"/>
+      <w:numFmt w:val="bullet"/>
+      <w:lvlText w:val=""/>
+      <w:lvlJc w:val="left"/>
+      <w:pPr>
+        <w:tabs>
+          <w:tab w:val="num" w:pos="5760"/>
+        </w:tabs>
+        <w:ind w:left="5760" w:hanging="360"/>
+      </w:pPr>
+      <w:rPr>
+        <w:rFonts w:ascii="Wingdings" w:hAnsi="Wingdings" w:hint="default"/>
+        <w:sz w:val="20"/>
+      </w:rPr>
+    </w:lvl>
+    <w:lvl w:ilvl="8" w:tentative="1">
+      <w:start w:val="1"/>
+      <w:numFmt w:val="bullet"/>
+      <w:lvlText w:val=""/>
+      <w:lvlJc w:val="left"/>
+      <w:pPr>
+        <w:tabs>
+          <w:tab w:val="num" w:pos="6480"/>
+        </w:tabs>
+        <w:ind w:left="6480" w:hanging="360"/>
+      </w:pPr>
+      <w:rPr>
+        <w:rFonts w:ascii="Wingdings" w:hAnsi="Wingdings" w:hint="default"/>
+        <w:sz w:val="20"/>
+      </w:rPr>
+    </w:lvl>
+  </w:abstractNum>
+  <w:abstractNum w:abstractNumId="24" w15:restartNumberingAfterBreak="0">
     <w:nsid w:val="718426BB"/>
     <w:multiLevelType w:val="hybridMultilevel"/>
     <w:tmpl w:val="F8CC572E"/>
@@ -12003,7 +17191,156 @@
       </w:pPr>
     </w:lvl>
   </w:abstractNum>
-  <w:abstractNum w:abstractNumId="17" w15:restartNumberingAfterBreak="0">
+  <w:abstractNum w:abstractNumId="25" w15:restartNumberingAfterBreak="0">
+    <w:nsid w:val="757269CC"/>
+    <w:multiLevelType w:val="multilevel"/>
+    <w:tmpl w:val="188882F0"/>
+    <w:lvl w:ilvl="0">
+      <w:start w:val="1"/>
+      <w:numFmt w:val="bullet"/>
+      <w:lvlText w:val=""/>
+      <w:lvlJc w:val="left"/>
+      <w:pPr>
+        <w:tabs>
+          <w:tab w:val="num" w:pos="720"/>
+        </w:tabs>
+        <w:ind w:left="720" w:hanging="360"/>
+      </w:pPr>
+      <w:rPr>
+        <w:rFonts w:ascii="Symbol" w:hAnsi="Symbol" w:hint="default"/>
+        <w:sz w:val="20"/>
+      </w:rPr>
+    </w:lvl>
+    <w:lvl w:ilvl="1" w:tentative="1">
+      <w:start w:val="1"/>
+      <w:numFmt w:val="bullet"/>
+      <w:lvlText w:val="o"/>
+      <w:lvlJc w:val="left"/>
+      <w:pPr>
+        <w:tabs>
+          <w:tab w:val="num" w:pos="1440"/>
+        </w:tabs>
+        <w:ind w:left="1440" w:hanging="360"/>
+      </w:pPr>
+      <w:rPr>
+        <w:rFonts w:ascii="Courier New" w:hAnsi="Courier New" w:hint="default"/>
+        <w:sz w:val="20"/>
+      </w:rPr>
+    </w:lvl>
+    <w:lvl w:ilvl="2" w:tentative="1">
+      <w:start w:val="1"/>
+      <w:numFmt w:val="bullet"/>
+      <w:lvlText w:val=""/>
+      <w:lvlJc w:val="left"/>
+      <w:pPr>
+        <w:tabs>
+          <w:tab w:val="num" w:pos="2160"/>
+        </w:tabs>
+        <w:ind w:left="2160" w:hanging="360"/>
+      </w:pPr>
+      <w:rPr>
+        <w:rFonts w:ascii="Wingdings" w:hAnsi="Wingdings" w:hint="default"/>
+        <w:sz w:val="20"/>
+      </w:rPr>
+    </w:lvl>
+    <w:lvl w:ilvl="3" w:tentative="1">
+      <w:start w:val="1"/>
+      <w:numFmt w:val="bullet"/>
+      <w:lvlText w:val=""/>
+      <w:lvlJc w:val="left"/>
+      <w:pPr>
+        <w:tabs>
+          <w:tab w:val="num" w:pos="2880"/>
+        </w:tabs>
+        <w:ind w:left="2880" w:hanging="360"/>
+      </w:pPr>
+      <w:rPr>
+        <w:rFonts w:ascii="Wingdings" w:hAnsi="Wingdings" w:hint="default"/>
+        <w:sz w:val="20"/>
+      </w:rPr>
+    </w:lvl>
+    <w:lvl w:ilvl="4" w:tentative="1">
+      <w:start w:val="1"/>
+      <w:numFmt w:val="bullet"/>
+      <w:lvlText w:val=""/>
+      <w:lvlJc w:val="left"/>
+      <w:pPr>
+        <w:tabs>
+          <w:tab w:val="num" w:pos="3600"/>
+        </w:tabs>
+        <w:ind w:left="3600" w:hanging="360"/>
+      </w:pPr>
+      <w:rPr>
+        <w:rFonts w:ascii="Wingdings" w:hAnsi="Wingdings" w:hint="default"/>
+        <w:sz w:val="20"/>
+      </w:rPr>
+    </w:lvl>
+    <w:lvl w:ilvl="5" w:tentative="1">
+      <w:start w:val="1"/>
+      <w:numFmt w:val="bullet"/>
+      <w:lvlText w:val=""/>
+      <w:lvlJc w:val="left"/>
+      <w:pPr>
+        <w:tabs>
+          <w:tab w:val="num" w:pos="4320"/>
+        </w:tabs>
+        <w:ind w:left="4320" w:hanging="360"/>
+      </w:pPr>
+      <w:rPr>
+        <w:rFonts w:ascii="Wingdings" w:hAnsi="Wingdings" w:hint="default"/>
+        <w:sz w:val="20"/>
+      </w:rPr>
+    </w:lvl>
+    <w:lvl w:ilvl="6" w:tentative="1">
+      <w:start w:val="1"/>
+      <w:numFmt w:val="bullet"/>
+      <w:lvlText w:val=""/>
+      <w:lvlJc w:val="left"/>
+      <w:pPr>
+        <w:tabs>
+          <w:tab w:val="num" w:pos="5040"/>
+        </w:tabs>
+        <w:ind w:left="5040" w:hanging="360"/>
+      </w:pPr>
+      <w:rPr>
+        <w:rFonts w:ascii="Wingdings" w:hAnsi="Wingdings" w:hint="default"/>
+        <w:sz w:val="20"/>
+      </w:rPr>
+    </w:lvl>
+    <w:lvl w:ilvl="7" w:tentative="1">
+      <w:start w:val="1"/>
+      <w:numFmt w:val="bullet"/>
+      <w:lvlText w:val=""/>
+      <w:lvlJc w:val="left"/>
+      <w:pPr>
+        <w:tabs>
+          <w:tab w:val="num" w:pos="5760"/>
+        </w:tabs>
+        <w:ind w:left="5760" w:hanging="360"/>
+      </w:pPr>
+      <w:rPr>
+        <w:rFonts w:ascii="Wingdings" w:hAnsi="Wingdings" w:hint="default"/>
+        <w:sz w:val="20"/>
+      </w:rPr>
+    </w:lvl>
+    <w:lvl w:ilvl="8" w:tentative="1">
+      <w:start w:val="1"/>
+      <w:numFmt w:val="bullet"/>
+      <w:lvlText w:val=""/>
+      <w:lvlJc w:val="left"/>
+      <w:pPr>
+        <w:tabs>
+          <w:tab w:val="num" w:pos="6480"/>
+        </w:tabs>
+        <w:ind w:left="6480" w:hanging="360"/>
+      </w:pPr>
+      <w:rPr>
+        <w:rFonts w:ascii="Wingdings" w:hAnsi="Wingdings" w:hint="default"/>
+        <w:sz w:val="20"/>
+      </w:rPr>
+    </w:lvl>
+  </w:abstractNum>
+  <w:abstractNum w:abstractNumId="26" w15:restartNumberingAfterBreak="0">
     <w:nsid w:val="788E3A84"/>
     <w:multiLevelType w:val="multilevel"/>
     <w:tmpl w:val="45A88EFC"/>
@@ -12120,7 +17457,7 @@
       </w:pPr>
     </w:lvl>
   </w:abstractNum>
-  <w:abstractNum w:abstractNumId="18" w15:restartNumberingAfterBreak="0">
+  <w:abstractNum w:abstractNumId="27" w15:restartNumberingAfterBreak="0">
     <w:nsid w:val="798772A1"/>
     <w:multiLevelType w:val="hybridMultilevel"/>
     <w:tmpl w:val="268E677E"/>
@@ -12233,7 +17570,7 @@
       </w:rPr>
     </w:lvl>
   </w:abstractNum>
-  <w:abstractNum w:abstractNumId="19" w15:restartNumberingAfterBreak="0">
+  <w:abstractNum w:abstractNumId="28" w15:restartNumberingAfterBreak="0">
     <w:nsid w:val="7A0F74F8"/>
     <w:multiLevelType w:val="multilevel"/>
     <w:tmpl w:val="4C4A4550"/>
@@ -12382,11 +17719,160 @@
       </w:rPr>
     </w:lvl>
   </w:abstractNum>
+  <w:abstractNum w:abstractNumId="29" w15:restartNumberingAfterBreak="0">
+    <w:nsid w:val="7E112BA8"/>
+    <w:multiLevelType w:val="multilevel"/>
+    <w:tmpl w:val="0A40B4B8"/>
+    <w:lvl w:ilvl="0">
+      <w:start w:val="1"/>
+      <w:numFmt w:val="bullet"/>
+      <w:lvlText w:val=""/>
+      <w:lvlJc w:val="left"/>
+      <w:pPr>
+        <w:tabs>
+          <w:tab w:val="num" w:pos="720"/>
+        </w:tabs>
+        <w:ind w:left="720" w:hanging="360"/>
+      </w:pPr>
+      <w:rPr>
+        <w:rFonts w:ascii="Symbol" w:hAnsi="Symbol" w:hint="default"/>
+        <w:sz w:val="20"/>
+      </w:rPr>
+    </w:lvl>
+    <w:lvl w:ilvl="1" w:tentative="1">
+      <w:start w:val="1"/>
+      <w:numFmt w:val="bullet"/>
+      <w:lvlText w:val="o"/>
+      <w:lvlJc w:val="left"/>
+      <w:pPr>
+        <w:tabs>
+          <w:tab w:val="num" w:pos="1440"/>
+        </w:tabs>
+        <w:ind w:left="1440" w:hanging="360"/>
+      </w:pPr>
+      <w:rPr>
+        <w:rFonts w:ascii="Courier New" w:hAnsi="Courier New" w:hint="default"/>
+        <w:sz w:val="20"/>
+      </w:rPr>
+    </w:lvl>
+    <w:lvl w:ilvl="2" w:tentative="1">
+      <w:start w:val="1"/>
+      <w:numFmt w:val="bullet"/>
+      <w:lvlText w:val=""/>
+      <w:lvlJc w:val="left"/>
+      <w:pPr>
+        <w:tabs>
+          <w:tab w:val="num" w:pos="2160"/>
+        </w:tabs>
+        <w:ind w:left="2160" w:hanging="360"/>
+      </w:pPr>
+      <w:rPr>
+        <w:rFonts w:ascii="Wingdings" w:hAnsi="Wingdings" w:hint="default"/>
+        <w:sz w:val="20"/>
+      </w:rPr>
+    </w:lvl>
+    <w:lvl w:ilvl="3" w:tentative="1">
+      <w:start w:val="1"/>
+      <w:numFmt w:val="bullet"/>
+      <w:lvlText w:val=""/>
+      <w:lvlJc w:val="left"/>
+      <w:pPr>
+        <w:tabs>
+          <w:tab w:val="num" w:pos="2880"/>
+        </w:tabs>
+        <w:ind w:left="2880" w:hanging="360"/>
+      </w:pPr>
+      <w:rPr>
+        <w:rFonts w:ascii="Wingdings" w:hAnsi="Wingdings" w:hint="default"/>
+        <w:sz w:val="20"/>
+      </w:rPr>
+    </w:lvl>
+    <w:lvl w:ilvl="4" w:tentative="1">
+      <w:start w:val="1"/>
+      <w:numFmt w:val="bullet"/>
+      <w:lvlText w:val=""/>
+      <w:lvlJc w:val="left"/>
+      <w:pPr>
+        <w:tabs>
+          <w:tab w:val="num" w:pos="3600"/>
+        </w:tabs>
+        <w:ind w:left="3600" w:hanging="360"/>
+      </w:pPr>
+      <w:rPr>
+        <w:rFonts w:ascii="Wingdings" w:hAnsi="Wingdings" w:hint="default"/>
+        <w:sz w:val="20"/>
+      </w:rPr>
+    </w:lvl>
+    <w:lvl w:ilvl="5" w:tentative="1">
+      <w:start w:val="1"/>
+      <w:numFmt w:val="bullet"/>
+      <w:lvlText w:val=""/>
+      <w:lvlJc w:val="left"/>
+      <w:pPr>
+        <w:tabs>
+          <w:tab w:val="num" w:pos="4320"/>
+        </w:tabs>
+        <w:ind w:left="4320" w:hanging="360"/>
+      </w:pPr>
+      <w:rPr>
+        <w:rFonts w:ascii="Wingdings" w:hAnsi="Wingdings" w:hint="default"/>
+        <w:sz w:val="20"/>
+      </w:rPr>
+    </w:lvl>
+    <w:lvl w:ilvl="6" w:tentative="1">
+      <w:start w:val="1"/>
+      <w:numFmt w:val="bullet"/>
+      <w:lvlText w:val=""/>
+      <w:lvlJc w:val="left"/>
+      <w:pPr>
+        <w:tabs>
+          <w:tab w:val="num" w:pos="5040"/>
+        </w:tabs>
+        <w:ind w:left="5040" w:hanging="360"/>
+      </w:pPr>
+      <w:rPr>
+        <w:rFonts w:ascii="Wingdings" w:hAnsi="Wingdings" w:hint="default"/>
+        <w:sz w:val="20"/>
+      </w:rPr>
+    </w:lvl>
+    <w:lvl w:ilvl="7" w:tentative="1">
+      <w:start w:val="1"/>
+      <w:numFmt w:val="bullet"/>
+      <w:lvlText w:val=""/>
+      <w:lvlJc w:val="left"/>
+      <w:pPr>
+        <w:tabs>
+          <w:tab w:val="num" w:pos="5760"/>
+        </w:tabs>
+        <w:ind w:left="5760" w:hanging="360"/>
+      </w:pPr>
+      <w:rPr>
+        <w:rFonts w:ascii="Wingdings" w:hAnsi="Wingdings" w:hint="default"/>
+        <w:sz w:val="20"/>
+      </w:rPr>
+    </w:lvl>
+    <w:lvl w:ilvl="8" w:tentative="1">
+      <w:start w:val="1"/>
+      <w:numFmt w:val="bullet"/>
+      <w:lvlText w:val=""/>
+      <w:lvlJc w:val="left"/>
+      <w:pPr>
+        <w:tabs>
+          <w:tab w:val="num" w:pos="6480"/>
+        </w:tabs>
+        <w:ind w:left="6480" w:hanging="360"/>
+      </w:pPr>
+      <w:rPr>
+        <w:rFonts w:ascii="Wingdings" w:hAnsi="Wingdings" w:hint="default"/>
+        <w:sz w:val="20"/>
+      </w:rPr>
+    </w:lvl>
+  </w:abstractNum>
   <w:num w:numId="1" w16cid:durableId="1059549789">
-    <w:abstractNumId w:val="16"/>
+    <w:abstractNumId w:val="24"/>
   </w:num>
   <w:num w:numId="2" w16cid:durableId="1317107586">
-    <w:abstractNumId w:val="11"/>
+    <w:abstractNumId w:val="12"/>
   </w:num>
   <w:num w:numId="3" w16cid:durableId="2109420517">
     <w:abstractNumId w:val="1"/>
@@ -12395,10 +17881,10 @@
     <w:abstractNumId w:val="9"/>
   </w:num>
   <w:num w:numId="5" w16cid:durableId="1109550159">
-    <w:abstractNumId w:val="14"/>
+    <w:abstractNumId w:val="21"/>
   </w:num>
   <w:num w:numId="6" w16cid:durableId="1590695296">
-    <w:abstractNumId w:val="17"/>
+    <w:abstractNumId w:val="26"/>
     <w:lvlOverride w:ilvl="0">
       <w:startOverride w:val="1"/>
     </w:lvlOverride>
@@ -12438,10 +17924,10 @@
     <w:abstractNumId w:val="0"/>
   </w:num>
   <w:num w:numId="11" w16cid:durableId="724110912">
-    <w:abstractNumId w:val="15"/>
+    <w:abstractNumId w:val="22"/>
   </w:num>
   <w:num w:numId="12" w16cid:durableId="1270820923">
-    <w:abstractNumId w:val="13"/>
+    <w:abstractNumId w:val="17"/>
     <w:lvlOverride w:ilvl="0">
       <w:startOverride w:val="1"/>
     </w:lvlOverride>
@@ -12504,7 +17990,7 @@
     </w:lvlOverride>
   </w:num>
   <w:num w:numId="15" w16cid:durableId="1671367753">
-    <w:abstractNumId w:val="19"/>
+    <w:abstractNumId w:val="28"/>
   </w:num>
   <w:num w:numId="16" w16cid:durableId="1504975177">
     <w:abstractNumId w:val="6"/>
@@ -12513,13 +17999,43 @@
     <w:abstractNumId w:val="3"/>
   </w:num>
   <w:num w:numId="18" w16cid:durableId="2070029089">
-    <w:abstractNumId w:val="12"/>
+    <w:abstractNumId w:val="14"/>
   </w:num>
   <w:num w:numId="19" w16cid:durableId="1307933753">
-    <w:abstractNumId w:val="18"/>
+    <w:abstractNumId w:val="27"/>
   </w:num>
   <w:num w:numId="20" w16cid:durableId="358699617">
     <w:abstractNumId w:val="5"/>
+  </w:num>
+  <w:num w:numId="21" w16cid:durableId="1762949437">
+    <w:abstractNumId w:val="13"/>
+  </w:num>
+  <w:num w:numId="22" w16cid:durableId="894243368">
+    <w:abstractNumId w:val="18"/>
+  </w:num>
+  <w:num w:numId="23" w16cid:durableId="1143153235">
+    <w:abstractNumId w:val="15"/>
+  </w:num>
+  <w:num w:numId="24" w16cid:durableId="1526403134">
+    <w:abstractNumId w:val="25"/>
+  </w:num>
+  <w:num w:numId="25" w16cid:durableId="1899970206">
+    <w:abstractNumId w:val="11"/>
+  </w:num>
+  <w:num w:numId="26" w16cid:durableId="1503660811">
+    <w:abstractNumId w:val="19"/>
+  </w:num>
+  <w:num w:numId="27" w16cid:durableId="575162852">
+    <w:abstractNumId w:val="16"/>
+  </w:num>
+  <w:num w:numId="28" w16cid:durableId="63336608">
+    <w:abstractNumId w:val="23"/>
+  </w:num>
+  <w:num w:numId="29" w16cid:durableId="1292394671">
+    <w:abstractNumId w:val="29"/>
+  </w:num>
+  <w:num w:numId="30" w16cid:durableId="515269552">
+    <w:abstractNumId w:val="20"/>
   </w:num>
 </w:numbering>
 </file>
@@ -12921,15 +18437,15 @@
     <w:lsdException w:name="Unresolved Mention" w:semiHidden="1" w:unhideWhenUsed="1"/>
     <w:lsdException w:name="Smart Link" w:semiHidden="1" w:unhideWhenUsed="1"/>
   </w:latentStyles>
-  <w:style w:type="paragraph" w:default="1" w:styleId="Normal">
+  <w:style w:type="paragraph" w:default="1" w:styleId="a">
     <w:name w:val="Normal"/>
     <w:qFormat/>
     <w:rsid w:val="00A97DEE"/>
   </w:style>
-  <w:style w:type="paragraph" w:styleId="Ttulo1">
+  <w:style w:type="paragraph" w:styleId="1">
     <w:name w:val="heading 1"/>
-    <w:basedOn w:val="Normal"/>
-    <w:link w:val="Ttulo1Car"/>
+    <w:basedOn w:val="a"/>
+    <w:link w:val="10"/>
     <w:uiPriority w:val="9"/>
     <w:qFormat/>
     <w:rsid w:val="00EF7205"/>
@@ -12947,11 +18463,11 @@
       <w:szCs w:val="40"/>
     </w:rPr>
   </w:style>
-  <w:style w:type="paragraph" w:styleId="Ttulo2">
+  <w:style w:type="paragraph" w:styleId="2">
     <w:name w:val="heading 2"/>
-    <w:basedOn w:val="Normal"/>
-    <w:next w:val="Normal"/>
-    <w:link w:val="Ttulo2Car"/>
+    <w:basedOn w:val="a"/>
+    <w:next w:val="a"/>
+    <w:link w:val="20"/>
     <w:uiPriority w:val="9"/>
     <w:unhideWhenUsed/>
     <w:qFormat/>
@@ -12970,11 +18486,11 @@
       <w:szCs w:val="32"/>
     </w:rPr>
   </w:style>
-  <w:style w:type="paragraph" w:styleId="Ttulo3">
+  <w:style w:type="paragraph" w:styleId="3">
     <w:name w:val="heading 3"/>
-    <w:basedOn w:val="Normal"/>
-    <w:next w:val="Normal"/>
-    <w:link w:val="Ttulo3Car"/>
+    <w:basedOn w:val="a"/>
+    <w:next w:val="a"/>
+    <w:link w:val="30"/>
     <w:uiPriority w:val="9"/>
     <w:semiHidden/>
     <w:unhideWhenUsed/>
@@ -12993,11 +18509,11 @@
       <w:szCs w:val="28"/>
     </w:rPr>
   </w:style>
-  <w:style w:type="paragraph" w:styleId="Ttulo4">
+  <w:style w:type="paragraph" w:styleId="4">
     <w:name w:val="heading 4"/>
-    <w:basedOn w:val="Normal"/>
-    <w:next w:val="Normal"/>
-    <w:link w:val="Ttulo4Car"/>
+    <w:basedOn w:val="a"/>
+    <w:next w:val="a"/>
+    <w:link w:val="40"/>
     <w:uiPriority w:val="9"/>
     <w:semiHidden/>
     <w:unhideWhenUsed/>
@@ -13016,11 +18532,11 @@
       <w:color w:val="0F4761" w:themeColor="accent1" w:themeShade="BF"/>
     </w:rPr>
   </w:style>
-  <w:style w:type="paragraph" w:styleId="Ttulo5">
+  <w:style w:type="paragraph" w:styleId="5">
     <w:name w:val="heading 5"/>
-    <w:basedOn w:val="Normal"/>
-    <w:next w:val="Normal"/>
-    <w:link w:val="Ttulo5Car"/>
+    <w:basedOn w:val="a"/>
+    <w:next w:val="a"/>
+    <w:link w:val="50"/>
     <w:uiPriority w:val="9"/>
     <w:semiHidden/>
     <w:unhideWhenUsed/>
@@ -13037,11 +18553,11 @@
       <w:color w:val="0F4761" w:themeColor="accent1" w:themeShade="BF"/>
     </w:rPr>
   </w:style>
-  <w:style w:type="paragraph" w:styleId="Ttulo6">
+  <w:style w:type="paragraph" w:styleId="6">
     <w:name w:val="heading 6"/>
-    <w:basedOn w:val="Normal"/>
-    <w:next w:val="Normal"/>
-    <w:link w:val="Ttulo6Car"/>
+    <w:basedOn w:val="a"/>
+    <w:next w:val="a"/>
+    <w:link w:val="60"/>
     <w:uiPriority w:val="9"/>
     <w:semiHidden/>
     <w:unhideWhenUsed/>
@@ -13060,11 +18576,11 @@
       <w:color w:val="595959" w:themeColor="text1" w:themeTint="A6"/>
     </w:rPr>
   </w:style>
-  <w:style w:type="paragraph" w:styleId="Ttulo7">
+  <w:style w:type="paragraph" w:styleId="7">
     <w:name w:val="heading 7"/>
-    <w:basedOn w:val="Normal"/>
-    <w:next w:val="Normal"/>
-    <w:link w:val="Ttulo7Car"/>
+    <w:basedOn w:val="a"/>
+    <w:next w:val="a"/>
+    <w:link w:val="70"/>
     <w:uiPriority w:val="9"/>
     <w:semiHidden/>
     <w:unhideWhenUsed/>
@@ -13081,11 +18597,11 @@
       <w:color w:val="595959" w:themeColor="text1" w:themeTint="A6"/>
     </w:rPr>
   </w:style>
-  <w:style w:type="paragraph" w:styleId="Ttulo8">
+  <w:style w:type="paragraph" w:styleId="8">
     <w:name w:val="heading 8"/>
-    <w:basedOn w:val="Normal"/>
-    <w:next w:val="Normal"/>
-    <w:link w:val="Ttulo8Car"/>
+    <w:basedOn w:val="a"/>
+    <w:next w:val="a"/>
+    <w:link w:val="80"/>
     <w:uiPriority w:val="9"/>
     <w:semiHidden/>
     <w:unhideWhenUsed/>
@@ -13104,11 +18620,11 @@
       <w:color w:val="272727" w:themeColor="text1" w:themeTint="D8"/>
     </w:rPr>
   </w:style>
-  <w:style w:type="paragraph" w:styleId="Ttulo9">
+  <w:style w:type="paragraph" w:styleId="9">
     <w:name w:val="heading 9"/>
-    <w:basedOn w:val="Normal"/>
-    <w:next w:val="Normal"/>
-    <w:link w:val="Ttulo9Car"/>
+    <w:basedOn w:val="a"/>
+    <w:next w:val="a"/>
+    <w:link w:val="90"/>
     <w:uiPriority w:val="9"/>
     <w:semiHidden/>
     <w:unhideWhenUsed/>
@@ -13125,13 +18641,13 @@
       <w:color w:val="272727" w:themeColor="text1" w:themeTint="D8"/>
     </w:rPr>
   </w:style>
-  <w:style w:type="character" w:default="1" w:styleId="Fuentedeprrafopredeter">
+  <w:style w:type="character" w:default="1" w:styleId="a0">
     <w:name w:val="Default Paragraph Font"/>
     <w:uiPriority w:val="1"/>
     <w:semiHidden/>
     <w:unhideWhenUsed/>
   </w:style>
-  <w:style w:type="table" w:default="1" w:styleId="Tablanormal">
+  <w:style w:type="table" w:default="1" w:styleId="a1">
     <w:name w:val="Normal Table"/>
     <w:uiPriority w:val="99"/>
     <w:semiHidden/>
@@ -13146,16 +18662,16 @@
       </w:tblCellMar>
     </w:tblPr>
   </w:style>
-  <w:style w:type="numbering" w:default="1" w:styleId="Sinlista">
+  <w:style w:type="numbering" w:default="1" w:styleId="a2">
     <w:name w:val="No List"/>
     <w:uiPriority w:val="99"/>
     <w:semiHidden/>
     <w:unhideWhenUsed/>
   </w:style>
-  <w:style w:type="character" w:customStyle="1" w:styleId="Ttulo1Car">
-    <w:name w:val="Título 1 Car"/>
-    <w:basedOn w:val="Fuentedeprrafopredeter"/>
-    <w:link w:val="Ttulo1"/>
+  <w:style w:type="character" w:customStyle="1" w:styleId="10">
+    <w:name w:val="Заголовок 1 Знак"/>
+    <w:basedOn w:val="a0"/>
+    <w:link w:val="1"/>
     <w:uiPriority w:val="9"/>
     <w:rsid w:val="00EF7205"/>
     <w:rPr>
@@ -13166,10 +18682,10 @@
       <w:szCs w:val="40"/>
     </w:rPr>
   </w:style>
-  <w:style w:type="character" w:customStyle="1" w:styleId="Ttulo2Car">
-    <w:name w:val="Título 2 Car"/>
-    <w:basedOn w:val="Fuentedeprrafopredeter"/>
-    <w:link w:val="Ttulo2"/>
+  <w:style w:type="character" w:customStyle="1" w:styleId="20">
+    <w:name w:val="Заголовок 2 Знак"/>
+    <w:basedOn w:val="a0"/>
+    <w:link w:val="2"/>
     <w:uiPriority w:val="9"/>
     <w:rsid w:val="00694FF3"/>
     <w:rPr>
@@ -13180,10 +18696,10 @@
       <w:szCs w:val="32"/>
     </w:rPr>
   </w:style>
-  <w:style w:type="character" w:customStyle="1" w:styleId="Ttulo3Car">
-    <w:name w:val="Título 3 Car"/>
-    <w:basedOn w:val="Fuentedeprrafopredeter"/>
-    <w:link w:val="Ttulo3"/>
+  <w:style w:type="character" w:customStyle="1" w:styleId="30">
+    <w:name w:val="Заголовок 3 Знак"/>
+    <w:basedOn w:val="a0"/>
+    <w:link w:val="3"/>
     <w:uiPriority w:val="9"/>
     <w:semiHidden/>
     <w:rsid w:val="009A0F4F"/>
@@ -13194,10 +18710,10 @@
       <w:szCs w:val="28"/>
     </w:rPr>
   </w:style>
-  <w:style w:type="character" w:customStyle="1" w:styleId="Ttulo4Car">
-    <w:name w:val="Título 4 Car"/>
-    <w:basedOn w:val="Fuentedeprrafopredeter"/>
-    <w:link w:val="Ttulo4"/>
+  <w:style w:type="character" w:customStyle="1" w:styleId="40">
+    <w:name w:val="Заголовок 4 Знак"/>
+    <w:basedOn w:val="a0"/>
+    <w:link w:val="4"/>
     <w:uiPriority w:val="9"/>
     <w:semiHidden/>
     <w:rsid w:val="009A0F4F"/>
@@ -13208,10 +18724,10 @@
       <w:color w:val="0F4761" w:themeColor="accent1" w:themeShade="BF"/>
     </w:rPr>
   </w:style>
-  <w:style w:type="character" w:customStyle="1" w:styleId="Ttulo5Car">
-    <w:name w:val="Título 5 Car"/>
-    <w:basedOn w:val="Fuentedeprrafopredeter"/>
-    <w:link w:val="Ttulo5"/>
+  <w:style w:type="character" w:customStyle="1" w:styleId="50">
+    <w:name w:val="Заголовок 5 Знак"/>
+    <w:basedOn w:val="a0"/>
+    <w:link w:val="5"/>
     <w:uiPriority w:val="9"/>
     <w:semiHidden/>
     <w:rsid w:val="009A0F4F"/>
@@ -13220,10 +18736,10 @@
       <w:color w:val="0F4761" w:themeColor="accent1" w:themeShade="BF"/>
     </w:rPr>
   </w:style>
-  <w:style w:type="character" w:customStyle="1" w:styleId="Ttulo6Car">
-    <w:name w:val="Título 6 Car"/>
-    <w:basedOn w:val="Fuentedeprrafopredeter"/>
-    <w:link w:val="Ttulo6"/>
+  <w:style w:type="character" w:customStyle="1" w:styleId="60">
+    <w:name w:val="Заголовок 6 Знак"/>
+    <w:basedOn w:val="a0"/>
+    <w:link w:val="6"/>
     <w:uiPriority w:val="9"/>
     <w:semiHidden/>
     <w:rsid w:val="009A0F4F"/>
@@ -13234,10 +18750,10 @@
       <w:color w:val="595959" w:themeColor="text1" w:themeTint="A6"/>
     </w:rPr>
   </w:style>
-  <w:style w:type="character" w:customStyle="1" w:styleId="Ttulo7Car">
-    <w:name w:val="Título 7 Car"/>
-    <w:basedOn w:val="Fuentedeprrafopredeter"/>
-    <w:link w:val="Ttulo7"/>
+  <w:style w:type="character" w:customStyle="1" w:styleId="70">
+    <w:name w:val="Заголовок 7 Знак"/>
+    <w:basedOn w:val="a0"/>
+    <w:link w:val="7"/>
     <w:uiPriority w:val="9"/>
     <w:semiHidden/>
     <w:rsid w:val="009A0F4F"/>
@@ -13246,10 +18762,10 @@
       <w:color w:val="595959" w:themeColor="text1" w:themeTint="A6"/>
     </w:rPr>
   </w:style>
-  <w:style w:type="character" w:customStyle="1" w:styleId="Ttulo8Car">
-    <w:name w:val="Título 8 Car"/>
-    <w:basedOn w:val="Fuentedeprrafopredeter"/>
-    <w:link w:val="Ttulo8"/>
+  <w:style w:type="character" w:customStyle="1" w:styleId="80">
+    <w:name w:val="Заголовок 8 Знак"/>
+    <w:basedOn w:val="a0"/>
+    <w:link w:val="8"/>
     <w:uiPriority w:val="9"/>
     <w:semiHidden/>
     <w:rsid w:val="009A0F4F"/>
@@ -13260,10 +18776,10 @@
       <w:color w:val="272727" w:themeColor="text1" w:themeTint="D8"/>
     </w:rPr>
   </w:style>
-  <w:style w:type="character" w:customStyle="1" w:styleId="Ttulo9Car">
-    <w:name w:val="Título 9 Car"/>
-    <w:basedOn w:val="Fuentedeprrafopredeter"/>
-    <w:link w:val="Ttulo9"/>
+  <w:style w:type="character" w:customStyle="1" w:styleId="90">
+    <w:name w:val="Заголовок 9 Знак"/>
+    <w:basedOn w:val="a0"/>
+    <w:link w:val="9"/>
     <w:uiPriority w:val="9"/>
     <w:semiHidden/>
     <w:rsid w:val="009A0F4F"/>
@@ -13272,11 +18788,11 @@
       <w:color w:val="272727" w:themeColor="text1" w:themeTint="D8"/>
     </w:rPr>
   </w:style>
-  <w:style w:type="paragraph" w:styleId="Ttulo">
+  <w:style w:type="paragraph" w:styleId="a3">
     <w:name w:val="Title"/>
-    <w:basedOn w:val="Normal"/>
-    <w:next w:val="Normal"/>
-    <w:link w:val="TtuloCar"/>
+    <w:basedOn w:val="a"/>
+    <w:next w:val="a"/>
+    <w:link w:val="a4"/>
     <w:uiPriority w:val="10"/>
     <w:qFormat/>
     <w:rsid w:val="009A0F4F"/>
@@ -13292,10 +18808,10 @@
       <w:szCs w:val="56"/>
     </w:rPr>
   </w:style>
-  <w:style w:type="character" w:customStyle="1" w:styleId="TtuloCar">
-    <w:name w:val="Título Car"/>
-    <w:basedOn w:val="Fuentedeprrafopredeter"/>
-    <w:link w:val="Ttulo"/>
+  <w:style w:type="character" w:customStyle="1" w:styleId="a4">
+    <w:name w:val="Заголовок Знак"/>
+    <w:basedOn w:val="a0"/>
+    <w:link w:val="a3"/>
     <w:uiPriority w:val="10"/>
     <w:rsid w:val="009A0F4F"/>
     <w:rPr>
@@ -13306,11 +18822,11 @@
       <w:szCs w:val="56"/>
     </w:rPr>
   </w:style>
-  <w:style w:type="paragraph" w:styleId="Subttulo">
+  <w:style w:type="paragraph" w:styleId="a5">
     <w:name w:val="Subtitle"/>
-    <w:basedOn w:val="Normal"/>
-    <w:next w:val="Normal"/>
-    <w:link w:val="SubttuloCar"/>
+    <w:basedOn w:val="a"/>
+    <w:next w:val="a"/>
+    <w:link w:val="a6"/>
     <w:uiPriority w:val="11"/>
     <w:qFormat/>
     <w:rsid w:val="009A0F4F"/>
@@ -13327,10 +18843,10 @@
       <w:szCs w:val="28"/>
     </w:rPr>
   </w:style>
-  <w:style w:type="character" w:customStyle="1" w:styleId="SubttuloCar">
-    <w:name w:val="Subtítulo Car"/>
-    <w:basedOn w:val="Fuentedeprrafopredeter"/>
-    <w:link w:val="Subttulo"/>
+  <w:style w:type="character" w:customStyle="1" w:styleId="a6">
+    <w:name w:val="Подзаголовок Знак"/>
+    <w:basedOn w:val="a0"/>
+    <w:link w:val="a5"/>
     <w:uiPriority w:val="11"/>
     <w:rsid w:val="009A0F4F"/>
     <w:rPr>
@@ -13341,11 +18857,11 @@
       <w:szCs w:val="28"/>
     </w:rPr>
   </w:style>
-  <w:style w:type="paragraph" w:styleId="Cita">
+  <w:style w:type="paragraph" w:styleId="21">
     <w:name w:val="Quote"/>
-    <w:basedOn w:val="Normal"/>
-    <w:next w:val="Normal"/>
-    <w:link w:val="CitaCar"/>
+    <w:basedOn w:val="a"/>
+    <w:next w:val="a"/>
+    <w:link w:val="22"/>
     <w:uiPriority w:val="29"/>
     <w:qFormat/>
     <w:rsid w:val="009A0F4F"/>
@@ -13359,10 +18875,10 @@
       <w:color w:val="404040" w:themeColor="text1" w:themeTint="BF"/>
     </w:rPr>
   </w:style>
-  <w:style w:type="character" w:customStyle="1" w:styleId="CitaCar">
-    <w:name w:val="Cita Car"/>
-    <w:basedOn w:val="Fuentedeprrafopredeter"/>
-    <w:link w:val="Cita"/>
+  <w:style w:type="character" w:customStyle="1" w:styleId="22">
+    <w:name w:val="Цитата 2 Знак"/>
+    <w:basedOn w:val="a0"/>
+    <w:link w:val="21"/>
     <w:uiPriority w:val="29"/>
     <w:rsid w:val="009A0F4F"/>
     <w:rPr>
@@ -13371,9 +18887,9 @@
       <w:color w:val="404040" w:themeColor="text1" w:themeTint="BF"/>
     </w:rPr>
   </w:style>
-  <w:style w:type="paragraph" w:styleId="Prrafodelista">
+  <w:style w:type="paragraph" w:styleId="a7">
     <w:name w:val="List Paragraph"/>
-    <w:basedOn w:val="Normal"/>
+    <w:basedOn w:val="a"/>
     <w:uiPriority w:val="34"/>
     <w:qFormat/>
     <w:rsid w:val="009A0F4F"/>
@@ -13382,9 +18898,9 @@
       <w:contextualSpacing/>
     </w:pPr>
   </w:style>
-  <w:style w:type="character" w:styleId="nfasisintenso">
+  <w:style w:type="character" w:styleId="a8">
     <w:name w:val="Intense Emphasis"/>
-    <w:basedOn w:val="Fuentedeprrafopredeter"/>
+    <w:basedOn w:val="a0"/>
     <w:uiPriority w:val="21"/>
     <w:qFormat/>
     <w:rsid w:val="009A0F4F"/>
@@ -13394,11 +18910,11 @@
       <w:color w:val="0F4761" w:themeColor="accent1" w:themeShade="BF"/>
     </w:rPr>
   </w:style>
-  <w:style w:type="paragraph" w:styleId="Citadestacada">
+  <w:style w:type="paragraph" w:styleId="a9">
     <w:name w:val="Intense Quote"/>
-    <w:basedOn w:val="Normal"/>
-    <w:next w:val="Normal"/>
-    <w:link w:val="CitadestacadaCar"/>
+    <w:basedOn w:val="a"/>
+    <w:next w:val="a"/>
+    <w:link w:val="aa"/>
     <w:uiPriority w:val="30"/>
     <w:qFormat/>
     <w:rsid w:val="009A0F4F"/>
@@ -13417,10 +18933,10 @@
       <w:color w:val="0F4761" w:themeColor="accent1" w:themeShade="BF"/>
     </w:rPr>
   </w:style>
-  <w:style w:type="character" w:customStyle="1" w:styleId="CitadestacadaCar">
-    <w:name w:val="Cita destacada Car"/>
-    <w:basedOn w:val="Fuentedeprrafopredeter"/>
-    <w:link w:val="Citadestacada"/>
+  <w:style w:type="character" w:customStyle="1" w:styleId="aa">
+    <w:name w:val="Выделенная цитата Знак"/>
+    <w:basedOn w:val="a0"/>
+    <w:link w:val="a9"/>
     <w:uiPriority w:val="30"/>
     <w:rsid w:val="009A0F4F"/>
     <w:rPr>
@@ -13429,9 +18945,9 @@
       <w:color w:val="0F4761" w:themeColor="accent1" w:themeShade="BF"/>
     </w:rPr>
   </w:style>
-  <w:style w:type="character" w:styleId="Referenciaintensa">
+  <w:style w:type="character" w:styleId="ab">
     <w:name w:val="Intense Reference"/>
-    <w:basedOn w:val="Fuentedeprrafopredeter"/>
+    <w:basedOn w:val="a0"/>
     <w:uiPriority w:val="32"/>
     <w:qFormat/>
     <w:rsid w:val="009A0F4F"/>
@@ -13459,9 +18975,9 @@
       <w14:ligatures w14:val="none"/>
     </w:rPr>
   </w:style>
-  <w:style w:type="table" w:styleId="Tablaconcuadrcula">
+  <w:style w:type="table" w:styleId="ac">
     <w:name w:val="Table Grid"/>
-    <w:basedOn w:val="Tablanormal"/>
+    <w:basedOn w:val="a1"/>
     <w:uiPriority w:val="39"/>
     <w:rsid w:val="002456B8"/>
     <w:pPr>
@@ -13478,9 +18994,9 @@
       </w:tblBorders>
     </w:tblPr>
   </w:style>
-  <w:style w:type="character" w:styleId="Hipervnculo">
+  <w:style w:type="character" w:styleId="ad">
     <w:name w:val="Hyperlink"/>
-    <w:basedOn w:val="Fuentedeprrafopredeter"/>
+    <w:basedOn w:val="a0"/>
     <w:uiPriority w:val="99"/>
     <w:unhideWhenUsed/>
     <w:rsid w:val="002456B8"/>
@@ -13489,9 +19005,9 @@
       <w:u w:val="single"/>
     </w:rPr>
   </w:style>
-  <w:style w:type="character" w:styleId="Mencinsinresolver">
+  <w:style w:type="character" w:styleId="ae">
     <w:name w:val="Unresolved Mention"/>
-    <w:basedOn w:val="Fuentedeprrafopredeter"/>
+    <w:basedOn w:val="a0"/>
     <w:uiPriority w:val="99"/>
     <w:semiHidden/>
     <w:unhideWhenUsed/>
@@ -13501,9 +19017,9 @@
       <w:shd w:val="clear" w:color="auto" w:fill="E1DFDD"/>
     </w:rPr>
   </w:style>
-  <w:style w:type="paragraph" w:styleId="Sinespaciado">
+  <w:style w:type="paragraph" w:styleId="af">
     <w:name w:val="No Spacing"/>
-    <w:link w:val="SinespaciadoCar"/>
+    <w:link w:val="af0"/>
     <w:uiPriority w:val="1"/>
     <w:qFormat/>
     <w:rsid w:val="00EA0CE7"/>
@@ -13519,10 +19035,10 @@
       <w14:ligatures w14:val="none"/>
     </w:rPr>
   </w:style>
-  <w:style w:type="character" w:customStyle="1" w:styleId="SinespaciadoCar">
-    <w:name w:val="Sin espaciado Car"/>
-    <w:basedOn w:val="Fuentedeprrafopredeter"/>
-    <w:link w:val="Sinespaciado"/>
+  <w:style w:type="character" w:customStyle="1" w:styleId="af0">
+    <w:name w:val="Без интервала Знак"/>
+    <w:basedOn w:val="a0"/>
+    <w:link w:val="af"/>
     <w:uiPriority w:val="1"/>
     <w:rsid w:val="00EA0CE7"/>
     <w:rPr>
@@ -13534,10 +19050,10 @@
       <w14:ligatures w14:val="none"/>
     </w:rPr>
   </w:style>
-  <w:style w:type="paragraph" w:styleId="TtuloTDC">
+  <w:style w:type="paragraph" w:styleId="af1">
     <w:name w:val="TOC Heading"/>
-    <w:basedOn w:val="Ttulo1"/>
-    <w:next w:val="Normal"/>
+    <w:basedOn w:val="1"/>
+    <w:next w:val="a"/>
     <w:uiPriority w:val="39"/>
     <w:unhideWhenUsed/>
     <w:qFormat/>
@@ -13555,10 +19071,10 @@
       <w14:ligatures w14:val="none"/>
     </w:rPr>
   </w:style>
-  <w:style w:type="paragraph" w:styleId="TDC2">
+  <w:style w:type="paragraph" w:styleId="23">
     <w:name w:val="toc 2"/>
-    <w:basedOn w:val="Normal"/>
-    <w:next w:val="Normal"/>
+    <w:basedOn w:val="a"/>
+    <w:next w:val="a"/>
     <w:autoRedefine/>
     <w:uiPriority w:val="39"/>
     <w:unhideWhenUsed/>
@@ -13568,10 +19084,10 @@
       <w:ind w:left="240"/>
     </w:pPr>
   </w:style>
-  <w:style w:type="paragraph" w:styleId="TDC1">
+  <w:style w:type="paragraph" w:styleId="11">
     <w:name w:val="toc 1"/>
-    <w:basedOn w:val="Normal"/>
-    <w:next w:val="Normal"/>
+    <w:basedOn w:val="a"/>
+    <w:next w:val="a"/>
     <w:autoRedefine/>
     <w:uiPriority w:val="39"/>
     <w:unhideWhenUsed/>
@@ -13579,6 +19095,17 @@
     <w:pPr>
       <w:spacing w:after="100"/>
     </w:pPr>
+  </w:style>
+  <w:style w:type="character" w:styleId="af2">
+    <w:name w:val="Strong"/>
+    <w:basedOn w:val="a0"/>
+    <w:uiPriority w:val="22"/>
+    <w:qFormat/>
+    <w:rsid w:val="00F57217"/>
+    <w:rPr>
+      <w:b/>
+      <w:bCs/>
+    </w:rPr>
   </w:style>
 </w:styles>
 </file>
